--- a/Minería de datos/Practica 4/Práctica 4.docx
+++ b/Minería de datos/Practica 4/Práctica 4.docx
@@ -1,8 +1,5502 @@
 
 <file path=word/document.xml><?xml version="1.0" encoding="utf-8"?>
-<w:document xmlns:wpc="http://schemas.microsoft.com/office/word/2010/wordprocessingCanvas" xmlns:cx="http://schemas.microsoft.com/office/drawing/2014/chartex" xmlns:cx1="http://schemas.microsoft.com/office/drawing/2015/9/8/chartex" xmlns:cx2="http://schemas.microsoft.com/office/drawing/2015/10/21/chartex" xmlns:cx3="http://schemas.microsoft.com/office/drawing/2016/5/9/chartex" xmlns:cx4="http://schemas.microsoft.com/office/drawing/2016/5/10/chartex" xmlns:cx5="http://schemas.microsoft.com/office/drawing/2016/5/11/chartex" xmlns:cx6="http://schemas.microsoft.com/office/drawing/2016/5/12/chartex" xmlns:cx7="http://schemas.microsoft.com/office/drawing/2016/5/13/chartex" xmlns:cx8="http://schemas.microsoft.com/office/drawing/2016/5/14/chartex" xmlns:mc="http://schemas.openxmlformats.org/markup-compatibility/2006" xmlns:aink="http://schemas.microsoft.com/office/drawing/2016/ink" xmlns:am3d="http://schemas.microsoft.com/office/drawing/2017/model3d" xmlns:o="urn:schemas-microsoft-com:office:office" xmlns:oel="http://schemas.microsoft.com/office/2019/extlst" xmlns:r="http://schemas.openxmlformats.org/officeDocument/2006/relationships" xmlns:m="http://schemas.openxmlformats.org/officeDocument/2006/math" xmlns:v="urn:schemas-microsoft-com:vml" xmlns:wp14="http://schemas.microsoft.com/office/word/2010/wordprocessingDrawing" xmlns:wp="http://schemas.openxmlformats.org/drawingml/2006/wordprocessingDrawing" xmlns:w10="urn:schemas-microsoft-com:office:word" xmlns:w="http://schemas.openxmlformats.org/wordprocessingml/2006/main" xmlns:w14="http://schemas.microsoft.com/office/word/2010/wordml" xmlns:w15="http://schemas.microsoft.com/office/word/2012/wordml" xmlns:w16cex="http://schemas.microsoft.com/office/word/2018/wordml/cex" xmlns:w16cid="http://schemas.microsoft.com/office/word/2016/wordml/cid" xmlns:w16="http://schemas.microsoft.com/office/word/2018/wordml" xmlns:w16du="http://schemas.microsoft.com/office/word/2023/wordml/word16du" xmlns:w16sdtdh="http://schemas.microsoft.com/office/word/2020/wordml/sdtdatahash" xmlns:w16sdtfl="http://schemas.microsoft.com/office/word/2024/wordml/sdtformatlock" xmlns:w16se="http://schemas.microsoft.com/office/word/2015/wordml/symex" xmlns:wpg="http://schemas.microsoft.com/office/word/2010/wordprocessingGroup" xmlns:wpi="http://schemas.microsoft.com/office/word/2010/wordprocessingInk" xmlns:wne="http://schemas.microsoft.com/office/word/2006/wordml" xmlns:wps="http://schemas.microsoft.com/office/word/2010/wordprocessingShape" mc:Ignorable="w14 w15 w16se w16cid w16 w16cex w16sdtdh w16sdtfl w16du wp14">
+<w:document xmlns:wpc="http://schemas.microsoft.com/office/word/2010/wordprocessingCanvas" xmlns:mc="http://schemas.openxmlformats.org/markup-compatibility/2006" xmlns:o="urn:schemas-microsoft-com:office:office" xmlns:r="http://schemas.openxmlformats.org/officeDocument/2006/relationships" xmlns:m="http://schemas.openxmlformats.org/officeDocument/2006/math" xmlns:v="urn:schemas-microsoft-com:vml" xmlns:wp14="http://schemas.microsoft.com/office/word/2010/wordprocessingDrawing" xmlns:wp="http://schemas.openxmlformats.org/drawingml/2006/wordprocessingDrawing" xmlns:w10="urn:schemas-microsoft-com:office:word" xmlns:w="http://schemas.openxmlformats.org/wordprocessingml/2006/main" xmlns:w14="http://schemas.microsoft.com/office/word/2010/wordml" xmlns:w15="http://schemas.microsoft.com/office/word/2012/wordml" xmlns:wpg="http://schemas.microsoft.com/office/word/2010/wordprocessingGroup" xmlns:wpi="http://schemas.microsoft.com/office/word/2010/wordprocessingInk" xmlns:wne="http://schemas.microsoft.com/office/word/2006/wordml" xmlns:wps="http://schemas.microsoft.com/office/word/2010/wordprocessingShape" mc:Ignorable="w14 w15 wp14">
   <w:body>
+    <w:p>
+      <w:pPr>
+        <w:rPr>
+          <w:rFonts w:ascii="Arial" w:hAnsi="Arial" w:cs="Arial"/>
+          <w:b/>
+          <w:color w:val="C00000"/>
+          <w:sz w:val="36"/>
+        </w:rPr>
+      </w:pPr>
+      <w:r>
+        <w:rPr>
+          <w:noProof/>
+          <w:lang w:eastAsia="es-MX"/>
+        </w:rPr>
+        <mc:AlternateContent>
+          <mc:Choice Requires="wps">
+            <w:drawing>
+              <wp:anchor distT="45720" distB="45720" distL="114300" distR="114300" simplePos="0" relativeHeight="251674624" behindDoc="0" locked="0" layoutInCell="1" allowOverlap="1" wp14:anchorId="4D419F4A" wp14:editId="6988C926">
+                <wp:simplePos x="0" y="0"/>
+                <wp:positionH relativeFrom="margin">
+                  <wp:align>center</wp:align>
+                </wp:positionH>
+                <wp:positionV relativeFrom="paragraph">
+                  <wp:posOffset>8228965</wp:posOffset>
+                </wp:positionV>
+                <wp:extent cx="3093720" cy="411480"/>
+                <wp:effectExtent l="0" t="0" r="0" b="0"/>
+                <wp:wrapNone/>
+                <wp:docPr id="2" name="Cuadro de texto 2"/>
+                <wp:cNvGraphicFramePr>
+                  <a:graphicFrameLocks xmlns:a="http://schemas.openxmlformats.org/drawingml/2006/main"/>
+                </wp:cNvGraphicFramePr>
+                <a:graphic xmlns:a="http://schemas.openxmlformats.org/drawingml/2006/main">
+                  <a:graphicData uri="http://schemas.microsoft.com/office/word/2010/wordprocessingShape">
+                    <wps:wsp>
+                      <wps:cNvSpPr txBox="1">
+                        <a:spLocks noChangeArrowheads="1"/>
+                      </wps:cNvSpPr>
+                      <wps:spPr bwMode="auto">
+                        <a:xfrm>
+                          <a:off x="0" y="0"/>
+                          <a:ext cx="3093720" cy="411480"/>
+                        </a:xfrm>
+                        <a:prstGeom prst="rect">
+                          <a:avLst/>
+                        </a:prstGeom>
+                        <a:noFill/>
+                        <a:ln w="9525">
+                          <a:noFill/>
+                          <a:miter lim="800000"/>
+                          <a:headEnd/>
+                          <a:tailEnd/>
+                        </a:ln>
+                      </wps:spPr>
+                      <wps:txbx>
+                        <w:txbxContent>
+                          <w:p>
+                            <w:pPr>
+                              <w:rPr>
+                                <w:rFonts w:ascii="Bahnschrift Light" w:hAnsi="Bahnschrift Light" w:cs="Arial"/>
+                                <w:sz w:val="36"/>
+                                <w:szCs w:val="28"/>
+                              </w:rPr>
+                            </w:pPr>
+                            <w:r>
+                              <w:rPr>
+                                <w:rFonts w:ascii="Bahnschrift Light" w:hAnsi="Bahnschrift Light" w:cs="Arial"/>
+                                <w:b/>
+                                <w:bCs/>
+                                <w:sz w:val="36"/>
+                                <w:szCs w:val="28"/>
+                              </w:rPr>
+                              <w:t>Periodo</w:t>
+                            </w:r>
+                            <w:r>
+                              <w:rPr>
+                                <w:rFonts w:ascii="Bahnschrift Light" w:hAnsi="Bahnschrift Light" w:cs="Arial"/>
+                                <w:sz w:val="36"/>
+                                <w:szCs w:val="28"/>
+                              </w:rPr>
+                              <w:t xml:space="preserve"> Enero – Junio 2026</w:t>
+                            </w:r>
+                          </w:p>
+                        </w:txbxContent>
+                      </wps:txbx>
+                      <wps:bodyPr rot="0" vert="horz" wrap="square" lIns="91440" tIns="45720" rIns="91440" bIns="45720" anchor="t" anchorCtr="0">
+                        <a:noAutofit/>
+                      </wps:bodyPr>
+                    </wps:wsp>
+                  </a:graphicData>
+                </a:graphic>
+                <wp14:sizeRelH relativeFrom="margin">
+                  <wp14:pctWidth>0</wp14:pctWidth>
+                </wp14:sizeRelH>
+                <wp14:sizeRelV relativeFrom="margin">
+                  <wp14:pctHeight>0</wp14:pctHeight>
+                </wp14:sizeRelV>
+              </wp:anchor>
+            </w:drawing>
+          </mc:Choice>
+          <mc:Fallback>
+            <w:pict>
+              <v:shapetype w14:anchorId="4D419F4A" id="_x0000_t202" coordsize="21600,21600" o:spt="202" path="m,l,21600r21600,l21600,xe">
+                <v:stroke joinstyle="miter"/>
+                <v:path gradientshapeok="t" o:connecttype="rect"/>
+              </v:shapetype>
+              <v:shape id="Cuadro de texto 2" o:spid="_x0000_s1026" type="#_x0000_t202" style="position:absolute;margin-left:0;margin-top:647.95pt;width:243.6pt;height:32.4pt;z-index:251674624;visibility:visible;mso-wrap-style:square;mso-width-percent:0;mso-height-percent:0;mso-wrap-distance-left:9pt;mso-wrap-distance-top:3.6pt;mso-wrap-distance-right:9pt;mso-wrap-distance-bottom:3.6pt;mso-position-horizontal:center;mso-position-horizontal-relative:margin;mso-position-vertical:absolute;mso-position-vertical-relative:text;mso-width-percent:0;mso-height-percent:0;mso-width-relative:margin;mso-height-relative:margin;v-text-anchor:top" o:gfxdata="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" filled="f" stroked="f">
+                <v:textbox>
+                  <w:txbxContent>
+                    <w:p>
+                      <w:pPr>
+                        <w:rPr>
+                          <w:rFonts w:ascii="Bahnschrift Light" w:hAnsi="Bahnschrift Light" w:cs="Arial"/>
+                          <w:sz w:val="36"/>
+                          <w:szCs w:val="28"/>
+                        </w:rPr>
+                      </w:pPr>
+                      <w:r>
+                        <w:rPr>
+                          <w:rFonts w:ascii="Bahnschrift Light" w:hAnsi="Bahnschrift Light" w:cs="Arial"/>
+                          <w:b/>
+                          <w:bCs/>
+                          <w:sz w:val="36"/>
+                          <w:szCs w:val="28"/>
+                        </w:rPr>
+                        <w:t>Periodo</w:t>
+                      </w:r>
+                      <w:r>
+                        <w:rPr>
+                          <w:rFonts w:ascii="Bahnschrift Light" w:hAnsi="Bahnschrift Light" w:cs="Arial"/>
+                          <w:sz w:val="36"/>
+                          <w:szCs w:val="28"/>
+                        </w:rPr>
+                        <w:t xml:space="preserve"> Enero – Junio 2026</w:t>
+                      </w:r>
+                    </w:p>
+                  </w:txbxContent>
+                </v:textbox>
+                <w10:wrap anchorx="margin"/>
+              </v:shape>
+            </w:pict>
+          </mc:Fallback>
+        </mc:AlternateContent>
+      </w:r>
+      <w:r>
+        <w:rPr>
+          <w:noProof/>
+          <w:lang w:eastAsia="es-MX"/>
+        </w:rPr>
+        <mc:AlternateContent>
+          <mc:Choice Requires="wps">
+            <w:drawing>
+              <wp:anchor distT="45720" distB="45720" distL="114300" distR="114300" simplePos="0" relativeHeight="251668480" behindDoc="0" locked="0" layoutInCell="1" allowOverlap="1" wp14:anchorId="3F99ACE4" wp14:editId="058A8ADC">
+                <wp:simplePos x="0" y="0"/>
+                <wp:positionH relativeFrom="margin">
+                  <wp:posOffset>913130</wp:posOffset>
+                </wp:positionH>
+                <wp:positionV relativeFrom="paragraph">
+                  <wp:posOffset>2237831</wp:posOffset>
+                </wp:positionV>
+                <wp:extent cx="4385310" cy="575310"/>
+                <wp:effectExtent l="0" t="0" r="0" b="0"/>
+                <wp:wrapSquare wrapText="bothSides"/>
+                <wp:docPr id="20" name="Cuadro de texto 2"/>
+                <wp:cNvGraphicFramePr>
+                  <a:graphicFrameLocks xmlns:a="http://schemas.openxmlformats.org/drawingml/2006/main"/>
+                </wp:cNvGraphicFramePr>
+                <a:graphic xmlns:a="http://schemas.openxmlformats.org/drawingml/2006/main">
+                  <a:graphicData uri="http://schemas.microsoft.com/office/word/2010/wordprocessingShape">
+                    <wps:wsp>
+                      <wps:cNvSpPr txBox="1">
+                        <a:spLocks noChangeArrowheads="1"/>
+                      </wps:cNvSpPr>
+                      <wps:spPr bwMode="auto">
+                        <a:xfrm>
+                          <a:off x="0" y="0"/>
+                          <a:ext cx="4385310" cy="575310"/>
+                        </a:xfrm>
+                        <a:prstGeom prst="rect">
+                          <a:avLst/>
+                        </a:prstGeom>
+                        <a:noFill/>
+                        <a:ln w="9525">
+                          <a:noFill/>
+                          <a:miter lim="800000"/>
+                          <a:headEnd/>
+                          <a:tailEnd/>
+                        </a:ln>
+                      </wps:spPr>
+                      <wps:txbx>
+                        <w:txbxContent>
+                          <w:p>
+                            <w:pPr>
+                              <w:jc w:val="center"/>
+                              <w:rPr>
+                                <w:rFonts w:ascii="Arial" w:hAnsi="Arial" w:cs="Arial"/>
+                                <w:b/>
+                                <w:color w:val="FF0000"/>
+                                <w:sz w:val="40"/>
+                                <w:szCs w:val="36"/>
+                              </w:rPr>
+                            </w:pPr>
+                            <w:r>
+                              <w:rPr>
+                                <w:rFonts w:ascii="Arial" w:hAnsi="Arial" w:cs="Arial"/>
+                                <w:b/>
+                                <w:color w:val="FF0000"/>
+                                <w:sz w:val="40"/>
+                                <w:szCs w:val="36"/>
+                              </w:rPr>
+                              <w:t>Práctica 4</w:t>
+                            </w:r>
+                          </w:p>
+                        </w:txbxContent>
+                      </wps:txbx>
+                      <wps:bodyPr rot="0" vert="horz" wrap="square" lIns="91440" tIns="45720" rIns="91440" bIns="45720" anchor="t" anchorCtr="0">
+                        <a:noAutofit/>
+                      </wps:bodyPr>
+                    </wps:wsp>
+                  </a:graphicData>
+                </a:graphic>
+                <wp14:sizeRelH relativeFrom="margin">
+                  <wp14:pctWidth>0</wp14:pctWidth>
+                </wp14:sizeRelH>
+                <wp14:sizeRelV relativeFrom="margin">
+                  <wp14:pctHeight>0</wp14:pctHeight>
+                </wp14:sizeRelV>
+              </wp:anchor>
+            </w:drawing>
+          </mc:Choice>
+          <mc:Fallback>
+            <w:pict>
+              <v:shape w14:anchorId="3F99ACE4" id="_x0000_s1027" type="#_x0000_t202" style="position:absolute;margin-left:71.9pt;margin-top:176.2pt;width:345.3pt;height:45.3pt;z-index:251668480;visibility:visible;mso-wrap-style:square;mso-width-percent:0;mso-height-percent:0;mso-wrap-distance-left:9pt;mso-wrap-distance-top:3.6pt;mso-wrap-distance-right:9pt;mso-wrap-distance-bottom:3.6pt;mso-position-horizontal:absolute;mso-position-horizontal-relative:margin;mso-position-vertical:absolute;mso-position-vertical-relative:text;mso-width-percent:0;mso-height-percent:0;mso-width-relative:margin;mso-height-relative:margin;v-text-anchor:top" o:gfxdata="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" filled="f" stroked="f">
+                <v:textbox>
+                  <w:txbxContent>
+                    <w:p>
+                      <w:pPr>
+                        <w:jc w:val="center"/>
+                        <w:rPr>
+                          <w:rFonts w:ascii="Arial" w:hAnsi="Arial" w:cs="Arial"/>
+                          <w:b/>
+                          <w:color w:val="FF0000"/>
+                          <w:sz w:val="40"/>
+                          <w:szCs w:val="36"/>
+                        </w:rPr>
+                      </w:pPr>
+                      <w:r>
+                        <w:rPr>
+                          <w:rFonts w:ascii="Arial" w:hAnsi="Arial" w:cs="Arial"/>
+                          <w:b/>
+                          <w:color w:val="FF0000"/>
+                          <w:sz w:val="40"/>
+                          <w:szCs w:val="36"/>
+                        </w:rPr>
+                        <w:t>Práctica 4</w:t>
+                      </w:r>
+                    </w:p>
+                  </w:txbxContent>
+                </v:textbox>
+                <w10:wrap type="square" anchorx="margin"/>
+              </v:shape>
+            </w:pict>
+          </mc:Fallback>
+        </mc:AlternateContent>
+      </w:r>
+      <w:r>
+        <w:rPr>
+          <w:noProof/>
+          <w:lang w:eastAsia="es-MX"/>
+        </w:rPr>
+        <mc:AlternateContent>
+          <mc:Choice Requires="wps">
+            <w:drawing>
+              <wp:anchor distT="45720" distB="45720" distL="114300" distR="114300" simplePos="0" relativeHeight="251669504" behindDoc="0" locked="0" layoutInCell="1" allowOverlap="1" wp14:anchorId="2EFDE035" wp14:editId="5C8F1344">
+                <wp:simplePos x="0" y="0"/>
+                <wp:positionH relativeFrom="margin">
+                  <wp:posOffset>857885</wp:posOffset>
+                </wp:positionH>
+                <wp:positionV relativeFrom="paragraph">
+                  <wp:posOffset>2624364</wp:posOffset>
+                </wp:positionV>
+                <wp:extent cx="4385310" cy="575310"/>
+                <wp:effectExtent l="0" t="0" r="0" b="0"/>
+                <wp:wrapSquare wrapText="bothSides"/>
+                <wp:docPr id="23" name="Cuadro de texto 2"/>
+                <wp:cNvGraphicFramePr>
+                  <a:graphicFrameLocks xmlns:a="http://schemas.openxmlformats.org/drawingml/2006/main"/>
+                </wp:cNvGraphicFramePr>
+                <a:graphic xmlns:a="http://schemas.openxmlformats.org/drawingml/2006/main">
+                  <a:graphicData uri="http://schemas.microsoft.com/office/word/2010/wordprocessingShape">
+                    <wps:wsp>
+                      <wps:cNvSpPr txBox="1">
+                        <a:spLocks noChangeArrowheads="1"/>
+                      </wps:cNvSpPr>
+                      <wps:spPr bwMode="auto">
+                        <a:xfrm>
+                          <a:off x="0" y="0"/>
+                          <a:ext cx="4385310" cy="575310"/>
+                        </a:xfrm>
+                        <a:prstGeom prst="rect">
+                          <a:avLst/>
+                        </a:prstGeom>
+                        <a:noFill/>
+                        <a:ln w="9525">
+                          <a:noFill/>
+                          <a:miter lim="800000"/>
+                          <a:headEnd/>
+                          <a:tailEnd/>
+                        </a:ln>
+                      </wps:spPr>
+                      <wps:txbx>
+                        <w:txbxContent>
+                          <w:p>
+                            <w:pPr>
+                              <w:jc w:val="center"/>
+                              <w:rPr>
+                                <w:rFonts w:ascii="Arial" w:hAnsi="Arial" w:cs="Arial"/>
+                                <w:color w:val="FF0000"/>
+                                <w:sz w:val="36"/>
+                                <w:szCs w:val="32"/>
+                              </w:rPr>
+                            </w:pPr>
+                            <w:r>
+                              <w:rPr>
+                                <w:rFonts w:ascii="Arial" w:hAnsi="Arial" w:cs="Arial"/>
+                                <w:color w:val="FF0000"/>
+                                <w:sz w:val="36"/>
+                                <w:szCs w:val="32"/>
+                              </w:rPr>
+                              <w:t>Subtítulo o instrucciones de la actividad</w:t>
+                            </w:r>
+                          </w:p>
+                        </w:txbxContent>
+                      </wps:txbx>
+                      <wps:bodyPr rot="0" vert="horz" wrap="square" lIns="91440" tIns="45720" rIns="91440" bIns="45720" anchor="t" anchorCtr="0">
+                        <a:noAutofit/>
+                      </wps:bodyPr>
+                    </wps:wsp>
+                  </a:graphicData>
+                </a:graphic>
+                <wp14:sizeRelH relativeFrom="margin">
+                  <wp14:pctWidth>0</wp14:pctWidth>
+                </wp14:sizeRelH>
+                <wp14:sizeRelV relativeFrom="margin">
+                  <wp14:pctHeight>0</wp14:pctHeight>
+                </wp14:sizeRelV>
+              </wp:anchor>
+            </w:drawing>
+          </mc:Choice>
+          <mc:Fallback>
+            <w:pict>
+              <v:shape w14:anchorId="2EFDE035" id="_x0000_s1028" type="#_x0000_t202" style="position:absolute;margin-left:67.55pt;margin-top:206.65pt;width:345.3pt;height:45.3pt;z-index:251669504;visibility:visible;mso-wrap-style:square;mso-width-percent:0;mso-height-percent:0;mso-wrap-distance-left:9pt;mso-wrap-distance-top:3.6pt;mso-wrap-distance-right:9pt;mso-wrap-distance-bottom:3.6pt;mso-position-horizontal:absolute;mso-position-horizontal-relative:margin;mso-position-vertical:absolute;mso-position-vertical-relative:text;mso-width-percent:0;mso-height-percent:0;mso-width-relative:margin;mso-height-relative:margin;v-text-anchor:top" o:gfxdata="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" filled="f" stroked="f">
+                <v:textbox>
+                  <w:txbxContent>
+                    <w:p>
+                      <w:pPr>
+                        <w:jc w:val="center"/>
+                        <w:rPr>
+                          <w:rFonts w:ascii="Arial" w:hAnsi="Arial" w:cs="Arial"/>
+                          <w:color w:val="FF0000"/>
+                          <w:sz w:val="36"/>
+                          <w:szCs w:val="32"/>
+                        </w:rPr>
+                      </w:pPr>
+                      <w:r>
+                        <w:rPr>
+                          <w:rFonts w:ascii="Arial" w:hAnsi="Arial" w:cs="Arial"/>
+                          <w:color w:val="FF0000"/>
+                          <w:sz w:val="36"/>
+                          <w:szCs w:val="32"/>
+                        </w:rPr>
+                        <w:t>Subtítulo o instrucciones de la actividad</w:t>
+                      </w:r>
+                    </w:p>
+                  </w:txbxContent>
+                </v:textbox>
+                <w10:wrap type="square" anchorx="margin"/>
+              </v:shape>
+            </w:pict>
+          </mc:Fallback>
+        </mc:AlternateContent>
+      </w:r>
+      <w:r>
+        <w:rPr>
+          <w:noProof/>
+          <w:lang w:eastAsia="es-MX"/>
+        </w:rPr>
+        <mc:AlternateContent>
+          <mc:Choice Requires="wps">
+            <w:drawing>
+              <wp:anchor distT="45720" distB="45720" distL="114300" distR="114300" simplePos="0" relativeHeight="251664384" behindDoc="0" locked="0" layoutInCell="1" allowOverlap="1" wp14:anchorId="77E2F283" wp14:editId="587E917C">
+                <wp:simplePos x="0" y="0"/>
+                <wp:positionH relativeFrom="page">
+                  <wp:posOffset>3054350</wp:posOffset>
+                </wp:positionH>
+                <wp:positionV relativeFrom="paragraph">
+                  <wp:posOffset>3249386</wp:posOffset>
+                </wp:positionV>
+                <wp:extent cx="4188460" cy="474980"/>
+                <wp:effectExtent l="0" t="0" r="0" b="1270"/>
+                <wp:wrapSquare wrapText="bothSides"/>
+                <wp:docPr id="16" name="Cuadro de texto 2"/>
+                <wp:cNvGraphicFramePr>
+                  <a:graphicFrameLocks xmlns:a="http://schemas.openxmlformats.org/drawingml/2006/main"/>
+                </wp:cNvGraphicFramePr>
+                <a:graphic xmlns:a="http://schemas.openxmlformats.org/drawingml/2006/main">
+                  <a:graphicData uri="http://schemas.microsoft.com/office/word/2010/wordprocessingShape">
+                    <wps:wsp>
+                      <wps:cNvSpPr txBox="1">
+                        <a:spLocks noChangeArrowheads="1"/>
+                      </wps:cNvSpPr>
+                      <wps:spPr bwMode="auto">
+                        <a:xfrm>
+                          <a:off x="0" y="0"/>
+                          <a:ext cx="4188460" cy="474980"/>
+                        </a:xfrm>
+                        <a:prstGeom prst="rect">
+                          <a:avLst/>
+                        </a:prstGeom>
+                        <a:noFill/>
+                        <a:ln w="9525">
+                          <a:noFill/>
+                          <a:miter lim="800000"/>
+                          <a:headEnd/>
+                          <a:tailEnd/>
+                        </a:ln>
+                      </wps:spPr>
+                      <wps:txbx>
+                        <w:txbxContent>
+                          <w:p>
+                            <w:pPr>
+                              <w:rPr>
+                                <w:rFonts w:ascii="Arial" w:hAnsi="Arial" w:cs="Arial"/>
+                                <w:sz w:val="40"/>
+                                <w:szCs w:val="36"/>
+                              </w:rPr>
+                            </w:pPr>
+                            <w:r>
+                              <w:rPr>
+                                <w:rFonts w:ascii="Arial" w:hAnsi="Arial" w:cs="Arial"/>
+                                <w:sz w:val="40"/>
+                                <w:szCs w:val="36"/>
+                              </w:rPr>
+                              <w:t xml:space="preserve">Ranfery </w:t>
+                            </w:r>
+                            <w:proofErr w:type="spellStart"/>
+                            <w:r>
+                              <w:rPr>
+                                <w:rFonts w:ascii="Arial" w:hAnsi="Arial" w:cs="Arial"/>
+                                <w:sz w:val="40"/>
+                                <w:szCs w:val="36"/>
+                              </w:rPr>
+                              <w:t>Josua</w:t>
+                            </w:r>
+                            <w:proofErr w:type="spellEnd"/>
+                            <w:r>
+                              <w:rPr>
+                                <w:rFonts w:ascii="Arial" w:hAnsi="Arial" w:cs="Arial"/>
+                                <w:sz w:val="40"/>
+                                <w:szCs w:val="36"/>
+                              </w:rPr>
+                              <w:t xml:space="preserve"> Peregrina Morales</w:t>
+                            </w:r>
+                          </w:p>
+                        </w:txbxContent>
+                      </wps:txbx>
+                      <wps:bodyPr rot="0" vert="horz" wrap="square" lIns="91440" tIns="45720" rIns="91440" bIns="45720" anchor="t" anchorCtr="0">
+                        <a:noAutofit/>
+                      </wps:bodyPr>
+                    </wps:wsp>
+                  </a:graphicData>
+                </a:graphic>
+                <wp14:sizeRelH relativeFrom="margin">
+                  <wp14:pctWidth>0</wp14:pctWidth>
+                </wp14:sizeRelH>
+                <wp14:sizeRelV relativeFrom="margin">
+                  <wp14:pctHeight>0</wp14:pctHeight>
+                </wp14:sizeRelV>
+              </wp:anchor>
+            </w:drawing>
+          </mc:Choice>
+          <mc:Fallback>
+            <w:pict>
+              <v:shape w14:anchorId="77E2F283" id="_x0000_s1029" type="#_x0000_t202" style="position:absolute;margin-left:240.5pt;margin-top:255.85pt;width:329.8pt;height:37.4pt;z-index:251664384;visibility:visible;mso-wrap-style:square;mso-width-percent:0;mso-height-percent:0;mso-wrap-distance-left:9pt;mso-wrap-distance-top:3.6pt;mso-wrap-distance-right:9pt;mso-wrap-distance-bottom:3.6pt;mso-position-horizontal:absolute;mso-position-horizontal-relative:page;mso-position-vertical:absolute;mso-position-vertical-relative:text;mso-width-percent:0;mso-height-percent:0;mso-width-relative:margin;mso-height-relative:margin;v-text-anchor:top" o:gfxdata="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" filled="f" stroked="f">
+                <v:textbox>
+                  <w:txbxContent>
+                    <w:p>
+                      <w:pPr>
+                        <w:rPr>
+                          <w:rFonts w:ascii="Arial" w:hAnsi="Arial" w:cs="Arial"/>
+                          <w:sz w:val="40"/>
+                          <w:szCs w:val="36"/>
+                        </w:rPr>
+                      </w:pPr>
+                      <w:r>
+                        <w:rPr>
+                          <w:rFonts w:ascii="Arial" w:hAnsi="Arial" w:cs="Arial"/>
+                          <w:sz w:val="40"/>
+                          <w:szCs w:val="36"/>
+                        </w:rPr>
+                        <w:t xml:space="preserve">Ranfery </w:t>
+                      </w:r>
+                      <w:proofErr w:type="spellStart"/>
+                      <w:r>
+                        <w:rPr>
+                          <w:rFonts w:ascii="Arial" w:hAnsi="Arial" w:cs="Arial"/>
+                          <w:sz w:val="40"/>
+                          <w:szCs w:val="36"/>
+                        </w:rPr>
+                        <w:t>Josua</w:t>
+                      </w:r>
+                      <w:proofErr w:type="spellEnd"/>
+                      <w:r>
+                        <w:rPr>
+                          <w:rFonts w:ascii="Arial" w:hAnsi="Arial" w:cs="Arial"/>
+                          <w:sz w:val="40"/>
+                          <w:szCs w:val="36"/>
+                        </w:rPr>
+                        <w:t xml:space="preserve"> Peregrina Morales</w:t>
+                      </w:r>
+                    </w:p>
+                  </w:txbxContent>
+                </v:textbox>
+                <w10:wrap type="square" anchorx="page"/>
+              </v:shape>
+            </w:pict>
+          </mc:Fallback>
+        </mc:AlternateContent>
+      </w:r>
+      <w:r>
+        <w:rPr>
+          <w:noProof/>
+          <w:lang w:eastAsia="es-MX"/>
+        </w:rPr>
+        <mc:AlternateContent>
+          <mc:Choice Requires="wps">
+            <w:drawing>
+              <wp:anchor distT="45720" distB="45720" distL="114300" distR="114300" simplePos="0" relativeHeight="251660288" behindDoc="0" locked="0" layoutInCell="1" allowOverlap="1" wp14:anchorId="0AA032AB" wp14:editId="3EC47DD2">
+                <wp:simplePos x="0" y="0"/>
+                <wp:positionH relativeFrom="margin">
+                  <wp:align>left</wp:align>
+                </wp:positionH>
+                <wp:positionV relativeFrom="paragraph">
+                  <wp:posOffset>3123111</wp:posOffset>
+                </wp:positionV>
+                <wp:extent cx="2124000" cy="575310"/>
+                <wp:effectExtent l="0" t="0" r="0" b="0"/>
+                <wp:wrapSquare wrapText="bothSides"/>
+                <wp:docPr id="6" name="Cuadro de texto 2"/>
+                <wp:cNvGraphicFramePr>
+                  <a:graphicFrameLocks xmlns:a="http://schemas.openxmlformats.org/drawingml/2006/main"/>
+                </wp:cNvGraphicFramePr>
+                <a:graphic xmlns:a="http://schemas.openxmlformats.org/drawingml/2006/main">
+                  <a:graphicData uri="http://schemas.microsoft.com/office/word/2010/wordprocessingShape">
+                    <wps:wsp>
+                      <wps:cNvSpPr txBox="1">
+                        <a:spLocks noChangeArrowheads="1"/>
+                      </wps:cNvSpPr>
+                      <wps:spPr bwMode="auto">
+                        <a:xfrm>
+                          <a:off x="0" y="0"/>
+                          <a:ext cx="2124000" cy="575310"/>
+                        </a:xfrm>
+                        <a:prstGeom prst="rect">
+                          <a:avLst/>
+                        </a:prstGeom>
+                        <a:noFill/>
+                        <a:ln w="9525">
+                          <a:noFill/>
+                          <a:miter lim="800000"/>
+                          <a:headEnd/>
+                          <a:tailEnd/>
+                        </a:ln>
+                      </wps:spPr>
+                      <wps:txbx>
+                        <w:txbxContent>
+                          <w:p>
+                            <w:pPr>
+                              <w:rPr>
+                                <w:rFonts w:ascii="Delight Candles" w:hAnsi="Delight Candles"/>
+                                <w:b/>
+                                <w:color w:val="385623" w:themeColor="accent6" w:themeShade="80"/>
+                                <w:sz w:val="32"/>
+                              </w:rPr>
+                            </w:pPr>
+                            <w:r>
+                              <w:rPr>
+                                <w:rFonts w:ascii="Delight Candles" w:hAnsi="Delight Candles"/>
+                                <w:b/>
+                                <w:color w:val="385623" w:themeColor="accent6" w:themeShade="80"/>
+                                <w:sz w:val="44"/>
+                              </w:rPr>
+                              <w:t>Nombre</w:t>
+                            </w:r>
+                          </w:p>
+                        </w:txbxContent>
+                      </wps:txbx>
+                      <wps:bodyPr rot="0" vert="horz" wrap="square" lIns="91440" tIns="45720" rIns="91440" bIns="45720" anchor="t" anchorCtr="0">
+                        <a:noAutofit/>
+                      </wps:bodyPr>
+                    </wps:wsp>
+                  </a:graphicData>
+                </a:graphic>
+                <wp14:sizeRelH relativeFrom="margin">
+                  <wp14:pctWidth>0</wp14:pctWidth>
+                </wp14:sizeRelH>
+                <wp14:sizeRelV relativeFrom="margin">
+                  <wp14:pctHeight>0</wp14:pctHeight>
+                </wp14:sizeRelV>
+              </wp:anchor>
+            </w:drawing>
+          </mc:Choice>
+          <mc:Fallback>
+            <w:pict>
+              <v:shape w14:anchorId="0AA032AB" id="_x0000_s1030" type="#_x0000_t202" style="position:absolute;margin-left:0;margin-top:245.9pt;width:167.25pt;height:45.3pt;z-index:251660288;visibility:visible;mso-wrap-style:square;mso-width-percent:0;mso-height-percent:0;mso-wrap-distance-left:9pt;mso-wrap-distance-top:3.6pt;mso-wrap-distance-right:9pt;mso-wrap-distance-bottom:3.6pt;mso-position-horizontal:left;mso-position-horizontal-relative:margin;mso-position-vertical:absolute;mso-position-vertical-relative:text;mso-width-percent:0;mso-height-percent:0;mso-width-relative:margin;mso-height-relative:margin;v-text-anchor:top" o:gfxdata="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" filled="f" stroked="f">
+                <v:textbox>
+                  <w:txbxContent>
+                    <w:p>
+                      <w:pPr>
+                        <w:rPr>
+                          <w:rFonts w:ascii="Delight Candles" w:hAnsi="Delight Candles"/>
+                          <w:b/>
+                          <w:color w:val="385623" w:themeColor="accent6" w:themeShade="80"/>
+                          <w:sz w:val="32"/>
+                        </w:rPr>
+                      </w:pPr>
+                      <w:r>
+                        <w:rPr>
+                          <w:rFonts w:ascii="Delight Candles" w:hAnsi="Delight Candles"/>
+                          <w:b/>
+                          <w:color w:val="385623" w:themeColor="accent6" w:themeShade="80"/>
+                          <w:sz w:val="44"/>
+                        </w:rPr>
+                        <w:t>Nombre</w:t>
+                      </w:r>
+                    </w:p>
+                  </w:txbxContent>
+                </v:textbox>
+                <w10:wrap type="square" anchorx="margin"/>
+              </v:shape>
+            </w:pict>
+          </mc:Fallback>
+        </mc:AlternateContent>
+      </w:r>
+      <w:r>
+        <w:rPr>
+          <w:noProof/>
+          <w:lang w:eastAsia="es-MX"/>
+        </w:rPr>
+        <mc:AlternateContent>
+          <mc:Choice Requires="wps">
+            <w:drawing>
+              <wp:anchor distT="45720" distB="45720" distL="114300" distR="114300" simplePos="0" relativeHeight="251661312" behindDoc="0" locked="0" layoutInCell="1" allowOverlap="1" wp14:anchorId="131BC7DE" wp14:editId="2BCF5CAD">
+                <wp:simplePos x="0" y="0"/>
+                <wp:positionH relativeFrom="margin">
+                  <wp:align>left</wp:align>
+                </wp:positionH>
+                <wp:positionV relativeFrom="paragraph">
+                  <wp:posOffset>3791585</wp:posOffset>
+                </wp:positionV>
+                <wp:extent cx="2116455" cy="575310"/>
+                <wp:effectExtent l="0" t="0" r="0" b="0"/>
+                <wp:wrapSquare wrapText="bothSides"/>
+                <wp:docPr id="11" name="Cuadro de texto 2"/>
+                <wp:cNvGraphicFramePr>
+                  <a:graphicFrameLocks xmlns:a="http://schemas.openxmlformats.org/drawingml/2006/main"/>
+                </wp:cNvGraphicFramePr>
+                <a:graphic xmlns:a="http://schemas.openxmlformats.org/drawingml/2006/main">
+                  <a:graphicData uri="http://schemas.microsoft.com/office/word/2010/wordprocessingShape">
+                    <wps:wsp>
+                      <wps:cNvSpPr txBox="1">
+                        <a:spLocks noChangeArrowheads="1"/>
+                      </wps:cNvSpPr>
+                      <wps:spPr bwMode="auto">
+                        <a:xfrm>
+                          <a:off x="0" y="0"/>
+                          <a:ext cx="2116455" cy="575310"/>
+                        </a:xfrm>
+                        <a:prstGeom prst="rect">
+                          <a:avLst/>
+                        </a:prstGeom>
+                        <a:noFill/>
+                        <a:ln w="9525">
+                          <a:noFill/>
+                          <a:miter lim="800000"/>
+                          <a:headEnd/>
+                          <a:tailEnd/>
+                        </a:ln>
+                      </wps:spPr>
+                      <wps:txbx>
+                        <w:txbxContent>
+                          <w:p>
+                            <w:pPr>
+                              <w:rPr>
+                                <w:rFonts w:ascii="Delight Candles" w:hAnsi="Delight Candles"/>
+                                <w:b/>
+                                <w:color w:val="385623" w:themeColor="accent6" w:themeShade="80"/>
+                                <w:sz w:val="32"/>
+                              </w:rPr>
+                            </w:pPr>
+                            <w:r>
+                              <w:rPr>
+                                <w:rFonts w:ascii="Delight Candles" w:hAnsi="Delight Candles"/>
+                                <w:b/>
+                                <w:color w:val="385623" w:themeColor="accent6" w:themeShade="80"/>
+                                <w:sz w:val="44"/>
+                              </w:rPr>
+                              <w:t>Matrícula</w:t>
+                            </w:r>
+                          </w:p>
+                        </w:txbxContent>
+                      </wps:txbx>
+                      <wps:bodyPr rot="0" vert="horz" wrap="square" lIns="91440" tIns="45720" rIns="91440" bIns="45720" anchor="t" anchorCtr="0">
+                        <a:noAutofit/>
+                      </wps:bodyPr>
+                    </wps:wsp>
+                  </a:graphicData>
+                </a:graphic>
+                <wp14:sizeRelH relativeFrom="margin">
+                  <wp14:pctWidth>0</wp14:pctWidth>
+                </wp14:sizeRelH>
+                <wp14:sizeRelV relativeFrom="margin">
+                  <wp14:pctHeight>0</wp14:pctHeight>
+                </wp14:sizeRelV>
+              </wp:anchor>
+            </w:drawing>
+          </mc:Choice>
+          <mc:Fallback>
+            <w:pict>
+              <v:shape w14:anchorId="131BC7DE" id="_x0000_s1031" type="#_x0000_t202" style="position:absolute;margin-left:0;margin-top:298.55pt;width:166.65pt;height:45.3pt;z-index:251661312;visibility:visible;mso-wrap-style:square;mso-width-percent:0;mso-height-percent:0;mso-wrap-distance-left:9pt;mso-wrap-distance-top:3.6pt;mso-wrap-distance-right:9pt;mso-wrap-distance-bottom:3.6pt;mso-position-horizontal:left;mso-position-horizontal-relative:margin;mso-position-vertical:absolute;mso-position-vertical-relative:text;mso-width-percent:0;mso-height-percent:0;mso-width-relative:margin;mso-height-relative:margin;v-text-anchor:top" o:gfxdata="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" filled="f" stroked="f">
+                <v:textbox>
+                  <w:txbxContent>
+                    <w:p>
+                      <w:pPr>
+                        <w:rPr>
+                          <w:rFonts w:ascii="Delight Candles" w:hAnsi="Delight Candles"/>
+                          <w:b/>
+                          <w:color w:val="385623" w:themeColor="accent6" w:themeShade="80"/>
+                          <w:sz w:val="32"/>
+                        </w:rPr>
+                      </w:pPr>
+                      <w:r>
+                        <w:rPr>
+                          <w:rFonts w:ascii="Delight Candles" w:hAnsi="Delight Candles"/>
+                          <w:b/>
+                          <w:color w:val="385623" w:themeColor="accent6" w:themeShade="80"/>
+                          <w:sz w:val="44"/>
+                        </w:rPr>
+                        <w:t>Matrícula</w:t>
+                      </w:r>
+                    </w:p>
+                  </w:txbxContent>
+                </v:textbox>
+                <w10:wrap type="square" anchorx="margin"/>
+              </v:shape>
+            </w:pict>
+          </mc:Fallback>
+        </mc:AlternateContent>
+      </w:r>
+      <w:r>
+        <w:rPr>
+          <w:noProof/>
+          <w:lang w:eastAsia="es-MX"/>
+        </w:rPr>
+        <mc:AlternateContent>
+          <mc:Choice Requires="wps">
+            <w:drawing>
+              <wp:anchor distT="45720" distB="45720" distL="114300" distR="114300" simplePos="0" relativeHeight="251662336" behindDoc="0" locked="0" layoutInCell="1" allowOverlap="1" wp14:anchorId="4D232832" wp14:editId="58C9EDB7">
+                <wp:simplePos x="0" y="0"/>
+                <wp:positionH relativeFrom="margin">
+                  <wp:align>left</wp:align>
+                </wp:positionH>
+                <wp:positionV relativeFrom="paragraph">
+                  <wp:posOffset>4407898</wp:posOffset>
+                </wp:positionV>
+                <wp:extent cx="2116455" cy="575310"/>
+                <wp:effectExtent l="0" t="0" r="0" b="0"/>
+                <wp:wrapSquare wrapText="bothSides"/>
+                <wp:docPr id="12" name="Cuadro de texto 2"/>
+                <wp:cNvGraphicFramePr>
+                  <a:graphicFrameLocks xmlns:a="http://schemas.openxmlformats.org/drawingml/2006/main"/>
+                </wp:cNvGraphicFramePr>
+                <a:graphic xmlns:a="http://schemas.openxmlformats.org/drawingml/2006/main">
+                  <a:graphicData uri="http://schemas.microsoft.com/office/word/2010/wordprocessingShape">
+                    <wps:wsp>
+                      <wps:cNvSpPr txBox="1">
+                        <a:spLocks noChangeArrowheads="1"/>
+                      </wps:cNvSpPr>
+                      <wps:spPr bwMode="auto">
+                        <a:xfrm>
+                          <a:off x="0" y="0"/>
+                          <a:ext cx="2116455" cy="575310"/>
+                        </a:xfrm>
+                        <a:prstGeom prst="rect">
+                          <a:avLst/>
+                        </a:prstGeom>
+                        <a:noFill/>
+                        <a:ln w="9525">
+                          <a:noFill/>
+                          <a:miter lim="800000"/>
+                          <a:headEnd/>
+                          <a:tailEnd/>
+                        </a:ln>
+                      </wps:spPr>
+                      <wps:txbx>
+                        <w:txbxContent>
+                          <w:p>
+                            <w:pPr>
+                              <w:rPr>
+                                <w:rFonts w:ascii="Delight Candles" w:hAnsi="Delight Candles"/>
+                                <w:b/>
+                                <w:color w:val="385623" w:themeColor="accent6" w:themeShade="80"/>
+                                <w:sz w:val="32"/>
+                              </w:rPr>
+                            </w:pPr>
+                            <w:r>
+                              <w:rPr>
+                                <w:rFonts w:ascii="Delight Candles" w:hAnsi="Delight Candles"/>
+                                <w:b/>
+                                <w:color w:val="385623" w:themeColor="accent6" w:themeShade="80"/>
+                                <w:sz w:val="44"/>
+                              </w:rPr>
+                              <w:t>Grupo</w:t>
+                            </w:r>
+                          </w:p>
+                        </w:txbxContent>
+                      </wps:txbx>
+                      <wps:bodyPr rot="0" vert="horz" wrap="square" lIns="91440" tIns="45720" rIns="91440" bIns="45720" anchor="t" anchorCtr="0">
+                        <a:noAutofit/>
+                      </wps:bodyPr>
+                    </wps:wsp>
+                  </a:graphicData>
+                </a:graphic>
+                <wp14:sizeRelH relativeFrom="margin">
+                  <wp14:pctWidth>0</wp14:pctWidth>
+                </wp14:sizeRelH>
+                <wp14:sizeRelV relativeFrom="margin">
+                  <wp14:pctHeight>0</wp14:pctHeight>
+                </wp14:sizeRelV>
+              </wp:anchor>
+            </w:drawing>
+          </mc:Choice>
+          <mc:Fallback>
+            <w:pict>
+              <v:shape w14:anchorId="4D232832" id="_x0000_s1032" type="#_x0000_t202" style="position:absolute;margin-left:0;margin-top:347.1pt;width:166.65pt;height:45.3pt;z-index:251662336;visibility:visible;mso-wrap-style:square;mso-width-percent:0;mso-height-percent:0;mso-wrap-distance-left:9pt;mso-wrap-distance-top:3.6pt;mso-wrap-distance-right:9pt;mso-wrap-distance-bottom:3.6pt;mso-position-horizontal:left;mso-position-horizontal-relative:margin;mso-position-vertical:absolute;mso-position-vertical-relative:text;mso-width-percent:0;mso-height-percent:0;mso-width-relative:margin;mso-height-relative:margin;v-text-anchor:top" o:gfxdata="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" filled="f" stroked="f">
+                <v:textbox>
+                  <w:txbxContent>
+                    <w:p>
+                      <w:pPr>
+                        <w:rPr>
+                          <w:rFonts w:ascii="Delight Candles" w:hAnsi="Delight Candles"/>
+                          <w:b/>
+                          <w:color w:val="385623" w:themeColor="accent6" w:themeShade="80"/>
+                          <w:sz w:val="32"/>
+                        </w:rPr>
+                      </w:pPr>
+                      <w:r>
+                        <w:rPr>
+                          <w:rFonts w:ascii="Delight Candles" w:hAnsi="Delight Candles"/>
+                          <w:b/>
+                          <w:color w:val="385623" w:themeColor="accent6" w:themeShade="80"/>
+                          <w:sz w:val="44"/>
+                        </w:rPr>
+                        <w:t>Grupo</w:t>
+                      </w:r>
+                    </w:p>
+                  </w:txbxContent>
+                </v:textbox>
+                <w10:wrap type="square" anchorx="margin"/>
+              </v:shape>
+            </w:pict>
+          </mc:Fallback>
+        </mc:AlternateContent>
+      </w:r>
+      <w:r>
+        <w:rPr>
+          <w:noProof/>
+          <w:lang w:eastAsia="es-MX"/>
+        </w:rPr>
+        <w:drawing>
+          <wp:anchor distT="0" distB="0" distL="114300" distR="114300" simplePos="0" relativeHeight="251659264" behindDoc="1" locked="0" layoutInCell="1" allowOverlap="1" wp14:anchorId="55B1605E" wp14:editId="10CADCA7">
+            <wp:simplePos x="0" y="0"/>
+            <wp:positionH relativeFrom="page">
+              <wp:align>right</wp:align>
+            </wp:positionH>
+            <wp:positionV relativeFrom="page">
+              <wp:align>top</wp:align>
+            </wp:positionV>
+            <wp:extent cx="7772400" cy="10040449"/>
+            <wp:effectExtent l="0" t="0" r="0" b="0"/>
+            <wp:wrapNone/>
+            <wp:docPr id="1841485888" name="Imagen 1"/>
+            <wp:cNvGraphicFramePr>
+              <a:graphicFrameLocks xmlns:a="http://schemas.openxmlformats.org/drawingml/2006/main" noChangeAspect="1"/>
+            </wp:cNvGraphicFramePr>
+            <a:graphic xmlns:a="http://schemas.openxmlformats.org/drawingml/2006/main">
+              <a:graphicData uri="http://schemas.openxmlformats.org/drawingml/2006/picture">
+                <pic:pic xmlns:pic="http://schemas.openxmlformats.org/drawingml/2006/picture">
+                  <pic:nvPicPr>
+                    <pic:cNvPr id="1841485888" name=""/>
+                    <pic:cNvPicPr/>
+                  </pic:nvPicPr>
+                  <pic:blipFill>
+                    <a:blip r:embed="rId6">
+                      <a:extLst>
+                        <a:ext uri="{28A0092B-C50C-407E-A947-70E740481C1C}">
+                          <a14:useLocalDpi xmlns:a14="http://schemas.microsoft.com/office/drawing/2010/main" val="0"/>
+                        </a:ext>
+                      </a:extLst>
+                    </a:blip>
+                    <a:stretch>
+                      <a:fillRect/>
+                    </a:stretch>
+                  </pic:blipFill>
+                  <pic:spPr>
+                    <a:xfrm>
+                      <a:off x="0" y="0"/>
+                      <a:ext cx="7772400" cy="10040449"/>
+                    </a:xfrm>
+                    <a:prstGeom prst="rect">
+                      <a:avLst/>
+                    </a:prstGeom>
+                  </pic:spPr>
+                </pic:pic>
+              </a:graphicData>
+            </a:graphic>
+            <wp14:sizeRelH relativeFrom="margin">
+              <wp14:pctWidth>0</wp14:pctWidth>
+            </wp14:sizeRelH>
+            <wp14:sizeRelV relativeFrom="margin">
+              <wp14:pctHeight>0</wp14:pctHeight>
+            </wp14:sizeRelV>
+          </wp:anchor>
+        </w:drawing>
+      </w:r>
+      <w:r>
+        <w:rPr>
+          <w:noProof/>
+          <w:lang w:eastAsia="es-MX"/>
+        </w:rPr>
+        <mc:AlternateContent>
+          <mc:Choice Requires="wps">
+            <w:drawing>
+              <wp:anchor distT="45720" distB="45720" distL="114300" distR="114300" simplePos="0" relativeHeight="251673600" behindDoc="0" locked="0" layoutInCell="1" allowOverlap="1" wp14:anchorId="517FB8BA" wp14:editId="2BDE8B0B">
+                <wp:simplePos x="0" y="0"/>
+                <wp:positionH relativeFrom="page">
+                  <wp:posOffset>3020060</wp:posOffset>
+                </wp:positionH>
+                <wp:positionV relativeFrom="paragraph">
+                  <wp:posOffset>7180580</wp:posOffset>
+                </wp:positionV>
+                <wp:extent cx="3959860" cy="575310"/>
+                <wp:effectExtent l="0" t="0" r="0" b="0"/>
+                <wp:wrapSquare wrapText="bothSides"/>
+                <wp:docPr id="280973277" name="Cuadro de texto 2"/>
+                <wp:cNvGraphicFramePr>
+                  <a:graphicFrameLocks xmlns:a="http://schemas.openxmlformats.org/drawingml/2006/main"/>
+                </wp:cNvGraphicFramePr>
+                <a:graphic xmlns:a="http://schemas.openxmlformats.org/drawingml/2006/main">
+                  <a:graphicData uri="http://schemas.microsoft.com/office/word/2010/wordprocessingShape">
+                    <wps:wsp>
+                      <wps:cNvSpPr txBox="1">
+                        <a:spLocks noChangeArrowheads="1"/>
+                      </wps:cNvSpPr>
+                      <wps:spPr bwMode="auto">
+                        <a:xfrm>
+                          <a:off x="0" y="0"/>
+                          <a:ext cx="3959860" cy="575310"/>
+                        </a:xfrm>
+                        <a:prstGeom prst="rect">
+                          <a:avLst/>
+                        </a:prstGeom>
+                        <a:noFill/>
+                        <a:ln w="9525">
+                          <a:noFill/>
+                          <a:miter lim="800000"/>
+                          <a:headEnd/>
+                          <a:tailEnd/>
+                        </a:ln>
+                      </wps:spPr>
+                      <wps:txbx>
+                        <w:txbxContent>
+                          <w:p>
+                            <w:pPr>
+                              <w:rPr>
+                                <w:rFonts w:ascii="Arial" w:hAnsi="Arial" w:cs="Arial"/>
+                                <w:sz w:val="40"/>
+                                <w:szCs w:val="36"/>
+                              </w:rPr>
+                            </w:pPr>
+                            <w:r>
+                              <w:rPr>
+                                <w:rFonts w:ascii="Arial" w:hAnsi="Arial" w:cs="Arial"/>
+                                <w:sz w:val="40"/>
+                                <w:szCs w:val="36"/>
+                              </w:rPr>
+                              <w:t>31/02/25</w:t>
+                            </w:r>
+                          </w:p>
+                        </w:txbxContent>
+                      </wps:txbx>
+                      <wps:bodyPr rot="0" vert="horz" wrap="square" lIns="91440" tIns="45720" rIns="91440" bIns="45720" anchor="t" anchorCtr="0">
+                        <a:noAutofit/>
+                      </wps:bodyPr>
+                    </wps:wsp>
+                  </a:graphicData>
+                </a:graphic>
+                <wp14:sizeRelH relativeFrom="margin">
+                  <wp14:pctWidth>0</wp14:pctWidth>
+                </wp14:sizeRelH>
+                <wp14:sizeRelV relativeFrom="margin">
+                  <wp14:pctHeight>0</wp14:pctHeight>
+                </wp14:sizeRelV>
+              </wp:anchor>
+            </w:drawing>
+          </mc:Choice>
+          <mc:Fallback>
+            <w:pict>
+              <v:shape w14:anchorId="517FB8BA" id="_x0000_s1033" type="#_x0000_t202" style="position:absolute;margin-left:237.8pt;margin-top:565.4pt;width:311.8pt;height:45.3pt;z-index:251673600;visibility:visible;mso-wrap-style:square;mso-width-percent:0;mso-height-percent:0;mso-wrap-distance-left:9pt;mso-wrap-distance-top:3.6pt;mso-wrap-distance-right:9pt;mso-wrap-distance-bottom:3.6pt;mso-position-horizontal:absolute;mso-position-horizontal-relative:page;mso-position-vertical:absolute;mso-position-vertical-relative:text;mso-width-percent:0;mso-height-percent:0;mso-width-relative:margin;mso-height-relative:margin;v-text-anchor:top" o:gfxdata="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" filled="f" stroked="f">
+                <v:textbox>
+                  <w:txbxContent>
+                    <w:p>
+                      <w:pPr>
+                        <w:rPr>
+                          <w:rFonts w:ascii="Arial" w:hAnsi="Arial" w:cs="Arial"/>
+                          <w:sz w:val="40"/>
+                          <w:szCs w:val="36"/>
+                        </w:rPr>
+                      </w:pPr>
+                      <w:r>
+                        <w:rPr>
+                          <w:rFonts w:ascii="Arial" w:hAnsi="Arial" w:cs="Arial"/>
+                          <w:sz w:val="40"/>
+                          <w:szCs w:val="36"/>
+                        </w:rPr>
+                        <w:t>31/02/25</w:t>
+                      </w:r>
+                    </w:p>
+                  </w:txbxContent>
+                </v:textbox>
+                <w10:wrap type="square" anchorx="page"/>
+              </v:shape>
+            </w:pict>
+          </mc:Fallback>
+        </mc:AlternateContent>
+      </w:r>
+      <w:r>
+        <w:rPr>
+          <w:noProof/>
+          <w:lang w:eastAsia="es-MX"/>
+        </w:rPr>
+        <mc:AlternateContent>
+          <mc:Choice Requires="wps">
+            <w:drawing>
+              <wp:anchor distT="45720" distB="45720" distL="114300" distR="114300" simplePos="0" relativeHeight="251672576" behindDoc="0" locked="0" layoutInCell="1" allowOverlap="1" wp14:anchorId="1388E5D0" wp14:editId="05E5149D">
+                <wp:simplePos x="0" y="0"/>
+                <wp:positionH relativeFrom="page">
+                  <wp:posOffset>3017520</wp:posOffset>
+                </wp:positionH>
+                <wp:positionV relativeFrom="paragraph">
+                  <wp:posOffset>6531610</wp:posOffset>
+                </wp:positionV>
+                <wp:extent cx="4434840" cy="575310"/>
+                <wp:effectExtent l="0" t="0" r="0" b="0"/>
+                <wp:wrapSquare wrapText="bothSides"/>
+                <wp:docPr id="22" name="Cuadro de texto 2"/>
+                <wp:cNvGraphicFramePr>
+                  <a:graphicFrameLocks xmlns:a="http://schemas.openxmlformats.org/drawingml/2006/main"/>
+                </wp:cNvGraphicFramePr>
+                <a:graphic xmlns:a="http://schemas.openxmlformats.org/drawingml/2006/main">
+                  <a:graphicData uri="http://schemas.microsoft.com/office/word/2010/wordprocessingShape">
+                    <wps:wsp>
+                      <wps:cNvSpPr txBox="1">
+                        <a:spLocks noChangeArrowheads="1"/>
+                      </wps:cNvSpPr>
+                      <wps:spPr bwMode="auto">
+                        <a:xfrm>
+                          <a:off x="0" y="0"/>
+                          <a:ext cx="4434840" cy="575310"/>
+                        </a:xfrm>
+                        <a:prstGeom prst="rect">
+                          <a:avLst/>
+                        </a:prstGeom>
+                        <a:noFill/>
+                        <a:ln w="9525">
+                          <a:noFill/>
+                          <a:miter lim="800000"/>
+                          <a:headEnd/>
+                          <a:tailEnd/>
+                        </a:ln>
+                      </wps:spPr>
+                      <wps:txbx>
+                        <w:txbxContent>
+                          <w:p>
+                            <w:pPr>
+                              <w:rPr>
+                                <w:rFonts w:ascii="Arial" w:hAnsi="Arial" w:cs="Arial"/>
+                                <w:sz w:val="40"/>
+                                <w:szCs w:val="36"/>
+                              </w:rPr>
+                            </w:pPr>
+                            <w:r>
+                              <w:rPr>
+                                <w:rFonts w:ascii="Arial" w:hAnsi="Arial" w:cs="Arial"/>
+                                <w:sz w:val="40"/>
+                                <w:szCs w:val="36"/>
+                              </w:rPr>
+                              <w:t>Nombre del docente de la materia</w:t>
+                            </w:r>
+                          </w:p>
+                        </w:txbxContent>
+                      </wps:txbx>
+                      <wps:bodyPr rot="0" vert="horz" wrap="square" lIns="91440" tIns="45720" rIns="91440" bIns="45720" anchor="t" anchorCtr="0">
+                        <a:noAutofit/>
+                      </wps:bodyPr>
+                    </wps:wsp>
+                  </a:graphicData>
+                </a:graphic>
+                <wp14:sizeRelH relativeFrom="margin">
+                  <wp14:pctWidth>0</wp14:pctWidth>
+                </wp14:sizeRelH>
+                <wp14:sizeRelV relativeFrom="margin">
+                  <wp14:pctHeight>0</wp14:pctHeight>
+                </wp14:sizeRelV>
+              </wp:anchor>
+            </w:drawing>
+          </mc:Choice>
+          <mc:Fallback>
+            <w:pict>
+              <v:shape w14:anchorId="1388E5D0" id="_x0000_s1034" type="#_x0000_t202" style="position:absolute;margin-left:237.6pt;margin-top:514.3pt;width:349.2pt;height:45.3pt;z-index:251672576;visibility:visible;mso-wrap-style:square;mso-width-percent:0;mso-height-percent:0;mso-wrap-distance-left:9pt;mso-wrap-distance-top:3.6pt;mso-wrap-distance-right:9pt;mso-wrap-distance-bottom:3.6pt;mso-position-horizontal:absolute;mso-position-horizontal-relative:page;mso-position-vertical:absolute;mso-position-vertical-relative:text;mso-width-percent:0;mso-height-percent:0;mso-width-relative:margin;mso-height-relative:margin;v-text-anchor:top" o:gfxdata="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" filled="f" stroked="f">
+                <v:textbox>
+                  <w:txbxContent>
+                    <w:p>
+                      <w:pPr>
+                        <w:rPr>
+                          <w:rFonts w:ascii="Arial" w:hAnsi="Arial" w:cs="Arial"/>
+                          <w:sz w:val="40"/>
+                          <w:szCs w:val="36"/>
+                        </w:rPr>
+                      </w:pPr>
+                      <w:r>
+                        <w:rPr>
+                          <w:rFonts w:ascii="Arial" w:hAnsi="Arial" w:cs="Arial"/>
+                          <w:sz w:val="40"/>
+                          <w:szCs w:val="36"/>
+                        </w:rPr>
+                        <w:t>Nombre del docente de la materia</w:t>
+                      </w:r>
+                    </w:p>
+                  </w:txbxContent>
+                </v:textbox>
+                <w10:wrap type="square" anchorx="page"/>
+              </v:shape>
+            </w:pict>
+          </mc:Fallback>
+        </mc:AlternateContent>
+      </w:r>
+      <w:r>
+        <w:rPr>
+          <w:noProof/>
+          <w:lang w:eastAsia="es-MX"/>
+        </w:rPr>
+        <mc:AlternateContent>
+          <mc:Choice Requires="wps">
+            <w:drawing>
+              <wp:anchor distT="45720" distB="45720" distL="114300" distR="114300" simplePos="0" relativeHeight="251667456" behindDoc="0" locked="0" layoutInCell="1" allowOverlap="1" wp14:anchorId="4054796B" wp14:editId="03C2C20F">
+                <wp:simplePos x="0" y="0"/>
+                <wp:positionH relativeFrom="page">
+                  <wp:posOffset>3020060</wp:posOffset>
+                </wp:positionH>
+                <wp:positionV relativeFrom="paragraph">
+                  <wp:posOffset>5792470</wp:posOffset>
+                </wp:positionV>
+                <wp:extent cx="3959860" cy="575310"/>
+                <wp:effectExtent l="0" t="0" r="0" b="0"/>
+                <wp:wrapSquare wrapText="bothSides"/>
+                <wp:docPr id="19" name="Cuadro de texto 2"/>
+                <wp:cNvGraphicFramePr>
+                  <a:graphicFrameLocks xmlns:a="http://schemas.openxmlformats.org/drawingml/2006/main"/>
+                </wp:cNvGraphicFramePr>
+                <a:graphic xmlns:a="http://schemas.openxmlformats.org/drawingml/2006/main">
+                  <a:graphicData uri="http://schemas.microsoft.com/office/word/2010/wordprocessingShape">
+                    <wps:wsp>
+                      <wps:cNvSpPr txBox="1">
+                        <a:spLocks noChangeArrowheads="1"/>
+                      </wps:cNvSpPr>
+                      <wps:spPr bwMode="auto">
+                        <a:xfrm>
+                          <a:off x="0" y="0"/>
+                          <a:ext cx="3959860" cy="575310"/>
+                        </a:xfrm>
+                        <a:prstGeom prst="rect">
+                          <a:avLst/>
+                        </a:prstGeom>
+                        <a:noFill/>
+                        <a:ln w="9525">
+                          <a:noFill/>
+                          <a:miter lim="800000"/>
+                          <a:headEnd/>
+                          <a:tailEnd/>
+                        </a:ln>
+                      </wps:spPr>
+                      <wps:txbx>
+                        <w:txbxContent>
+                          <w:p>
+                            <w:pPr>
+                              <w:rPr>
+                                <w:rFonts w:ascii="Arial" w:hAnsi="Arial" w:cs="Arial"/>
+                                <w:sz w:val="40"/>
+                                <w:szCs w:val="36"/>
+                              </w:rPr>
+                            </w:pPr>
+                            <w:r>
+                              <w:rPr>
+                                <w:rFonts w:ascii="Arial" w:hAnsi="Arial" w:cs="Arial"/>
+                                <w:sz w:val="40"/>
+                                <w:szCs w:val="36"/>
+                              </w:rPr>
+                              <w:t>Nombre de la materia</w:t>
+                            </w:r>
+                          </w:p>
+                        </w:txbxContent>
+                      </wps:txbx>
+                      <wps:bodyPr rot="0" vert="horz" wrap="square" lIns="91440" tIns="45720" rIns="91440" bIns="45720" anchor="t" anchorCtr="0">
+                        <a:noAutofit/>
+                      </wps:bodyPr>
+                    </wps:wsp>
+                  </a:graphicData>
+                </a:graphic>
+                <wp14:sizeRelH relativeFrom="margin">
+                  <wp14:pctWidth>0</wp14:pctWidth>
+                </wp14:sizeRelH>
+                <wp14:sizeRelV relativeFrom="margin">
+                  <wp14:pctHeight>0</wp14:pctHeight>
+                </wp14:sizeRelV>
+              </wp:anchor>
+            </w:drawing>
+          </mc:Choice>
+          <mc:Fallback>
+            <w:pict>
+              <v:shape w14:anchorId="4054796B" id="_x0000_s1035" type="#_x0000_t202" style="position:absolute;margin-left:237.8pt;margin-top:456.1pt;width:311.8pt;height:45.3pt;z-index:251667456;visibility:visible;mso-wrap-style:square;mso-width-percent:0;mso-height-percent:0;mso-wrap-distance-left:9pt;mso-wrap-distance-top:3.6pt;mso-wrap-distance-right:9pt;mso-wrap-distance-bottom:3.6pt;mso-position-horizontal:absolute;mso-position-horizontal-relative:page;mso-position-vertical:absolute;mso-position-vertical-relative:text;mso-width-percent:0;mso-height-percent:0;mso-width-relative:margin;mso-height-relative:margin;v-text-anchor:top" o:gfxdata="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" filled="f" stroked="f">
+                <v:textbox>
+                  <w:txbxContent>
+                    <w:p>
+                      <w:pPr>
+                        <w:rPr>
+                          <w:rFonts w:ascii="Arial" w:hAnsi="Arial" w:cs="Arial"/>
+                          <w:sz w:val="40"/>
+                          <w:szCs w:val="36"/>
+                        </w:rPr>
+                      </w:pPr>
+                      <w:r>
+                        <w:rPr>
+                          <w:rFonts w:ascii="Arial" w:hAnsi="Arial" w:cs="Arial"/>
+                          <w:sz w:val="40"/>
+                          <w:szCs w:val="36"/>
+                        </w:rPr>
+                        <w:t>Nombre de la materia</w:t>
+                      </w:r>
+                    </w:p>
+                  </w:txbxContent>
+                </v:textbox>
+                <w10:wrap type="square" anchorx="page"/>
+              </v:shape>
+            </w:pict>
+          </mc:Fallback>
+        </mc:AlternateContent>
+      </w:r>
+      <w:r>
+        <w:rPr>
+          <w:noProof/>
+          <w:lang w:eastAsia="es-MX"/>
+        </w:rPr>
+        <mc:AlternateContent>
+          <mc:Choice Requires="wps">
+            <w:drawing>
+              <wp:anchor distT="45720" distB="45720" distL="114300" distR="114300" simplePos="0" relativeHeight="251676672" behindDoc="0" locked="0" layoutInCell="1" allowOverlap="1" wp14:anchorId="619B782A" wp14:editId="245DBE5F">
+                <wp:simplePos x="0" y="0"/>
+                <wp:positionH relativeFrom="page">
+                  <wp:posOffset>3020060</wp:posOffset>
+                </wp:positionH>
+                <wp:positionV relativeFrom="paragraph">
+                  <wp:posOffset>5165090</wp:posOffset>
+                </wp:positionV>
+                <wp:extent cx="3959860" cy="575310"/>
+                <wp:effectExtent l="0" t="0" r="0" b="0"/>
+                <wp:wrapSquare wrapText="bothSides"/>
+                <wp:docPr id="9" name="Cuadro de texto 2"/>
+                <wp:cNvGraphicFramePr>
+                  <a:graphicFrameLocks xmlns:a="http://schemas.openxmlformats.org/drawingml/2006/main"/>
+                </wp:cNvGraphicFramePr>
+                <a:graphic xmlns:a="http://schemas.openxmlformats.org/drawingml/2006/main">
+                  <a:graphicData uri="http://schemas.microsoft.com/office/word/2010/wordprocessingShape">
+                    <wps:wsp>
+                      <wps:cNvSpPr txBox="1">
+                        <a:spLocks noChangeArrowheads="1"/>
+                      </wps:cNvSpPr>
+                      <wps:spPr bwMode="auto">
+                        <a:xfrm>
+                          <a:off x="0" y="0"/>
+                          <a:ext cx="3959860" cy="575310"/>
+                        </a:xfrm>
+                        <a:prstGeom prst="rect">
+                          <a:avLst/>
+                        </a:prstGeom>
+                        <a:noFill/>
+                        <a:ln w="9525">
+                          <a:noFill/>
+                          <a:miter lim="800000"/>
+                          <a:headEnd/>
+                          <a:tailEnd/>
+                        </a:ln>
+                      </wps:spPr>
+                      <wps:txbx>
+                        <w:txbxContent>
+                          <w:p>
+                            <w:pPr>
+                              <w:rPr>
+                                <w:rFonts w:ascii="Arial" w:hAnsi="Arial" w:cs="Arial"/>
+                                <w:sz w:val="40"/>
+                                <w:szCs w:val="36"/>
+                              </w:rPr>
+                            </w:pPr>
+                            <w:proofErr w:type="spellStart"/>
+                            <w:r>
+                              <w:rPr>
+                                <w:rFonts w:ascii="Arial" w:hAnsi="Arial" w:cs="Arial"/>
+                                <w:sz w:val="40"/>
+                                <w:szCs w:val="36"/>
+                              </w:rPr>
+                              <w:t>ITS</w:t>
+                            </w:r>
+                            <w:proofErr w:type="spellEnd"/>
+                          </w:p>
+                        </w:txbxContent>
+                      </wps:txbx>
+                      <wps:bodyPr rot="0" vert="horz" wrap="square" lIns="91440" tIns="45720" rIns="91440" bIns="45720" anchor="t" anchorCtr="0">
+                        <a:noAutofit/>
+                      </wps:bodyPr>
+                    </wps:wsp>
+                  </a:graphicData>
+                </a:graphic>
+                <wp14:sizeRelH relativeFrom="margin">
+                  <wp14:pctWidth>0</wp14:pctWidth>
+                </wp14:sizeRelH>
+                <wp14:sizeRelV relativeFrom="margin">
+                  <wp14:pctHeight>0</wp14:pctHeight>
+                </wp14:sizeRelV>
+              </wp:anchor>
+            </w:drawing>
+          </mc:Choice>
+          <mc:Fallback>
+            <w:pict>
+              <v:shape w14:anchorId="619B782A" id="_x0000_s1036" type="#_x0000_t202" style="position:absolute;margin-left:237.8pt;margin-top:406.7pt;width:311.8pt;height:45.3pt;z-index:251676672;visibility:visible;mso-wrap-style:square;mso-width-percent:0;mso-height-percent:0;mso-wrap-distance-left:9pt;mso-wrap-distance-top:3.6pt;mso-wrap-distance-right:9pt;mso-wrap-distance-bottom:3.6pt;mso-position-horizontal:absolute;mso-position-horizontal-relative:page;mso-position-vertical:absolute;mso-position-vertical-relative:text;mso-width-percent:0;mso-height-percent:0;mso-width-relative:margin;mso-height-relative:margin;v-text-anchor:top" o:gfxdata="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" filled="f" stroked="f">
+                <v:textbox>
+                  <w:txbxContent>
+                    <w:p>
+                      <w:pPr>
+                        <w:rPr>
+                          <w:rFonts w:ascii="Arial" w:hAnsi="Arial" w:cs="Arial"/>
+                          <w:sz w:val="40"/>
+                          <w:szCs w:val="36"/>
+                        </w:rPr>
+                      </w:pPr>
+                      <w:proofErr w:type="spellStart"/>
+                      <w:r>
+                        <w:rPr>
+                          <w:rFonts w:ascii="Arial" w:hAnsi="Arial" w:cs="Arial"/>
+                          <w:sz w:val="40"/>
+                          <w:szCs w:val="36"/>
+                        </w:rPr>
+                        <w:t>ITS</w:t>
+                      </w:r>
+                      <w:proofErr w:type="spellEnd"/>
+                    </w:p>
+                  </w:txbxContent>
+                </v:textbox>
+                <w10:wrap type="square" anchorx="page"/>
+              </v:shape>
+            </w:pict>
+          </mc:Fallback>
+        </mc:AlternateContent>
+      </w:r>
+      <w:r>
+        <w:rPr>
+          <w:noProof/>
+          <w:lang w:eastAsia="es-MX"/>
+        </w:rPr>
+        <mc:AlternateContent>
+          <mc:Choice Requires="wps">
+            <w:drawing>
+              <wp:anchor distT="45720" distB="45720" distL="114300" distR="114300" simplePos="0" relativeHeight="251675648" behindDoc="0" locked="0" layoutInCell="1" allowOverlap="1" wp14:anchorId="3B5D178E" wp14:editId="7D5D82A4">
+                <wp:simplePos x="0" y="0"/>
+                <wp:positionH relativeFrom="margin">
+                  <wp:align>left</wp:align>
+                </wp:positionH>
+                <wp:positionV relativeFrom="paragraph">
+                  <wp:posOffset>5043805</wp:posOffset>
+                </wp:positionV>
+                <wp:extent cx="2116455" cy="575310"/>
+                <wp:effectExtent l="0" t="0" r="0" b="0"/>
+                <wp:wrapSquare wrapText="bothSides"/>
+                <wp:docPr id="8" name="Cuadro de texto 2"/>
+                <wp:cNvGraphicFramePr>
+                  <a:graphicFrameLocks xmlns:a="http://schemas.openxmlformats.org/drawingml/2006/main"/>
+                </wp:cNvGraphicFramePr>
+                <a:graphic xmlns:a="http://schemas.openxmlformats.org/drawingml/2006/main">
+                  <a:graphicData uri="http://schemas.microsoft.com/office/word/2010/wordprocessingShape">
+                    <wps:wsp>
+                      <wps:cNvSpPr txBox="1">
+                        <a:spLocks noChangeArrowheads="1"/>
+                      </wps:cNvSpPr>
+                      <wps:spPr bwMode="auto">
+                        <a:xfrm>
+                          <a:off x="0" y="0"/>
+                          <a:ext cx="2116455" cy="575310"/>
+                        </a:xfrm>
+                        <a:prstGeom prst="rect">
+                          <a:avLst/>
+                        </a:prstGeom>
+                        <a:noFill/>
+                        <a:ln w="9525">
+                          <a:noFill/>
+                          <a:miter lim="800000"/>
+                          <a:headEnd/>
+                          <a:tailEnd/>
+                        </a:ln>
+                      </wps:spPr>
+                      <wps:txbx>
+                        <w:txbxContent>
+                          <w:p>
+                            <w:pPr>
+                              <w:rPr>
+                                <w:rFonts w:ascii="Delight Candles" w:hAnsi="Delight Candles"/>
+                                <w:b/>
+                                <w:color w:val="385623" w:themeColor="accent6" w:themeShade="80"/>
+                                <w:sz w:val="32"/>
+                              </w:rPr>
+                            </w:pPr>
+                            <w:r>
+                              <w:rPr>
+                                <w:rFonts w:ascii="Delight Candles" w:hAnsi="Delight Candles"/>
+                                <w:b/>
+                                <w:color w:val="385623" w:themeColor="accent6" w:themeShade="80"/>
+                                <w:sz w:val="44"/>
+                              </w:rPr>
+                              <w:t>Carrera</w:t>
+                            </w:r>
+                          </w:p>
+                        </w:txbxContent>
+                      </wps:txbx>
+                      <wps:bodyPr rot="0" vert="horz" wrap="square" lIns="91440" tIns="45720" rIns="91440" bIns="45720" anchor="t" anchorCtr="0">
+                        <a:noAutofit/>
+                      </wps:bodyPr>
+                    </wps:wsp>
+                  </a:graphicData>
+                </a:graphic>
+                <wp14:sizeRelH relativeFrom="margin">
+                  <wp14:pctWidth>0</wp14:pctWidth>
+                </wp14:sizeRelH>
+                <wp14:sizeRelV relativeFrom="margin">
+                  <wp14:pctHeight>0</wp14:pctHeight>
+                </wp14:sizeRelV>
+              </wp:anchor>
+            </w:drawing>
+          </mc:Choice>
+          <mc:Fallback>
+            <w:pict>
+              <v:shape w14:anchorId="3B5D178E" id="_x0000_s1037" type="#_x0000_t202" style="position:absolute;margin-left:0;margin-top:397.15pt;width:166.65pt;height:45.3pt;z-index:251675648;visibility:visible;mso-wrap-style:square;mso-width-percent:0;mso-height-percent:0;mso-wrap-distance-left:9pt;mso-wrap-distance-top:3.6pt;mso-wrap-distance-right:9pt;mso-wrap-distance-bottom:3.6pt;mso-position-horizontal:left;mso-position-horizontal-relative:margin;mso-position-vertical:absolute;mso-position-vertical-relative:text;mso-width-percent:0;mso-height-percent:0;mso-width-relative:margin;mso-height-relative:margin;v-text-anchor:top" o:gfxdata="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" filled="f" stroked="f">
+                <v:textbox>
+                  <w:txbxContent>
+                    <w:p>
+                      <w:pPr>
+                        <w:rPr>
+                          <w:rFonts w:ascii="Delight Candles" w:hAnsi="Delight Candles"/>
+                          <w:b/>
+                          <w:color w:val="385623" w:themeColor="accent6" w:themeShade="80"/>
+                          <w:sz w:val="32"/>
+                        </w:rPr>
+                      </w:pPr>
+                      <w:r>
+                        <w:rPr>
+                          <w:rFonts w:ascii="Delight Candles" w:hAnsi="Delight Candles"/>
+                          <w:b/>
+                          <w:color w:val="385623" w:themeColor="accent6" w:themeShade="80"/>
+                          <w:sz w:val="44"/>
+                        </w:rPr>
+                        <w:t>Carrera</w:t>
+                      </w:r>
+                    </w:p>
+                  </w:txbxContent>
+                </v:textbox>
+                <w10:wrap type="square" anchorx="margin"/>
+              </v:shape>
+            </w:pict>
+          </mc:Fallback>
+        </mc:AlternateContent>
+      </w:r>
+      <w:r>
+        <w:rPr>
+          <w:noProof/>
+          <w:lang w:eastAsia="es-MX"/>
+        </w:rPr>
+        <mc:AlternateContent>
+          <mc:Choice Requires="wps">
+            <w:drawing>
+              <wp:anchor distT="45720" distB="45720" distL="114300" distR="114300" simplePos="0" relativeHeight="251663360" behindDoc="0" locked="0" layoutInCell="1" allowOverlap="1" wp14:anchorId="0769C88A" wp14:editId="003F0C76">
+                <wp:simplePos x="0" y="0"/>
+                <wp:positionH relativeFrom="margin">
+                  <wp:align>left</wp:align>
+                </wp:positionH>
+                <wp:positionV relativeFrom="paragraph">
+                  <wp:posOffset>5769610</wp:posOffset>
+                </wp:positionV>
+                <wp:extent cx="2116455" cy="640080"/>
+                <wp:effectExtent l="0" t="0" r="0" b="0"/>
+                <wp:wrapSquare wrapText="bothSides"/>
+                <wp:docPr id="13" name="Cuadro de texto 2"/>
+                <wp:cNvGraphicFramePr>
+                  <a:graphicFrameLocks xmlns:a="http://schemas.openxmlformats.org/drawingml/2006/main"/>
+                </wp:cNvGraphicFramePr>
+                <a:graphic xmlns:a="http://schemas.openxmlformats.org/drawingml/2006/main">
+                  <a:graphicData uri="http://schemas.microsoft.com/office/word/2010/wordprocessingShape">
+                    <wps:wsp>
+                      <wps:cNvSpPr txBox="1">
+                        <a:spLocks noChangeArrowheads="1"/>
+                      </wps:cNvSpPr>
+                      <wps:spPr bwMode="auto">
+                        <a:xfrm>
+                          <a:off x="0" y="0"/>
+                          <a:ext cx="2116455" cy="640080"/>
+                        </a:xfrm>
+                        <a:prstGeom prst="rect">
+                          <a:avLst/>
+                        </a:prstGeom>
+                        <a:noFill/>
+                        <a:ln w="9525">
+                          <a:noFill/>
+                          <a:miter lim="800000"/>
+                          <a:headEnd/>
+                          <a:tailEnd/>
+                        </a:ln>
+                      </wps:spPr>
+                      <wps:txbx>
+                        <w:txbxContent>
+                          <w:p>
+                            <w:pPr>
+                              <w:rPr>
+                                <w:rFonts w:ascii="Delight Candles" w:hAnsi="Delight Candles"/>
+                                <w:b/>
+                                <w:color w:val="385623" w:themeColor="accent6" w:themeShade="80"/>
+                                <w:sz w:val="32"/>
+                              </w:rPr>
+                            </w:pPr>
+                            <w:r>
+                              <w:rPr>
+                                <w:rFonts w:ascii="Delight Candles" w:hAnsi="Delight Candles"/>
+                                <w:b/>
+                                <w:color w:val="385623" w:themeColor="accent6" w:themeShade="80"/>
+                                <w:sz w:val="44"/>
+                              </w:rPr>
+                              <w:t>Asignatura</w:t>
+                            </w:r>
+                          </w:p>
+                        </w:txbxContent>
+                      </wps:txbx>
+                      <wps:bodyPr rot="0" vert="horz" wrap="square" lIns="91440" tIns="45720" rIns="91440" bIns="45720" anchor="t" anchorCtr="0">
+                        <a:noAutofit/>
+                      </wps:bodyPr>
+                    </wps:wsp>
+                  </a:graphicData>
+                </a:graphic>
+                <wp14:sizeRelH relativeFrom="margin">
+                  <wp14:pctWidth>0</wp14:pctWidth>
+                </wp14:sizeRelH>
+                <wp14:sizeRelV relativeFrom="margin">
+                  <wp14:pctHeight>0</wp14:pctHeight>
+                </wp14:sizeRelV>
+              </wp:anchor>
+            </w:drawing>
+          </mc:Choice>
+          <mc:Fallback>
+            <w:pict>
+              <v:shape w14:anchorId="0769C88A" id="_x0000_s1038" type="#_x0000_t202" style="position:absolute;margin-left:0;margin-top:454.3pt;width:166.65pt;height:50.4pt;z-index:251663360;visibility:visible;mso-wrap-style:square;mso-width-percent:0;mso-height-percent:0;mso-wrap-distance-left:9pt;mso-wrap-distance-top:3.6pt;mso-wrap-distance-right:9pt;mso-wrap-distance-bottom:3.6pt;mso-position-horizontal:left;mso-position-horizontal-relative:margin;mso-position-vertical:absolute;mso-position-vertical-relative:text;mso-width-percent:0;mso-height-percent:0;mso-width-relative:margin;mso-height-relative:margin;v-text-anchor:top" o:gfxdata="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" filled="f" stroked="f">
+                <v:textbox>
+                  <w:txbxContent>
+                    <w:p>
+                      <w:pPr>
+                        <w:rPr>
+                          <w:rFonts w:ascii="Delight Candles" w:hAnsi="Delight Candles"/>
+                          <w:b/>
+                          <w:color w:val="385623" w:themeColor="accent6" w:themeShade="80"/>
+                          <w:sz w:val="32"/>
+                        </w:rPr>
+                      </w:pPr>
+                      <w:r>
+                        <w:rPr>
+                          <w:rFonts w:ascii="Delight Candles" w:hAnsi="Delight Candles"/>
+                          <w:b/>
+                          <w:color w:val="385623" w:themeColor="accent6" w:themeShade="80"/>
+                          <w:sz w:val="44"/>
+                        </w:rPr>
+                        <w:t>Asignatura</w:t>
+                      </w:r>
+                    </w:p>
+                  </w:txbxContent>
+                </v:textbox>
+                <w10:wrap type="square" anchorx="margin"/>
+              </v:shape>
+            </w:pict>
+          </mc:Fallback>
+        </mc:AlternateContent>
+      </w:r>
+      <w:r>
+        <w:rPr>
+          <w:noProof/>
+          <w:lang w:eastAsia="es-MX"/>
+        </w:rPr>
+        <mc:AlternateContent>
+          <mc:Choice Requires="wps">
+            <w:drawing>
+              <wp:anchor distT="45720" distB="45720" distL="114300" distR="114300" simplePos="0" relativeHeight="251670528" behindDoc="0" locked="0" layoutInCell="1" allowOverlap="1" wp14:anchorId="0DCDB26F" wp14:editId="2742FC35">
+                <wp:simplePos x="0" y="0"/>
+                <wp:positionH relativeFrom="margin">
+                  <wp:posOffset>18011</wp:posOffset>
+                </wp:positionH>
+                <wp:positionV relativeFrom="paragraph">
+                  <wp:posOffset>7089486</wp:posOffset>
+                </wp:positionV>
+                <wp:extent cx="1295400" cy="668020"/>
+                <wp:effectExtent l="0" t="0" r="0" b="0"/>
+                <wp:wrapSquare wrapText="bothSides"/>
+                <wp:docPr id="14" name="Cuadro de texto 2"/>
+                <wp:cNvGraphicFramePr>
+                  <a:graphicFrameLocks xmlns:a="http://schemas.openxmlformats.org/drawingml/2006/main"/>
+                </wp:cNvGraphicFramePr>
+                <a:graphic xmlns:a="http://schemas.openxmlformats.org/drawingml/2006/main">
+                  <a:graphicData uri="http://schemas.microsoft.com/office/word/2010/wordprocessingShape">
+                    <wps:wsp>
+                      <wps:cNvSpPr txBox="1">
+                        <a:spLocks noChangeArrowheads="1"/>
+                      </wps:cNvSpPr>
+                      <wps:spPr bwMode="auto">
+                        <a:xfrm>
+                          <a:off x="0" y="0"/>
+                          <a:ext cx="1295400" cy="668020"/>
+                        </a:xfrm>
+                        <a:prstGeom prst="rect">
+                          <a:avLst/>
+                        </a:prstGeom>
+                        <a:noFill/>
+                        <a:ln w="9525">
+                          <a:noFill/>
+                          <a:miter lim="800000"/>
+                          <a:headEnd/>
+                          <a:tailEnd/>
+                        </a:ln>
+                      </wps:spPr>
+                      <wps:txbx>
+                        <w:txbxContent>
+                          <w:p>
+                            <w:pPr>
+                              <w:rPr>
+                                <w:rFonts w:ascii="Delight Candles" w:hAnsi="Delight Candles"/>
+                                <w:b/>
+                                <w:color w:val="385623" w:themeColor="accent6" w:themeShade="80"/>
+                                <w:sz w:val="32"/>
+                              </w:rPr>
+                            </w:pPr>
+                            <w:r>
+                              <w:rPr>
+                                <w:rFonts w:ascii="Delight Candles" w:hAnsi="Delight Candles"/>
+                                <w:b/>
+                                <w:color w:val="385623" w:themeColor="accent6" w:themeShade="80"/>
+                                <w:sz w:val="44"/>
+                              </w:rPr>
+                              <w:t xml:space="preserve">Fecha </w:t>
+                            </w:r>
+                          </w:p>
+                        </w:txbxContent>
+                      </wps:txbx>
+                      <wps:bodyPr rot="0" vert="horz" wrap="square" lIns="91440" tIns="45720" rIns="91440" bIns="45720" anchor="t" anchorCtr="0">
+                        <a:noAutofit/>
+                      </wps:bodyPr>
+                    </wps:wsp>
+                  </a:graphicData>
+                </a:graphic>
+                <wp14:sizeRelH relativeFrom="margin">
+                  <wp14:pctWidth>0</wp14:pctWidth>
+                </wp14:sizeRelH>
+                <wp14:sizeRelV relativeFrom="margin">
+                  <wp14:pctHeight>0</wp14:pctHeight>
+                </wp14:sizeRelV>
+              </wp:anchor>
+            </w:drawing>
+          </mc:Choice>
+          <mc:Fallback>
+            <w:pict>
+              <v:shape w14:anchorId="0DCDB26F" id="_x0000_s1039" type="#_x0000_t202" style="position:absolute;margin-left:1.4pt;margin-top:558.25pt;width:102pt;height:52.6pt;z-index:251670528;visibility:visible;mso-wrap-style:square;mso-width-percent:0;mso-height-percent:0;mso-wrap-distance-left:9pt;mso-wrap-distance-top:3.6pt;mso-wrap-distance-right:9pt;mso-wrap-distance-bottom:3.6pt;mso-position-horizontal:absolute;mso-position-horizontal-relative:margin;mso-position-vertical:absolute;mso-position-vertical-relative:text;mso-width-percent:0;mso-height-percent:0;mso-width-relative:margin;mso-height-relative:margin;v-text-anchor:top" o:gfxdata="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" filled="f" stroked="f">
+                <v:textbox>
+                  <w:txbxContent>
+                    <w:p>
+                      <w:pPr>
+                        <w:rPr>
+                          <w:rFonts w:ascii="Delight Candles" w:hAnsi="Delight Candles"/>
+                          <w:b/>
+                          <w:color w:val="385623" w:themeColor="accent6" w:themeShade="80"/>
+                          <w:sz w:val="32"/>
+                        </w:rPr>
+                      </w:pPr>
+                      <w:r>
+                        <w:rPr>
+                          <w:rFonts w:ascii="Delight Candles" w:hAnsi="Delight Candles"/>
+                          <w:b/>
+                          <w:color w:val="385623" w:themeColor="accent6" w:themeShade="80"/>
+                          <w:sz w:val="44"/>
+                        </w:rPr>
+                        <w:t xml:space="preserve">Fecha </w:t>
+                      </w:r>
+                    </w:p>
+                  </w:txbxContent>
+                </v:textbox>
+                <w10:wrap type="square" anchorx="margin"/>
+              </v:shape>
+            </w:pict>
+          </mc:Fallback>
+        </mc:AlternateContent>
+      </w:r>
+      <w:r>
+        <w:rPr>
+          <w:noProof/>
+          <w:lang w:eastAsia="es-MX"/>
+        </w:rPr>
+        <mc:AlternateContent>
+          <mc:Choice Requires="wps">
+            <w:drawing>
+              <wp:anchor distT="45720" distB="45720" distL="114300" distR="114300" simplePos="0" relativeHeight="251671552" behindDoc="0" locked="0" layoutInCell="1" allowOverlap="1" wp14:anchorId="4FD241B8" wp14:editId="5030124D">
+                <wp:simplePos x="0" y="0"/>
+                <wp:positionH relativeFrom="margin">
+                  <wp:align>left</wp:align>
+                </wp:positionH>
+                <wp:positionV relativeFrom="paragraph">
+                  <wp:posOffset>6420369</wp:posOffset>
+                </wp:positionV>
+                <wp:extent cx="2116455" cy="575310"/>
+                <wp:effectExtent l="0" t="0" r="0" b="0"/>
+                <wp:wrapSquare wrapText="bothSides"/>
+                <wp:docPr id="21" name="Cuadro de texto 2"/>
+                <wp:cNvGraphicFramePr>
+                  <a:graphicFrameLocks xmlns:a="http://schemas.openxmlformats.org/drawingml/2006/main"/>
+                </wp:cNvGraphicFramePr>
+                <a:graphic xmlns:a="http://schemas.openxmlformats.org/drawingml/2006/main">
+                  <a:graphicData uri="http://schemas.microsoft.com/office/word/2010/wordprocessingShape">
+                    <wps:wsp>
+                      <wps:cNvSpPr txBox="1">
+                        <a:spLocks noChangeArrowheads="1"/>
+                      </wps:cNvSpPr>
+                      <wps:spPr bwMode="auto">
+                        <a:xfrm>
+                          <a:off x="0" y="0"/>
+                          <a:ext cx="2116455" cy="575310"/>
+                        </a:xfrm>
+                        <a:prstGeom prst="rect">
+                          <a:avLst/>
+                        </a:prstGeom>
+                        <a:noFill/>
+                        <a:ln w="9525">
+                          <a:noFill/>
+                          <a:miter lim="800000"/>
+                          <a:headEnd/>
+                          <a:tailEnd/>
+                        </a:ln>
+                      </wps:spPr>
+                      <wps:txbx>
+                        <w:txbxContent>
+                          <w:p>
+                            <w:pPr>
+                              <w:rPr>
+                                <w:rFonts w:ascii="Delight Candles" w:hAnsi="Delight Candles"/>
+                                <w:b/>
+                                <w:color w:val="385623" w:themeColor="accent6" w:themeShade="80"/>
+                                <w:sz w:val="32"/>
+                              </w:rPr>
+                            </w:pPr>
+                            <w:r>
+                              <w:rPr>
+                                <w:rFonts w:ascii="Delight Candles" w:hAnsi="Delight Candles"/>
+                                <w:b/>
+                                <w:color w:val="385623" w:themeColor="accent6" w:themeShade="80"/>
+                                <w:sz w:val="44"/>
+                              </w:rPr>
+                              <w:t>Docente</w:t>
+                            </w:r>
+                          </w:p>
+                        </w:txbxContent>
+                      </wps:txbx>
+                      <wps:bodyPr rot="0" vert="horz" wrap="square" lIns="91440" tIns="45720" rIns="91440" bIns="45720" anchor="t" anchorCtr="0">
+                        <a:noAutofit/>
+                      </wps:bodyPr>
+                    </wps:wsp>
+                  </a:graphicData>
+                </a:graphic>
+                <wp14:sizeRelH relativeFrom="margin">
+                  <wp14:pctWidth>0</wp14:pctWidth>
+                </wp14:sizeRelH>
+                <wp14:sizeRelV relativeFrom="margin">
+                  <wp14:pctHeight>0</wp14:pctHeight>
+                </wp14:sizeRelV>
+              </wp:anchor>
+            </w:drawing>
+          </mc:Choice>
+          <mc:Fallback>
+            <w:pict>
+              <v:shape w14:anchorId="4FD241B8" id="_x0000_s1040" type="#_x0000_t202" style="position:absolute;margin-left:0;margin-top:505.55pt;width:166.65pt;height:45.3pt;z-index:251671552;visibility:visible;mso-wrap-style:square;mso-width-percent:0;mso-height-percent:0;mso-wrap-distance-left:9pt;mso-wrap-distance-top:3.6pt;mso-wrap-distance-right:9pt;mso-wrap-distance-bottom:3.6pt;mso-position-horizontal:left;mso-position-horizontal-relative:margin;mso-position-vertical:absolute;mso-position-vertical-relative:text;mso-width-percent:0;mso-height-percent:0;mso-width-relative:margin;mso-height-relative:margin;v-text-anchor:top" o:gfxdata="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" filled="f" stroked="f">
+                <v:textbox>
+                  <w:txbxContent>
+                    <w:p>
+                      <w:pPr>
+                        <w:rPr>
+                          <w:rFonts w:ascii="Delight Candles" w:hAnsi="Delight Candles"/>
+                          <w:b/>
+                          <w:color w:val="385623" w:themeColor="accent6" w:themeShade="80"/>
+                          <w:sz w:val="32"/>
+                        </w:rPr>
+                      </w:pPr>
+                      <w:r>
+                        <w:rPr>
+                          <w:rFonts w:ascii="Delight Candles" w:hAnsi="Delight Candles"/>
+                          <w:b/>
+                          <w:color w:val="385623" w:themeColor="accent6" w:themeShade="80"/>
+                          <w:sz w:val="44"/>
+                        </w:rPr>
+                        <w:t>Docente</w:t>
+                      </w:r>
+                    </w:p>
+                  </w:txbxContent>
+                </v:textbox>
+                <w10:wrap type="square" anchorx="margin"/>
+              </v:shape>
+            </w:pict>
+          </mc:Fallback>
+        </mc:AlternateContent>
+      </w:r>
+    </w:p>
+    <w:p>
+      <w:pPr>
+        <w:rPr>
+          <w:rFonts w:asciiTheme="majorHAnsi" w:eastAsiaTheme="majorEastAsia" w:hAnsiTheme="majorHAnsi" w:cstheme="majorBidi"/>
+          <w:color w:val="2F5496" w:themeColor="accent1" w:themeShade="BF"/>
+          <w:kern w:val="0"/>
+          <w:sz w:val="32"/>
+          <w:szCs w:val="32"/>
+          <w:lang w:eastAsia="es-MX"/>
+          <w14:ligatures w14:val="none"/>
+        </w:rPr>
+      </w:pPr>
+      <w:r>
+        <w:rPr>
+          <w:noProof/>
+          <w:lang w:eastAsia="es-MX"/>
+        </w:rPr>
+        <mc:AlternateContent>
+          <mc:Choice Requires="wps">
+            <w:drawing>
+              <wp:anchor distT="45720" distB="45720" distL="114300" distR="114300" simplePos="0" relativeHeight="251665408" behindDoc="0" locked="0" layoutInCell="1" allowOverlap="1" wp14:anchorId="5F3AE15F" wp14:editId="70E4EBB3">
+                <wp:simplePos x="0" y="0"/>
+                <wp:positionH relativeFrom="margin">
+                  <wp:posOffset>2146935</wp:posOffset>
+                </wp:positionH>
+                <wp:positionV relativeFrom="paragraph">
+                  <wp:posOffset>3520440</wp:posOffset>
+                </wp:positionV>
+                <wp:extent cx="3959860" cy="391795"/>
+                <wp:effectExtent l="0" t="0" r="0" b="0"/>
+                <wp:wrapSquare wrapText="bothSides"/>
+                <wp:docPr id="17" name="Cuadro de texto 2"/>
+                <wp:cNvGraphicFramePr>
+                  <a:graphicFrameLocks xmlns:a="http://schemas.openxmlformats.org/drawingml/2006/main"/>
+                </wp:cNvGraphicFramePr>
+                <a:graphic xmlns:a="http://schemas.openxmlformats.org/drawingml/2006/main">
+                  <a:graphicData uri="http://schemas.microsoft.com/office/word/2010/wordprocessingShape">
+                    <wps:wsp>
+                      <wps:cNvSpPr txBox="1">
+                        <a:spLocks noChangeArrowheads="1"/>
+                      </wps:cNvSpPr>
+                      <wps:spPr bwMode="auto">
+                        <a:xfrm>
+                          <a:off x="0" y="0"/>
+                          <a:ext cx="3959860" cy="391795"/>
+                        </a:xfrm>
+                        <a:prstGeom prst="rect">
+                          <a:avLst/>
+                        </a:prstGeom>
+                        <a:noFill/>
+                        <a:ln w="9525">
+                          <a:noFill/>
+                          <a:miter lim="800000"/>
+                          <a:headEnd/>
+                          <a:tailEnd/>
+                        </a:ln>
+                      </wps:spPr>
+                      <wps:txbx>
+                        <w:txbxContent>
+                          <w:p>
+                            <w:pPr>
+                              <w:rPr>
+                                <w:rFonts w:ascii="Arial" w:hAnsi="Arial" w:cs="Arial"/>
+                                <w:sz w:val="40"/>
+                                <w:szCs w:val="36"/>
+                              </w:rPr>
+                            </w:pPr>
+                            <w:r>
+                              <w:rPr>
+                                <w:rFonts w:ascii="Arial" w:hAnsi="Arial" w:cs="Arial"/>
+                                <w:sz w:val="40"/>
+                                <w:szCs w:val="36"/>
+                              </w:rPr>
+                              <w:t>1924910</w:t>
+                            </w:r>
+                          </w:p>
+                        </w:txbxContent>
+                      </wps:txbx>
+                      <wps:bodyPr rot="0" vert="horz" wrap="square" lIns="91440" tIns="45720" rIns="91440" bIns="45720" anchor="t" anchorCtr="0">
+                        <a:noAutofit/>
+                      </wps:bodyPr>
+                    </wps:wsp>
+                  </a:graphicData>
+                </a:graphic>
+                <wp14:sizeRelH relativeFrom="margin">
+                  <wp14:pctWidth>0</wp14:pctWidth>
+                </wp14:sizeRelH>
+                <wp14:sizeRelV relativeFrom="margin">
+                  <wp14:pctHeight>0</wp14:pctHeight>
+                </wp14:sizeRelV>
+              </wp:anchor>
+            </w:drawing>
+          </mc:Choice>
+          <mc:Fallback>
+            <w:pict>
+              <v:shape w14:anchorId="5F3AE15F" id="_x0000_s1041" type="#_x0000_t202" style="position:absolute;margin-left:169.05pt;margin-top:277.2pt;width:311.8pt;height:30.85pt;z-index:251665408;visibility:visible;mso-wrap-style:square;mso-width-percent:0;mso-height-percent:0;mso-wrap-distance-left:9pt;mso-wrap-distance-top:3.6pt;mso-wrap-distance-right:9pt;mso-wrap-distance-bottom:3.6pt;mso-position-horizontal:absolute;mso-position-horizontal-relative:margin;mso-position-vertical:absolute;mso-position-vertical-relative:text;mso-width-percent:0;mso-height-percent:0;mso-width-relative:margin;mso-height-relative:margin;v-text-anchor:top" o:gfxdata="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" filled="f" stroked="f">
+                <v:textbox>
+                  <w:txbxContent>
+                    <w:p>
+                      <w:pPr>
+                        <w:rPr>
+                          <w:rFonts w:ascii="Arial" w:hAnsi="Arial" w:cs="Arial"/>
+                          <w:sz w:val="40"/>
+                          <w:szCs w:val="36"/>
+                        </w:rPr>
+                      </w:pPr>
+                      <w:r>
+                        <w:rPr>
+                          <w:rFonts w:ascii="Arial" w:hAnsi="Arial" w:cs="Arial"/>
+                          <w:sz w:val="40"/>
+                          <w:szCs w:val="36"/>
+                        </w:rPr>
+                        <w:t>1924910</w:t>
+                      </w:r>
+                    </w:p>
+                  </w:txbxContent>
+                </v:textbox>
+                <w10:wrap type="square" anchorx="margin"/>
+              </v:shape>
+            </w:pict>
+          </mc:Fallback>
+        </mc:AlternateContent>
+      </w:r>
+      <w:r>
+        <w:rPr>
+          <w:noProof/>
+          <w:lang w:eastAsia="es-MX"/>
+        </w:rPr>
+        <mc:AlternateContent>
+          <mc:Choice Requires="wps">
+            <w:drawing>
+              <wp:anchor distT="45720" distB="45720" distL="114300" distR="114300" simplePos="0" relativeHeight="251666432" behindDoc="0" locked="0" layoutInCell="1" allowOverlap="1" wp14:anchorId="19332B57" wp14:editId="5B125F14">
+                <wp:simplePos x="0" y="0"/>
+                <wp:positionH relativeFrom="margin">
+                  <wp:align>right</wp:align>
+                </wp:positionH>
+                <wp:positionV relativeFrom="paragraph">
+                  <wp:posOffset>4165600</wp:posOffset>
+                </wp:positionV>
+                <wp:extent cx="3829050" cy="575310"/>
+                <wp:effectExtent l="0" t="0" r="0" b="0"/>
+                <wp:wrapSquare wrapText="bothSides"/>
+                <wp:docPr id="18" name="Cuadro de texto 2"/>
+                <wp:cNvGraphicFramePr>
+                  <a:graphicFrameLocks xmlns:a="http://schemas.openxmlformats.org/drawingml/2006/main"/>
+                </wp:cNvGraphicFramePr>
+                <a:graphic xmlns:a="http://schemas.openxmlformats.org/drawingml/2006/main">
+                  <a:graphicData uri="http://schemas.microsoft.com/office/word/2010/wordprocessingShape">
+                    <wps:wsp>
+                      <wps:cNvSpPr txBox="1">
+                        <a:spLocks noChangeArrowheads="1"/>
+                      </wps:cNvSpPr>
+                      <wps:spPr bwMode="auto">
+                        <a:xfrm>
+                          <a:off x="0" y="0"/>
+                          <a:ext cx="3829050" cy="575310"/>
+                        </a:xfrm>
+                        <a:prstGeom prst="rect">
+                          <a:avLst/>
+                        </a:prstGeom>
+                        <a:noFill/>
+                        <a:ln w="9525">
+                          <a:noFill/>
+                          <a:miter lim="800000"/>
+                          <a:headEnd/>
+                          <a:tailEnd/>
+                        </a:ln>
+                      </wps:spPr>
+                      <wps:txbx>
+                        <w:txbxContent>
+                          <w:p>
+                            <w:pPr>
+                              <w:rPr>
+                                <w:rFonts w:ascii="Arial" w:hAnsi="Arial" w:cs="Arial"/>
+                                <w:sz w:val="40"/>
+                                <w:szCs w:val="36"/>
+                              </w:rPr>
+                            </w:pPr>
+                            <w:r>
+                              <w:rPr>
+                                <w:rFonts w:ascii="Arial" w:hAnsi="Arial" w:cs="Arial"/>
+                                <w:sz w:val="40"/>
+                                <w:szCs w:val="36"/>
+                              </w:rPr>
+                              <w:t>000</w:t>
+                            </w:r>
+                          </w:p>
+                        </w:txbxContent>
+                      </wps:txbx>
+                      <wps:bodyPr rot="0" vert="horz" wrap="square" lIns="91440" tIns="45720" rIns="91440" bIns="45720" anchor="t" anchorCtr="0">
+                        <a:noAutofit/>
+                      </wps:bodyPr>
+                    </wps:wsp>
+                  </a:graphicData>
+                </a:graphic>
+                <wp14:sizeRelH relativeFrom="margin">
+                  <wp14:pctWidth>0</wp14:pctWidth>
+                </wp14:sizeRelH>
+                <wp14:sizeRelV relativeFrom="margin">
+                  <wp14:pctHeight>0</wp14:pctHeight>
+                </wp14:sizeRelV>
+              </wp:anchor>
+            </w:drawing>
+          </mc:Choice>
+          <mc:Fallback>
+            <w:pict>
+              <v:shape w14:anchorId="19332B57" id="_x0000_s1042" type="#_x0000_t202" style="position:absolute;margin-left:250.3pt;margin-top:328pt;width:301.5pt;height:45.3pt;z-index:251666432;visibility:visible;mso-wrap-style:square;mso-width-percent:0;mso-height-percent:0;mso-wrap-distance-left:9pt;mso-wrap-distance-top:3.6pt;mso-wrap-distance-right:9pt;mso-wrap-distance-bottom:3.6pt;mso-position-horizontal:right;mso-position-horizontal-relative:margin;mso-position-vertical:absolute;mso-position-vertical-relative:text;mso-width-percent:0;mso-height-percent:0;mso-width-relative:margin;mso-height-relative:margin;v-text-anchor:top" o:gfxdata="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" filled="f" stroked="f">
+                <v:textbox>
+                  <w:txbxContent>
+                    <w:p>
+                      <w:pPr>
+                        <w:rPr>
+                          <w:rFonts w:ascii="Arial" w:hAnsi="Arial" w:cs="Arial"/>
+                          <w:sz w:val="40"/>
+                          <w:szCs w:val="36"/>
+                        </w:rPr>
+                      </w:pPr>
+                      <w:r>
+                        <w:rPr>
+                          <w:rFonts w:ascii="Arial" w:hAnsi="Arial" w:cs="Arial"/>
+                          <w:sz w:val="40"/>
+                          <w:szCs w:val="36"/>
+                        </w:rPr>
+                        <w:t>000</w:t>
+                      </w:r>
+                    </w:p>
+                  </w:txbxContent>
+                </v:textbox>
+                <w10:wrap type="square" anchorx="margin"/>
+              </v:shape>
+            </w:pict>
+          </mc:Fallback>
+        </mc:AlternateContent>
+      </w:r>
+      <w:r>
+        <w:br w:type="page"/>
+      </w:r>
+    </w:p>
+    <w:sdt>
+      <w:sdtPr>
+        <w:rPr>
+          <w:lang w:val="es-ES"/>
+        </w:rPr>
+        <w:id w:val="-1678491369"/>
+        <w:docPartObj>
+          <w:docPartGallery w:val="Table of Contents"/>
+          <w:docPartUnique/>
+        </w:docPartObj>
+      </w:sdtPr>
+      <w:sdtEndPr>
+        <w:rPr>
+          <w:rFonts w:asciiTheme="minorHAnsi" w:eastAsiaTheme="minorHAnsi" w:hAnsiTheme="minorHAnsi" w:cstheme="minorBidi"/>
+          <w:b/>
+          <w:bCs/>
+          <w:color w:val="auto"/>
+          <w:kern w:val="2"/>
+          <w:sz w:val="22"/>
+          <w:szCs w:val="22"/>
+          <w:lang w:eastAsia="en-US"/>
+          <w14:ligatures w14:val="standardContextual"/>
+        </w:rPr>
+      </w:sdtEndPr>
+      <w:sdtContent>
+        <w:p>
+          <w:pPr>
+            <w:pStyle w:val="TtulodeTDC"/>
+          </w:pPr>
+          <w:r>
+            <w:rPr>
+              <w:lang w:val="es-ES"/>
+            </w:rPr>
+            <w:t>Índice</w:t>
+          </w:r>
+        </w:p>
+        <w:p>
+          <w:pPr>
+            <w:pStyle w:val="TDC1"/>
+            <w:tabs>
+              <w:tab w:val="right" w:leader="dot" w:pos="8828"/>
+            </w:tabs>
+            <w:rPr>
+              <w:noProof/>
+            </w:rPr>
+          </w:pPr>
+          <w:r>
+            <w:fldChar w:fldCharType="begin"/>
+          </w:r>
+          <w:r>
+            <w:instrText xml:space="preserve"> TOC \o "1-3" \h \z \u </w:instrText>
+          </w:r>
+          <w:r>
+            <w:fldChar w:fldCharType="separate"/>
+          </w:r>
+          <w:hyperlink w:anchor="_Toc225004460" w:history="1">
+            <w:r>
+              <w:rPr>
+                <w:rStyle w:val="Hipervnculo"/>
+                <w:noProof/>
+              </w:rPr>
+              <w:t>Objetivo</w:t>
+            </w:r>
+            <w:r>
+              <w:rPr>
+                <w:noProof/>
+                <w:webHidden/>
+              </w:rPr>
+              <w:tab/>
+            </w:r>
+            <w:r>
+              <w:rPr>
+                <w:noProof/>
+                <w:webHidden/>
+              </w:rPr>
+              <w:fldChar w:fldCharType="begin"/>
+            </w:r>
+            <w:r>
+              <w:rPr>
+                <w:noProof/>
+                <w:webHidden/>
+              </w:rPr>
+              <w:instrText xml:space="preserve"> PAGEREF _Toc225004460 \h </w:instrText>
+            </w:r>
+            <w:r>
+              <w:rPr>
+                <w:noProof/>
+                <w:webHidden/>
+              </w:rPr>
+            </w:r>
+            <w:r>
+              <w:rPr>
+                <w:noProof/>
+                <w:webHidden/>
+              </w:rPr>
+              <w:fldChar w:fldCharType="separate"/>
+            </w:r>
+            <w:r>
+              <w:rPr>
+                <w:noProof/>
+                <w:webHidden/>
+              </w:rPr>
+              <w:t>3</w:t>
+            </w:r>
+            <w:r>
+              <w:rPr>
+                <w:noProof/>
+                <w:webHidden/>
+              </w:rPr>
+              <w:fldChar w:fldCharType="end"/>
+            </w:r>
+          </w:hyperlink>
+        </w:p>
+        <w:p>
+          <w:pPr>
+            <w:pStyle w:val="TDC1"/>
+            <w:tabs>
+              <w:tab w:val="right" w:leader="dot" w:pos="8828"/>
+            </w:tabs>
+            <w:rPr>
+              <w:noProof/>
+            </w:rPr>
+          </w:pPr>
+          <w:hyperlink w:anchor="_Toc225004461" w:history="1">
+            <w:r>
+              <w:rPr>
+                <w:rStyle w:val="Hipervnculo"/>
+                <w:noProof/>
+              </w:rPr>
+              <w:t>Marco teórico</w:t>
+            </w:r>
+            <w:r>
+              <w:rPr>
+                <w:noProof/>
+                <w:webHidden/>
+              </w:rPr>
+              <w:tab/>
+            </w:r>
+            <w:r>
+              <w:rPr>
+                <w:noProof/>
+                <w:webHidden/>
+              </w:rPr>
+              <w:fldChar w:fldCharType="begin"/>
+            </w:r>
+            <w:r>
+              <w:rPr>
+                <w:noProof/>
+                <w:webHidden/>
+              </w:rPr>
+              <w:instrText xml:space="preserve"> PAGEREF _Toc225004461 \h </w:instrText>
+            </w:r>
+            <w:r>
+              <w:rPr>
+                <w:noProof/>
+                <w:webHidden/>
+              </w:rPr>
+            </w:r>
+            <w:r>
+              <w:rPr>
+                <w:noProof/>
+                <w:webHidden/>
+              </w:rPr>
+              <w:fldChar w:fldCharType="separate"/>
+            </w:r>
+            <w:r>
+              <w:rPr>
+                <w:noProof/>
+                <w:webHidden/>
+              </w:rPr>
+              <w:t>3</w:t>
+            </w:r>
+            <w:r>
+              <w:rPr>
+                <w:noProof/>
+                <w:webHidden/>
+              </w:rPr>
+              <w:fldChar w:fldCharType="end"/>
+            </w:r>
+          </w:hyperlink>
+        </w:p>
+        <w:p>
+          <w:pPr>
+            <w:pStyle w:val="TDC2"/>
+            <w:tabs>
+              <w:tab w:val="right" w:leader="dot" w:pos="8828"/>
+            </w:tabs>
+            <w:rPr>
+              <w:noProof/>
+            </w:rPr>
+          </w:pPr>
+          <w:hyperlink w:anchor="_Toc225004462" w:history="1">
+            <w:r>
+              <w:rPr>
+                <w:rStyle w:val="Hipervnculo"/>
+                <w:noProof/>
+              </w:rPr>
+              <w:t>Minería de datos</w:t>
+            </w:r>
+            <w:r>
+              <w:rPr>
+                <w:noProof/>
+                <w:webHidden/>
+              </w:rPr>
+              <w:tab/>
+            </w:r>
+            <w:r>
+              <w:rPr>
+                <w:noProof/>
+                <w:webHidden/>
+              </w:rPr>
+              <w:fldChar w:fldCharType="begin"/>
+            </w:r>
+            <w:r>
+              <w:rPr>
+                <w:noProof/>
+                <w:webHidden/>
+              </w:rPr>
+              <w:instrText xml:space="preserve"> PAGEREF _Toc225004462 \h </w:instrText>
+            </w:r>
+            <w:r>
+              <w:rPr>
+                <w:noProof/>
+                <w:webHidden/>
+              </w:rPr>
+            </w:r>
+            <w:r>
+              <w:rPr>
+                <w:noProof/>
+                <w:webHidden/>
+              </w:rPr>
+              <w:fldChar w:fldCharType="separate"/>
+            </w:r>
+            <w:r>
+              <w:rPr>
+                <w:noProof/>
+                <w:webHidden/>
+              </w:rPr>
+              <w:t>3</w:t>
+            </w:r>
+            <w:r>
+              <w:rPr>
+                <w:noProof/>
+                <w:webHidden/>
+              </w:rPr>
+              <w:fldChar w:fldCharType="end"/>
+            </w:r>
+          </w:hyperlink>
+        </w:p>
+        <w:p>
+          <w:pPr>
+            <w:pStyle w:val="TDC2"/>
+            <w:tabs>
+              <w:tab w:val="right" w:leader="dot" w:pos="8828"/>
+            </w:tabs>
+            <w:rPr>
+              <w:noProof/>
+            </w:rPr>
+          </w:pPr>
+          <w:hyperlink w:anchor="_Toc225004463" w:history="1">
+            <w:r>
+              <w:rPr>
+                <w:rStyle w:val="Hipervnculo"/>
+                <w:noProof/>
+              </w:rPr>
+              <w:t>Clasificación supervisada</w:t>
+            </w:r>
+            <w:r>
+              <w:rPr>
+                <w:noProof/>
+                <w:webHidden/>
+              </w:rPr>
+              <w:tab/>
+            </w:r>
+            <w:r>
+              <w:rPr>
+                <w:noProof/>
+                <w:webHidden/>
+              </w:rPr>
+              <w:fldChar w:fldCharType="begin"/>
+            </w:r>
+            <w:r>
+              <w:rPr>
+                <w:noProof/>
+                <w:webHidden/>
+              </w:rPr>
+              <w:instrText xml:space="preserve"> PAGEREF _Toc225004463 \h </w:instrText>
+            </w:r>
+            <w:r>
+              <w:rPr>
+                <w:noProof/>
+                <w:webHidden/>
+              </w:rPr>
+            </w:r>
+            <w:r>
+              <w:rPr>
+                <w:noProof/>
+                <w:webHidden/>
+              </w:rPr>
+              <w:fldChar w:fldCharType="separate"/>
+            </w:r>
+            <w:r>
+              <w:rPr>
+                <w:noProof/>
+                <w:webHidden/>
+              </w:rPr>
+              <w:t>3</w:t>
+            </w:r>
+            <w:r>
+              <w:rPr>
+                <w:noProof/>
+                <w:webHidden/>
+              </w:rPr>
+              <w:fldChar w:fldCharType="end"/>
+            </w:r>
+          </w:hyperlink>
+        </w:p>
+        <w:p>
+          <w:pPr>
+            <w:pStyle w:val="TDC2"/>
+            <w:tabs>
+              <w:tab w:val="right" w:leader="dot" w:pos="8828"/>
+            </w:tabs>
+            <w:rPr>
+              <w:noProof/>
+            </w:rPr>
+          </w:pPr>
+          <w:hyperlink w:anchor="_Toc225004464" w:history="1">
+            <w:r>
+              <w:rPr>
+                <w:rStyle w:val="Hipervnculo"/>
+                <w:noProof/>
+              </w:rPr>
+              <w:t>Árboles de decisión</w:t>
+            </w:r>
+            <w:r>
+              <w:rPr>
+                <w:noProof/>
+                <w:webHidden/>
+              </w:rPr>
+              <w:tab/>
+            </w:r>
+            <w:r>
+              <w:rPr>
+                <w:noProof/>
+                <w:webHidden/>
+              </w:rPr>
+              <w:fldChar w:fldCharType="begin"/>
+            </w:r>
+            <w:r>
+              <w:rPr>
+                <w:noProof/>
+                <w:webHidden/>
+              </w:rPr>
+              <w:instrText xml:space="preserve"> PAGEREF _Toc225004464 \h </w:instrText>
+            </w:r>
+            <w:r>
+              <w:rPr>
+                <w:noProof/>
+                <w:webHidden/>
+              </w:rPr>
+            </w:r>
+            <w:r>
+              <w:rPr>
+                <w:noProof/>
+                <w:webHidden/>
+              </w:rPr>
+              <w:fldChar w:fldCharType="separate"/>
+            </w:r>
+            <w:r>
+              <w:rPr>
+                <w:noProof/>
+                <w:webHidden/>
+              </w:rPr>
+              <w:t>3</w:t>
+            </w:r>
+            <w:r>
+              <w:rPr>
+                <w:noProof/>
+                <w:webHidden/>
+              </w:rPr>
+              <w:fldChar w:fldCharType="end"/>
+            </w:r>
+          </w:hyperlink>
+        </w:p>
+        <w:p>
+          <w:pPr>
+            <w:pStyle w:val="TDC2"/>
+            <w:tabs>
+              <w:tab w:val="right" w:leader="dot" w:pos="8828"/>
+            </w:tabs>
+            <w:rPr>
+              <w:noProof/>
+            </w:rPr>
+          </w:pPr>
+          <w:hyperlink w:anchor="_Toc225004465" w:history="1">
+            <w:r>
+              <w:rPr>
+                <w:rStyle w:val="Hipervnculo"/>
+                <w:noProof/>
+              </w:rPr>
+              <w:t>Entropía en teoría de la información</w:t>
+            </w:r>
+            <w:r>
+              <w:rPr>
+                <w:noProof/>
+                <w:webHidden/>
+              </w:rPr>
+              <w:tab/>
+            </w:r>
+            <w:r>
+              <w:rPr>
+                <w:noProof/>
+                <w:webHidden/>
+              </w:rPr>
+              <w:fldChar w:fldCharType="begin"/>
+            </w:r>
+            <w:r>
+              <w:rPr>
+                <w:noProof/>
+                <w:webHidden/>
+              </w:rPr>
+              <w:instrText xml:space="preserve"> PAGEREF _Toc225004465 \h </w:instrText>
+            </w:r>
+            <w:r>
+              <w:rPr>
+                <w:noProof/>
+                <w:webHidden/>
+              </w:rPr>
+            </w:r>
+            <w:r>
+              <w:rPr>
+                <w:noProof/>
+                <w:webHidden/>
+              </w:rPr>
+              <w:fldChar w:fldCharType="separate"/>
+            </w:r>
+            <w:r>
+              <w:rPr>
+                <w:noProof/>
+                <w:webHidden/>
+              </w:rPr>
+              <w:t>4</w:t>
+            </w:r>
+            <w:r>
+              <w:rPr>
+                <w:noProof/>
+                <w:webHidden/>
+              </w:rPr>
+              <w:fldChar w:fldCharType="end"/>
+            </w:r>
+          </w:hyperlink>
+        </w:p>
+        <w:p>
+          <w:pPr>
+            <w:pStyle w:val="TDC2"/>
+            <w:tabs>
+              <w:tab w:val="right" w:leader="dot" w:pos="8828"/>
+            </w:tabs>
+            <w:rPr>
+              <w:noProof/>
+            </w:rPr>
+          </w:pPr>
+          <w:hyperlink w:anchor="_Toc225004466" w:history="1">
+            <w:r>
+              <w:rPr>
+                <w:rStyle w:val="Hipervnculo"/>
+                <w:noProof/>
+              </w:rPr>
+              <w:t>Ganancia de información</w:t>
+            </w:r>
+            <w:r>
+              <w:rPr>
+                <w:noProof/>
+                <w:webHidden/>
+              </w:rPr>
+              <w:tab/>
+            </w:r>
+            <w:r>
+              <w:rPr>
+                <w:noProof/>
+                <w:webHidden/>
+              </w:rPr>
+              <w:fldChar w:fldCharType="begin"/>
+            </w:r>
+            <w:r>
+              <w:rPr>
+                <w:noProof/>
+                <w:webHidden/>
+              </w:rPr>
+              <w:instrText xml:space="preserve"> PAGEREF _Toc225004466 \h </w:instrText>
+            </w:r>
+            <w:r>
+              <w:rPr>
+                <w:noProof/>
+                <w:webHidden/>
+              </w:rPr>
+            </w:r>
+            <w:r>
+              <w:rPr>
+                <w:noProof/>
+                <w:webHidden/>
+              </w:rPr>
+              <w:fldChar w:fldCharType="separate"/>
+            </w:r>
+            <w:r>
+              <w:rPr>
+                <w:noProof/>
+                <w:webHidden/>
+              </w:rPr>
+              <w:t>4</w:t>
+            </w:r>
+            <w:r>
+              <w:rPr>
+                <w:noProof/>
+                <w:webHidden/>
+              </w:rPr>
+              <w:fldChar w:fldCharType="end"/>
+            </w:r>
+          </w:hyperlink>
+        </w:p>
+        <w:p>
+          <w:pPr>
+            <w:pStyle w:val="TDC2"/>
+            <w:tabs>
+              <w:tab w:val="right" w:leader="dot" w:pos="8828"/>
+            </w:tabs>
+            <w:rPr>
+              <w:noProof/>
+            </w:rPr>
+          </w:pPr>
+          <w:hyperlink w:anchor="_Toc225004467" w:history="1">
+            <w:r>
+              <w:rPr>
+                <w:rStyle w:val="Hipervnculo"/>
+                <w:noProof/>
+              </w:rPr>
+              <w:t>Algoritmos ID3 y C4.5</w:t>
+            </w:r>
+            <w:r>
+              <w:rPr>
+                <w:noProof/>
+                <w:webHidden/>
+              </w:rPr>
+              <w:tab/>
+            </w:r>
+            <w:r>
+              <w:rPr>
+                <w:noProof/>
+                <w:webHidden/>
+              </w:rPr>
+              <w:fldChar w:fldCharType="begin"/>
+            </w:r>
+            <w:r>
+              <w:rPr>
+                <w:noProof/>
+                <w:webHidden/>
+              </w:rPr>
+              <w:instrText xml:space="preserve"> PAGEREF _Toc225004467 \h </w:instrText>
+            </w:r>
+            <w:r>
+              <w:rPr>
+                <w:noProof/>
+                <w:webHidden/>
+              </w:rPr>
+            </w:r>
+            <w:r>
+              <w:rPr>
+                <w:noProof/>
+                <w:webHidden/>
+              </w:rPr>
+              <w:fldChar w:fldCharType="separate"/>
+            </w:r>
+            <w:r>
+              <w:rPr>
+                <w:noProof/>
+                <w:webHidden/>
+              </w:rPr>
+              <w:t>5</w:t>
+            </w:r>
+            <w:r>
+              <w:rPr>
+                <w:noProof/>
+                <w:webHidden/>
+              </w:rPr>
+              <w:fldChar w:fldCharType="end"/>
+            </w:r>
+          </w:hyperlink>
+        </w:p>
+        <w:p>
+          <w:pPr>
+            <w:pStyle w:val="TDC2"/>
+            <w:tabs>
+              <w:tab w:val="right" w:leader="dot" w:pos="8828"/>
+            </w:tabs>
+            <w:rPr>
+              <w:noProof/>
+            </w:rPr>
+          </w:pPr>
+          <w:hyperlink w:anchor="_Toc225004468" w:history="1">
+            <w:r>
+              <w:rPr>
+                <w:rStyle w:val="Hipervnculo"/>
+                <w:noProof/>
+              </w:rPr>
+              <w:t>Aplicación de los árboles de decisión en minería de datos</w:t>
+            </w:r>
+            <w:r>
+              <w:rPr>
+                <w:noProof/>
+                <w:webHidden/>
+              </w:rPr>
+              <w:tab/>
+            </w:r>
+            <w:r>
+              <w:rPr>
+                <w:noProof/>
+                <w:webHidden/>
+              </w:rPr>
+              <w:fldChar w:fldCharType="begin"/>
+            </w:r>
+            <w:r>
+              <w:rPr>
+                <w:noProof/>
+                <w:webHidden/>
+              </w:rPr>
+              <w:instrText xml:space="preserve"> PAGEREF _Toc225004468 \h </w:instrText>
+            </w:r>
+            <w:r>
+              <w:rPr>
+                <w:noProof/>
+                <w:webHidden/>
+              </w:rPr>
+            </w:r>
+            <w:r>
+              <w:rPr>
+                <w:noProof/>
+                <w:webHidden/>
+              </w:rPr>
+              <w:fldChar w:fldCharType="separate"/>
+            </w:r>
+            <w:r>
+              <w:rPr>
+                <w:noProof/>
+                <w:webHidden/>
+              </w:rPr>
+              <w:t>5</w:t>
+            </w:r>
+            <w:r>
+              <w:rPr>
+                <w:noProof/>
+                <w:webHidden/>
+              </w:rPr>
+              <w:fldChar w:fldCharType="end"/>
+            </w:r>
+          </w:hyperlink>
+        </w:p>
+        <w:p>
+          <w:pPr>
+            <w:pStyle w:val="TDC2"/>
+            <w:tabs>
+              <w:tab w:val="right" w:leader="dot" w:pos="8828"/>
+            </w:tabs>
+            <w:rPr>
+              <w:noProof/>
+            </w:rPr>
+          </w:pPr>
+          <w:hyperlink w:anchor="_Toc225004469" w:history="1">
+            <w:r>
+              <w:rPr>
+                <w:rStyle w:val="Hipervnculo"/>
+                <w:noProof/>
+              </w:rPr>
+              <w:t>Justificación del uso de logaritmos en la entropía</w:t>
+            </w:r>
+            <w:r>
+              <w:rPr>
+                <w:noProof/>
+                <w:webHidden/>
+              </w:rPr>
+              <w:tab/>
+            </w:r>
+            <w:r>
+              <w:rPr>
+                <w:noProof/>
+                <w:webHidden/>
+              </w:rPr>
+              <w:fldChar w:fldCharType="begin"/>
+            </w:r>
+            <w:r>
+              <w:rPr>
+                <w:noProof/>
+                <w:webHidden/>
+              </w:rPr>
+              <w:instrText xml:space="preserve"> PAGEREF _Toc225004469 \h </w:instrText>
+            </w:r>
+            <w:r>
+              <w:rPr>
+                <w:noProof/>
+                <w:webHidden/>
+              </w:rPr>
+            </w:r>
+            <w:r>
+              <w:rPr>
+                <w:noProof/>
+                <w:webHidden/>
+              </w:rPr>
+              <w:fldChar w:fldCharType="separate"/>
+            </w:r>
+            <w:r>
+              <w:rPr>
+                <w:noProof/>
+                <w:webHidden/>
+              </w:rPr>
+              <w:t>5</w:t>
+            </w:r>
+            <w:r>
+              <w:rPr>
+                <w:noProof/>
+                <w:webHidden/>
+              </w:rPr>
+              <w:fldChar w:fldCharType="end"/>
+            </w:r>
+          </w:hyperlink>
+        </w:p>
+        <w:p>
+          <w:pPr>
+            <w:pStyle w:val="TDC1"/>
+            <w:tabs>
+              <w:tab w:val="right" w:leader="dot" w:pos="8828"/>
+            </w:tabs>
+            <w:rPr>
+              <w:noProof/>
+            </w:rPr>
+          </w:pPr>
+          <w:hyperlink w:anchor="_Toc225004470" w:history="1">
+            <w:r>
+              <w:rPr>
+                <w:rStyle w:val="Hipervnculo"/>
+                <w:noProof/>
+              </w:rPr>
+              <w:t>Desarrollo</w:t>
+            </w:r>
+            <w:r>
+              <w:rPr>
+                <w:noProof/>
+                <w:webHidden/>
+              </w:rPr>
+              <w:tab/>
+            </w:r>
+            <w:r>
+              <w:rPr>
+                <w:noProof/>
+                <w:webHidden/>
+              </w:rPr>
+              <w:fldChar w:fldCharType="begin"/>
+            </w:r>
+            <w:r>
+              <w:rPr>
+                <w:noProof/>
+                <w:webHidden/>
+              </w:rPr>
+              <w:instrText xml:space="preserve"> PAGEREF _Toc225004470 \h </w:instrText>
+            </w:r>
+            <w:r>
+              <w:rPr>
+                <w:noProof/>
+                <w:webHidden/>
+              </w:rPr>
+            </w:r>
+            <w:r>
+              <w:rPr>
+                <w:noProof/>
+                <w:webHidden/>
+              </w:rPr>
+              <w:fldChar w:fldCharType="separate"/>
+            </w:r>
+            <w:r>
+              <w:rPr>
+                <w:noProof/>
+                <w:webHidden/>
+              </w:rPr>
+              <w:t>6</w:t>
+            </w:r>
+            <w:r>
+              <w:rPr>
+                <w:noProof/>
+                <w:webHidden/>
+              </w:rPr>
+              <w:fldChar w:fldCharType="end"/>
+            </w:r>
+          </w:hyperlink>
+        </w:p>
+        <w:p>
+          <w:pPr>
+            <w:pStyle w:val="TDC1"/>
+            <w:tabs>
+              <w:tab w:val="right" w:leader="dot" w:pos="8828"/>
+            </w:tabs>
+            <w:rPr>
+              <w:noProof/>
+            </w:rPr>
+          </w:pPr>
+          <w:hyperlink w:anchor="_Toc225004471" w:history="1">
+            <w:r>
+              <w:rPr>
+                <w:rStyle w:val="Hipervnculo"/>
+                <w:noProof/>
+              </w:rPr>
+              <w:t>Referencias</w:t>
+            </w:r>
+            <w:r>
+              <w:rPr>
+                <w:noProof/>
+                <w:webHidden/>
+              </w:rPr>
+              <w:tab/>
+            </w:r>
+            <w:r>
+              <w:rPr>
+                <w:noProof/>
+                <w:webHidden/>
+              </w:rPr>
+              <w:fldChar w:fldCharType="begin"/>
+            </w:r>
+            <w:r>
+              <w:rPr>
+                <w:noProof/>
+                <w:webHidden/>
+              </w:rPr>
+              <w:instrText xml:space="preserve"> PAGEREF _Toc225004471 \h </w:instrText>
+            </w:r>
+            <w:r>
+              <w:rPr>
+                <w:noProof/>
+                <w:webHidden/>
+              </w:rPr>
+            </w:r>
+            <w:r>
+              <w:rPr>
+                <w:noProof/>
+                <w:webHidden/>
+              </w:rPr>
+              <w:fldChar w:fldCharType="separate"/>
+            </w:r>
+            <w:r>
+              <w:rPr>
+                <w:noProof/>
+                <w:webHidden/>
+              </w:rPr>
+              <w:t>7</w:t>
+            </w:r>
+            <w:r>
+              <w:rPr>
+                <w:noProof/>
+                <w:webHidden/>
+              </w:rPr>
+              <w:fldChar w:fldCharType="end"/>
+            </w:r>
+          </w:hyperlink>
+        </w:p>
+        <w:p>
+          <w:r>
+            <w:rPr>
+              <w:b/>
+              <w:bCs/>
+              <w:lang w:val="es-ES"/>
+            </w:rPr>
+            <w:fldChar w:fldCharType="end"/>
+          </w:r>
+        </w:p>
+      </w:sdtContent>
+    </w:sdt>
+    <w:p>
+      <w:pPr>
+        <w:rPr>
+          <w:rFonts w:asciiTheme="majorHAnsi" w:eastAsiaTheme="majorEastAsia" w:hAnsiTheme="majorHAnsi" w:cstheme="majorBidi"/>
+          <w:color w:val="2F5496" w:themeColor="accent1" w:themeShade="BF"/>
+          <w:sz w:val="40"/>
+          <w:szCs w:val="40"/>
+        </w:rPr>
+      </w:pPr>
+      <w:r>
+        <w:br w:type="page"/>
+      </w:r>
+    </w:p>
+    <w:p>
+      <w:pPr>
+        <w:pStyle w:val="Ttulo1"/>
+      </w:pPr>
+      <w:bookmarkStart w:id="0" w:name="_Toc225004460"/>
+      <w:r>
+        <w:lastRenderedPageBreak/>
+        <w:t>Objetivo</w:t>
+      </w:r>
+      <w:bookmarkEnd w:id="0"/>
+    </w:p>
+    <w:p>
+      <w:r>
+        <w:t>Encontrar el árbol de decisión de mínima entropía para un registro de datos categóricos.</w:t>
+      </w:r>
+    </w:p>
+    <w:p>
+      <w:pPr>
+        <w:pStyle w:val="Ttulo1"/>
+      </w:pPr>
+      <w:bookmarkStart w:id="1" w:name="_Toc225004461"/>
+      <w:r>
+        <w:t>Marco teórico</w:t>
+      </w:r>
+      <w:bookmarkEnd w:id="1"/>
+    </w:p>
+    <w:p>
+      <w:pPr>
+        <w:pStyle w:val="Ttulo2"/>
+      </w:pPr>
+      <w:bookmarkStart w:id="2" w:name="_Toc225004462"/>
+      <w:r>
+        <w:t>Minería de datos</w:t>
+      </w:r>
+      <w:bookmarkEnd w:id="2"/>
+    </w:p>
+    <w:p>
+      <w:r>
+        <w:t xml:space="preserve">La </w:t>
+      </w:r>
+      <w:r>
+        <w:rPr>
+          <w:b/>
+          <w:bCs/>
+        </w:rPr>
+        <w:t>minería de datos</w:t>
+      </w:r>
+      <w:r>
+        <w:t xml:space="preserve"> es una disciplina dentro del área de ciencia de datos y aprendizaje automático que se enfoca en la extracción de patrones, relaciones y conocimiento útil a partir de grandes volúmenes de </w:t>
+      </w:r>
+      <w:proofErr w:type="gramStart"/>
+      <w:r>
+        <w:t>datos</w:t>
+      </w:r>
+      <w:r>
+        <w:t>[</w:t>
+      </w:r>
+      <w:proofErr w:type="gramEnd"/>
+      <w:r>
+        <w:t>HAN]</w:t>
+      </w:r>
+      <w:r>
+        <w:t>. Su objetivo principal es transformar datos sin procesar en información significativa que pueda ser utilizada para la toma de decisiones, predicción y descubrimiento de tendencias ocultas.</w:t>
+      </w:r>
+    </w:p>
+    <w:p>
+      <w:r>
+        <w:t xml:space="preserve">El proceso de minería de datos forma parte de un flujo más amplio conocido como </w:t>
+      </w:r>
+      <w:proofErr w:type="spellStart"/>
+      <w:r>
+        <w:rPr>
+          <w:b/>
+          <w:bCs/>
+        </w:rPr>
+        <w:t>KDD</w:t>
+      </w:r>
+      <w:proofErr w:type="spellEnd"/>
+      <w:r>
+        <w:rPr>
+          <w:b/>
+          <w:bCs/>
+        </w:rPr>
+        <w:t xml:space="preserve"> (</w:t>
+      </w:r>
+      <w:proofErr w:type="spellStart"/>
+      <w:r>
+        <w:rPr>
+          <w:b/>
+          <w:bCs/>
+        </w:rPr>
+        <w:t>Knowledge</w:t>
+      </w:r>
+      <w:proofErr w:type="spellEnd"/>
+      <w:r>
+        <w:rPr>
+          <w:b/>
+          <w:bCs/>
+        </w:rPr>
+        <w:t xml:space="preserve"> </w:t>
+      </w:r>
+      <w:proofErr w:type="spellStart"/>
+      <w:r>
+        <w:rPr>
+          <w:b/>
+          <w:bCs/>
+        </w:rPr>
+        <w:t>Discovery</w:t>
+      </w:r>
+      <w:proofErr w:type="spellEnd"/>
+      <w:r>
+        <w:rPr>
+          <w:b/>
+          <w:bCs/>
+        </w:rPr>
+        <w:t xml:space="preserve"> in </w:t>
+      </w:r>
+      <w:proofErr w:type="spellStart"/>
+      <w:r>
+        <w:rPr>
+          <w:b/>
+          <w:bCs/>
+        </w:rPr>
+        <w:t>Databases</w:t>
+      </w:r>
+      <w:proofErr w:type="spellEnd"/>
+      <w:r>
+        <w:rPr>
+          <w:b/>
+          <w:bCs/>
+        </w:rPr>
+        <w:t>)</w:t>
+      </w:r>
+      <w:r>
+        <w:t>, el cual incluye etapas como limpieza de datos, integración, selección, transformación, minería y evaluación de los patrones obtenidos.</w:t>
+      </w:r>
+    </w:p>
+    <w:p>
+      <w:r>
+        <w:t>Dentro de las técnicas de minería de datos se encuentran:</w:t>
+      </w:r>
+    </w:p>
+    <w:p>
+      <w:pPr>
+        <w:pStyle w:val="Prrafodelista"/>
+        <w:numPr>
+          <w:ilvl w:val="0"/>
+          <w:numId w:val="18"/>
+        </w:numPr>
+      </w:pPr>
+      <w:r>
+        <w:t xml:space="preserve">Clasificación </w:t>
+      </w:r>
+    </w:p>
+    <w:p>
+      <w:pPr>
+        <w:pStyle w:val="Prrafodelista"/>
+        <w:numPr>
+          <w:ilvl w:val="0"/>
+          <w:numId w:val="18"/>
+        </w:numPr>
+      </w:pPr>
+      <w:r>
+        <w:t>Agrupamiento (</w:t>
+      </w:r>
+      <w:proofErr w:type="spellStart"/>
+      <w:r>
+        <w:t>clustering</w:t>
+      </w:r>
+      <w:proofErr w:type="spellEnd"/>
+      <w:r>
+        <w:t xml:space="preserve">) </w:t>
+      </w:r>
+    </w:p>
+    <w:p>
+      <w:pPr>
+        <w:pStyle w:val="Prrafodelista"/>
+        <w:numPr>
+          <w:ilvl w:val="0"/>
+          <w:numId w:val="18"/>
+        </w:numPr>
+      </w:pPr>
+      <w:r>
+        <w:t xml:space="preserve">Reglas de asociación </w:t>
+      </w:r>
+    </w:p>
+    <w:p>
+      <w:pPr>
+        <w:pStyle w:val="Prrafodelista"/>
+        <w:numPr>
+          <w:ilvl w:val="0"/>
+          <w:numId w:val="18"/>
+        </w:numPr>
+      </w:pPr>
+      <w:r>
+        <w:t xml:space="preserve">Análisis de anomalías </w:t>
+      </w:r>
+    </w:p>
+    <w:p>
+      <w:pPr>
+        <w:pStyle w:val="Prrafodelista"/>
+        <w:numPr>
+          <w:ilvl w:val="0"/>
+          <w:numId w:val="18"/>
+        </w:numPr>
+      </w:pPr>
+      <w:r>
+        <w:t xml:space="preserve">Árboles de decisión </w:t>
+      </w:r>
+    </w:p>
+    <w:p>
+      <w:pPr>
+        <w:pStyle w:val="Ttulo2"/>
+      </w:pPr>
+      <w:bookmarkStart w:id="3" w:name="_Toc225004463"/>
+      <w:r>
+        <w:t>Clasificación supervisada</w:t>
+      </w:r>
+      <w:bookmarkEnd w:id="3"/>
+    </w:p>
+    <w:p>
+      <w:r>
+        <w:t xml:space="preserve">La </w:t>
+      </w:r>
+      <w:r>
+        <w:rPr>
+          <w:b/>
+          <w:bCs/>
+        </w:rPr>
+        <w:t>clasificación supervisada</w:t>
+      </w:r>
+      <w:r>
+        <w:t xml:space="preserve"> es una técnica de aprendizaje automático en la cual un modelo es entrenado utilizando datos previamente etiquetados para poder predecir la clase o categoría de nuevas observaciones. En este contexto, los árboles de decisión son una de las herramientas más utilizadas debido a su </w:t>
+      </w:r>
+      <w:proofErr w:type="spellStart"/>
+      <w:r>
+        <w:t>interpretabilidad</w:t>
+      </w:r>
+      <w:proofErr w:type="spellEnd"/>
+      <w:r>
+        <w:t xml:space="preserve"> y facilidad de implementación.</w:t>
+      </w:r>
+    </w:p>
+    <w:p>
+      <w:pPr>
+        <w:pStyle w:val="Ttulo2"/>
+      </w:pPr>
+      <w:bookmarkStart w:id="4" w:name="_Toc225004464"/>
+      <w:r>
+        <w:t>Árboles de decisión</w:t>
+      </w:r>
+      <w:bookmarkEnd w:id="4"/>
+    </w:p>
+    <w:p>
+      <w:r>
+        <w:t xml:space="preserve">Un </w:t>
+      </w:r>
+      <w:r>
+        <w:rPr>
+          <w:b/>
+          <w:bCs/>
+        </w:rPr>
+        <w:t>árbol de decisión</w:t>
+      </w:r>
+      <w:r>
+        <w:t xml:space="preserve"> es una estructura jerárquica utilizada para representar decisiones y sus posibles consecuencias. Está compuesto por:</w:t>
+      </w:r>
+    </w:p>
+    <w:p>
+      <w:pPr>
+        <w:pStyle w:val="Prrafodelista"/>
+        <w:numPr>
+          <w:ilvl w:val="0"/>
+          <w:numId w:val="17"/>
+        </w:numPr>
+      </w:pPr>
+      <w:r>
+        <w:rPr>
+          <w:b/>
+          <w:bCs/>
+        </w:rPr>
+        <w:t>Nodo raíz</w:t>
+      </w:r>
+      <w:r>
+        <w:t xml:space="preserve">: representa el conjunto completo de datos. </w:t>
+      </w:r>
+    </w:p>
+    <w:p>
+      <w:pPr>
+        <w:pStyle w:val="Prrafodelista"/>
+        <w:numPr>
+          <w:ilvl w:val="0"/>
+          <w:numId w:val="17"/>
+        </w:numPr>
+      </w:pPr>
+      <w:r>
+        <w:rPr>
+          <w:b/>
+          <w:bCs/>
+        </w:rPr>
+        <w:t>Nodos internos</w:t>
+      </w:r>
+      <w:r>
+        <w:t xml:space="preserve">: representan pruebas sobre atributos. </w:t>
+      </w:r>
+    </w:p>
+    <w:p>
+      <w:pPr>
+        <w:pStyle w:val="Prrafodelista"/>
+        <w:numPr>
+          <w:ilvl w:val="0"/>
+          <w:numId w:val="17"/>
+        </w:numPr>
+      </w:pPr>
+      <w:r>
+        <w:rPr>
+          <w:b/>
+          <w:bCs/>
+        </w:rPr>
+        <w:t>Ramas</w:t>
+      </w:r>
+      <w:r>
+        <w:t xml:space="preserve">: representan los resultados de las pruebas. </w:t>
+      </w:r>
+    </w:p>
+    <w:p>
+      <w:pPr>
+        <w:pStyle w:val="Prrafodelista"/>
+        <w:numPr>
+          <w:ilvl w:val="0"/>
+          <w:numId w:val="17"/>
+        </w:numPr>
+      </w:pPr>
+      <w:r>
+        <w:rPr>
+          <w:b/>
+          <w:bCs/>
+        </w:rPr>
+        <w:t>Hojas</w:t>
+      </w:r>
+      <w:r>
+        <w:t xml:space="preserve">: representan la decisión o clase final. </w:t>
+      </w:r>
+    </w:p>
+    <w:p>
+      <w:r>
+        <w:t xml:space="preserve">Los árboles de decisión se construyen dividiendo recursivamente un conjunto de datos en subconjuntos más pequeños, de tal manera que cada división reduzca la incertidumbre sobre </w:t>
+      </w:r>
+      <w:proofErr w:type="gramStart"/>
+      <w:r>
+        <w:t>la</w:t>
+      </w:r>
+      <w:proofErr w:type="gramEnd"/>
+      <w:r>
+        <w:t xml:space="preserve"> variable objetivo.</w:t>
+      </w:r>
+    </w:p>
+    <w:p>
+      <w:r>
+        <w:t>Los algoritmos más conocidos para la generación de árboles de decisión son:</w:t>
+      </w:r>
+    </w:p>
+    <w:p>
+      <w:pPr>
+        <w:pStyle w:val="Prrafodelista"/>
+        <w:numPr>
+          <w:ilvl w:val="0"/>
+          <w:numId w:val="16"/>
+        </w:numPr>
+      </w:pPr>
+      <w:proofErr w:type="spellStart"/>
+      <w:r>
+        <w:lastRenderedPageBreak/>
+        <w:t>ID3</w:t>
+      </w:r>
+      <w:proofErr w:type="spellEnd"/>
+      <w:r>
+        <w:t xml:space="preserve"> </w:t>
+      </w:r>
+    </w:p>
+    <w:p>
+      <w:pPr>
+        <w:pStyle w:val="Prrafodelista"/>
+        <w:numPr>
+          <w:ilvl w:val="0"/>
+          <w:numId w:val="16"/>
+        </w:numPr>
+      </w:pPr>
+      <w:proofErr w:type="spellStart"/>
+      <w:r>
+        <w:t>C4.5</w:t>
+      </w:r>
+      <w:proofErr w:type="spellEnd"/>
+      <w:r>
+        <w:t xml:space="preserve"> </w:t>
+      </w:r>
+    </w:p>
+    <w:p>
+      <w:pPr>
+        <w:pStyle w:val="Prrafodelista"/>
+        <w:numPr>
+          <w:ilvl w:val="0"/>
+          <w:numId w:val="16"/>
+        </w:numPr>
+      </w:pPr>
+      <w:proofErr w:type="spellStart"/>
+      <w:r>
+        <w:t>CART</w:t>
+      </w:r>
+      <w:proofErr w:type="spellEnd"/>
+      <w:r>
+        <w:t xml:space="preserve"> </w:t>
+      </w:r>
+    </w:p>
+    <w:p>
+      <w:r>
+        <w:t xml:space="preserve">El algoritmo </w:t>
+      </w:r>
+      <w:proofErr w:type="spellStart"/>
+      <w:r>
+        <w:rPr>
+          <w:b/>
+          <w:bCs/>
+        </w:rPr>
+        <w:t>ID3</w:t>
+      </w:r>
+      <w:proofErr w:type="spellEnd"/>
+      <w:r>
+        <w:rPr>
+          <w:b/>
+          <w:bCs/>
+        </w:rPr>
+        <w:t xml:space="preserve"> (</w:t>
+      </w:r>
+      <w:proofErr w:type="spellStart"/>
+      <w:r>
+        <w:rPr>
+          <w:b/>
+          <w:bCs/>
+        </w:rPr>
+        <w:t>Iterative</w:t>
+      </w:r>
+      <w:proofErr w:type="spellEnd"/>
+      <w:r>
+        <w:rPr>
+          <w:b/>
+          <w:bCs/>
+        </w:rPr>
+        <w:t xml:space="preserve"> </w:t>
+      </w:r>
+      <w:proofErr w:type="spellStart"/>
+      <w:r>
+        <w:rPr>
+          <w:b/>
+          <w:bCs/>
+        </w:rPr>
+        <w:t>Dichotomiser</w:t>
+      </w:r>
+      <w:proofErr w:type="spellEnd"/>
+      <w:r>
+        <w:rPr>
+          <w:b/>
+          <w:bCs/>
+        </w:rPr>
+        <w:t xml:space="preserve"> 3)</w:t>
+      </w:r>
+      <w:r>
+        <w:t xml:space="preserve">, desarrollado por Ross </w:t>
+      </w:r>
+      <w:proofErr w:type="spellStart"/>
+      <w:proofErr w:type="gramStart"/>
+      <w:r>
+        <w:t>Quinlan</w:t>
+      </w:r>
+      <w:proofErr w:type="spellEnd"/>
+      <w:r>
+        <w:t>[</w:t>
+      </w:r>
+      <w:proofErr w:type="spellStart"/>
+      <w:proofErr w:type="gramEnd"/>
+      <w:r>
+        <w:t>QUI</w:t>
+      </w:r>
+      <w:proofErr w:type="spellEnd"/>
+      <w:r>
+        <w:t>]</w:t>
+      </w:r>
+      <w:r>
+        <w:t xml:space="preserve">, utiliza la entropía y la ganancia de información como criterios para seleccionar el mejor atributo en cada división del árbol. </w:t>
+      </w:r>
+    </w:p>
     <w:p/>
+    <w:p>
+      <w:pPr>
+        <w:pStyle w:val="Ttulo2"/>
+      </w:pPr>
+      <w:bookmarkStart w:id="5" w:name="_Toc225004465"/>
+      <w:r>
+        <w:t>Entropía en teoría de la información</w:t>
+      </w:r>
+      <w:bookmarkEnd w:id="5"/>
+    </w:p>
+    <w:p>
+      <w:r>
+        <w:t xml:space="preserve">La </w:t>
+      </w:r>
+      <w:r>
+        <w:rPr>
+          <w:b/>
+          <w:bCs/>
+        </w:rPr>
+        <w:t>entropía</w:t>
+      </w:r>
+      <w:r>
+        <w:t xml:space="preserve"> es un concepto introducido por Claude Shannon en la teoría de la información para medir la incertidumbre o desorden presente en una variable aleatoria. En minería de datos, la entropía se utiliza para evaluar qué tan mezcladas o heterogéneas están las clases dentro de un conjunto de </w:t>
+      </w:r>
+      <w:proofErr w:type="gramStart"/>
+      <w:r>
+        <w:t>datos</w:t>
+      </w:r>
+      <w:r>
+        <w:t>[</w:t>
+      </w:r>
+      <w:proofErr w:type="gramEnd"/>
+      <w:r>
+        <w:t>SHANNON]</w:t>
+      </w:r>
+      <w:r>
+        <w:t>.</w:t>
+      </w:r>
+    </w:p>
+    <w:p>
+      <w:r>
+        <w:t>La fórmula general de la entropía es:</w:t>
+      </w:r>
+    </w:p>
+    <w:p>
+      <w:pPr>
+        <w:rPr>
+          <w:rFonts w:eastAsiaTheme="minorEastAsia"/>
+        </w:rPr>
+      </w:pPr>
+      <m:oMathPara>
+        <m:oMath>
+          <m:r>
+            <w:rPr>
+              <w:rFonts w:ascii="Cambria Math" w:hAnsi="Cambria Math"/>
+            </w:rPr>
+            <m:t>H</m:t>
+          </m:r>
+          <m:d>
+            <m:dPr>
+              <m:ctrlPr>
+                <w:rPr>
+                  <w:rFonts w:ascii="Cambria Math" w:hAnsi="Cambria Math"/>
+                  <w:i/>
+                </w:rPr>
+              </m:ctrlPr>
+            </m:dPr>
+            <m:e>
+              <m:r>
+                <w:rPr>
+                  <w:rFonts w:ascii="Cambria Math" w:hAnsi="Cambria Math"/>
+                </w:rPr>
+                <m:t>X</m:t>
+              </m:r>
+            </m:e>
+          </m:d>
+          <m:r>
+            <w:rPr>
+              <w:rFonts w:ascii="Cambria Math" w:hAnsi="Cambria Math"/>
+            </w:rPr>
+            <m:t xml:space="preserve">= </m:t>
+          </m:r>
+          <m:nary>
+            <m:naryPr>
+              <m:chr m:val="∑"/>
+              <m:grow m:val="1"/>
+              <m:ctrlPr>
+                <w:rPr>
+                  <w:rFonts w:ascii="Cambria Math" w:hAnsi="Cambria Math"/>
+                </w:rPr>
+              </m:ctrlPr>
+            </m:naryPr>
+            <m:sub>
+              <m:r>
+                <w:rPr>
+                  <w:rFonts w:ascii="Cambria Math" w:hAnsi="Cambria Math"/>
+                </w:rPr>
+                <m:t>i=1</m:t>
+              </m:r>
+            </m:sub>
+            <m:sup>
+              <m:r>
+                <w:rPr>
+                  <w:rFonts w:ascii="Cambria Math" w:hAnsi="Cambria Math"/>
+                </w:rPr>
+                <m:t>n</m:t>
+              </m:r>
+            </m:sup>
+            <m:e>
+              <m:sSub>
+                <m:sSubPr>
+                  <m:ctrlPr>
+                    <w:rPr>
+                      <w:rFonts w:ascii="Cambria Math" w:hAnsi="Cambria Math"/>
+                    </w:rPr>
+                  </m:ctrlPr>
+                </m:sSubPr>
+                <m:e>
+                  <m:r>
+                    <w:rPr>
+                      <w:rFonts w:ascii="Cambria Math" w:eastAsia="Cambria Math" w:hAnsi="Cambria Math" w:cs="Cambria Math"/>
+                    </w:rPr>
+                    <m:t>p</m:t>
+                  </m:r>
+                </m:e>
+                <m:sub>
+                  <m:r>
+                    <w:rPr>
+                      <w:rFonts w:ascii="Cambria Math" w:eastAsia="Cambria Math" w:hAnsi="Cambria Math" w:cs="Cambria Math"/>
+                    </w:rPr>
+                    <m:t>i</m:t>
+                  </m:r>
+                </m:sub>
+              </m:sSub>
+              <m:func>
+                <m:funcPr>
+                  <m:ctrlPr>
+                    <w:rPr>
+                      <w:rFonts w:ascii="Cambria Math" w:hAnsi="Cambria Math"/>
+                    </w:rPr>
+                  </m:ctrlPr>
+                </m:funcPr>
+                <m:fName>
+                  <m:r>
+                    <m:rPr>
+                      <m:sty m:val="p"/>
+                    </m:rPr>
+                    <w:rPr>
+                      <w:rFonts w:ascii="Cambria Math" w:hAnsi="Cambria Math"/>
+                    </w:rPr>
+                    <m:t>log</m:t>
+                  </m:r>
+                </m:fName>
+                <m:e>
+                  <m:d>
+                    <m:dPr>
+                      <m:ctrlPr>
+                        <w:rPr>
+                          <w:rFonts w:ascii="Cambria Math" w:hAnsi="Cambria Math"/>
+                          <w:i/>
+                        </w:rPr>
+                      </m:ctrlPr>
+                    </m:dPr>
+                    <m:e>
+                      <m:sSub>
+                        <m:sSubPr>
+                          <m:ctrlPr>
+                            <w:rPr>
+                              <w:rFonts w:ascii="Cambria Math" w:hAnsi="Cambria Math"/>
+                            </w:rPr>
+                          </m:ctrlPr>
+                        </m:sSubPr>
+                        <m:e>
+                          <m:r>
+                            <w:rPr>
+                              <w:rFonts w:ascii="Cambria Math" w:eastAsia="Cambria Math" w:hAnsi="Cambria Math" w:cs="Cambria Math"/>
+                            </w:rPr>
+                            <m:t>p</m:t>
+                          </m:r>
+                        </m:e>
+                        <m:sub>
+                          <m:r>
+                            <w:rPr>
+                              <w:rFonts w:ascii="Cambria Math" w:eastAsia="Cambria Math" w:hAnsi="Cambria Math" w:cs="Cambria Math"/>
+                            </w:rPr>
+                            <m:t>i</m:t>
+                          </m:r>
+                        </m:sub>
+                      </m:sSub>
+                    </m:e>
+                  </m:d>
+                </m:e>
+              </m:func>
+            </m:e>
+          </m:nary>
+        </m:oMath>
+      </m:oMathPara>
+    </w:p>
+    <w:p>
+      <w:r>
+        <w:t>Donde</w:t>
+      </w:r>
+      <w:r>
+        <w:t>:</w:t>
+      </w:r>
+    </w:p>
+    <w:p>
+      <w:pPr>
+        <w:pStyle w:val="Prrafodelista"/>
+        <w:numPr>
+          <w:ilvl w:val="0"/>
+          <w:numId w:val="20"/>
+        </w:numPr>
+        <w:rPr>
+          <w:rFonts w:ascii="Cambria Math" w:hAnsi="Cambria Math"/>
+          <w:i/>
+        </w:rPr>
+      </w:pPr>
+      <m:oMath>
+        <m:sSub>
+          <m:sSubPr>
+            <m:ctrlPr>
+              <w:rPr>
+                <w:rFonts w:ascii="Cambria Math" w:hAnsi="Cambria Math"/>
+              </w:rPr>
+            </m:ctrlPr>
+          </m:sSubPr>
+          <m:e>
+            <m:r>
+              <w:rPr>
+                <w:rFonts w:ascii="Cambria Math" w:eastAsia="Cambria Math" w:hAnsi="Cambria Math" w:cs="Cambria Math"/>
+              </w:rPr>
+              <m:t>p</m:t>
+            </m:r>
+          </m:e>
+          <m:sub>
+            <m:r>
+              <w:rPr>
+                <w:rFonts w:ascii="Cambria Math" w:eastAsia="Cambria Math" w:hAnsi="Cambria Math" w:cs="Cambria Math"/>
+              </w:rPr>
+              <m:t>i</m:t>
+            </m:r>
+          </m:sub>
+        </m:sSub>
+      </m:oMath>
+      <w:r>
+        <w:rPr>
+          <w:rFonts w:ascii="Cambria Math" w:eastAsiaTheme="minorEastAsia" w:hAnsi="Cambria Math"/>
+          <w:i/>
+        </w:rPr>
+        <w:t xml:space="preserve"> </w:t>
+      </w:r>
+      <w:r>
+        <w:t xml:space="preserve">es la probabilidad de ocurrencia del evento </w:t>
+      </w:r>
+      <w:r>
+        <w:rPr>
+          <w:i/>
+        </w:rPr>
+        <w:t>i</w:t>
+      </w:r>
+      <w:r>
+        <w:rPr>
+          <w:rFonts w:ascii="Cambria Math" w:hAnsi="Cambria Math"/>
+          <w:i/>
+        </w:rPr>
+        <w:t xml:space="preserve"> </w:t>
+      </w:r>
+    </w:p>
+    <w:p>
+      <w:pPr>
+        <w:pStyle w:val="Prrafodelista"/>
+        <w:numPr>
+          <w:ilvl w:val="0"/>
+          <w:numId w:val="20"/>
+        </w:numPr>
+        <w:rPr>
+          <w:rFonts w:ascii="Cambria Math" w:hAnsi="Cambria Math"/>
+          <w:i/>
+        </w:rPr>
+      </w:pPr>
+      <w:r>
+        <w:rPr>
+          <w:rFonts w:ascii="Cambria Math" w:hAnsi="Cambria Math"/>
+          <w:i/>
+        </w:rPr>
+        <w:t xml:space="preserve">n </w:t>
+      </w:r>
+      <w:r>
+        <w:t>es el número total de eventos posibles</w:t>
+      </w:r>
+    </w:p>
+    <w:p>
+      <w:r>
+        <w:t>Si todos los elementos pertenecen a la misma clase, la entropía es 0, lo que indica que no hay incertidumbre. Si las clases están perfectamente balanceadas, la entropía alcanza su valor máximo, indicando máxima incertidumbre.</w:t>
+      </w:r>
+    </w:p>
+    <w:p>
+      <w:pPr>
+        <w:rPr>
+          <w:b/>
+          <w:bCs/>
+        </w:rPr>
+      </w:pPr>
+      <w:r>
+        <w:rPr>
+          <w:b/>
+          <w:bCs/>
+        </w:rPr>
+        <w:t>Entropía en árboles de decisión</w:t>
+      </w:r>
+    </w:p>
+    <w:p>
+      <w:r>
+        <w:t>En el contexto de los árboles de decisión, la entropía se utiliza para medir la pureza de un nodo. Un nodo con baja entropía contiene datos más homogéneos, lo cual es deseable, ya que facilita la clasificación.</w:t>
+      </w:r>
+    </w:p>
+    <w:p>
+      <w:r>
+        <w:t xml:space="preserve">Durante la construcción de un árbol, el objetivo es seleccionar el atributo que reduzca lo más posible la entropía en los nodos hijos. Este proceso se conoce como </w:t>
+      </w:r>
+      <w:r>
+        <w:rPr>
+          <w:b/>
+          <w:bCs/>
+        </w:rPr>
+        <w:t>minimización de la entropía</w:t>
+      </w:r>
+      <w:r>
+        <w:t xml:space="preserve"> o, de manera equivalente, </w:t>
+      </w:r>
+      <w:r>
+        <w:rPr>
+          <w:b/>
+          <w:bCs/>
+        </w:rPr>
+        <w:t>maximización de la ganancia de información</w:t>
+      </w:r>
+      <w:r>
+        <w:t xml:space="preserve">. </w:t>
+      </w:r>
+      <w:r>
+        <w:t>[MAX]</w:t>
+      </w:r>
+    </w:p>
+    <w:p>
+      <w:pPr>
+        <w:pStyle w:val="Ttulo2"/>
+      </w:pPr>
+      <w:bookmarkStart w:id="6" w:name="_Toc225004466"/>
+      <w:r>
+        <w:t>Ganancia de información</w:t>
+      </w:r>
+      <w:bookmarkEnd w:id="6"/>
+    </w:p>
+    <w:p>
+      <w:r>
+        <w:t xml:space="preserve">La </w:t>
+      </w:r>
+      <w:r>
+        <w:rPr>
+          <w:b/>
+          <w:bCs/>
+        </w:rPr>
+        <w:t>ganancia de información</w:t>
+      </w:r>
+      <w:r>
+        <w:t xml:space="preserve"> es una métrica que mide la reducción de entropía después de dividir un conjunto de datos utilizando un atributo específico. Se calcula como la diferencia entre la entropía original y la entropía ponderada de los subconjuntos resultantes.</w:t>
+      </w:r>
+    </w:p>
+    <w:p>
+      <w:pPr>
+        <w:rPr>
+          <w:rFonts w:eastAsiaTheme="minorEastAsia"/>
+        </w:rPr>
+      </w:pPr>
+      <m:oMathPara>
+        <m:oMath>
+          <m:r>
+            <w:rPr>
+              <w:rFonts w:ascii="Cambria Math" w:hAnsi="Cambria Math"/>
+            </w:rPr>
+            <m:t>IG</m:t>
+          </m:r>
+          <m:d>
+            <m:dPr>
+              <m:ctrlPr>
+                <w:rPr>
+                  <w:rFonts w:ascii="Cambria Math" w:hAnsi="Cambria Math"/>
+                  <w:i/>
+                </w:rPr>
+              </m:ctrlPr>
+            </m:dPr>
+            <m:e>
+              <m:r>
+                <w:rPr>
+                  <w:rFonts w:ascii="Cambria Math" w:hAnsi="Cambria Math"/>
+                </w:rPr>
+                <m:t>S,A</m:t>
+              </m:r>
+            </m:e>
+          </m:d>
+          <m:r>
+            <w:rPr>
+              <w:rFonts w:ascii="Cambria Math" w:hAnsi="Cambria Math"/>
+            </w:rPr>
+            <m:t xml:space="preserve">= </m:t>
+          </m:r>
+          <m:nary>
+            <m:naryPr>
+              <m:chr m:val="∑"/>
+              <m:grow m:val="1"/>
+              <m:ctrlPr>
+                <w:rPr>
+                  <w:rFonts w:ascii="Cambria Math" w:hAnsi="Cambria Math"/>
+                </w:rPr>
+              </m:ctrlPr>
+            </m:naryPr>
+            <m:sub>
+              <m:r>
+                <w:rPr>
+                  <w:rFonts w:ascii="Cambria Math" w:hAnsi="Cambria Math"/>
+                </w:rPr>
+                <m:t>i=1</m:t>
+              </m:r>
+            </m:sub>
+            <m:sup>
+              <m:r>
+                <w:rPr>
+                  <w:rFonts w:ascii="Cambria Math" w:hAnsi="Cambria Math"/>
+                </w:rPr>
+                <m:t>k</m:t>
+              </m:r>
+            </m:sup>
+            <m:e>
+              <m:d>
+                <m:dPr>
+                  <m:ctrlPr>
+                    <w:rPr>
+                      <w:rFonts w:ascii="Cambria Math" w:hAnsi="Cambria Math"/>
+                    </w:rPr>
+                  </m:ctrlPr>
+                </m:dPr>
+                <m:e>
+                  <m:f>
+                    <m:fPr>
+                      <m:ctrlPr>
+                        <w:rPr>
+                          <w:rFonts w:ascii="Cambria Math" w:hAnsi="Cambria Math"/>
+                        </w:rPr>
+                      </m:ctrlPr>
+                    </m:fPr>
+                    <m:num>
+                      <m:sSub>
+                        <m:sSubPr>
+                          <m:ctrlPr>
+                            <w:rPr>
+                              <w:rFonts w:ascii="Cambria Math" w:hAnsi="Cambria Math"/>
+                            </w:rPr>
+                          </m:ctrlPr>
+                        </m:sSubPr>
+                        <m:e>
+                          <m:r>
+                            <w:rPr>
+                              <w:rFonts w:ascii="Cambria Math" w:eastAsia="Cambria Math" w:hAnsi="Cambria Math" w:cs="Cambria Math"/>
+                            </w:rPr>
+                            <m:t>|S</m:t>
+                          </m:r>
+                        </m:e>
+                        <m:sub>
+                          <m:r>
+                            <w:rPr>
+                              <w:rFonts w:ascii="Cambria Math" w:eastAsia="Cambria Math" w:hAnsi="Cambria Math" w:cs="Cambria Math"/>
+                            </w:rPr>
+                            <m:t>i</m:t>
+                          </m:r>
+                        </m:sub>
+                      </m:sSub>
+                      <m:r>
+                        <w:rPr>
+                          <w:rFonts w:ascii="Cambria Math" w:hAnsi="Cambria Math"/>
+                        </w:rPr>
+                        <m:t>|</m:t>
+                      </m:r>
+                      <m:ctrlPr>
+                        <w:rPr>
+                          <w:rFonts w:ascii="Cambria Math" w:eastAsia="Cambria Math" w:hAnsi="Cambria Math" w:cs="Cambria Math"/>
+                          <w:i/>
+                        </w:rPr>
+                      </m:ctrlPr>
+                    </m:num>
+                    <m:den>
+                      <m:d>
+                        <m:dPr>
+                          <m:begChr m:val="|"/>
+                          <m:endChr m:val="|"/>
+                          <m:ctrlPr>
+                            <w:rPr>
+                              <w:rFonts w:ascii="Cambria Math" w:hAnsi="Cambria Math"/>
+                            </w:rPr>
+                          </m:ctrlPr>
+                        </m:dPr>
+                        <m:e>
+                          <m:r>
+                            <m:rPr>
+                              <m:sty m:val="p"/>
+                            </m:rPr>
+                            <w:rPr>
+                              <w:rFonts w:ascii="Cambria Math" w:hAnsi="Cambria Math"/>
+                            </w:rPr>
+                            <m:t>S</m:t>
+                          </m:r>
+                        </m:e>
+                      </m:d>
+                    </m:den>
+                  </m:f>
+                </m:e>
+              </m:d>
+              <m:r>
+                <w:rPr>
+                  <w:rFonts w:ascii="Cambria Math" w:hAnsi="Cambria Math"/>
+                </w:rPr>
+                <m:t>H</m:t>
+              </m:r>
+              <m:d>
+                <m:dPr>
+                  <m:ctrlPr>
+                    <w:rPr>
+                      <w:rFonts w:ascii="Cambria Math" w:hAnsi="Cambria Math"/>
+                      <w:i/>
+                    </w:rPr>
+                  </m:ctrlPr>
+                </m:dPr>
+                <m:e>
+                  <m:sSub>
+                    <m:sSubPr>
+                      <m:ctrlPr>
+                        <w:rPr>
+                          <w:rFonts w:ascii="Cambria Math" w:hAnsi="Cambria Math"/>
+                        </w:rPr>
+                      </m:ctrlPr>
+                    </m:sSubPr>
+                    <m:e>
+                      <m:r>
+                        <w:rPr>
+                          <w:rFonts w:ascii="Cambria Math" w:eastAsia="Cambria Math" w:hAnsi="Cambria Math" w:cs="Cambria Math"/>
+                        </w:rPr>
+                        <m:t>S</m:t>
+                      </m:r>
+                    </m:e>
+                    <m:sub>
+                      <m:r>
+                        <w:rPr>
+                          <w:rFonts w:ascii="Cambria Math" w:eastAsia="Cambria Math" w:hAnsi="Cambria Math" w:cs="Cambria Math"/>
+                        </w:rPr>
+                        <m:t>i</m:t>
+                      </m:r>
+                    </m:sub>
+                  </m:sSub>
+                </m:e>
+              </m:d>
+            </m:e>
+          </m:nary>
+        </m:oMath>
+      </m:oMathPara>
+    </w:p>
+    <w:p>
+      <w:pPr>
+        <w:pStyle w:val="Prrafodelista"/>
+        <w:numPr>
+          <w:ilvl w:val="0"/>
+          <w:numId w:val="15"/>
+        </w:numPr>
+      </w:pPr>
+      <w:r>
+        <w:rPr>
+          <w:rFonts w:ascii="Cambria Math" w:hAnsi="Cambria Math"/>
+          <w:i/>
+        </w:rPr>
+        <w:lastRenderedPageBreak/>
+        <w:t>S</w:t>
+      </w:r>
+      <w:r>
+        <w:t xml:space="preserve"> es el conjunto de datos original </w:t>
+      </w:r>
+    </w:p>
+    <w:p>
+      <w:pPr>
+        <w:pStyle w:val="Prrafodelista"/>
+        <w:numPr>
+          <w:ilvl w:val="0"/>
+          <w:numId w:val="15"/>
+        </w:numPr>
+      </w:pPr>
+      <w:r>
+        <w:rPr>
+          <w:rFonts w:ascii="Cambria Math" w:hAnsi="Cambria Math"/>
+          <w:i/>
+        </w:rPr>
+        <w:t>A</w:t>
+      </w:r>
+      <w:r>
+        <w:t xml:space="preserve"> es el atributo evaluado </w:t>
+      </w:r>
+    </w:p>
+    <w:p>
+      <w:pPr>
+        <w:pStyle w:val="Prrafodelista"/>
+        <w:numPr>
+          <w:ilvl w:val="0"/>
+          <w:numId w:val="15"/>
+        </w:numPr>
+      </w:pPr>
+      <w:r>
+        <w:rPr>
+          <w:rFonts w:ascii="Cambria Math" w:hAnsi="Cambria Math"/>
+          <w:i/>
+        </w:rPr>
+        <w:t>S</w:t>
+      </w:r>
+      <w:r>
+        <w:rPr>
+          <w:i/>
+          <w:vertAlign w:val="subscript"/>
+        </w:rPr>
+        <w:t>i</w:t>
+      </w:r>
+      <w:r>
+        <w:t xml:space="preserve"> son los subconjuntos generados al dividir por </w:t>
+      </w:r>
+      <w:r>
+        <w:rPr>
+          <w:rFonts w:ascii="Cambria Math" w:hAnsi="Cambria Math"/>
+          <w:i/>
+        </w:rPr>
+        <w:t>A</w:t>
+      </w:r>
+    </w:p>
+    <w:p>
+      <w:r>
+        <w:t xml:space="preserve">El atributo con mayor ganancia de información es seleccionado para dividir el nodo en los algoritmos clásicos como </w:t>
+      </w:r>
+      <w:proofErr w:type="spellStart"/>
+      <w:r>
+        <w:t>ID3</w:t>
+      </w:r>
+      <w:proofErr w:type="spellEnd"/>
+      <w:r>
+        <w:t xml:space="preserve">. </w:t>
+      </w:r>
+    </w:p>
+    <w:p/>
+    <w:p>
+      <w:pPr>
+        <w:pStyle w:val="Ttulo2"/>
+      </w:pPr>
+      <w:bookmarkStart w:id="7" w:name="_Toc225004467"/>
+      <w:r>
+        <w:t xml:space="preserve">Algoritmos </w:t>
+      </w:r>
+      <w:proofErr w:type="spellStart"/>
+      <w:r>
+        <w:t>ID3</w:t>
+      </w:r>
+      <w:proofErr w:type="spellEnd"/>
+      <w:r>
+        <w:t xml:space="preserve"> y </w:t>
+      </w:r>
+      <w:proofErr w:type="spellStart"/>
+      <w:r>
+        <w:t>C4.5</w:t>
+      </w:r>
+      <w:bookmarkEnd w:id="7"/>
+      <w:proofErr w:type="spellEnd"/>
+    </w:p>
+    <w:p>
+      <w:r>
+        <w:t xml:space="preserve">El algoritmo </w:t>
+      </w:r>
+      <w:proofErr w:type="spellStart"/>
+      <w:r>
+        <w:rPr>
+          <w:b/>
+          <w:bCs/>
+        </w:rPr>
+        <w:t>ID3</w:t>
+      </w:r>
+      <w:proofErr w:type="spellEnd"/>
+      <w:r>
+        <w:t xml:space="preserve"> construye árboles de decisión de manera recursiva, seleccionando en cada paso el atributo que produce la mayor ganancia de </w:t>
+      </w:r>
+      <w:proofErr w:type="gramStart"/>
+      <w:r>
+        <w:t>información</w:t>
+      </w:r>
+      <w:r>
+        <w:t>[</w:t>
+      </w:r>
+      <w:proofErr w:type="spellStart"/>
+      <w:proofErr w:type="gramEnd"/>
+      <w:r>
+        <w:t>QUI</w:t>
+      </w:r>
+      <w:proofErr w:type="spellEnd"/>
+      <w:r>
+        <w:t>]</w:t>
+      </w:r>
+      <w:r>
+        <w:t>. Este proceso continúa hasta que:</w:t>
+      </w:r>
+    </w:p>
+    <w:p>
+      <w:pPr>
+        <w:pStyle w:val="Prrafodelista"/>
+        <w:numPr>
+          <w:ilvl w:val="0"/>
+          <w:numId w:val="21"/>
+        </w:numPr>
+      </w:pPr>
+      <w:r>
+        <w:t xml:space="preserve">todos los ejemplos pertenecen a la misma clase </w:t>
+      </w:r>
+    </w:p>
+    <w:p>
+      <w:pPr>
+        <w:pStyle w:val="Prrafodelista"/>
+        <w:numPr>
+          <w:ilvl w:val="0"/>
+          <w:numId w:val="21"/>
+        </w:numPr>
+      </w:pPr>
+      <w:r>
+        <w:t xml:space="preserve">no quedan atributos por evaluar </w:t>
+      </w:r>
+    </w:p>
+    <w:p>
+      <w:r>
+        <w:t xml:space="preserve">Posteriormente, el algoritmo </w:t>
+      </w:r>
+      <w:proofErr w:type="spellStart"/>
+      <w:r>
+        <w:rPr>
+          <w:b/>
+          <w:bCs/>
+        </w:rPr>
+        <w:t>C4.5</w:t>
+      </w:r>
+      <w:proofErr w:type="spellEnd"/>
+      <w:r>
+        <w:t xml:space="preserve"> fue desarrollado como una mejora del </w:t>
+      </w:r>
+      <w:proofErr w:type="spellStart"/>
+      <w:proofErr w:type="gramStart"/>
+      <w:r>
+        <w:t>ID3</w:t>
+      </w:r>
+      <w:proofErr w:type="spellEnd"/>
+      <w:r>
+        <w:t>[</w:t>
+      </w:r>
+      <w:proofErr w:type="spellStart"/>
+      <w:proofErr w:type="gramEnd"/>
+      <w:r>
+        <w:t>Q2</w:t>
+      </w:r>
+      <w:proofErr w:type="spellEnd"/>
+      <w:r>
+        <w:t>]</w:t>
+      </w:r>
+      <w:r>
+        <w:t>, introduciendo características como:</w:t>
+      </w:r>
+    </w:p>
+    <w:p>
+      <w:pPr>
+        <w:pStyle w:val="Prrafodelista"/>
+        <w:numPr>
+          <w:ilvl w:val="0"/>
+          <w:numId w:val="22"/>
+        </w:numPr>
+      </w:pPr>
+      <w:r>
+        <w:t xml:space="preserve">manejo de atributos numéricos </w:t>
+      </w:r>
+    </w:p>
+    <w:p>
+      <w:pPr>
+        <w:pStyle w:val="Prrafodelista"/>
+        <w:numPr>
+          <w:ilvl w:val="0"/>
+          <w:numId w:val="22"/>
+        </w:numPr>
+      </w:pPr>
+      <w:r>
+        <w:t xml:space="preserve">tratamiento de datos faltantes </w:t>
+      </w:r>
+    </w:p>
+    <w:p>
+      <w:pPr>
+        <w:pStyle w:val="Prrafodelista"/>
+        <w:numPr>
+          <w:ilvl w:val="0"/>
+          <w:numId w:val="22"/>
+        </w:numPr>
+      </w:pPr>
+      <w:r>
+        <w:t xml:space="preserve">poda del árbol </w:t>
+      </w:r>
+    </w:p>
+    <w:p>
+      <w:pPr>
+        <w:pStyle w:val="Prrafodelista"/>
+        <w:numPr>
+          <w:ilvl w:val="0"/>
+          <w:numId w:val="22"/>
+        </w:numPr>
+      </w:pPr>
+      <w:r>
+        <w:t xml:space="preserve">uso de la </w:t>
+      </w:r>
+      <w:r>
+        <w:rPr>
+          <w:b/>
+          <w:bCs/>
+        </w:rPr>
+        <w:t>razón de ganancia</w:t>
+      </w:r>
+      <w:r>
+        <w:t xml:space="preserve"> para evitar sesgos hacia atributos con muchos valores distintos </w:t>
+      </w:r>
+    </w:p>
+    <w:p>
+      <w:pPr>
+        <w:pStyle w:val="Ttulo2"/>
+      </w:pPr>
+      <w:bookmarkStart w:id="8" w:name="_Toc225004468"/>
+      <w:r>
+        <w:t>Aplicación de los árboles de decisión en minería de datos</w:t>
+      </w:r>
+      <w:bookmarkEnd w:id="8"/>
+    </w:p>
+    <w:p>
+      <w:r>
+        <w:t>Los árboles de decisión son ampliamente utilizados en:</w:t>
+      </w:r>
+    </w:p>
+    <w:p>
+      <w:pPr>
+        <w:pStyle w:val="Prrafodelista"/>
+        <w:numPr>
+          <w:ilvl w:val="0"/>
+          <w:numId w:val="13"/>
+        </w:numPr>
+      </w:pPr>
+      <w:r>
+        <w:t xml:space="preserve">diagnóstico médico </w:t>
+      </w:r>
+    </w:p>
+    <w:p>
+      <w:pPr>
+        <w:pStyle w:val="Prrafodelista"/>
+        <w:numPr>
+          <w:ilvl w:val="0"/>
+          <w:numId w:val="13"/>
+        </w:numPr>
+      </w:pPr>
+      <w:r>
+        <w:t xml:space="preserve">sistemas de recomendación </w:t>
+      </w:r>
+    </w:p>
+    <w:p>
+      <w:pPr>
+        <w:pStyle w:val="Prrafodelista"/>
+        <w:numPr>
+          <w:ilvl w:val="0"/>
+          <w:numId w:val="13"/>
+        </w:numPr>
+      </w:pPr>
+      <w:r>
+        <w:t xml:space="preserve">análisis de riesgo financiero </w:t>
+      </w:r>
+    </w:p>
+    <w:p>
+      <w:pPr>
+        <w:pStyle w:val="Prrafodelista"/>
+        <w:numPr>
+          <w:ilvl w:val="0"/>
+          <w:numId w:val="13"/>
+        </w:numPr>
+      </w:pPr>
+      <w:r>
+        <w:t xml:space="preserve">clasificación de documentos </w:t>
+      </w:r>
+    </w:p>
+    <w:p>
+      <w:pPr>
+        <w:pStyle w:val="Prrafodelista"/>
+        <w:numPr>
+          <w:ilvl w:val="0"/>
+          <w:numId w:val="13"/>
+        </w:numPr>
+      </w:pPr>
+      <w:r>
+        <w:t xml:space="preserve">análisis de comportamiento del consumidor </w:t>
+      </w:r>
+    </w:p>
+    <w:p>
+      <w:r>
+        <w:t>Su popularidad se debe a que generan modelos interpretables, fáciles de visualizar y capaces de manejar datos categóricos y numéricos.</w:t>
+      </w:r>
+    </w:p>
+    <w:p>
+      <w:pPr>
+        <w:pStyle w:val="Ttulo2"/>
+      </w:pPr>
+      <w:bookmarkStart w:id="9" w:name="_Toc225004469"/>
+      <w:r>
+        <w:t>Justificación del uso de logaritmos en la entropía</w:t>
+      </w:r>
+      <w:bookmarkEnd w:id="9"/>
+    </w:p>
+    <w:p>
+      <w:r>
+        <w:t xml:space="preserve">El uso del logaritmo en la fórmula de entropía proviene de la </w:t>
+      </w:r>
+      <w:r>
+        <w:rPr>
+          <w:b/>
+        </w:rPr>
+        <w:t>teoría de la información</w:t>
+      </w:r>
+      <w:r>
+        <w:t xml:space="preserve">, donde se interpreta como la cantidad de información necesaria para codificar un evento. Dependiendo de la base del logaritmo, la entropía puede medirse en bits (base 2), </w:t>
+      </w:r>
+      <w:proofErr w:type="spellStart"/>
+      <w:r>
+        <w:t>nats</w:t>
+      </w:r>
+      <w:proofErr w:type="spellEnd"/>
+      <w:r>
+        <w:t xml:space="preserve"> (base e) o </w:t>
+      </w:r>
+      <w:proofErr w:type="spellStart"/>
+      <w:r>
+        <w:t>bans</w:t>
+      </w:r>
+      <w:proofErr w:type="spellEnd"/>
+      <w:r>
+        <w:t xml:space="preserve"> (base 10). En esta práctica se utiliza logaritmo base 10 para simplificar los cálculos manuales, sin afectar la comparación relativa entre árboles.</w:t>
+      </w:r>
+    </w:p>
+    <w:p>
+      <w:pPr>
+        <w:pStyle w:val="Ttulo1"/>
+      </w:pPr>
+      <w:bookmarkStart w:id="10" w:name="_Toc225004470"/>
+      <w:r>
+        <w:lastRenderedPageBreak/>
+        <w:t>Desarrollo</w:t>
+      </w:r>
+      <w:bookmarkEnd w:id="10"/>
+    </w:p>
+    <w:p>
+      <w:pPr>
+        <w:pStyle w:val="Ttulo2"/>
+      </w:pPr>
+      <w:r>
+        <w:t>Parte 1: Árboles de decisión en Excel</w:t>
+      </w:r>
+    </w:p>
+    <w:p>
+      <w:r>
+        <w:t xml:space="preserve">En esta práctica, en lugar de aplicar directamente algoritmos automáticos como </w:t>
+      </w:r>
+      <w:proofErr w:type="spellStart"/>
+      <w:r>
+        <w:t>ID3</w:t>
+      </w:r>
+      <w:proofErr w:type="spellEnd"/>
+      <w:r>
+        <w:t>, se analizan manualmente todas las combinaciones posibles de atributos para construir árboles de decisión y calcular la entropía en cada nivel. Este enfoque permite comprender de forma más profunda cómo la elección del orden de los atributos afecta la incertidumbre total del sistema.</w:t>
+      </w:r>
+    </w:p>
+    <w:p>
+      <w:r>
+        <w:t xml:space="preserve">Dado un conjunto de atributos </w:t>
+      </w:r>
+      <w:r>
+        <w:rPr>
+          <w:i/>
+        </w:rPr>
+        <w:t>M, T, E</w:t>
+      </w:r>
+      <w:r>
+        <w:t>, es posible generar todas las permutaciones:</w:t>
+      </w:r>
+    </w:p>
+    <w:p>
+      <w:pPr>
+        <w:pStyle w:val="Prrafodelista"/>
+        <w:numPr>
+          <w:ilvl w:val="0"/>
+          <w:numId w:val="23"/>
+        </w:numPr>
+      </w:pPr>
+      <w:proofErr w:type="spellStart"/>
+      <w:r>
+        <w:t>MTE</w:t>
+      </w:r>
+      <w:proofErr w:type="spellEnd"/>
+      <w:r>
+        <w:t xml:space="preserve"> </w:t>
+      </w:r>
+    </w:p>
+    <w:p>
+      <w:pPr>
+        <w:pStyle w:val="Prrafodelista"/>
+        <w:numPr>
+          <w:ilvl w:val="0"/>
+          <w:numId w:val="23"/>
+        </w:numPr>
+      </w:pPr>
+      <w:proofErr w:type="spellStart"/>
+      <w:r>
+        <w:t>MET</w:t>
+      </w:r>
+      <w:proofErr w:type="spellEnd"/>
+      <w:r>
+        <w:t xml:space="preserve"> </w:t>
+      </w:r>
+    </w:p>
+    <w:p>
+      <w:pPr>
+        <w:pStyle w:val="Prrafodelista"/>
+        <w:numPr>
+          <w:ilvl w:val="0"/>
+          <w:numId w:val="23"/>
+        </w:numPr>
+      </w:pPr>
+      <w:proofErr w:type="spellStart"/>
+      <w:r>
+        <w:t>EMT</w:t>
+      </w:r>
+      <w:proofErr w:type="spellEnd"/>
+      <w:r>
+        <w:t xml:space="preserve"> </w:t>
+      </w:r>
+    </w:p>
+    <w:p>
+      <w:pPr>
+        <w:pStyle w:val="Prrafodelista"/>
+        <w:numPr>
+          <w:ilvl w:val="0"/>
+          <w:numId w:val="23"/>
+        </w:numPr>
+      </w:pPr>
+      <w:proofErr w:type="spellStart"/>
+      <w:r>
+        <w:t>ETM</w:t>
+      </w:r>
+      <w:proofErr w:type="spellEnd"/>
+      <w:r>
+        <w:t xml:space="preserve"> </w:t>
+      </w:r>
+    </w:p>
+    <w:p>
+      <w:pPr>
+        <w:pStyle w:val="Prrafodelista"/>
+        <w:numPr>
+          <w:ilvl w:val="0"/>
+          <w:numId w:val="23"/>
+        </w:numPr>
+      </w:pPr>
+      <w:proofErr w:type="spellStart"/>
+      <w:r>
+        <w:t>TME</w:t>
+      </w:r>
+      <w:proofErr w:type="spellEnd"/>
+      <w:r>
+        <w:t xml:space="preserve"> </w:t>
+      </w:r>
+    </w:p>
+    <w:p>
+      <w:pPr>
+        <w:pStyle w:val="Prrafodelista"/>
+        <w:numPr>
+          <w:ilvl w:val="0"/>
+          <w:numId w:val="23"/>
+        </w:numPr>
+      </w:pPr>
+      <w:proofErr w:type="spellStart"/>
+      <w:r>
+        <w:t>TEM</w:t>
+      </w:r>
+      <w:proofErr w:type="spellEnd"/>
+      <w:r>
+        <w:t xml:space="preserve"> </w:t>
+      </w:r>
+    </w:p>
+    <w:p>
+      <w:r>
+        <w:t>Para cada una de estas permutaciones se construyen árboles de decisión en los cuales:</w:t>
+      </w:r>
+    </w:p>
+    <w:p>
+      <w:pPr>
+        <w:pStyle w:val="Prrafodelista"/>
+        <w:numPr>
+          <w:ilvl w:val="0"/>
+          <w:numId w:val="12"/>
+        </w:numPr>
+      </w:pPr>
+      <w:r>
+        <w:t xml:space="preserve">Se agrupan los datos según el primer atributo. </w:t>
+      </w:r>
+    </w:p>
+    <w:p>
+      <w:pPr>
+        <w:pStyle w:val="Prrafodelista"/>
+        <w:numPr>
+          <w:ilvl w:val="0"/>
+          <w:numId w:val="12"/>
+        </w:numPr>
+      </w:pPr>
+      <w:r>
+        <w:t xml:space="preserve">Posteriormente se subdividen según el segundo atributo. </w:t>
+      </w:r>
+    </w:p>
+    <w:p>
+      <w:pPr>
+        <w:pStyle w:val="Prrafodelista"/>
+        <w:numPr>
+          <w:ilvl w:val="0"/>
+          <w:numId w:val="12"/>
+        </w:numPr>
+      </w:pPr>
+      <w:r>
+        <w:t xml:space="preserve">Finalmente se subdividen según el tercer atributo. </w:t>
+      </w:r>
+    </w:p>
+    <w:p>
+      <w:r>
+        <w:t>La entropía se calcula en cada nivel utilizando las frecuencias relativas de cada combinación, lo que equivale a calcular la entropía conjunta de las variables involucradas.</w:t>
+      </w:r>
+    </w:p>
+    <w:p>
+      <w:r>
+        <w:t>Un árbol con menor entropía total representa un modelo más determinista, es decir, uno en el que las decisiones pueden tomarse con mayor certeza y menor ambigüedad. En problemas de clasificación, esto implica que el modelo es más eficiente para separar las clases y, por lo tanto, puede producir predicciones más precisas.</w:t>
+      </w:r>
+    </w:p>
+    <w:p>
+      <w:r>
+        <w:t>Por esta razón, en la práctica se busca identificar la combinación de atributos que produzca la menor entropía, lo cual corresponde al árbol más informativo y estructuralmente óptimo.</w:t>
+      </w:r>
+    </w:p>
+    <w:p>
+      <w:pPr>
+        <w:pStyle w:val="Ttulo2"/>
+      </w:pPr>
+      <w:r>
+        <w:t>Parte 2: Árboles binarios en R</w:t>
+      </w:r>
+    </w:p>
+    <w:p>
+      <w:r>
+        <w:t>Dado que</w:t>
+      </w:r>
+      <w:r>
+        <w:t xml:space="preserve"> en clase fue mencionado </w:t>
+      </w:r>
+      <w:proofErr w:type="spellStart"/>
+      <w:r>
+        <w:rPr>
+          <w:rStyle w:val="CdigoHTML"/>
+          <w:rFonts w:eastAsiaTheme="majorEastAsia"/>
+        </w:rPr>
+        <w:t>cp</w:t>
+      </w:r>
+      <w:proofErr w:type="spellEnd"/>
+      <w:r>
+        <w:t xml:space="preserve"> y </w:t>
+      </w:r>
+      <w:proofErr w:type="spellStart"/>
+      <w:r>
+        <w:rPr>
+          <w:rStyle w:val="CdigoHTML"/>
+          <w:rFonts w:eastAsiaTheme="majorEastAsia"/>
+        </w:rPr>
+        <w:t>minsplit</w:t>
+      </w:r>
+      <w:proofErr w:type="spellEnd"/>
+      <w:r>
+        <w:t xml:space="preserve">, </w:t>
+      </w:r>
+      <w:r>
+        <w:t xml:space="preserve">usaremos para el </w:t>
+      </w:r>
+      <w:proofErr w:type="spellStart"/>
+      <w:r>
+        <w:t>dataset</w:t>
+      </w:r>
+      <w:proofErr w:type="spellEnd"/>
+      <w:r>
+        <w:t xml:space="preserve"> de las casas, </w:t>
+      </w:r>
+      <w:r>
+        <w:t xml:space="preserve">la librería </w:t>
+      </w:r>
+      <w:proofErr w:type="spellStart"/>
+      <w:r>
+        <w:rPr>
+          <w:rStyle w:val="CdigoHTML"/>
+          <w:rFonts w:eastAsiaTheme="majorEastAsia"/>
+        </w:rPr>
+        <w:t>rpart</w:t>
+      </w:r>
+      <w:proofErr w:type="spellEnd"/>
+      <w:r>
+        <w:t xml:space="preserve">, que es la que usa esos parámetros (a diferencia de </w:t>
+      </w:r>
+      <w:proofErr w:type="spellStart"/>
+      <w:r>
+        <w:rPr>
+          <w:rStyle w:val="CdigoHTML"/>
+          <w:rFonts w:eastAsiaTheme="majorEastAsia"/>
+        </w:rPr>
+        <w:t>ctree</w:t>
+      </w:r>
+      <w:proofErr w:type="spellEnd"/>
+      <w:r>
+        <w:t>).</w:t>
+      </w:r>
+      <w:r>
+        <w:t xml:space="preserve"> Así que comenzamos cambiando las librerías.</w:t>
+      </w:r>
+    </w:p>
+    <w:p>
+      <w:r>
+        <w:drawing>
+          <wp:inline distT="0" distB="0" distL="0" distR="0" wp14:anchorId="4B1011D1" wp14:editId="3BE0FF5F">
+            <wp:extent cx="2085975" cy="461014"/>
+            <wp:effectExtent l="0" t="0" r="0" b="0"/>
+            <wp:docPr id="1" name="Imagen 1"/>
+            <wp:cNvGraphicFramePr>
+              <a:graphicFrameLocks xmlns:a="http://schemas.openxmlformats.org/drawingml/2006/main" noChangeAspect="1"/>
+            </wp:cNvGraphicFramePr>
+            <a:graphic xmlns:a="http://schemas.openxmlformats.org/drawingml/2006/main">
+              <a:graphicData uri="http://schemas.openxmlformats.org/drawingml/2006/picture">
+                <pic:pic xmlns:pic="http://schemas.openxmlformats.org/drawingml/2006/picture">
+                  <pic:nvPicPr>
+                    <pic:cNvPr id="1" name=""/>
+                    <pic:cNvPicPr/>
+                  </pic:nvPicPr>
+                  <pic:blipFill>
+                    <a:blip r:embed="rId7"/>
+                    <a:stretch>
+                      <a:fillRect/>
+                    </a:stretch>
+                  </pic:blipFill>
+                  <pic:spPr>
+                    <a:xfrm>
+                      <a:off x="0" y="0"/>
+                      <a:ext cx="2115861" cy="467619"/>
+                    </a:xfrm>
+                    <a:prstGeom prst="rect">
+                      <a:avLst/>
+                    </a:prstGeom>
+                  </pic:spPr>
+                </pic:pic>
+              </a:graphicData>
+            </a:graphic>
+          </wp:inline>
+        </w:drawing>
+      </w:r>
+    </w:p>
+    <w:p>
+      <w:r>
+        <w:t xml:space="preserve">Después cargamos el </w:t>
+      </w:r>
+      <w:proofErr w:type="spellStart"/>
+      <w:r>
+        <w:t>dataset</w:t>
+      </w:r>
+      <w:proofErr w:type="spellEnd"/>
+      <w:r>
+        <w:t xml:space="preserve"> que incluye el precio de las casas en una </w:t>
+      </w:r>
+      <w:proofErr w:type="spellStart"/>
+      <w:r>
+        <w:t>muesra</w:t>
+      </w:r>
+      <w:proofErr w:type="spellEnd"/>
+      <w:r>
+        <w:t xml:space="preserve"> de 1000 casas distintas. ‘</w:t>
+      </w:r>
+      <w:proofErr w:type="spellStart"/>
+      <w:r>
+        <w:t>BR.csv</w:t>
+      </w:r>
+      <w:proofErr w:type="spellEnd"/>
+      <w:r>
+        <w:t xml:space="preserve">’. </w:t>
+      </w:r>
+    </w:p>
+    <w:p>
+      <w:r>
+        <w:drawing>
+          <wp:inline distT="0" distB="0" distL="0" distR="0" wp14:anchorId="353814B1" wp14:editId="6B28CDFE">
+            <wp:extent cx="2185987" cy="283953"/>
+            <wp:effectExtent l="0" t="0" r="5080" b="1905"/>
+            <wp:docPr id="3" name="Imagen 3"/>
+            <wp:cNvGraphicFramePr>
+              <a:graphicFrameLocks xmlns:a="http://schemas.openxmlformats.org/drawingml/2006/main" noChangeAspect="1"/>
+            </wp:cNvGraphicFramePr>
+            <a:graphic xmlns:a="http://schemas.openxmlformats.org/drawingml/2006/main">
+              <a:graphicData uri="http://schemas.openxmlformats.org/drawingml/2006/picture">
+                <pic:pic xmlns:pic="http://schemas.openxmlformats.org/drawingml/2006/picture">
+                  <pic:nvPicPr>
+                    <pic:cNvPr id="1" name=""/>
+                    <pic:cNvPicPr/>
+                  </pic:nvPicPr>
+                  <pic:blipFill>
+                    <a:blip r:embed="rId8"/>
+                    <a:stretch>
+                      <a:fillRect/>
+                    </a:stretch>
+                  </pic:blipFill>
+                  <pic:spPr>
+                    <a:xfrm>
+                      <a:off x="0" y="0"/>
+                      <a:ext cx="2272042" cy="295131"/>
+                    </a:xfrm>
+                    <a:prstGeom prst="rect">
+                      <a:avLst/>
+                    </a:prstGeom>
+                  </pic:spPr>
+                </pic:pic>
+              </a:graphicData>
+            </a:graphic>
+          </wp:inline>
+        </w:drawing>
+      </w:r>
+    </w:p>
+    <w:p>
+      <w:bookmarkStart w:id="11" w:name="_GoBack"/>
+      <w:bookmarkEnd w:id="11"/>
+      <w:r>
+        <w:lastRenderedPageBreak/>
+        <w:br w:type="page"/>
+      </w:r>
+    </w:p>
+    <w:p>
+      <w:pPr>
+        <w:pStyle w:val="Ttulo1"/>
+      </w:pPr>
+      <w:bookmarkStart w:id="12" w:name="_Toc225004471"/>
+      <w:r>
+        <w:lastRenderedPageBreak/>
+        <w:t>Referencias</w:t>
+      </w:r>
+      <w:bookmarkEnd w:id="12"/>
+    </w:p>
+    <w:p>
+      <w:r>
+        <w:t>[</w:t>
+      </w:r>
+      <w:proofErr w:type="spellStart"/>
+      <w:r>
+        <w:t>QUI</w:t>
+      </w:r>
+      <w:proofErr w:type="spellEnd"/>
+      <w:r>
+        <w:t>]</w:t>
+      </w:r>
+    </w:p>
+    <w:p>
+      <w:proofErr w:type="spellStart"/>
+      <w:r>
+        <w:t>Quinlan</w:t>
+      </w:r>
+      <w:proofErr w:type="spellEnd"/>
+      <w:r>
+        <w:t xml:space="preserve">, J. R. 1986. </w:t>
+      </w:r>
+      <w:proofErr w:type="spellStart"/>
+      <w:r>
+        <w:t>Induction</w:t>
+      </w:r>
+      <w:proofErr w:type="spellEnd"/>
+      <w:r>
+        <w:t xml:space="preserve"> of </w:t>
+      </w:r>
+      <w:proofErr w:type="spellStart"/>
+      <w:r>
+        <w:t>Decision</w:t>
+      </w:r>
+      <w:proofErr w:type="spellEnd"/>
+      <w:r>
+        <w:t xml:space="preserve"> </w:t>
+      </w:r>
+      <w:proofErr w:type="spellStart"/>
+      <w:r>
+        <w:t>Trees</w:t>
+      </w:r>
+      <w:proofErr w:type="spellEnd"/>
+      <w:r>
+        <w:t xml:space="preserve">. Mach. </w:t>
+      </w:r>
+      <w:proofErr w:type="spellStart"/>
+      <w:r>
+        <w:t>Learn</w:t>
+      </w:r>
+      <w:proofErr w:type="spellEnd"/>
+      <w:r>
+        <w:t>. 1, 1 (Mar. 1986), 81–106</w:t>
+      </w:r>
+    </w:p>
+    <w:p>
+      <w:pPr>
+        <w:rPr>
+          <w:rFonts w:ascii="Arial" w:hAnsi="Arial" w:cs="Arial"/>
+          <w:color w:val="202122"/>
+          <w:shd w:val="clear" w:color="auto" w:fill="FFFFFF"/>
+        </w:rPr>
+      </w:pPr>
+      <w:r>
+        <w:rPr>
+          <w:rFonts w:ascii="Arial" w:hAnsi="Arial" w:cs="Arial"/>
+          <w:color w:val="202122"/>
+          <w:shd w:val="clear" w:color="auto" w:fill="FFFFFF"/>
+        </w:rPr>
+        <w:t>[</w:t>
+      </w:r>
+      <w:proofErr w:type="spellStart"/>
+      <w:r>
+        <w:rPr>
+          <w:rFonts w:ascii="Arial" w:hAnsi="Arial" w:cs="Arial"/>
+          <w:color w:val="202122"/>
+          <w:shd w:val="clear" w:color="auto" w:fill="FFFFFF"/>
+        </w:rPr>
+        <w:t>QUI2</w:t>
+      </w:r>
+      <w:proofErr w:type="spellEnd"/>
+      <w:r>
+        <w:rPr>
+          <w:rFonts w:ascii="Arial" w:hAnsi="Arial" w:cs="Arial"/>
+          <w:color w:val="202122"/>
+          <w:shd w:val="clear" w:color="auto" w:fill="FFFFFF"/>
+        </w:rPr>
+        <w:t xml:space="preserve">] </w:t>
+      </w:r>
+    </w:p>
+    <w:p>
+      <w:pPr>
+        <w:rPr>
+          <w:rFonts w:ascii="Arial" w:hAnsi="Arial" w:cs="Arial"/>
+          <w:color w:val="202122"/>
+          <w:shd w:val="clear" w:color="auto" w:fill="FFFFFF"/>
+        </w:rPr>
+      </w:pPr>
+      <w:proofErr w:type="spellStart"/>
+      <w:r>
+        <w:rPr>
+          <w:rFonts w:ascii="Arial" w:hAnsi="Arial" w:cs="Arial"/>
+          <w:color w:val="202122"/>
+          <w:shd w:val="clear" w:color="auto" w:fill="FFFFFF"/>
+        </w:rPr>
+        <w:t>Quinlan</w:t>
+      </w:r>
+      <w:proofErr w:type="spellEnd"/>
+      <w:r>
+        <w:rPr>
+          <w:rFonts w:ascii="Arial" w:hAnsi="Arial" w:cs="Arial"/>
+          <w:color w:val="202122"/>
+          <w:shd w:val="clear" w:color="auto" w:fill="FFFFFF"/>
+        </w:rPr>
+        <w:t xml:space="preserve">, J. R. </w:t>
+      </w:r>
+      <w:proofErr w:type="spellStart"/>
+      <w:r>
+        <w:rPr>
+          <w:rFonts w:ascii="Arial" w:hAnsi="Arial" w:cs="Arial"/>
+          <w:color w:val="202122"/>
+          <w:shd w:val="clear" w:color="auto" w:fill="FFFFFF"/>
+        </w:rPr>
+        <w:t>C4.5</w:t>
+      </w:r>
+      <w:proofErr w:type="spellEnd"/>
+      <w:r>
+        <w:rPr>
+          <w:rFonts w:ascii="Arial" w:hAnsi="Arial" w:cs="Arial"/>
+          <w:color w:val="202122"/>
+          <w:shd w:val="clear" w:color="auto" w:fill="FFFFFF"/>
+        </w:rPr>
+        <w:t xml:space="preserve">: </w:t>
+      </w:r>
+      <w:proofErr w:type="spellStart"/>
+      <w:r>
+        <w:rPr>
+          <w:rFonts w:ascii="Arial" w:hAnsi="Arial" w:cs="Arial"/>
+          <w:color w:val="202122"/>
+          <w:shd w:val="clear" w:color="auto" w:fill="FFFFFF"/>
+        </w:rPr>
+        <w:t>Programs</w:t>
+      </w:r>
+      <w:proofErr w:type="spellEnd"/>
+      <w:r>
+        <w:rPr>
+          <w:rFonts w:ascii="Arial" w:hAnsi="Arial" w:cs="Arial"/>
+          <w:color w:val="202122"/>
+          <w:shd w:val="clear" w:color="auto" w:fill="FFFFFF"/>
+        </w:rPr>
+        <w:t xml:space="preserve"> </w:t>
+      </w:r>
+      <w:proofErr w:type="spellStart"/>
+      <w:r>
+        <w:rPr>
+          <w:rFonts w:ascii="Arial" w:hAnsi="Arial" w:cs="Arial"/>
+          <w:color w:val="202122"/>
+          <w:shd w:val="clear" w:color="auto" w:fill="FFFFFF"/>
+        </w:rPr>
+        <w:t>for</w:t>
+      </w:r>
+      <w:proofErr w:type="spellEnd"/>
+      <w:r>
+        <w:rPr>
+          <w:rFonts w:ascii="Arial" w:hAnsi="Arial" w:cs="Arial"/>
+          <w:color w:val="202122"/>
+          <w:shd w:val="clear" w:color="auto" w:fill="FFFFFF"/>
+        </w:rPr>
+        <w:t xml:space="preserve"> Machine </w:t>
+      </w:r>
+      <w:proofErr w:type="spellStart"/>
+      <w:r>
+        <w:rPr>
+          <w:rFonts w:ascii="Arial" w:hAnsi="Arial" w:cs="Arial"/>
+          <w:color w:val="202122"/>
+          <w:shd w:val="clear" w:color="auto" w:fill="FFFFFF"/>
+        </w:rPr>
+        <w:t>Learning</w:t>
+      </w:r>
+      <w:proofErr w:type="spellEnd"/>
+      <w:r>
+        <w:rPr>
+          <w:rFonts w:ascii="Arial" w:hAnsi="Arial" w:cs="Arial"/>
+          <w:color w:val="202122"/>
+          <w:shd w:val="clear" w:color="auto" w:fill="FFFFFF"/>
+        </w:rPr>
+        <w:t xml:space="preserve">. Morgan </w:t>
+      </w:r>
+      <w:proofErr w:type="spellStart"/>
+      <w:r>
+        <w:rPr>
+          <w:rFonts w:ascii="Arial" w:hAnsi="Arial" w:cs="Arial"/>
+          <w:color w:val="202122"/>
+          <w:shd w:val="clear" w:color="auto" w:fill="FFFFFF"/>
+        </w:rPr>
+        <w:t>Kaufmann</w:t>
+      </w:r>
+      <w:proofErr w:type="spellEnd"/>
+      <w:r>
+        <w:rPr>
+          <w:rFonts w:ascii="Arial" w:hAnsi="Arial" w:cs="Arial"/>
+          <w:color w:val="202122"/>
+          <w:shd w:val="clear" w:color="auto" w:fill="FFFFFF"/>
+        </w:rPr>
+        <w:t xml:space="preserve"> </w:t>
+      </w:r>
+      <w:proofErr w:type="spellStart"/>
+      <w:r>
+        <w:rPr>
+          <w:rFonts w:ascii="Arial" w:hAnsi="Arial" w:cs="Arial"/>
+          <w:color w:val="202122"/>
+          <w:shd w:val="clear" w:color="auto" w:fill="FFFFFF"/>
+        </w:rPr>
+        <w:t>Publishers</w:t>
+      </w:r>
+      <w:proofErr w:type="spellEnd"/>
+      <w:r>
+        <w:rPr>
+          <w:rFonts w:ascii="Arial" w:hAnsi="Arial" w:cs="Arial"/>
+          <w:color w:val="202122"/>
+          <w:shd w:val="clear" w:color="auto" w:fill="FFFFFF"/>
+        </w:rPr>
+        <w:t>, 1993.</w:t>
+      </w:r>
+    </w:p>
+    <w:p>
+      <w:r>
+        <w:t>[MAX]</w:t>
+      </w:r>
+    </w:p>
+    <w:p>
+      <w:proofErr w:type="spellStart"/>
+      <w:r>
+        <w:rPr>
+          <w:i/>
+          <w:iCs/>
+        </w:rPr>
+        <w:t>Nowozin</w:t>
+      </w:r>
+      <w:proofErr w:type="spellEnd"/>
+      <w:r>
+        <w:rPr>
+          <w:i/>
+          <w:iCs/>
+        </w:rPr>
+        <w:t xml:space="preserve">, </w:t>
+      </w:r>
+      <w:proofErr w:type="spellStart"/>
+      <w:r>
+        <w:rPr>
+          <w:i/>
+          <w:iCs/>
+        </w:rPr>
+        <w:t>Sebastion</w:t>
+      </w:r>
+      <w:proofErr w:type="spellEnd"/>
+      <w:r>
+        <w:rPr>
+          <w:i/>
+          <w:iCs/>
+        </w:rPr>
+        <w:t xml:space="preserve"> (2012-06-18). "</w:t>
+      </w:r>
+      <w:proofErr w:type="spellStart"/>
+      <w:r>
+        <w:rPr>
+          <w:i/>
+          <w:iCs/>
+        </w:rPr>
+        <w:t>Improved</w:t>
+      </w:r>
+      <w:proofErr w:type="spellEnd"/>
+      <w:r>
+        <w:rPr>
+          <w:i/>
+          <w:iCs/>
+        </w:rPr>
+        <w:t xml:space="preserve"> </w:t>
+      </w:r>
+      <w:proofErr w:type="spellStart"/>
+      <w:r>
+        <w:rPr>
+          <w:i/>
+          <w:iCs/>
+        </w:rPr>
+        <w:t>Information</w:t>
+      </w:r>
+      <w:proofErr w:type="spellEnd"/>
+      <w:r>
+        <w:rPr>
+          <w:i/>
+          <w:iCs/>
+        </w:rPr>
+        <w:t xml:space="preserve"> </w:t>
+      </w:r>
+      <w:proofErr w:type="spellStart"/>
+      <w:r>
+        <w:rPr>
+          <w:i/>
+          <w:iCs/>
+        </w:rPr>
+        <w:t>Gain</w:t>
+      </w:r>
+      <w:proofErr w:type="spellEnd"/>
+      <w:r>
+        <w:rPr>
+          <w:i/>
+          <w:iCs/>
+        </w:rPr>
+        <w:t xml:space="preserve"> </w:t>
+      </w:r>
+      <w:proofErr w:type="spellStart"/>
+      <w:r>
+        <w:rPr>
+          <w:i/>
+          <w:iCs/>
+        </w:rPr>
+        <w:t>Estimates</w:t>
+      </w:r>
+      <w:proofErr w:type="spellEnd"/>
+      <w:r>
+        <w:rPr>
+          <w:i/>
+          <w:iCs/>
+        </w:rPr>
+        <w:t xml:space="preserve"> </w:t>
+      </w:r>
+      <w:proofErr w:type="spellStart"/>
+      <w:r>
+        <w:rPr>
+          <w:i/>
+          <w:iCs/>
+        </w:rPr>
+        <w:t>for</w:t>
+      </w:r>
+      <w:proofErr w:type="spellEnd"/>
+      <w:r>
+        <w:rPr>
+          <w:i/>
+          <w:iCs/>
+        </w:rPr>
+        <w:t xml:space="preserve"> </w:t>
+      </w:r>
+      <w:proofErr w:type="spellStart"/>
+      <w:r>
+        <w:rPr>
+          <w:i/>
+          <w:iCs/>
+        </w:rPr>
+        <w:t>Decision</w:t>
+      </w:r>
+      <w:proofErr w:type="spellEnd"/>
+      <w:r>
+        <w:rPr>
+          <w:i/>
+          <w:iCs/>
+        </w:rPr>
+        <w:t xml:space="preserve"> </w:t>
+      </w:r>
+      <w:proofErr w:type="spellStart"/>
+      <w:r>
+        <w:rPr>
+          <w:i/>
+          <w:iCs/>
+        </w:rPr>
+        <w:t>Tree</w:t>
+      </w:r>
+      <w:proofErr w:type="spellEnd"/>
+      <w:r>
+        <w:rPr>
+          <w:i/>
+          <w:iCs/>
+        </w:rPr>
+        <w:t xml:space="preserve"> </w:t>
+      </w:r>
+      <w:proofErr w:type="spellStart"/>
+      <w:r>
+        <w:rPr>
+          <w:i/>
+          <w:iCs/>
+        </w:rPr>
+        <w:t>Induction</w:t>
+      </w:r>
+      <w:proofErr w:type="spellEnd"/>
+      <w:r>
+        <w:rPr>
+          <w:i/>
+          <w:iCs/>
+        </w:rPr>
+        <w:t>". </w:t>
+      </w:r>
+      <w:proofErr w:type="spellStart"/>
+      <w:r>
+        <w:rPr>
+          <w:i/>
+          <w:iCs/>
+        </w:rPr>
+        <w:fldChar w:fldCharType="begin"/>
+      </w:r>
+      <w:r>
+        <w:rPr>
+          <w:i/>
+          <w:iCs/>
+        </w:rPr>
+        <w:instrText xml:space="preserve"> HYPERLINK "https://en.wikipedia.org/wiki/ArXiv_(identifier)" \o "" </w:instrText>
+      </w:r>
+      <w:r>
+        <w:rPr>
+          <w:i/>
+          <w:iCs/>
+        </w:rPr>
+        <w:fldChar w:fldCharType="separate"/>
+      </w:r>
+      <w:proofErr w:type="gramStart"/>
+      <w:r>
+        <w:rPr>
+          <w:rStyle w:val="Hipervnculo"/>
+          <w:i/>
+          <w:iCs/>
+        </w:rPr>
+        <w:t>arXiv</w:t>
+      </w:r>
+      <w:proofErr w:type="gramEnd"/>
+      <w:r>
+        <w:fldChar w:fldCharType="end"/>
+      </w:r>
+      <w:r>
+        <w:rPr>
+          <w:i/>
+          <w:iCs/>
+        </w:rPr>
+        <w:t>:</w:t>
+      </w:r>
+      <w:r>
+        <w:rPr>
+          <w:i/>
+          <w:iCs/>
+        </w:rPr>
+        <w:fldChar w:fldCharType="begin"/>
+      </w:r>
+      <w:r>
+        <w:rPr>
+          <w:i/>
+          <w:iCs/>
+        </w:rPr>
+        <w:instrText xml:space="preserve"> HYPERLINK "https://arxiv.org/abs/1206.4620v1" </w:instrText>
+      </w:r>
+      <w:r>
+        <w:rPr>
+          <w:i/>
+          <w:iCs/>
+        </w:rPr>
+        <w:fldChar w:fldCharType="separate"/>
+      </w:r>
+      <w:r>
+        <w:rPr>
+          <w:rStyle w:val="Hipervnculo"/>
+          <w:i/>
+          <w:iCs/>
+        </w:rPr>
+        <w:t>1206.4620v1</w:t>
+      </w:r>
+      <w:proofErr w:type="spellEnd"/>
+      <w:r>
+        <w:fldChar w:fldCharType="end"/>
+      </w:r>
+      <w:r>
+        <w:rPr>
+          <w:i/>
+          <w:iCs/>
+        </w:rPr>
+        <w:t> [</w:t>
+      </w:r>
+      <w:proofErr w:type="spellStart"/>
+      <w:r>
+        <w:rPr>
+          <w:i/>
+          <w:iCs/>
+        </w:rPr>
+        <w:fldChar w:fldCharType="begin"/>
+      </w:r>
+      <w:r>
+        <w:rPr>
+          <w:i/>
+          <w:iCs/>
+        </w:rPr>
+        <w:instrText xml:space="preserve"> HYPERLINK "https://arxiv.org/archive/cs.LG" </w:instrText>
+      </w:r>
+      <w:r>
+        <w:rPr>
+          <w:i/>
+          <w:iCs/>
+        </w:rPr>
+        <w:fldChar w:fldCharType="separate"/>
+      </w:r>
+      <w:r>
+        <w:rPr>
+          <w:rStyle w:val="Hipervnculo"/>
+          <w:i/>
+          <w:iCs/>
+        </w:rPr>
+        <w:t>cs.LG</w:t>
+      </w:r>
+      <w:proofErr w:type="spellEnd"/>
+      <w:r>
+        <w:fldChar w:fldCharType="end"/>
+      </w:r>
+      <w:r>
+        <w:rPr>
+          <w:i/>
+          <w:iCs/>
+        </w:rPr>
+        <w:t>].</w:t>
+      </w:r>
+    </w:p>
+    <w:p>
+      <w:r>
+        <w:t>[HAN]</w:t>
+      </w:r>
+    </w:p>
+    <w:p>
+      <w:r>
+        <w:t xml:space="preserve">Han, J., </w:t>
+      </w:r>
+      <w:proofErr w:type="spellStart"/>
+      <w:r>
+        <w:t>Kamber</w:t>
+      </w:r>
+      <w:proofErr w:type="spellEnd"/>
+      <w:r>
+        <w:t xml:space="preserve">, M., &amp; </w:t>
+      </w:r>
+      <w:proofErr w:type="spellStart"/>
+      <w:r>
+        <w:t>Pei</w:t>
+      </w:r>
+      <w:proofErr w:type="spellEnd"/>
+      <w:r>
+        <w:t xml:space="preserve">, J. (2012). </w:t>
+      </w:r>
+      <w:r>
+        <w:rPr>
+          <w:rStyle w:val="nfasis"/>
+        </w:rPr>
+        <w:t xml:space="preserve">Data </w:t>
+      </w:r>
+      <w:proofErr w:type="spellStart"/>
+      <w:r>
+        <w:rPr>
+          <w:rStyle w:val="nfasis"/>
+        </w:rPr>
+        <w:t>Mining</w:t>
+      </w:r>
+      <w:proofErr w:type="spellEnd"/>
+      <w:r>
+        <w:rPr>
+          <w:rStyle w:val="nfasis"/>
+        </w:rPr>
+        <w:t xml:space="preserve">: </w:t>
+      </w:r>
+      <w:proofErr w:type="spellStart"/>
+      <w:r>
+        <w:rPr>
+          <w:rStyle w:val="nfasis"/>
+        </w:rPr>
+        <w:t>Concepts</w:t>
+      </w:r>
+      <w:proofErr w:type="spellEnd"/>
+      <w:r>
+        <w:rPr>
+          <w:rStyle w:val="nfasis"/>
+        </w:rPr>
+        <w:t xml:space="preserve"> and </w:t>
+      </w:r>
+      <w:proofErr w:type="spellStart"/>
+      <w:r>
+        <w:rPr>
+          <w:rStyle w:val="nfasis"/>
+        </w:rPr>
+        <w:t>Techniques</w:t>
+      </w:r>
+      <w:proofErr w:type="spellEnd"/>
+      <w:r>
+        <w:t xml:space="preserve">. </w:t>
+      </w:r>
+      <w:proofErr w:type="spellStart"/>
+      <w:r>
+        <w:t>Elsevier</w:t>
+      </w:r>
+      <w:proofErr w:type="spellEnd"/>
+      <w:r>
+        <w:t>.</w:t>
+      </w:r>
+    </w:p>
+    <w:p>
+      <w:r>
+        <w:t>[SHANNON]</w:t>
+      </w:r>
+    </w:p>
+    <w:p>
+      <w:r>
+        <w:t xml:space="preserve">Shannon, C. E. (1948). </w:t>
+      </w:r>
+      <w:r>
+        <w:rPr>
+          <w:rStyle w:val="nfasis"/>
+        </w:rPr>
+        <w:t xml:space="preserve">A </w:t>
+      </w:r>
+      <w:proofErr w:type="spellStart"/>
+      <w:r>
+        <w:rPr>
+          <w:rStyle w:val="nfasis"/>
+        </w:rPr>
+        <w:t>Mathematical</w:t>
+      </w:r>
+      <w:proofErr w:type="spellEnd"/>
+      <w:r>
+        <w:rPr>
+          <w:rStyle w:val="nfasis"/>
+        </w:rPr>
+        <w:t xml:space="preserve"> </w:t>
+      </w:r>
+      <w:proofErr w:type="spellStart"/>
+      <w:r>
+        <w:rPr>
+          <w:rStyle w:val="nfasis"/>
+        </w:rPr>
+        <w:t>Theory</w:t>
+      </w:r>
+      <w:proofErr w:type="spellEnd"/>
+      <w:r>
+        <w:rPr>
+          <w:rStyle w:val="nfasis"/>
+        </w:rPr>
+        <w:t xml:space="preserve"> of </w:t>
+      </w:r>
+      <w:proofErr w:type="spellStart"/>
+      <w:r>
+        <w:rPr>
+          <w:rStyle w:val="nfasis"/>
+        </w:rPr>
+        <w:t>Communication</w:t>
+      </w:r>
+      <w:proofErr w:type="spellEnd"/>
+      <w:r>
+        <w:t xml:space="preserve">. Bell </w:t>
+      </w:r>
+      <w:proofErr w:type="spellStart"/>
+      <w:r>
+        <w:t>System</w:t>
+      </w:r>
+      <w:proofErr w:type="spellEnd"/>
+      <w:r>
+        <w:t xml:space="preserve"> </w:t>
+      </w:r>
+      <w:proofErr w:type="spellStart"/>
+      <w:r>
+        <w:t>Technical</w:t>
+      </w:r>
+      <w:proofErr w:type="spellEnd"/>
+      <w:r>
+        <w:t xml:space="preserve"> </w:t>
+      </w:r>
+      <w:proofErr w:type="spellStart"/>
+      <w:r>
+        <w:t>Journal</w:t>
+      </w:r>
+      <w:proofErr w:type="spellEnd"/>
+      <w:r>
+        <w:t>.</w:t>
+      </w:r>
+    </w:p>
     <w:sectPr>
       <w:pgSz w:w="12240" w:h="15840"/>
       <w:pgMar w:top="1417" w:right="1701" w:bottom="1417" w:left="1701" w:header="708" w:footer="708" w:gutter="0"/>
@@ -13,8 +5507,3014 @@
 </w:document>
 </file>
 
+<file path=word/numbering.xml><?xml version="1.0" encoding="utf-8"?>
+<w:numbering xmlns:wpc="http://schemas.microsoft.com/office/word/2010/wordprocessingCanvas" xmlns:mc="http://schemas.openxmlformats.org/markup-compatibility/2006" xmlns:o="urn:schemas-microsoft-com:office:office" xmlns:r="http://schemas.openxmlformats.org/officeDocument/2006/relationships" xmlns:m="http://schemas.openxmlformats.org/officeDocument/2006/math" xmlns:v="urn:schemas-microsoft-com:vml" xmlns:wp14="http://schemas.microsoft.com/office/word/2010/wordprocessingDrawing" xmlns:wp="http://schemas.openxmlformats.org/drawingml/2006/wordprocessingDrawing" xmlns:w10="urn:schemas-microsoft-com:office:word" xmlns:w="http://schemas.openxmlformats.org/wordprocessingml/2006/main" xmlns:w14="http://schemas.microsoft.com/office/word/2010/wordml" xmlns:w15="http://schemas.microsoft.com/office/word/2012/wordml" xmlns:wpg="http://schemas.microsoft.com/office/word/2010/wordprocessingGroup" xmlns:wpi="http://schemas.microsoft.com/office/word/2010/wordprocessingInk" xmlns:wne="http://schemas.microsoft.com/office/word/2006/wordml" xmlns:wps="http://schemas.microsoft.com/office/word/2010/wordprocessingShape" mc:Ignorable="w14 w15 wp14">
+  <w:abstractNum w:abstractNumId="0">
+    <w:nsid w:val="02F40509"/>
+    <w:multiLevelType w:val="multilevel"/>
+    <w:tmpl w:val="AB24F35A"/>
+    <w:lvl w:ilvl="0">
+      <w:start w:val="1"/>
+      <w:numFmt w:val="bullet"/>
+      <w:lvlText w:val=""/>
+      <w:lvlJc w:val="left"/>
+      <w:pPr>
+        <w:tabs>
+          <w:tab w:val="num" w:pos="720"/>
+        </w:tabs>
+        <w:ind w:left="720" w:hanging="360"/>
+      </w:pPr>
+      <w:rPr>
+        <w:rFonts w:ascii="Symbol" w:hAnsi="Symbol" w:hint="default"/>
+        <w:sz w:val="20"/>
+      </w:rPr>
+    </w:lvl>
+    <w:lvl w:ilvl="1" w:tentative="1">
+      <w:start w:val="1"/>
+      <w:numFmt w:val="bullet"/>
+      <w:lvlText w:val="o"/>
+      <w:lvlJc w:val="left"/>
+      <w:pPr>
+        <w:tabs>
+          <w:tab w:val="num" w:pos="1440"/>
+        </w:tabs>
+        <w:ind w:left="1440" w:hanging="360"/>
+      </w:pPr>
+      <w:rPr>
+        <w:rFonts w:ascii="Courier New" w:hAnsi="Courier New" w:hint="default"/>
+        <w:sz w:val="20"/>
+      </w:rPr>
+    </w:lvl>
+    <w:lvl w:ilvl="2" w:tentative="1">
+      <w:start w:val="1"/>
+      <w:numFmt w:val="bullet"/>
+      <w:lvlText w:val=""/>
+      <w:lvlJc w:val="left"/>
+      <w:pPr>
+        <w:tabs>
+          <w:tab w:val="num" w:pos="2160"/>
+        </w:tabs>
+        <w:ind w:left="2160" w:hanging="360"/>
+      </w:pPr>
+      <w:rPr>
+        <w:rFonts w:ascii="Wingdings" w:hAnsi="Wingdings" w:hint="default"/>
+        <w:sz w:val="20"/>
+      </w:rPr>
+    </w:lvl>
+    <w:lvl w:ilvl="3" w:tentative="1">
+      <w:start w:val="1"/>
+      <w:numFmt w:val="bullet"/>
+      <w:lvlText w:val=""/>
+      <w:lvlJc w:val="left"/>
+      <w:pPr>
+        <w:tabs>
+          <w:tab w:val="num" w:pos="2880"/>
+        </w:tabs>
+        <w:ind w:left="2880" w:hanging="360"/>
+      </w:pPr>
+      <w:rPr>
+        <w:rFonts w:ascii="Wingdings" w:hAnsi="Wingdings" w:hint="default"/>
+        <w:sz w:val="20"/>
+      </w:rPr>
+    </w:lvl>
+    <w:lvl w:ilvl="4" w:tentative="1">
+      <w:start w:val="1"/>
+      <w:numFmt w:val="bullet"/>
+      <w:lvlText w:val=""/>
+      <w:lvlJc w:val="left"/>
+      <w:pPr>
+        <w:tabs>
+          <w:tab w:val="num" w:pos="3600"/>
+        </w:tabs>
+        <w:ind w:left="3600" w:hanging="360"/>
+      </w:pPr>
+      <w:rPr>
+        <w:rFonts w:ascii="Wingdings" w:hAnsi="Wingdings" w:hint="default"/>
+        <w:sz w:val="20"/>
+      </w:rPr>
+    </w:lvl>
+    <w:lvl w:ilvl="5" w:tentative="1">
+      <w:start w:val="1"/>
+      <w:numFmt w:val="bullet"/>
+      <w:lvlText w:val=""/>
+      <w:lvlJc w:val="left"/>
+      <w:pPr>
+        <w:tabs>
+          <w:tab w:val="num" w:pos="4320"/>
+        </w:tabs>
+        <w:ind w:left="4320" w:hanging="360"/>
+      </w:pPr>
+      <w:rPr>
+        <w:rFonts w:ascii="Wingdings" w:hAnsi="Wingdings" w:hint="default"/>
+        <w:sz w:val="20"/>
+      </w:rPr>
+    </w:lvl>
+    <w:lvl w:ilvl="6" w:tentative="1">
+      <w:start w:val="1"/>
+      <w:numFmt w:val="bullet"/>
+      <w:lvlText w:val=""/>
+      <w:lvlJc w:val="left"/>
+      <w:pPr>
+        <w:tabs>
+          <w:tab w:val="num" w:pos="5040"/>
+        </w:tabs>
+        <w:ind w:left="5040" w:hanging="360"/>
+      </w:pPr>
+      <w:rPr>
+        <w:rFonts w:ascii="Wingdings" w:hAnsi="Wingdings" w:hint="default"/>
+        <w:sz w:val="20"/>
+      </w:rPr>
+    </w:lvl>
+    <w:lvl w:ilvl="7" w:tentative="1">
+      <w:start w:val="1"/>
+      <w:numFmt w:val="bullet"/>
+      <w:lvlText w:val=""/>
+      <w:lvlJc w:val="left"/>
+      <w:pPr>
+        <w:tabs>
+          <w:tab w:val="num" w:pos="5760"/>
+        </w:tabs>
+        <w:ind w:left="5760" w:hanging="360"/>
+      </w:pPr>
+      <w:rPr>
+        <w:rFonts w:ascii="Wingdings" w:hAnsi="Wingdings" w:hint="default"/>
+        <w:sz w:val="20"/>
+      </w:rPr>
+    </w:lvl>
+    <w:lvl w:ilvl="8" w:tentative="1">
+      <w:start w:val="1"/>
+      <w:numFmt w:val="bullet"/>
+      <w:lvlText w:val=""/>
+      <w:lvlJc w:val="left"/>
+      <w:pPr>
+        <w:tabs>
+          <w:tab w:val="num" w:pos="6480"/>
+        </w:tabs>
+        <w:ind w:left="6480" w:hanging="360"/>
+      </w:pPr>
+      <w:rPr>
+        <w:rFonts w:ascii="Wingdings" w:hAnsi="Wingdings" w:hint="default"/>
+        <w:sz w:val="20"/>
+      </w:rPr>
+    </w:lvl>
+  </w:abstractNum>
+  <w:abstractNum w:abstractNumId="1">
+    <w:nsid w:val="0AF0585C"/>
+    <w:multiLevelType w:val="hybridMultilevel"/>
+    <w:tmpl w:val="186EBB76"/>
+    <w:lvl w:ilvl="0" w:tplc="080A000F">
+      <w:start w:val="1"/>
+      <w:numFmt w:val="decimal"/>
+      <w:lvlText w:val="%1."/>
+      <w:lvlJc w:val="left"/>
+      <w:pPr>
+        <w:ind w:left="360" w:hanging="360"/>
+      </w:pPr>
+      <w:rPr>
+        <w:rFonts w:hint="default"/>
+      </w:rPr>
+    </w:lvl>
+    <w:lvl w:ilvl="1" w:tplc="080A0003" w:tentative="1">
+      <w:start w:val="1"/>
+      <w:numFmt w:val="bullet"/>
+      <w:lvlText w:val="o"/>
+      <w:lvlJc w:val="left"/>
+      <w:pPr>
+        <w:ind w:left="1080" w:hanging="360"/>
+      </w:pPr>
+      <w:rPr>
+        <w:rFonts w:ascii="Courier New" w:hAnsi="Courier New" w:cs="Courier New" w:hint="default"/>
+      </w:rPr>
+    </w:lvl>
+    <w:lvl w:ilvl="2" w:tplc="080A0005" w:tentative="1">
+      <w:start w:val="1"/>
+      <w:numFmt w:val="bullet"/>
+      <w:lvlText w:val=""/>
+      <w:lvlJc w:val="left"/>
+      <w:pPr>
+        <w:ind w:left="1800" w:hanging="360"/>
+      </w:pPr>
+      <w:rPr>
+        <w:rFonts w:ascii="Wingdings" w:hAnsi="Wingdings" w:hint="default"/>
+      </w:rPr>
+    </w:lvl>
+    <w:lvl w:ilvl="3" w:tplc="080A0001" w:tentative="1">
+      <w:start w:val="1"/>
+      <w:numFmt w:val="bullet"/>
+      <w:lvlText w:val=""/>
+      <w:lvlJc w:val="left"/>
+      <w:pPr>
+        <w:ind w:left="2520" w:hanging="360"/>
+      </w:pPr>
+      <w:rPr>
+        <w:rFonts w:ascii="Symbol" w:hAnsi="Symbol" w:hint="default"/>
+      </w:rPr>
+    </w:lvl>
+    <w:lvl w:ilvl="4" w:tplc="080A0003" w:tentative="1">
+      <w:start w:val="1"/>
+      <w:numFmt w:val="bullet"/>
+      <w:lvlText w:val="o"/>
+      <w:lvlJc w:val="left"/>
+      <w:pPr>
+        <w:ind w:left="3240" w:hanging="360"/>
+      </w:pPr>
+      <w:rPr>
+        <w:rFonts w:ascii="Courier New" w:hAnsi="Courier New" w:cs="Courier New" w:hint="default"/>
+      </w:rPr>
+    </w:lvl>
+    <w:lvl w:ilvl="5" w:tplc="080A0005" w:tentative="1">
+      <w:start w:val="1"/>
+      <w:numFmt w:val="bullet"/>
+      <w:lvlText w:val=""/>
+      <w:lvlJc w:val="left"/>
+      <w:pPr>
+        <w:ind w:left="3960" w:hanging="360"/>
+      </w:pPr>
+      <w:rPr>
+        <w:rFonts w:ascii="Wingdings" w:hAnsi="Wingdings" w:hint="default"/>
+      </w:rPr>
+    </w:lvl>
+    <w:lvl w:ilvl="6" w:tplc="080A0001" w:tentative="1">
+      <w:start w:val="1"/>
+      <w:numFmt w:val="bullet"/>
+      <w:lvlText w:val=""/>
+      <w:lvlJc w:val="left"/>
+      <w:pPr>
+        <w:ind w:left="4680" w:hanging="360"/>
+      </w:pPr>
+      <w:rPr>
+        <w:rFonts w:ascii="Symbol" w:hAnsi="Symbol" w:hint="default"/>
+      </w:rPr>
+    </w:lvl>
+    <w:lvl w:ilvl="7" w:tplc="080A0003" w:tentative="1">
+      <w:start w:val="1"/>
+      <w:numFmt w:val="bullet"/>
+      <w:lvlText w:val="o"/>
+      <w:lvlJc w:val="left"/>
+      <w:pPr>
+        <w:ind w:left="5400" w:hanging="360"/>
+      </w:pPr>
+      <w:rPr>
+        <w:rFonts w:ascii="Courier New" w:hAnsi="Courier New" w:cs="Courier New" w:hint="default"/>
+      </w:rPr>
+    </w:lvl>
+    <w:lvl w:ilvl="8" w:tplc="080A0005" w:tentative="1">
+      <w:start w:val="1"/>
+      <w:numFmt w:val="bullet"/>
+      <w:lvlText w:val=""/>
+      <w:lvlJc w:val="left"/>
+      <w:pPr>
+        <w:ind w:left="6120" w:hanging="360"/>
+      </w:pPr>
+      <w:rPr>
+        <w:rFonts w:ascii="Wingdings" w:hAnsi="Wingdings" w:hint="default"/>
+      </w:rPr>
+    </w:lvl>
+  </w:abstractNum>
+  <w:abstractNum w:abstractNumId="2">
+    <w:nsid w:val="19713907"/>
+    <w:multiLevelType w:val="multilevel"/>
+    <w:tmpl w:val="FEAA4BB4"/>
+    <w:lvl w:ilvl="0">
+      <w:start w:val="1"/>
+      <w:numFmt w:val="bullet"/>
+      <w:lvlText w:val=""/>
+      <w:lvlJc w:val="left"/>
+      <w:pPr>
+        <w:tabs>
+          <w:tab w:val="num" w:pos="720"/>
+        </w:tabs>
+        <w:ind w:left="720" w:hanging="360"/>
+      </w:pPr>
+      <w:rPr>
+        <w:rFonts w:ascii="Symbol" w:hAnsi="Symbol" w:hint="default"/>
+        <w:sz w:val="20"/>
+      </w:rPr>
+    </w:lvl>
+    <w:lvl w:ilvl="1" w:tentative="1">
+      <w:start w:val="1"/>
+      <w:numFmt w:val="bullet"/>
+      <w:lvlText w:val="o"/>
+      <w:lvlJc w:val="left"/>
+      <w:pPr>
+        <w:tabs>
+          <w:tab w:val="num" w:pos="1440"/>
+        </w:tabs>
+        <w:ind w:left="1440" w:hanging="360"/>
+      </w:pPr>
+      <w:rPr>
+        <w:rFonts w:ascii="Courier New" w:hAnsi="Courier New" w:hint="default"/>
+        <w:sz w:val="20"/>
+      </w:rPr>
+    </w:lvl>
+    <w:lvl w:ilvl="2" w:tentative="1">
+      <w:start w:val="1"/>
+      <w:numFmt w:val="bullet"/>
+      <w:lvlText w:val=""/>
+      <w:lvlJc w:val="left"/>
+      <w:pPr>
+        <w:tabs>
+          <w:tab w:val="num" w:pos="2160"/>
+        </w:tabs>
+        <w:ind w:left="2160" w:hanging="360"/>
+      </w:pPr>
+      <w:rPr>
+        <w:rFonts w:ascii="Wingdings" w:hAnsi="Wingdings" w:hint="default"/>
+        <w:sz w:val="20"/>
+      </w:rPr>
+    </w:lvl>
+    <w:lvl w:ilvl="3" w:tentative="1">
+      <w:start w:val="1"/>
+      <w:numFmt w:val="bullet"/>
+      <w:lvlText w:val=""/>
+      <w:lvlJc w:val="left"/>
+      <w:pPr>
+        <w:tabs>
+          <w:tab w:val="num" w:pos="2880"/>
+        </w:tabs>
+        <w:ind w:left="2880" w:hanging="360"/>
+      </w:pPr>
+      <w:rPr>
+        <w:rFonts w:ascii="Wingdings" w:hAnsi="Wingdings" w:hint="default"/>
+        <w:sz w:val="20"/>
+      </w:rPr>
+    </w:lvl>
+    <w:lvl w:ilvl="4" w:tentative="1">
+      <w:start w:val="1"/>
+      <w:numFmt w:val="bullet"/>
+      <w:lvlText w:val=""/>
+      <w:lvlJc w:val="left"/>
+      <w:pPr>
+        <w:tabs>
+          <w:tab w:val="num" w:pos="3600"/>
+        </w:tabs>
+        <w:ind w:left="3600" w:hanging="360"/>
+      </w:pPr>
+      <w:rPr>
+        <w:rFonts w:ascii="Wingdings" w:hAnsi="Wingdings" w:hint="default"/>
+        <w:sz w:val="20"/>
+      </w:rPr>
+    </w:lvl>
+    <w:lvl w:ilvl="5" w:tentative="1">
+      <w:start w:val="1"/>
+      <w:numFmt w:val="bullet"/>
+      <w:lvlText w:val=""/>
+      <w:lvlJc w:val="left"/>
+      <w:pPr>
+        <w:tabs>
+          <w:tab w:val="num" w:pos="4320"/>
+        </w:tabs>
+        <w:ind w:left="4320" w:hanging="360"/>
+      </w:pPr>
+      <w:rPr>
+        <w:rFonts w:ascii="Wingdings" w:hAnsi="Wingdings" w:hint="default"/>
+        <w:sz w:val="20"/>
+      </w:rPr>
+    </w:lvl>
+    <w:lvl w:ilvl="6" w:tentative="1">
+      <w:start w:val="1"/>
+      <w:numFmt w:val="bullet"/>
+      <w:lvlText w:val=""/>
+      <w:lvlJc w:val="left"/>
+      <w:pPr>
+        <w:tabs>
+          <w:tab w:val="num" w:pos="5040"/>
+        </w:tabs>
+        <w:ind w:left="5040" w:hanging="360"/>
+      </w:pPr>
+      <w:rPr>
+        <w:rFonts w:ascii="Wingdings" w:hAnsi="Wingdings" w:hint="default"/>
+        <w:sz w:val="20"/>
+      </w:rPr>
+    </w:lvl>
+    <w:lvl w:ilvl="7" w:tentative="1">
+      <w:start w:val="1"/>
+      <w:numFmt w:val="bullet"/>
+      <w:lvlText w:val=""/>
+      <w:lvlJc w:val="left"/>
+      <w:pPr>
+        <w:tabs>
+          <w:tab w:val="num" w:pos="5760"/>
+        </w:tabs>
+        <w:ind w:left="5760" w:hanging="360"/>
+      </w:pPr>
+      <w:rPr>
+        <w:rFonts w:ascii="Wingdings" w:hAnsi="Wingdings" w:hint="default"/>
+        <w:sz w:val="20"/>
+      </w:rPr>
+    </w:lvl>
+    <w:lvl w:ilvl="8" w:tentative="1">
+      <w:start w:val="1"/>
+      <w:numFmt w:val="bullet"/>
+      <w:lvlText w:val=""/>
+      <w:lvlJc w:val="left"/>
+      <w:pPr>
+        <w:tabs>
+          <w:tab w:val="num" w:pos="6480"/>
+        </w:tabs>
+        <w:ind w:left="6480" w:hanging="360"/>
+      </w:pPr>
+      <w:rPr>
+        <w:rFonts w:ascii="Wingdings" w:hAnsi="Wingdings" w:hint="default"/>
+        <w:sz w:val="20"/>
+      </w:rPr>
+    </w:lvl>
+  </w:abstractNum>
+  <w:abstractNum w:abstractNumId="3">
+    <w:nsid w:val="1E427B69"/>
+    <w:multiLevelType w:val="multilevel"/>
+    <w:tmpl w:val="63F635CA"/>
+    <w:lvl w:ilvl="0">
+      <w:start w:val="1"/>
+      <w:numFmt w:val="bullet"/>
+      <w:lvlText w:val=""/>
+      <w:lvlJc w:val="left"/>
+      <w:pPr>
+        <w:tabs>
+          <w:tab w:val="num" w:pos="720"/>
+        </w:tabs>
+        <w:ind w:left="720" w:hanging="360"/>
+      </w:pPr>
+      <w:rPr>
+        <w:rFonts w:ascii="Symbol" w:hAnsi="Symbol" w:hint="default"/>
+        <w:sz w:val="20"/>
+      </w:rPr>
+    </w:lvl>
+    <w:lvl w:ilvl="1" w:tentative="1">
+      <w:start w:val="1"/>
+      <w:numFmt w:val="bullet"/>
+      <w:lvlText w:val="o"/>
+      <w:lvlJc w:val="left"/>
+      <w:pPr>
+        <w:tabs>
+          <w:tab w:val="num" w:pos="1440"/>
+        </w:tabs>
+        <w:ind w:left="1440" w:hanging="360"/>
+      </w:pPr>
+      <w:rPr>
+        <w:rFonts w:ascii="Courier New" w:hAnsi="Courier New" w:hint="default"/>
+        <w:sz w:val="20"/>
+      </w:rPr>
+    </w:lvl>
+    <w:lvl w:ilvl="2" w:tentative="1">
+      <w:start w:val="1"/>
+      <w:numFmt w:val="bullet"/>
+      <w:lvlText w:val=""/>
+      <w:lvlJc w:val="left"/>
+      <w:pPr>
+        <w:tabs>
+          <w:tab w:val="num" w:pos="2160"/>
+        </w:tabs>
+        <w:ind w:left="2160" w:hanging="360"/>
+      </w:pPr>
+      <w:rPr>
+        <w:rFonts w:ascii="Wingdings" w:hAnsi="Wingdings" w:hint="default"/>
+        <w:sz w:val="20"/>
+      </w:rPr>
+    </w:lvl>
+    <w:lvl w:ilvl="3" w:tentative="1">
+      <w:start w:val="1"/>
+      <w:numFmt w:val="bullet"/>
+      <w:lvlText w:val=""/>
+      <w:lvlJc w:val="left"/>
+      <w:pPr>
+        <w:tabs>
+          <w:tab w:val="num" w:pos="2880"/>
+        </w:tabs>
+        <w:ind w:left="2880" w:hanging="360"/>
+      </w:pPr>
+      <w:rPr>
+        <w:rFonts w:ascii="Wingdings" w:hAnsi="Wingdings" w:hint="default"/>
+        <w:sz w:val="20"/>
+      </w:rPr>
+    </w:lvl>
+    <w:lvl w:ilvl="4" w:tentative="1">
+      <w:start w:val="1"/>
+      <w:numFmt w:val="bullet"/>
+      <w:lvlText w:val=""/>
+      <w:lvlJc w:val="left"/>
+      <w:pPr>
+        <w:tabs>
+          <w:tab w:val="num" w:pos="3600"/>
+        </w:tabs>
+        <w:ind w:left="3600" w:hanging="360"/>
+      </w:pPr>
+      <w:rPr>
+        <w:rFonts w:ascii="Wingdings" w:hAnsi="Wingdings" w:hint="default"/>
+        <w:sz w:val="20"/>
+      </w:rPr>
+    </w:lvl>
+    <w:lvl w:ilvl="5" w:tentative="1">
+      <w:start w:val="1"/>
+      <w:numFmt w:val="bullet"/>
+      <w:lvlText w:val=""/>
+      <w:lvlJc w:val="left"/>
+      <w:pPr>
+        <w:tabs>
+          <w:tab w:val="num" w:pos="4320"/>
+        </w:tabs>
+        <w:ind w:left="4320" w:hanging="360"/>
+      </w:pPr>
+      <w:rPr>
+        <w:rFonts w:ascii="Wingdings" w:hAnsi="Wingdings" w:hint="default"/>
+        <w:sz w:val="20"/>
+      </w:rPr>
+    </w:lvl>
+    <w:lvl w:ilvl="6" w:tentative="1">
+      <w:start w:val="1"/>
+      <w:numFmt w:val="bullet"/>
+      <w:lvlText w:val=""/>
+      <w:lvlJc w:val="left"/>
+      <w:pPr>
+        <w:tabs>
+          <w:tab w:val="num" w:pos="5040"/>
+        </w:tabs>
+        <w:ind w:left="5040" w:hanging="360"/>
+      </w:pPr>
+      <w:rPr>
+        <w:rFonts w:ascii="Wingdings" w:hAnsi="Wingdings" w:hint="default"/>
+        <w:sz w:val="20"/>
+      </w:rPr>
+    </w:lvl>
+    <w:lvl w:ilvl="7" w:tentative="1">
+      <w:start w:val="1"/>
+      <w:numFmt w:val="bullet"/>
+      <w:lvlText w:val=""/>
+      <w:lvlJc w:val="left"/>
+      <w:pPr>
+        <w:tabs>
+          <w:tab w:val="num" w:pos="5760"/>
+        </w:tabs>
+        <w:ind w:left="5760" w:hanging="360"/>
+      </w:pPr>
+      <w:rPr>
+        <w:rFonts w:ascii="Wingdings" w:hAnsi="Wingdings" w:hint="default"/>
+        <w:sz w:val="20"/>
+      </w:rPr>
+    </w:lvl>
+    <w:lvl w:ilvl="8" w:tentative="1">
+      <w:start w:val="1"/>
+      <w:numFmt w:val="bullet"/>
+      <w:lvlText w:val=""/>
+      <w:lvlJc w:val="left"/>
+      <w:pPr>
+        <w:tabs>
+          <w:tab w:val="num" w:pos="6480"/>
+        </w:tabs>
+        <w:ind w:left="6480" w:hanging="360"/>
+      </w:pPr>
+      <w:rPr>
+        <w:rFonts w:ascii="Wingdings" w:hAnsi="Wingdings" w:hint="default"/>
+        <w:sz w:val="20"/>
+      </w:rPr>
+    </w:lvl>
+  </w:abstractNum>
+  <w:abstractNum w:abstractNumId="4">
+    <w:nsid w:val="269A150C"/>
+    <w:multiLevelType w:val="multilevel"/>
+    <w:tmpl w:val="56821328"/>
+    <w:lvl w:ilvl="0">
+      <w:start w:val="1"/>
+      <w:numFmt w:val="bullet"/>
+      <w:lvlText w:val=""/>
+      <w:lvlJc w:val="left"/>
+      <w:pPr>
+        <w:tabs>
+          <w:tab w:val="num" w:pos="720"/>
+        </w:tabs>
+        <w:ind w:left="720" w:hanging="360"/>
+      </w:pPr>
+      <w:rPr>
+        <w:rFonts w:ascii="Symbol" w:hAnsi="Symbol" w:hint="default"/>
+        <w:sz w:val="20"/>
+      </w:rPr>
+    </w:lvl>
+    <w:lvl w:ilvl="1" w:tentative="1">
+      <w:start w:val="1"/>
+      <w:numFmt w:val="bullet"/>
+      <w:lvlText w:val="o"/>
+      <w:lvlJc w:val="left"/>
+      <w:pPr>
+        <w:tabs>
+          <w:tab w:val="num" w:pos="1440"/>
+        </w:tabs>
+        <w:ind w:left="1440" w:hanging="360"/>
+      </w:pPr>
+      <w:rPr>
+        <w:rFonts w:ascii="Courier New" w:hAnsi="Courier New" w:hint="default"/>
+        <w:sz w:val="20"/>
+      </w:rPr>
+    </w:lvl>
+    <w:lvl w:ilvl="2" w:tentative="1">
+      <w:start w:val="1"/>
+      <w:numFmt w:val="bullet"/>
+      <w:lvlText w:val=""/>
+      <w:lvlJc w:val="left"/>
+      <w:pPr>
+        <w:tabs>
+          <w:tab w:val="num" w:pos="2160"/>
+        </w:tabs>
+        <w:ind w:left="2160" w:hanging="360"/>
+      </w:pPr>
+      <w:rPr>
+        <w:rFonts w:ascii="Wingdings" w:hAnsi="Wingdings" w:hint="default"/>
+        <w:sz w:val="20"/>
+      </w:rPr>
+    </w:lvl>
+    <w:lvl w:ilvl="3" w:tentative="1">
+      <w:start w:val="1"/>
+      <w:numFmt w:val="bullet"/>
+      <w:lvlText w:val=""/>
+      <w:lvlJc w:val="left"/>
+      <w:pPr>
+        <w:tabs>
+          <w:tab w:val="num" w:pos="2880"/>
+        </w:tabs>
+        <w:ind w:left="2880" w:hanging="360"/>
+      </w:pPr>
+      <w:rPr>
+        <w:rFonts w:ascii="Wingdings" w:hAnsi="Wingdings" w:hint="default"/>
+        <w:sz w:val="20"/>
+      </w:rPr>
+    </w:lvl>
+    <w:lvl w:ilvl="4" w:tentative="1">
+      <w:start w:val="1"/>
+      <w:numFmt w:val="bullet"/>
+      <w:lvlText w:val=""/>
+      <w:lvlJc w:val="left"/>
+      <w:pPr>
+        <w:tabs>
+          <w:tab w:val="num" w:pos="3600"/>
+        </w:tabs>
+        <w:ind w:left="3600" w:hanging="360"/>
+      </w:pPr>
+      <w:rPr>
+        <w:rFonts w:ascii="Wingdings" w:hAnsi="Wingdings" w:hint="default"/>
+        <w:sz w:val="20"/>
+      </w:rPr>
+    </w:lvl>
+    <w:lvl w:ilvl="5" w:tentative="1">
+      <w:start w:val="1"/>
+      <w:numFmt w:val="bullet"/>
+      <w:lvlText w:val=""/>
+      <w:lvlJc w:val="left"/>
+      <w:pPr>
+        <w:tabs>
+          <w:tab w:val="num" w:pos="4320"/>
+        </w:tabs>
+        <w:ind w:left="4320" w:hanging="360"/>
+      </w:pPr>
+      <w:rPr>
+        <w:rFonts w:ascii="Wingdings" w:hAnsi="Wingdings" w:hint="default"/>
+        <w:sz w:val="20"/>
+      </w:rPr>
+    </w:lvl>
+    <w:lvl w:ilvl="6" w:tentative="1">
+      <w:start w:val="1"/>
+      <w:numFmt w:val="bullet"/>
+      <w:lvlText w:val=""/>
+      <w:lvlJc w:val="left"/>
+      <w:pPr>
+        <w:tabs>
+          <w:tab w:val="num" w:pos="5040"/>
+        </w:tabs>
+        <w:ind w:left="5040" w:hanging="360"/>
+      </w:pPr>
+      <w:rPr>
+        <w:rFonts w:ascii="Wingdings" w:hAnsi="Wingdings" w:hint="default"/>
+        <w:sz w:val="20"/>
+      </w:rPr>
+    </w:lvl>
+    <w:lvl w:ilvl="7" w:tentative="1">
+      <w:start w:val="1"/>
+      <w:numFmt w:val="bullet"/>
+      <w:lvlText w:val=""/>
+      <w:lvlJc w:val="left"/>
+      <w:pPr>
+        <w:tabs>
+          <w:tab w:val="num" w:pos="5760"/>
+        </w:tabs>
+        <w:ind w:left="5760" w:hanging="360"/>
+      </w:pPr>
+      <w:rPr>
+        <w:rFonts w:ascii="Wingdings" w:hAnsi="Wingdings" w:hint="default"/>
+        <w:sz w:val="20"/>
+      </w:rPr>
+    </w:lvl>
+    <w:lvl w:ilvl="8" w:tentative="1">
+      <w:start w:val="1"/>
+      <w:numFmt w:val="bullet"/>
+      <w:lvlText w:val=""/>
+      <w:lvlJc w:val="left"/>
+      <w:pPr>
+        <w:tabs>
+          <w:tab w:val="num" w:pos="6480"/>
+        </w:tabs>
+        <w:ind w:left="6480" w:hanging="360"/>
+      </w:pPr>
+      <w:rPr>
+        <w:rFonts w:ascii="Wingdings" w:hAnsi="Wingdings" w:hint="default"/>
+        <w:sz w:val="20"/>
+      </w:rPr>
+    </w:lvl>
+  </w:abstractNum>
+  <w:abstractNum w:abstractNumId="5">
+    <w:nsid w:val="290C7500"/>
+    <w:multiLevelType w:val="multilevel"/>
+    <w:tmpl w:val="C5167C7E"/>
+    <w:lvl w:ilvl="0">
+      <w:start w:val="1"/>
+      <w:numFmt w:val="bullet"/>
+      <w:lvlText w:val=""/>
+      <w:lvlJc w:val="left"/>
+      <w:pPr>
+        <w:tabs>
+          <w:tab w:val="num" w:pos="720"/>
+        </w:tabs>
+        <w:ind w:left="720" w:hanging="360"/>
+      </w:pPr>
+      <w:rPr>
+        <w:rFonts w:ascii="Symbol" w:hAnsi="Symbol" w:hint="default"/>
+        <w:sz w:val="20"/>
+      </w:rPr>
+    </w:lvl>
+    <w:lvl w:ilvl="1" w:tentative="1">
+      <w:start w:val="1"/>
+      <w:numFmt w:val="bullet"/>
+      <w:lvlText w:val="o"/>
+      <w:lvlJc w:val="left"/>
+      <w:pPr>
+        <w:tabs>
+          <w:tab w:val="num" w:pos="1440"/>
+        </w:tabs>
+        <w:ind w:left="1440" w:hanging="360"/>
+      </w:pPr>
+      <w:rPr>
+        <w:rFonts w:ascii="Courier New" w:hAnsi="Courier New" w:hint="default"/>
+        <w:sz w:val="20"/>
+      </w:rPr>
+    </w:lvl>
+    <w:lvl w:ilvl="2" w:tentative="1">
+      <w:start w:val="1"/>
+      <w:numFmt w:val="bullet"/>
+      <w:lvlText w:val=""/>
+      <w:lvlJc w:val="left"/>
+      <w:pPr>
+        <w:tabs>
+          <w:tab w:val="num" w:pos="2160"/>
+        </w:tabs>
+        <w:ind w:left="2160" w:hanging="360"/>
+      </w:pPr>
+      <w:rPr>
+        <w:rFonts w:ascii="Wingdings" w:hAnsi="Wingdings" w:hint="default"/>
+        <w:sz w:val="20"/>
+      </w:rPr>
+    </w:lvl>
+    <w:lvl w:ilvl="3" w:tentative="1">
+      <w:start w:val="1"/>
+      <w:numFmt w:val="bullet"/>
+      <w:lvlText w:val=""/>
+      <w:lvlJc w:val="left"/>
+      <w:pPr>
+        <w:tabs>
+          <w:tab w:val="num" w:pos="2880"/>
+        </w:tabs>
+        <w:ind w:left="2880" w:hanging="360"/>
+      </w:pPr>
+      <w:rPr>
+        <w:rFonts w:ascii="Wingdings" w:hAnsi="Wingdings" w:hint="default"/>
+        <w:sz w:val="20"/>
+      </w:rPr>
+    </w:lvl>
+    <w:lvl w:ilvl="4" w:tentative="1">
+      <w:start w:val="1"/>
+      <w:numFmt w:val="bullet"/>
+      <w:lvlText w:val=""/>
+      <w:lvlJc w:val="left"/>
+      <w:pPr>
+        <w:tabs>
+          <w:tab w:val="num" w:pos="3600"/>
+        </w:tabs>
+        <w:ind w:left="3600" w:hanging="360"/>
+      </w:pPr>
+      <w:rPr>
+        <w:rFonts w:ascii="Wingdings" w:hAnsi="Wingdings" w:hint="default"/>
+        <w:sz w:val="20"/>
+      </w:rPr>
+    </w:lvl>
+    <w:lvl w:ilvl="5" w:tentative="1">
+      <w:start w:val="1"/>
+      <w:numFmt w:val="bullet"/>
+      <w:lvlText w:val=""/>
+      <w:lvlJc w:val="left"/>
+      <w:pPr>
+        <w:tabs>
+          <w:tab w:val="num" w:pos="4320"/>
+        </w:tabs>
+        <w:ind w:left="4320" w:hanging="360"/>
+      </w:pPr>
+      <w:rPr>
+        <w:rFonts w:ascii="Wingdings" w:hAnsi="Wingdings" w:hint="default"/>
+        <w:sz w:val="20"/>
+      </w:rPr>
+    </w:lvl>
+    <w:lvl w:ilvl="6" w:tentative="1">
+      <w:start w:val="1"/>
+      <w:numFmt w:val="bullet"/>
+      <w:lvlText w:val=""/>
+      <w:lvlJc w:val="left"/>
+      <w:pPr>
+        <w:tabs>
+          <w:tab w:val="num" w:pos="5040"/>
+        </w:tabs>
+        <w:ind w:left="5040" w:hanging="360"/>
+      </w:pPr>
+      <w:rPr>
+        <w:rFonts w:ascii="Wingdings" w:hAnsi="Wingdings" w:hint="default"/>
+        <w:sz w:val="20"/>
+      </w:rPr>
+    </w:lvl>
+    <w:lvl w:ilvl="7" w:tentative="1">
+      <w:start w:val="1"/>
+      <w:numFmt w:val="bullet"/>
+      <w:lvlText w:val=""/>
+      <w:lvlJc w:val="left"/>
+      <w:pPr>
+        <w:tabs>
+          <w:tab w:val="num" w:pos="5760"/>
+        </w:tabs>
+        <w:ind w:left="5760" w:hanging="360"/>
+      </w:pPr>
+      <w:rPr>
+        <w:rFonts w:ascii="Wingdings" w:hAnsi="Wingdings" w:hint="default"/>
+        <w:sz w:val="20"/>
+      </w:rPr>
+    </w:lvl>
+    <w:lvl w:ilvl="8" w:tentative="1">
+      <w:start w:val="1"/>
+      <w:numFmt w:val="bullet"/>
+      <w:lvlText w:val=""/>
+      <w:lvlJc w:val="left"/>
+      <w:pPr>
+        <w:tabs>
+          <w:tab w:val="num" w:pos="6480"/>
+        </w:tabs>
+        <w:ind w:left="6480" w:hanging="360"/>
+      </w:pPr>
+      <w:rPr>
+        <w:rFonts w:ascii="Wingdings" w:hAnsi="Wingdings" w:hint="default"/>
+        <w:sz w:val="20"/>
+      </w:rPr>
+    </w:lvl>
+  </w:abstractNum>
+  <w:abstractNum w:abstractNumId="6">
+    <w:nsid w:val="30625A80"/>
+    <w:multiLevelType w:val="multilevel"/>
+    <w:tmpl w:val="3444A6A2"/>
+    <w:lvl w:ilvl="0">
+      <w:start w:val="1"/>
+      <w:numFmt w:val="decimal"/>
+      <w:lvlText w:val="%1."/>
+      <w:lvlJc w:val="left"/>
+      <w:pPr>
+        <w:tabs>
+          <w:tab w:val="num" w:pos="720"/>
+        </w:tabs>
+        <w:ind w:left="720" w:hanging="360"/>
+      </w:pPr>
+    </w:lvl>
+    <w:lvl w:ilvl="1" w:tentative="1">
+      <w:start w:val="1"/>
+      <w:numFmt w:val="decimal"/>
+      <w:lvlText w:val="%2."/>
+      <w:lvlJc w:val="left"/>
+      <w:pPr>
+        <w:tabs>
+          <w:tab w:val="num" w:pos="1440"/>
+        </w:tabs>
+        <w:ind w:left="1440" w:hanging="360"/>
+      </w:pPr>
+    </w:lvl>
+    <w:lvl w:ilvl="2" w:tentative="1">
+      <w:start w:val="1"/>
+      <w:numFmt w:val="decimal"/>
+      <w:lvlText w:val="%3."/>
+      <w:lvlJc w:val="left"/>
+      <w:pPr>
+        <w:tabs>
+          <w:tab w:val="num" w:pos="2160"/>
+        </w:tabs>
+        <w:ind w:left="2160" w:hanging="360"/>
+      </w:pPr>
+    </w:lvl>
+    <w:lvl w:ilvl="3" w:tentative="1">
+      <w:start w:val="1"/>
+      <w:numFmt w:val="decimal"/>
+      <w:lvlText w:val="%4."/>
+      <w:lvlJc w:val="left"/>
+      <w:pPr>
+        <w:tabs>
+          <w:tab w:val="num" w:pos="2880"/>
+        </w:tabs>
+        <w:ind w:left="2880" w:hanging="360"/>
+      </w:pPr>
+    </w:lvl>
+    <w:lvl w:ilvl="4" w:tentative="1">
+      <w:start w:val="1"/>
+      <w:numFmt w:val="decimal"/>
+      <w:lvlText w:val="%5."/>
+      <w:lvlJc w:val="left"/>
+      <w:pPr>
+        <w:tabs>
+          <w:tab w:val="num" w:pos="3600"/>
+        </w:tabs>
+        <w:ind w:left="3600" w:hanging="360"/>
+      </w:pPr>
+    </w:lvl>
+    <w:lvl w:ilvl="5" w:tentative="1">
+      <w:start w:val="1"/>
+      <w:numFmt w:val="decimal"/>
+      <w:lvlText w:val="%6."/>
+      <w:lvlJc w:val="left"/>
+      <w:pPr>
+        <w:tabs>
+          <w:tab w:val="num" w:pos="4320"/>
+        </w:tabs>
+        <w:ind w:left="4320" w:hanging="360"/>
+      </w:pPr>
+    </w:lvl>
+    <w:lvl w:ilvl="6" w:tentative="1">
+      <w:start w:val="1"/>
+      <w:numFmt w:val="decimal"/>
+      <w:lvlText w:val="%7."/>
+      <w:lvlJc w:val="left"/>
+      <w:pPr>
+        <w:tabs>
+          <w:tab w:val="num" w:pos="5040"/>
+        </w:tabs>
+        <w:ind w:left="5040" w:hanging="360"/>
+      </w:pPr>
+    </w:lvl>
+    <w:lvl w:ilvl="7" w:tentative="1">
+      <w:start w:val="1"/>
+      <w:numFmt w:val="decimal"/>
+      <w:lvlText w:val="%8."/>
+      <w:lvlJc w:val="left"/>
+      <w:pPr>
+        <w:tabs>
+          <w:tab w:val="num" w:pos="5760"/>
+        </w:tabs>
+        <w:ind w:left="5760" w:hanging="360"/>
+      </w:pPr>
+    </w:lvl>
+    <w:lvl w:ilvl="8" w:tentative="1">
+      <w:start w:val="1"/>
+      <w:numFmt w:val="decimal"/>
+      <w:lvlText w:val="%9."/>
+      <w:lvlJc w:val="left"/>
+      <w:pPr>
+        <w:tabs>
+          <w:tab w:val="num" w:pos="6480"/>
+        </w:tabs>
+        <w:ind w:left="6480" w:hanging="360"/>
+      </w:pPr>
+    </w:lvl>
+  </w:abstractNum>
+  <w:abstractNum w:abstractNumId="7">
+    <w:nsid w:val="330D34E7"/>
+    <w:multiLevelType w:val="hybridMultilevel"/>
+    <w:tmpl w:val="74345DCE"/>
+    <w:lvl w:ilvl="0" w:tplc="080A0001">
+      <w:start w:val="1"/>
+      <w:numFmt w:val="bullet"/>
+      <w:lvlText w:val=""/>
+      <w:lvlJc w:val="left"/>
+      <w:pPr>
+        <w:ind w:left="360" w:hanging="360"/>
+      </w:pPr>
+      <w:rPr>
+        <w:rFonts w:ascii="Symbol" w:hAnsi="Symbol" w:hint="default"/>
+      </w:rPr>
+    </w:lvl>
+    <w:lvl w:ilvl="1" w:tplc="080A0003" w:tentative="1">
+      <w:start w:val="1"/>
+      <w:numFmt w:val="bullet"/>
+      <w:lvlText w:val="o"/>
+      <w:lvlJc w:val="left"/>
+      <w:pPr>
+        <w:ind w:left="1080" w:hanging="360"/>
+      </w:pPr>
+      <w:rPr>
+        <w:rFonts w:ascii="Courier New" w:hAnsi="Courier New" w:cs="Courier New" w:hint="default"/>
+      </w:rPr>
+    </w:lvl>
+    <w:lvl w:ilvl="2" w:tplc="080A0005" w:tentative="1">
+      <w:start w:val="1"/>
+      <w:numFmt w:val="bullet"/>
+      <w:lvlText w:val=""/>
+      <w:lvlJc w:val="left"/>
+      <w:pPr>
+        <w:ind w:left="1800" w:hanging="360"/>
+      </w:pPr>
+      <w:rPr>
+        <w:rFonts w:ascii="Wingdings" w:hAnsi="Wingdings" w:hint="default"/>
+      </w:rPr>
+    </w:lvl>
+    <w:lvl w:ilvl="3" w:tplc="080A0001" w:tentative="1">
+      <w:start w:val="1"/>
+      <w:numFmt w:val="bullet"/>
+      <w:lvlText w:val=""/>
+      <w:lvlJc w:val="left"/>
+      <w:pPr>
+        <w:ind w:left="2520" w:hanging="360"/>
+      </w:pPr>
+      <w:rPr>
+        <w:rFonts w:ascii="Symbol" w:hAnsi="Symbol" w:hint="default"/>
+      </w:rPr>
+    </w:lvl>
+    <w:lvl w:ilvl="4" w:tplc="080A0003" w:tentative="1">
+      <w:start w:val="1"/>
+      <w:numFmt w:val="bullet"/>
+      <w:lvlText w:val="o"/>
+      <w:lvlJc w:val="left"/>
+      <w:pPr>
+        <w:ind w:left="3240" w:hanging="360"/>
+      </w:pPr>
+      <w:rPr>
+        <w:rFonts w:ascii="Courier New" w:hAnsi="Courier New" w:cs="Courier New" w:hint="default"/>
+      </w:rPr>
+    </w:lvl>
+    <w:lvl w:ilvl="5" w:tplc="080A0005" w:tentative="1">
+      <w:start w:val="1"/>
+      <w:numFmt w:val="bullet"/>
+      <w:lvlText w:val=""/>
+      <w:lvlJc w:val="left"/>
+      <w:pPr>
+        <w:ind w:left="3960" w:hanging="360"/>
+      </w:pPr>
+      <w:rPr>
+        <w:rFonts w:ascii="Wingdings" w:hAnsi="Wingdings" w:hint="default"/>
+      </w:rPr>
+    </w:lvl>
+    <w:lvl w:ilvl="6" w:tplc="080A0001" w:tentative="1">
+      <w:start w:val="1"/>
+      <w:numFmt w:val="bullet"/>
+      <w:lvlText w:val=""/>
+      <w:lvlJc w:val="left"/>
+      <w:pPr>
+        <w:ind w:left="4680" w:hanging="360"/>
+      </w:pPr>
+      <w:rPr>
+        <w:rFonts w:ascii="Symbol" w:hAnsi="Symbol" w:hint="default"/>
+      </w:rPr>
+    </w:lvl>
+    <w:lvl w:ilvl="7" w:tplc="080A0003" w:tentative="1">
+      <w:start w:val="1"/>
+      <w:numFmt w:val="bullet"/>
+      <w:lvlText w:val="o"/>
+      <w:lvlJc w:val="left"/>
+      <w:pPr>
+        <w:ind w:left="5400" w:hanging="360"/>
+      </w:pPr>
+      <w:rPr>
+        <w:rFonts w:ascii="Courier New" w:hAnsi="Courier New" w:cs="Courier New" w:hint="default"/>
+      </w:rPr>
+    </w:lvl>
+    <w:lvl w:ilvl="8" w:tplc="080A0005" w:tentative="1">
+      <w:start w:val="1"/>
+      <w:numFmt w:val="bullet"/>
+      <w:lvlText w:val=""/>
+      <w:lvlJc w:val="left"/>
+      <w:pPr>
+        <w:ind w:left="6120" w:hanging="360"/>
+      </w:pPr>
+      <w:rPr>
+        <w:rFonts w:ascii="Wingdings" w:hAnsi="Wingdings" w:hint="default"/>
+      </w:rPr>
+    </w:lvl>
+  </w:abstractNum>
+  <w:abstractNum w:abstractNumId="8">
+    <w:nsid w:val="34FB2FE2"/>
+    <w:multiLevelType w:val="hybridMultilevel"/>
+    <w:tmpl w:val="565ECA52"/>
+    <w:lvl w:ilvl="0" w:tplc="080A000F">
+      <w:start w:val="1"/>
+      <w:numFmt w:val="decimal"/>
+      <w:lvlText w:val="%1."/>
+      <w:lvlJc w:val="left"/>
+      <w:pPr>
+        <w:ind w:left="360" w:hanging="360"/>
+      </w:pPr>
+    </w:lvl>
+    <w:lvl w:ilvl="1" w:tplc="080A0019" w:tentative="1">
+      <w:start w:val="1"/>
+      <w:numFmt w:val="lowerLetter"/>
+      <w:lvlText w:val="%2."/>
+      <w:lvlJc w:val="left"/>
+      <w:pPr>
+        <w:ind w:left="1080" w:hanging="360"/>
+      </w:pPr>
+    </w:lvl>
+    <w:lvl w:ilvl="2" w:tplc="080A001B" w:tentative="1">
+      <w:start w:val="1"/>
+      <w:numFmt w:val="lowerRoman"/>
+      <w:lvlText w:val="%3."/>
+      <w:lvlJc w:val="right"/>
+      <w:pPr>
+        <w:ind w:left="1800" w:hanging="180"/>
+      </w:pPr>
+    </w:lvl>
+    <w:lvl w:ilvl="3" w:tplc="080A000F" w:tentative="1">
+      <w:start w:val="1"/>
+      <w:numFmt w:val="decimal"/>
+      <w:lvlText w:val="%4."/>
+      <w:lvlJc w:val="left"/>
+      <w:pPr>
+        <w:ind w:left="2520" w:hanging="360"/>
+      </w:pPr>
+    </w:lvl>
+    <w:lvl w:ilvl="4" w:tplc="080A0019" w:tentative="1">
+      <w:start w:val="1"/>
+      <w:numFmt w:val="lowerLetter"/>
+      <w:lvlText w:val="%5."/>
+      <w:lvlJc w:val="left"/>
+      <w:pPr>
+        <w:ind w:left="3240" w:hanging="360"/>
+      </w:pPr>
+    </w:lvl>
+    <w:lvl w:ilvl="5" w:tplc="080A001B" w:tentative="1">
+      <w:start w:val="1"/>
+      <w:numFmt w:val="lowerRoman"/>
+      <w:lvlText w:val="%6."/>
+      <w:lvlJc w:val="right"/>
+      <w:pPr>
+        <w:ind w:left="3960" w:hanging="180"/>
+      </w:pPr>
+    </w:lvl>
+    <w:lvl w:ilvl="6" w:tplc="080A000F" w:tentative="1">
+      <w:start w:val="1"/>
+      <w:numFmt w:val="decimal"/>
+      <w:lvlText w:val="%7."/>
+      <w:lvlJc w:val="left"/>
+      <w:pPr>
+        <w:ind w:left="4680" w:hanging="360"/>
+      </w:pPr>
+    </w:lvl>
+    <w:lvl w:ilvl="7" w:tplc="080A0019" w:tentative="1">
+      <w:start w:val="1"/>
+      <w:numFmt w:val="lowerLetter"/>
+      <w:lvlText w:val="%8."/>
+      <w:lvlJc w:val="left"/>
+      <w:pPr>
+        <w:ind w:left="5400" w:hanging="360"/>
+      </w:pPr>
+    </w:lvl>
+    <w:lvl w:ilvl="8" w:tplc="080A001B" w:tentative="1">
+      <w:start w:val="1"/>
+      <w:numFmt w:val="lowerRoman"/>
+      <w:lvlText w:val="%9."/>
+      <w:lvlJc w:val="right"/>
+      <w:pPr>
+        <w:ind w:left="6120" w:hanging="180"/>
+      </w:pPr>
+    </w:lvl>
+  </w:abstractNum>
+  <w:abstractNum w:abstractNumId="9">
+    <w:nsid w:val="3ABF002F"/>
+    <w:multiLevelType w:val="hybridMultilevel"/>
+    <w:tmpl w:val="54268C86"/>
+    <w:lvl w:ilvl="0" w:tplc="080A0001">
+      <w:start w:val="1"/>
+      <w:numFmt w:val="bullet"/>
+      <w:lvlText w:val=""/>
+      <w:lvlJc w:val="left"/>
+      <w:pPr>
+        <w:ind w:left="360" w:hanging="360"/>
+      </w:pPr>
+      <w:rPr>
+        <w:rFonts w:ascii="Symbol" w:hAnsi="Symbol" w:hint="default"/>
+      </w:rPr>
+    </w:lvl>
+    <w:lvl w:ilvl="1" w:tplc="080A0003" w:tentative="1">
+      <w:start w:val="1"/>
+      <w:numFmt w:val="bullet"/>
+      <w:lvlText w:val="o"/>
+      <w:lvlJc w:val="left"/>
+      <w:pPr>
+        <w:ind w:left="1080" w:hanging="360"/>
+      </w:pPr>
+      <w:rPr>
+        <w:rFonts w:ascii="Courier New" w:hAnsi="Courier New" w:cs="Courier New" w:hint="default"/>
+      </w:rPr>
+    </w:lvl>
+    <w:lvl w:ilvl="2" w:tplc="080A0005" w:tentative="1">
+      <w:start w:val="1"/>
+      <w:numFmt w:val="bullet"/>
+      <w:lvlText w:val=""/>
+      <w:lvlJc w:val="left"/>
+      <w:pPr>
+        <w:ind w:left="1800" w:hanging="360"/>
+      </w:pPr>
+      <w:rPr>
+        <w:rFonts w:ascii="Wingdings" w:hAnsi="Wingdings" w:hint="default"/>
+      </w:rPr>
+    </w:lvl>
+    <w:lvl w:ilvl="3" w:tplc="080A0001" w:tentative="1">
+      <w:start w:val="1"/>
+      <w:numFmt w:val="bullet"/>
+      <w:lvlText w:val=""/>
+      <w:lvlJc w:val="left"/>
+      <w:pPr>
+        <w:ind w:left="2520" w:hanging="360"/>
+      </w:pPr>
+      <w:rPr>
+        <w:rFonts w:ascii="Symbol" w:hAnsi="Symbol" w:hint="default"/>
+      </w:rPr>
+    </w:lvl>
+    <w:lvl w:ilvl="4" w:tplc="080A0003" w:tentative="1">
+      <w:start w:val="1"/>
+      <w:numFmt w:val="bullet"/>
+      <w:lvlText w:val="o"/>
+      <w:lvlJc w:val="left"/>
+      <w:pPr>
+        <w:ind w:left="3240" w:hanging="360"/>
+      </w:pPr>
+      <w:rPr>
+        <w:rFonts w:ascii="Courier New" w:hAnsi="Courier New" w:cs="Courier New" w:hint="default"/>
+      </w:rPr>
+    </w:lvl>
+    <w:lvl w:ilvl="5" w:tplc="080A0005" w:tentative="1">
+      <w:start w:val="1"/>
+      <w:numFmt w:val="bullet"/>
+      <w:lvlText w:val=""/>
+      <w:lvlJc w:val="left"/>
+      <w:pPr>
+        <w:ind w:left="3960" w:hanging="360"/>
+      </w:pPr>
+      <w:rPr>
+        <w:rFonts w:ascii="Wingdings" w:hAnsi="Wingdings" w:hint="default"/>
+      </w:rPr>
+    </w:lvl>
+    <w:lvl w:ilvl="6" w:tplc="080A0001" w:tentative="1">
+      <w:start w:val="1"/>
+      <w:numFmt w:val="bullet"/>
+      <w:lvlText w:val=""/>
+      <w:lvlJc w:val="left"/>
+      <w:pPr>
+        <w:ind w:left="4680" w:hanging="360"/>
+      </w:pPr>
+      <w:rPr>
+        <w:rFonts w:ascii="Symbol" w:hAnsi="Symbol" w:hint="default"/>
+      </w:rPr>
+    </w:lvl>
+    <w:lvl w:ilvl="7" w:tplc="080A0003" w:tentative="1">
+      <w:start w:val="1"/>
+      <w:numFmt w:val="bullet"/>
+      <w:lvlText w:val="o"/>
+      <w:lvlJc w:val="left"/>
+      <w:pPr>
+        <w:ind w:left="5400" w:hanging="360"/>
+      </w:pPr>
+      <w:rPr>
+        <w:rFonts w:ascii="Courier New" w:hAnsi="Courier New" w:cs="Courier New" w:hint="default"/>
+      </w:rPr>
+    </w:lvl>
+    <w:lvl w:ilvl="8" w:tplc="080A0005" w:tentative="1">
+      <w:start w:val="1"/>
+      <w:numFmt w:val="bullet"/>
+      <w:lvlText w:val=""/>
+      <w:lvlJc w:val="left"/>
+      <w:pPr>
+        <w:ind w:left="6120" w:hanging="360"/>
+      </w:pPr>
+      <w:rPr>
+        <w:rFonts w:ascii="Wingdings" w:hAnsi="Wingdings" w:hint="default"/>
+      </w:rPr>
+    </w:lvl>
+  </w:abstractNum>
+  <w:abstractNum w:abstractNumId="10">
+    <w:nsid w:val="44012D51"/>
+    <w:multiLevelType w:val="multilevel"/>
+    <w:tmpl w:val="8676ED20"/>
+    <w:lvl w:ilvl="0">
+      <w:start w:val="1"/>
+      <w:numFmt w:val="bullet"/>
+      <w:lvlText w:val=""/>
+      <w:lvlJc w:val="left"/>
+      <w:pPr>
+        <w:tabs>
+          <w:tab w:val="num" w:pos="720"/>
+        </w:tabs>
+        <w:ind w:left="720" w:hanging="360"/>
+      </w:pPr>
+      <w:rPr>
+        <w:rFonts w:ascii="Symbol" w:hAnsi="Symbol" w:hint="default"/>
+        <w:sz w:val="20"/>
+      </w:rPr>
+    </w:lvl>
+    <w:lvl w:ilvl="1" w:tentative="1">
+      <w:start w:val="1"/>
+      <w:numFmt w:val="bullet"/>
+      <w:lvlText w:val="o"/>
+      <w:lvlJc w:val="left"/>
+      <w:pPr>
+        <w:tabs>
+          <w:tab w:val="num" w:pos="1440"/>
+        </w:tabs>
+        <w:ind w:left="1440" w:hanging="360"/>
+      </w:pPr>
+      <w:rPr>
+        <w:rFonts w:ascii="Courier New" w:hAnsi="Courier New" w:hint="default"/>
+        <w:sz w:val="20"/>
+      </w:rPr>
+    </w:lvl>
+    <w:lvl w:ilvl="2" w:tentative="1">
+      <w:start w:val="1"/>
+      <w:numFmt w:val="bullet"/>
+      <w:lvlText w:val=""/>
+      <w:lvlJc w:val="left"/>
+      <w:pPr>
+        <w:tabs>
+          <w:tab w:val="num" w:pos="2160"/>
+        </w:tabs>
+        <w:ind w:left="2160" w:hanging="360"/>
+      </w:pPr>
+      <w:rPr>
+        <w:rFonts w:ascii="Wingdings" w:hAnsi="Wingdings" w:hint="default"/>
+        <w:sz w:val="20"/>
+      </w:rPr>
+    </w:lvl>
+    <w:lvl w:ilvl="3" w:tentative="1">
+      <w:start w:val="1"/>
+      <w:numFmt w:val="bullet"/>
+      <w:lvlText w:val=""/>
+      <w:lvlJc w:val="left"/>
+      <w:pPr>
+        <w:tabs>
+          <w:tab w:val="num" w:pos="2880"/>
+        </w:tabs>
+        <w:ind w:left="2880" w:hanging="360"/>
+      </w:pPr>
+      <w:rPr>
+        <w:rFonts w:ascii="Wingdings" w:hAnsi="Wingdings" w:hint="default"/>
+        <w:sz w:val="20"/>
+      </w:rPr>
+    </w:lvl>
+    <w:lvl w:ilvl="4" w:tentative="1">
+      <w:start w:val="1"/>
+      <w:numFmt w:val="bullet"/>
+      <w:lvlText w:val=""/>
+      <w:lvlJc w:val="left"/>
+      <w:pPr>
+        <w:tabs>
+          <w:tab w:val="num" w:pos="3600"/>
+        </w:tabs>
+        <w:ind w:left="3600" w:hanging="360"/>
+      </w:pPr>
+      <w:rPr>
+        <w:rFonts w:ascii="Wingdings" w:hAnsi="Wingdings" w:hint="default"/>
+        <w:sz w:val="20"/>
+      </w:rPr>
+    </w:lvl>
+    <w:lvl w:ilvl="5" w:tentative="1">
+      <w:start w:val="1"/>
+      <w:numFmt w:val="bullet"/>
+      <w:lvlText w:val=""/>
+      <w:lvlJc w:val="left"/>
+      <w:pPr>
+        <w:tabs>
+          <w:tab w:val="num" w:pos="4320"/>
+        </w:tabs>
+        <w:ind w:left="4320" w:hanging="360"/>
+      </w:pPr>
+      <w:rPr>
+        <w:rFonts w:ascii="Wingdings" w:hAnsi="Wingdings" w:hint="default"/>
+        <w:sz w:val="20"/>
+      </w:rPr>
+    </w:lvl>
+    <w:lvl w:ilvl="6" w:tentative="1">
+      <w:start w:val="1"/>
+      <w:numFmt w:val="bullet"/>
+      <w:lvlText w:val=""/>
+      <w:lvlJc w:val="left"/>
+      <w:pPr>
+        <w:tabs>
+          <w:tab w:val="num" w:pos="5040"/>
+        </w:tabs>
+        <w:ind w:left="5040" w:hanging="360"/>
+      </w:pPr>
+      <w:rPr>
+        <w:rFonts w:ascii="Wingdings" w:hAnsi="Wingdings" w:hint="default"/>
+        <w:sz w:val="20"/>
+      </w:rPr>
+    </w:lvl>
+    <w:lvl w:ilvl="7" w:tentative="1">
+      <w:start w:val="1"/>
+      <w:numFmt w:val="bullet"/>
+      <w:lvlText w:val=""/>
+      <w:lvlJc w:val="left"/>
+      <w:pPr>
+        <w:tabs>
+          <w:tab w:val="num" w:pos="5760"/>
+        </w:tabs>
+        <w:ind w:left="5760" w:hanging="360"/>
+      </w:pPr>
+      <w:rPr>
+        <w:rFonts w:ascii="Wingdings" w:hAnsi="Wingdings" w:hint="default"/>
+        <w:sz w:val="20"/>
+      </w:rPr>
+    </w:lvl>
+    <w:lvl w:ilvl="8" w:tentative="1">
+      <w:start w:val="1"/>
+      <w:numFmt w:val="bullet"/>
+      <w:lvlText w:val=""/>
+      <w:lvlJc w:val="left"/>
+      <w:pPr>
+        <w:tabs>
+          <w:tab w:val="num" w:pos="6480"/>
+        </w:tabs>
+        <w:ind w:left="6480" w:hanging="360"/>
+      </w:pPr>
+      <w:rPr>
+        <w:rFonts w:ascii="Wingdings" w:hAnsi="Wingdings" w:hint="default"/>
+        <w:sz w:val="20"/>
+      </w:rPr>
+    </w:lvl>
+  </w:abstractNum>
+  <w:abstractNum w:abstractNumId="11">
+    <w:nsid w:val="450C11A9"/>
+    <w:multiLevelType w:val="hybridMultilevel"/>
+    <w:tmpl w:val="425661B8"/>
+    <w:lvl w:ilvl="0" w:tplc="080A0001">
+      <w:start w:val="1"/>
+      <w:numFmt w:val="bullet"/>
+      <w:lvlText w:val=""/>
+      <w:lvlJc w:val="left"/>
+      <w:pPr>
+        <w:ind w:left="360" w:hanging="360"/>
+      </w:pPr>
+      <w:rPr>
+        <w:rFonts w:ascii="Symbol" w:hAnsi="Symbol" w:hint="default"/>
+      </w:rPr>
+    </w:lvl>
+    <w:lvl w:ilvl="1" w:tplc="080A0003" w:tentative="1">
+      <w:start w:val="1"/>
+      <w:numFmt w:val="bullet"/>
+      <w:lvlText w:val="o"/>
+      <w:lvlJc w:val="left"/>
+      <w:pPr>
+        <w:ind w:left="1080" w:hanging="360"/>
+      </w:pPr>
+      <w:rPr>
+        <w:rFonts w:ascii="Courier New" w:hAnsi="Courier New" w:cs="Courier New" w:hint="default"/>
+      </w:rPr>
+    </w:lvl>
+    <w:lvl w:ilvl="2" w:tplc="080A0005" w:tentative="1">
+      <w:start w:val="1"/>
+      <w:numFmt w:val="bullet"/>
+      <w:lvlText w:val=""/>
+      <w:lvlJc w:val="left"/>
+      <w:pPr>
+        <w:ind w:left="1800" w:hanging="360"/>
+      </w:pPr>
+      <w:rPr>
+        <w:rFonts w:ascii="Wingdings" w:hAnsi="Wingdings" w:hint="default"/>
+      </w:rPr>
+    </w:lvl>
+    <w:lvl w:ilvl="3" w:tplc="080A0001" w:tentative="1">
+      <w:start w:val="1"/>
+      <w:numFmt w:val="bullet"/>
+      <w:lvlText w:val=""/>
+      <w:lvlJc w:val="left"/>
+      <w:pPr>
+        <w:ind w:left="2520" w:hanging="360"/>
+      </w:pPr>
+      <w:rPr>
+        <w:rFonts w:ascii="Symbol" w:hAnsi="Symbol" w:hint="default"/>
+      </w:rPr>
+    </w:lvl>
+    <w:lvl w:ilvl="4" w:tplc="080A0003" w:tentative="1">
+      <w:start w:val="1"/>
+      <w:numFmt w:val="bullet"/>
+      <w:lvlText w:val="o"/>
+      <w:lvlJc w:val="left"/>
+      <w:pPr>
+        <w:ind w:left="3240" w:hanging="360"/>
+      </w:pPr>
+      <w:rPr>
+        <w:rFonts w:ascii="Courier New" w:hAnsi="Courier New" w:cs="Courier New" w:hint="default"/>
+      </w:rPr>
+    </w:lvl>
+    <w:lvl w:ilvl="5" w:tplc="080A0005" w:tentative="1">
+      <w:start w:val="1"/>
+      <w:numFmt w:val="bullet"/>
+      <w:lvlText w:val=""/>
+      <w:lvlJc w:val="left"/>
+      <w:pPr>
+        <w:ind w:left="3960" w:hanging="360"/>
+      </w:pPr>
+      <w:rPr>
+        <w:rFonts w:ascii="Wingdings" w:hAnsi="Wingdings" w:hint="default"/>
+      </w:rPr>
+    </w:lvl>
+    <w:lvl w:ilvl="6" w:tplc="080A0001" w:tentative="1">
+      <w:start w:val="1"/>
+      <w:numFmt w:val="bullet"/>
+      <w:lvlText w:val=""/>
+      <w:lvlJc w:val="left"/>
+      <w:pPr>
+        <w:ind w:left="4680" w:hanging="360"/>
+      </w:pPr>
+      <w:rPr>
+        <w:rFonts w:ascii="Symbol" w:hAnsi="Symbol" w:hint="default"/>
+      </w:rPr>
+    </w:lvl>
+    <w:lvl w:ilvl="7" w:tplc="080A0003" w:tentative="1">
+      <w:start w:val="1"/>
+      <w:numFmt w:val="bullet"/>
+      <w:lvlText w:val="o"/>
+      <w:lvlJc w:val="left"/>
+      <w:pPr>
+        <w:ind w:left="5400" w:hanging="360"/>
+      </w:pPr>
+      <w:rPr>
+        <w:rFonts w:ascii="Courier New" w:hAnsi="Courier New" w:cs="Courier New" w:hint="default"/>
+      </w:rPr>
+    </w:lvl>
+    <w:lvl w:ilvl="8" w:tplc="080A0005" w:tentative="1">
+      <w:start w:val="1"/>
+      <w:numFmt w:val="bullet"/>
+      <w:lvlText w:val=""/>
+      <w:lvlJc w:val="left"/>
+      <w:pPr>
+        <w:ind w:left="6120" w:hanging="360"/>
+      </w:pPr>
+      <w:rPr>
+        <w:rFonts w:ascii="Wingdings" w:hAnsi="Wingdings" w:hint="default"/>
+      </w:rPr>
+    </w:lvl>
+  </w:abstractNum>
+  <w:abstractNum w:abstractNumId="12">
+    <w:nsid w:val="4A346A10"/>
+    <w:multiLevelType w:val="multilevel"/>
+    <w:tmpl w:val="6B762442"/>
+    <w:lvl w:ilvl="0">
+      <w:start w:val="1"/>
+      <w:numFmt w:val="bullet"/>
+      <w:lvlText w:val=""/>
+      <w:lvlJc w:val="left"/>
+      <w:pPr>
+        <w:tabs>
+          <w:tab w:val="num" w:pos="720"/>
+        </w:tabs>
+        <w:ind w:left="720" w:hanging="360"/>
+      </w:pPr>
+      <w:rPr>
+        <w:rFonts w:ascii="Symbol" w:hAnsi="Symbol" w:hint="default"/>
+        <w:sz w:val="20"/>
+      </w:rPr>
+    </w:lvl>
+    <w:lvl w:ilvl="1" w:tentative="1">
+      <w:start w:val="1"/>
+      <w:numFmt w:val="bullet"/>
+      <w:lvlText w:val="o"/>
+      <w:lvlJc w:val="left"/>
+      <w:pPr>
+        <w:tabs>
+          <w:tab w:val="num" w:pos="1440"/>
+        </w:tabs>
+        <w:ind w:left="1440" w:hanging="360"/>
+      </w:pPr>
+      <w:rPr>
+        <w:rFonts w:ascii="Courier New" w:hAnsi="Courier New" w:hint="default"/>
+        <w:sz w:val="20"/>
+      </w:rPr>
+    </w:lvl>
+    <w:lvl w:ilvl="2" w:tentative="1">
+      <w:start w:val="1"/>
+      <w:numFmt w:val="bullet"/>
+      <w:lvlText w:val=""/>
+      <w:lvlJc w:val="left"/>
+      <w:pPr>
+        <w:tabs>
+          <w:tab w:val="num" w:pos="2160"/>
+        </w:tabs>
+        <w:ind w:left="2160" w:hanging="360"/>
+      </w:pPr>
+      <w:rPr>
+        <w:rFonts w:ascii="Wingdings" w:hAnsi="Wingdings" w:hint="default"/>
+        <w:sz w:val="20"/>
+      </w:rPr>
+    </w:lvl>
+    <w:lvl w:ilvl="3" w:tentative="1">
+      <w:start w:val="1"/>
+      <w:numFmt w:val="bullet"/>
+      <w:lvlText w:val=""/>
+      <w:lvlJc w:val="left"/>
+      <w:pPr>
+        <w:tabs>
+          <w:tab w:val="num" w:pos="2880"/>
+        </w:tabs>
+        <w:ind w:left="2880" w:hanging="360"/>
+      </w:pPr>
+      <w:rPr>
+        <w:rFonts w:ascii="Wingdings" w:hAnsi="Wingdings" w:hint="default"/>
+        <w:sz w:val="20"/>
+      </w:rPr>
+    </w:lvl>
+    <w:lvl w:ilvl="4" w:tentative="1">
+      <w:start w:val="1"/>
+      <w:numFmt w:val="bullet"/>
+      <w:lvlText w:val=""/>
+      <w:lvlJc w:val="left"/>
+      <w:pPr>
+        <w:tabs>
+          <w:tab w:val="num" w:pos="3600"/>
+        </w:tabs>
+        <w:ind w:left="3600" w:hanging="360"/>
+      </w:pPr>
+      <w:rPr>
+        <w:rFonts w:ascii="Wingdings" w:hAnsi="Wingdings" w:hint="default"/>
+        <w:sz w:val="20"/>
+      </w:rPr>
+    </w:lvl>
+    <w:lvl w:ilvl="5" w:tentative="1">
+      <w:start w:val="1"/>
+      <w:numFmt w:val="bullet"/>
+      <w:lvlText w:val=""/>
+      <w:lvlJc w:val="left"/>
+      <w:pPr>
+        <w:tabs>
+          <w:tab w:val="num" w:pos="4320"/>
+        </w:tabs>
+        <w:ind w:left="4320" w:hanging="360"/>
+      </w:pPr>
+      <w:rPr>
+        <w:rFonts w:ascii="Wingdings" w:hAnsi="Wingdings" w:hint="default"/>
+        <w:sz w:val="20"/>
+      </w:rPr>
+    </w:lvl>
+    <w:lvl w:ilvl="6" w:tentative="1">
+      <w:start w:val="1"/>
+      <w:numFmt w:val="bullet"/>
+      <w:lvlText w:val=""/>
+      <w:lvlJc w:val="left"/>
+      <w:pPr>
+        <w:tabs>
+          <w:tab w:val="num" w:pos="5040"/>
+        </w:tabs>
+        <w:ind w:left="5040" w:hanging="360"/>
+      </w:pPr>
+      <w:rPr>
+        <w:rFonts w:ascii="Wingdings" w:hAnsi="Wingdings" w:hint="default"/>
+        <w:sz w:val="20"/>
+      </w:rPr>
+    </w:lvl>
+    <w:lvl w:ilvl="7" w:tentative="1">
+      <w:start w:val="1"/>
+      <w:numFmt w:val="bullet"/>
+      <w:lvlText w:val=""/>
+      <w:lvlJc w:val="left"/>
+      <w:pPr>
+        <w:tabs>
+          <w:tab w:val="num" w:pos="5760"/>
+        </w:tabs>
+        <w:ind w:left="5760" w:hanging="360"/>
+      </w:pPr>
+      <w:rPr>
+        <w:rFonts w:ascii="Wingdings" w:hAnsi="Wingdings" w:hint="default"/>
+        <w:sz w:val="20"/>
+      </w:rPr>
+    </w:lvl>
+    <w:lvl w:ilvl="8" w:tentative="1">
+      <w:start w:val="1"/>
+      <w:numFmt w:val="bullet"/>
+      <w:lvlText w:val=""/>
+      <w:lvlJc w:val="left"/>
+      <w:pPr>
+        <w:tabs>
+          <w:tab w:val="num" w:pos="6480"/>
+        </w:tabs>
+        <w:ind w:left="6480" w:hanging="360"/>
+      </w:pPr>
+      <w:rPr>
+        <w:rFonts w:ascii="Wingdings" w:hAnsi="Wingdings" w:hint="default"/>
+        <w:sz w:val="20"/>
+      </w:rPr>
+    </w:lvl>
+  </w:abstractNum>
+  <w:abstractNum w:abstractNumId="13">
+    <w:nsid w:val="5CCF4D54"/>
+    <w:multiLevelType w:val="hybridMultilevel"/>
+    <w:tmpl w:val="C26641DE"/>
+    <w:lvl w:ilvl="0" w:tplc="080A0001">
+      <w:start w:val="1"/>
+      <w:numFmt w:val="bullet"/>
+      <w:lvlText w:val=""/>
+      <w:lvlJc w:val="left"/>
+      <w:pPr>
+        <w:ind w:left="360" w:hanging="360"/>
+      </w:pPr>
+      <w:rPr>
+        <w:rFonts w:ascii="Symbol" w:hAnsi="Symbol" w:hint="default"/>
+      </w:rPr>
+    </w:lvl>
+    <w:lvl w:ilvl="1" w:tplc="080A0003" w:tentative="1">
+      <w:start w:val="1"/>
+      <w:numFmt w:val="bullet"/>
+      <w:lvlText w:val="o"/>
+      <w:lvlJc w:val="left"/>
+      <w:pPr>
+        <w:ind w:left="1080" w:hanging="360"/>
+      </w:pPr>
+      <w:rPr>
+        <w:rFonts w:ascii="Courier New" w:hAnsi="Courier New" w:cs="Courier New" w:hint="default"/>
+      </w:rPr>
+    </w:lvl>
+    <w:lvl w:ilvl="2" w:tplc="080A0005" w:tentative="1">
+      <w:start w:val="1"/>
+      <w:numFmt w:val="bullet"/>
+      <w:lvlText w:val=""/>
+      <w:lvlJc w:val="left"/>
+      <w:pPr>
+        <w:ind w:left="1800" w:hanging="360"/>
+      </w:pPr>
+      <w:rPr>
+        <w:rFonts w:ascii="Wingdings" w:hAnsi="Wingdings" w:hint="default"/>
+      </w:rPr>
+    </w:lvl>
+    <w:lvl w:ilvl="3" w:tplc="080A0001" w:tentative="1">
+      <w:start w:val="1"/>
+      <w:numFmt w:val="bullet"/>
+      <w:lvlText w:val=""/>
+      <w:lvlJc w:val="left"/>
+      <w:pPr>
+        <w:ind w:left="2520" w:hanging="360"/>
+      </w:pPr>
+      <w:rPr>
+        <w:rFonts w:ascii="Symbol" w:hAnsi="Symbol" w:hint="default"/>
+      </w:rPr>
+    </w:lvl>
+    <w:lvl w:ilvl="4" w:tplc="080A0003" w:tentative="1">
+      <w:start w:val="1"/>
+      <w:numFmt w:val="bullet"/>
+      <w:lvlText w:val="o"/>
+      <w:lvlJc w:val="left"/>
+      <w:pPr>
+        <w:ind w:left="3240" w:hanging="360"/>
+      </w:pPr>
+      <w:rPr>
+        <w:rFonts w:ascii="Courier New" w:hAnsi="Courier New" w:cs="Courier New" w:hint="default"/>
+      </w:rPr>
+    </w:lvl>
+    <w:lvl w:ilvl="5" w:tplc="080A0005" w:tentative="1">
+      <w:start w:val="1"/>
+      <w:numFmt w:val="bullet"/>
+      <w:lvlText w:val=""/>
+      <w:lvlJc w:val="left"/>
+      <w:pPr>
+        <w:ind w:left="3960" w:hanging="360"/>
+      </w:pPr>
+      <w:rPr>
+        <w:rFonts w:ascii="Wingdings" w:hAnsi="Wingdings" w:hint="default"/>
+      </w:rPr>
+    </w:lvl>
+    <w:lvl w:ilvl="6" w:tplc="080A0001" w:tentative="1">
+      <w:start w:val="1"/>
+      <w:numFmt w:val="bullet"/>
+      <w:lvlText w:val=""/>
+      <w:lvlJc w:val="left"/>
+      <w:pPr>
+        <w:ind w:left="4680" w:hanging="360"/>
+      </w:pPr>
+      <w:rPr>
+        <w:rFonts w:ascii="Symbol" w:hAnsi="Symbol" w:hint="default"/>
+      </w:rPr>
+    </w:lvl>
+    <w:lvl w:ilvl="7" w:tplc="080A0003" w:tentative="1">
+      <w:start w:val="1"/>
+      <w:numFmt w:val="bullet"/>
+      <w:lvlText w:val="o"/>
+      <w:lvlJc w:val="left"/>
+      <w:pPr>
+        <w:ind w:left="5400" w:hanging="360"/>
+      </w:pPr>
+      <w:rPr>
+        <w:rFonts w:ascii="Courier New" w:hAnsi="Courier New" w:cs="Courier New" w:hint="default"/>
+      </w:rPr>
+    </w:lvl>
+    <w:lvl w:ilvl="8" w:tplc="080A0005" w:tentative="1">
+      <w:start w:val="1"/>
+      <w:numFmt w:val="bullet"/>
+      <w:lvlText w:val=""/>
+      <w:lvlJc w:val="left"/>
+      <w:pPr>
+        <w:ind w:left="6120" w:hanging="360"/>
+      </w:pPr>
+      <w:rPr>
+        <w:rFonts w:ascii="Wingdings" w:hAnsi="Wingdings" w:hint="default"/>
+      </w:rPr>
+    </w:lvl>
+  </w:abstractNum>
+  <w:abstractNum w:abstractNumId="14">
+    <w:nsid w:val="5D8807A5"/>
+    <w:multiLevelType w:val="multilevel"/>
+    <w:tmpl w:val="F56E1E26"/>
+    <w:lvl w:ilvl="0">
+      <w:start w:val="1"/>
+      <w:numFmt w:val="bullet"/>
+      <w:lvlText w:val=""/>
+      <w:lvlJc w:val="left"/>
+      <w:pPr>
+        <w:tabs>
+          <w:tab w:val="num" w:pos="720"/>
+        </w:tabs>
+        <w:ind w:left="720" w:hanging="360"/>
+      </w:pPr>
+      <w:rPr>
+        <w:rFonts w:ascii="Symbol" w:hAnsi="Symbol" w:hint="default"/>
+        <w:sz w:val="20"/>
+      </w:rPr>
+    </w:lvl>
+    <w:lvl w:ilvl="1" w:tentative="1">
+      <w:start w:val="1"/>
+      <w:numFmt w:val="bullet"/>
+      <w:lvlText w:val="o"/>
+      <w:lvlJc w:val="left"/>
+      <w:pPr>
+        <w:tabs>
+          <w:tab w:val="num" w:pos="1440"/>
+        </w:tabs>
+        <w:ind w:left="1440" w:hanging="360"/>
+      </w:pPr>
+      <w:rPr>
+        <w:rFonts w:ascii="Courier New" w:hAnsi="Courier New" w:hint="default"/>
+        <w:sz w:val="20"/>
+      </w:rPr>
+    </w:lvl>
+    <w:lvl w:ilvl="2" w:tentative="1">
+      <w:start w:val="1"/>
+      <w:numFmt w:val="bullet"/>
+      <w:lvlText w:val=""/>
+      <w:lvlJc w:val="left"/>
+      <w:pPr>
+        <w:tabs>
+          <w:tab w:val="num" w:pos="2160"/>
+        </w:tabs>
+        <w:ind w:left="2160" w:hanging="360"/>
+      </w:pPr>
+      <w:rPr>
+        <w:rFonts w:ascii="Wingdings" w:hAnsi="Wingdings" w:hint="default"/>
+        <w:sz w:val="20"/>
+      </w:rPr>
+    </w:lvl>
+    <w:lvl w:ilvl="3" w:tentative="1">
+      <w:start w:val="1"/>
+      <w:numFmt w:val="bullet"/>
+      <w:lvlText w:val=""/>
+      <w:lvlJc w:val="left"/>
+      <w:pPr>
+        <w:tabs>
+          <w:tab w:val="num" w:pos="2880"/>
+        </w:tabs>
+        <w:ind w:left="2880" w:hanging="360"/>
+      </w:pPr>
+      <w:rPr>
+        <w:rFonts w:ascii="Wingdings" w:hAnsi="Wingdings" w:hint="default"/>
+        <w:sz w:val="20"/>
+      </w:rPr>
+    </w:lvl>
+    <w:lvl w:ilvl="4" w:tentative="1">
+      <w:start w:val="1"/>
+      <w:numFmt w:val="bullet"/>
+      <w:lvlText w:val=""/>
+      <w:lvlJc w:val="left"/>
+      <w:pPr>
+        <w:tabs>
+          <w:tab w:val="num" w:pos="3600"/>
+        </w:tabs>
+        <w:ind w:left="3600" w:hanging="360"/>
+      </w:pPr>
+      <w:rPr>
+        <w:rFonts w:ascii="Wingdings" w:hAnsi="Wingdings" w:hint="default"/>
+        <w:sz w:val="20"/>
+      </w:rPr>
+    </w:lvl>
+    <w:lvl w:ilvl="5" w:tentative="1">
+      <w:start w:val="1"/>
+      <w:numFmt w:val="bullet"/>
+      <w:lvlText w:val=""/>
+      <w:lvlJc w:val="left"/>
+      <w:pPr>
+        <w:tabs>
+          <w:tab w:val="num" w:pos="4320"/>
+        </w:tabs>
+        <w:ind w:left="4320" w:hanging="360"/>
+      </w:pPr>
+      <w:rPr>
+        <w:rFonts w:ascii="Wingdings" w:hAnsi="Wingdings" w:hint="default"/>
+        <w:sz w:val="20"/>
+      </w:rPr>
+    </w:lvl>
+    <w:lvl w:ilvl="6" w:tentative="1">
+      <w:start w:val="1"/>
+      <w:numFmt w:val="bullet"/>
+      <w:lvlText w:val=""/>
+      <w:lvlJc w:val="left"/>
+      <w:pPr>
+        <w:tabs>
+          <w:tab w:val="num" w:pos="5040"/>
+        </w:tabs>
+        <w:ind w:left="5040" w:hanging="360"/>
+      </w:pPr>
+      <w:rPr>
+        <w:rFonts w:ascii="Wingdings" w:hAnsi="Wingdings" w:hint="default"/>
+        <w:sz w:val="20"/>
+      </w:rPr>
+    </w:lvl>
+    <w:lvl w:ilvl="7" w:tentative="1">
+      <w:start w:val="1"/>
+      <w:numFmt w:val="bullet"/>
+      <w:lvlText w:val=""/>
+      <w:lvlJc w:val="left"/>
+      <w:pPr>
+        <w:tabs>
+          <w:tab w:val="num" w:pos="5760"/>
+        </w:tabs>
+        <w:ind w:left="5760" w:hanging="360"/>
+      </w:pPr>
+      <w:rPr>
+        <w:rFonts w:ascii="Wingdings" w:hAnsi="Wingdings" w:hint="default"/>
+        <w:sz w:val="20"/>
+      </w:rPr>
+    </w:lvl>
+    <w:lvl w:ilvl="8" w:tentative="1">
+      <w:start w:val="1"/>
+      <w:numFmt w:val="bullet"/>
+      <w:lvlText w:val=""/>
+      <w:lvlJc w:val="left"/>
+      <w:pPr>
+        <w:tabs>
+          <w:tab w:val="num" w:pos="6480"/>
+        </w:tabs>
+        <w:ind w:left="6480" w:hanging="360"/>
+      </w:pPr>
+      <w:rPr>
+        <w:rFonts w:ascii="Wingdings" w:hAnsi="Wingdings" w:hint="default"/>
+        <w:sz w:val="20"/>
+      </w:rPr>
+    </w:lvl>
+  </w:abstractNum>
+  <w:abstractNum w:abstractNumId="15">
+    <w:nsid w:val="6184558A"/>
+    <w:multiLevelType w:val="multilevel"/>
+    <w:tmpl w:val="C5E69842"/>
+    <w:lvl w:ilvl="0">
+      <w:start w:val="1"/>
+      <w:numFmt w:val="bullet"/>
+      <w:lvlText w:val=""/>
+      <w:lvlJc w:val="left"/>
+      <w:pPr>
+        <w:tabs>
+          <w:tab w:val="num" w:pos="720"/>
+        </w:tabs>
+        <w:ind w:left="720" w:hanging="360"/>
+      </w:pPr>
+      <w:rPr>
+        <w:rFonts w:ascii="Symbol" w:hAnsi="Symbol" w:hint="default"/>
+        <w:sz w:val="20"/>
+      </w:rPr>
+    </w:lvl>
+    <w:lvl w:ilvl="1" w:tentative="1">
+      <w:start w:val="1"/>
+      <w:numFmt w:val="bullet"/>
+      <w:lvlText w:val=""/>
+      <w:lvlJc w:val="left"/>
+      <w:pPr>
+        <w:tabs>
+          <w:tab w:val="num" w:pos="1440"/>
+        </w:tabs>
+        <w:ind w:left="1440" w:hanging="360"/>
+      </w:pPr>
+      <w:rPr>
+        <w:rFonts w:ascii="Symbol" w:hAnsi="Symbol" w:hint="default"/>
+        <w:sz w:val="20"/>
+      </w:rPr>
+    </w:lvl>
+    <w:lvl w:ilvl="2" w:tentative="1">
+      <w:start w:val="1"/>
+      <w:numFmt w:val="bullet"/>
+      <w:lvlText w:val=""/>
+      <w:lvlJc w:val="left"/>
+      <w:pPr>
+        <w:tabs>
+          <w:tab w:val="num" w:pos="2160"/>
+        </w:tabs>
+        <w:ind w:left="2160" w:hanging="360"/>
+      </w:pPr>
+      <w:rPr>
+        <w:rFonts w:ascii="Symbol" w:hAnsi="Symbol" w:hint="default"/>
+        <w:sz w:val="20"/>
+      </w:rPr>
+    </w:lvl>
+    <w:lvl w:ilvl="3" w:tentative="1">
+      <w:start w:val="1"/>
+      <w:numFmt w:val="bullet"/>
+      <w:lvlText w:val=""/>
+      <w:lvlJc w:val="left"/>
+      <w:pPr>
+        <w:tabs>
+          <w:tab w:val="num" w:pos="2880"/>
+        </w:tabs>
+        <w:ind w:left="2880" w:hanging="360"/>
+      </w:pPr>
+      <w:rPr>
+        <w:rFonts w:ascii="Symbol" w:hAnsi="Symbol" w:hint="default"/>
+        <w:sz w:val="20"/>
+      </w:rPr>
+    </w:lvl>
+    <w:lvl w:ilvl="4" w:tentative="1">
+      <w:start w:val="1"/>
+      <w:numFmt w:val="bullet"/>
+      <w:lvlText w:val=""/>
+      <w:lvlJc w:val="left"/>
+      <w:pPr>
+        <w:tabs>
+          <w:tab w:val="num" w:pos="3600"/>
+        </w:tabs>
+        <w:ind w:left="3600" w:hanging="360"/>
+      </w:pPr>
+      <w:rPr>
+        <w:rFonts w:ascii="Symbol" w:hAnsi="Symbol" w:hint="default"/>
+        <w:sz w:val="20"/>
+      </w:rPr>
+    </w:lvl>
+    <w:lvl w:ilvl="5" w:tentative="1">
+      <w:start w:val="1"/>
+      <w:numFmt w:val="bullet"/>
+      <w:lvlText w:val=""/>
+      <w:lvlJc w:val="left"/>
+      <w:pPr>
+        <w:tabs>
+          <w:tab w:val="num" w:pos="4320"/>
+        </w:tabs>
+        <w:ind w:left="4320" w:hanging="360"/>
+      </w:pPr>
+      <w:rPr>
+        <w:rFonts w:ascii="Symbol" w:hAnsi="Symbol" w:hint="default"/>
+        <w:sz w:val="20"/>
+      </w:rPr>
+    </w:lvl>
+    <w:lvl w:ilvl="6" w:tentative="1">
+      <w:start w:val="1"/>
+      <w:numFmt w:val="bullet"/>
+      <w:lvlText w:val=""/>
+      <w:lvlJc w:val="left"/>
+      <w:pPr>
+        <w:tabs>
+          <w:tab w:val="num" w:pos="5040"/>
+        </w:tabs>
+        <w:ind w:left="5040" w:hanging="360"/>
+      </w:pPr>
+      <w:rPr>
+        <w:rFonts w:ascii="Symbol" w:hAnsi="Symbol" w:hint="default"/>
+        <w:sz w:val="20"/>
+      </w:rPr>
+    </w:lvl>
+    <w:lvl w:ilvl="7" w:tentative="1">
+      <w:start w:val="1"/>
+      <w:numFmt w:val="bullet"/>
+      <w:lvlText w:val=""/>
+      <w:lvlJc w:val="left"/>
+      <w:pPr>
+        <w:tabs>
+          <w:tab w:val="num" w:pos="5760"/>
+        </w:tabs>
+        <w:ind w:left="5760" w:hanging="360"/>
+      </w:pPr>
+      <w:rPr>
+        <w:rFonts w:ascii="Symbol" w:hAnsi="Symbol" w:hint="default"/>
+        <w:sz w:val="20"/>
+      </w:rPr>
+    </w:lvl>
+    <w:lvl w:ilvl="8" w:tentative="1">
+      <w:start w:val="1"/>
+      <w:numFmt w:val="bullet"/>
+      <w:lvlText w:val=""/>
+      <w:lvlJc w:val="left"/>
+      <w:pPr>
+        <w:tabs>
+          <w:tab w:val="num" w:pos="6480"/>
+        </w:tabs>
+        <w:ind w:left="6480" w:hanging="360"/>
+      </w:pPr>
+      <w:rPr>
+        <w:rFonts w:ascii="Symbol" w:hAnsi="Symbol" w:hint="default"/>
+        <w:sz w:val="20"/>
+      </w:rPr>
+    </w:lvl>
+  </w:abstractNum>
+  <w:abstractNum w:abstractNumId="16">
+    <w:nsid w:val="661F05DE"/>
+    <w:multiLevelType w:val="hybridMultilevel"/>
+    <w:tmpl w:val="7804BDC0"/>
+    <w:lvl w:ilvl="0" w:tplc="080A0001">
+      <w:start w:val="1"/>
+      <w:numFmt w:val="bullet"/>
+      <w:lvlText w:val=""/>
+      <w:lvlJc w:val="left"/>
+      <w:pPr>
+        <w:ind w:left="360" w:hanging="360"/>
+      </w:pPr>
+      <w:rPr>
+        <w:rFonts w:ascii="Symbol" w:hAnsi="Symbol" w:hint="default"/>
+      </w:rPr>
+    </w:lvl>
+    <w:lvl w:ilvl="1" w:tplc="080A0003" w:tentative="1">
+      <w:start w:val="1"/>
+      <w:numFmt w:val="bullet"/>
+      <w:lvlText w:val="o"/>
+      <w:lvlJc w:val="left"/>
+      <w:pPr>
+        <w:ind w:left="1080" w:hanging="360"/>
+      </w:pPr>
+      <w:rPr>
+        <w:rFonts w:ascii="Courier New" w:hAnsi="Courier New" w:cs="Courier New" w:hint="default"/>
+      </w:rPr>
+    </w:lvl>
+    <w:lvl w:ilvl="2" w:tplc="080A0005" w:tentative="1">
+      <w:start w:val="1"/>
+      <w:numFmt w:val="bullet"/>
+      <w:lvlText w:val=""/>
+      <w:lvlJc w:val="left"/>
+      <w:pPr>
+        <w:ind w:left="1800" w:hanging="360"/>
+      </w:pPr>
+      <w:rPr>
+        <w:rFonts w:ascii="Wingdings" w:hAnsi="Wingdings" w:hint="default"/>
+      </w:rPr>
+    </w:lvl>
+    <w:lvl w:ilvl="3" w:tplc="080A0001" w:tentative="1">
+      <w:start w:val="1"/>
+      <w:numFmt w:val="bullet"/>
+      <w:lvlText w:val=""/>
+      <w:lvlJc w:val="left"/>
+      <w:pPr>
+        <w:ind w:left="2520" w:hanging="360"/>
+      </w:pPr>
+      <w:rPr>
+        <w:rFonts w:ascii="Symbol" w:hAnsi="Symbol" w:hint="default"/>
+      </w:rPr>
+    </w:lvl>
+    <w:lvl w:ilvl="4" w:tplc="080A0003" w:tentative="1">
+      <w:start w:val="1"/>
+      <w:numFmt w:val="bullet"/>
+      <w:lvlText w:val="o"/>
+      <w:lvlJc w:val="left"/>
+      <w:pPr>
+        <w:ind w:left="3240" w:hanging="360"/>
+      </w:pPr>
+      <w:rPr>
+        <w:rFonts w:ascii="Courier New" w:hAnsi="Courier New" w:cs="Courier New" w:hint="default"/>
+      </w:rPr>
+    </w:lvl>
+    <w:lvl w:ilvl="5" w:tplc="080A0005" w:tentative="1">
+      <w:start w:val="1"/>
+      <w:numFmt w:val="bullet"/>
+      <w:lvlText w:val=""/>
+      <w:lvlJc w:val="left"/>
+      <w:pPr>
+        <w:ind w:left="3960" w:hanging="360"/>
+      </w:pPr>
+      <w:rPr>
+        <w:rFonts w:ascii="Wingdings" w:hAnsi="Wingdings" w:hint="default"/>
+      </w:rPr>
+    </w:lvl>
+    <w:lvl w:ilvl="6" w:tplc="080A0001" w:tentative="1">
+      <w:start w:val="1"/>
+      <w:numFmt w:val="bullet"/>
+      <w:lvlText w:val=""/>
+      <w:lvlJc w:val="left"/>
+      <w:pPr>
+        <w:ind w:left="4680" w:hanging="360"/>
+      </w:pPr>
+      <w:rPr>
+        <w:rFonts w:ascii="Symbol" w:hAnsi="Symbol" w:hint="default"/>
+      </w:rPr>
+    </w:lvl>
+    <w:lvl w:ilvl="7" w:tplc="080A0003" w:tentative="1">
+      <w:start w:val="1"/>
+      <w:numFmt w:val="bullet"/>
+      <w:lvlText w:val="o"/>
+      <w:lvlJc w:val="left"/>
+      <w:pPr>
+        <w:ind w:left="5400" w:hanging="360"/>
+      </w:pPr>
+      <w:rPr>
+        <w:rFonts w:ascii="Courier New" w:hAnsi="Courier New" w:cs="Courier New" w:hint="default"/>
+      </w:rPr>
+    </w:lvl>
+    <w:lvl w:ilvl="8" w:tplc="080A0005" w:tentative="1">
+      <w:start w:val="1"/>
+      <w:numFmt w:val="bullet"/>
+      <w:lvlText w:val=""/>
+      <w:lvlJc w:val="left"/>
+      <w:pPr>
+        <w:ind w:left="6120" w:hanging="360"/>
+      </w:pPr>
+      <w:rPr>
+        <w:rFonts w:ascii="Wingdings" w:hAnsi="Wingdings" w:hint="default"/>
+      </w:rPr>
+    </w:lvl>
+  </w:abstractNum>
+  <w:abstractNum w:abstractNumId="17">
+    <w:nsid w:val="6869497D"/>
+    <w:multiLevelType w:val="hybridMultilevel"/>
+    <w:tmpl w:val="172410CE"/>
+    <w:lvl w:ilvl="0" w:tplc="080A0001">
+      <w:start w:val="1"/>
+      <w:numFmt w:val="bullet"/>
+      <w:lvlText w:val=""/>
+      <w:lvlJc w:val="left"/>
+      <w:pPr>
+        <w:ind w:left="360" w:hanging="360"/>
+      </w:pPr>
+      <w:rPr>
+        <w:rFonts w:ascii="Symbol" w:hAnsi="Symbol" w:hint="default"/>
+      </w:rPr>
+    </w:lvl>
+    <w:lvl w:ilvl="1" w:tplc="080A0003" w:tentative="1">
+      <w:start w:val="1"/>
+      <w:numFmt w:val="bullet"/>
+      <w:lvlText w:val="o"/>
+      <w:lvlJc w:val="left"/>
+      <w:pPr>
+        <w:ind w:left="1080" w:hanging="360"/>
+      </w:pPr>
+      <w:rPr>
+        <w:rFonts w:ascii="Courier New" w:hAnsi="Courier New" w:cs="Courier New" w:hint="default"/>
+      </w:rPr>
+    </w:lvl>
+    <w:lvl w:ilvl="2" w:tplc="080A0005" w:tentative="1">
+      <w:start w:val="1"/>
+      <w:numFmt w:val="bullet"/>
+      <w:lvlText w:val=""/>
+      <w:lvlJc w:val="left"/>
+      <w:pPr>
+        <w:ind w:left="1800" w:hanging="360"/>
+      </w:pPr>
+      <w:rPr>
+        <w:rFonts w:ascii="Wingdings" w:hAnsi="Wingdings" w:hint="default"/>
+      </w:rPr>
+    </w:lvl>
+    <w:lvl w:ilvl="3" w:tplc="080A0001" w:tentative="1">
+      <w:start w:val="1"/>
+      <w:numFmt w:val="bullet"/>
+      <w:lvlText w:val=""/>
+      <w:lvlJc w:val="left"/>
+      <w:pPr>
+        <w:ind w:left="2520" w:hanging="360"/>
+      </w:pPr>
+      <w:rPr>
+        <w:rFonts w:ascii="Symbol" w:hAnsi="Symbol" w:hint="default"/>
+      </w:rPr>
+    </w:lvl>
+    <w:lvl w:ilvl="4" w:tplc="080A0003" w:tentative="1">
+      <w:start w:val="1"/>
+      <w:numFmt w:val="bullet"/>
+      <w:lvlText w:val="o"/>
+      <w:lvlJc w:val="left"/>
+      <w:pPr>
+        <w:ind w:left="3240" w:hanging="360"/>
+      </w:pPr>
+      <w:rPr>
+        <w:rFonts w:ascii="Courier New" w:hAnsi="Courier New" w:cs="Courier New" w:hint="default"/>
+      </w:rPr>
+    </w:lvl>
+    <w:lvl w:ilvl="5" w:tplc="080A0005" w:tentative="1">
+      <w:start w:val="1"/>
+      <w:numFmt w:val="bullet"/>
+      <w:lvlText w:val=""/>
+      <w:lvlJc w:val="left"/>
+      <w:pPr>
+        <w:ind w:left="3960" w:hanging="360"/>
+      </w:pPr>
+      <w:rPr>
+        <w:rFonts w:ascii="Wingdings" w:hAnsi="Wingdings" w:hint="default"/>
+      </w:rPr>
+    </w:lvl>
+    <w:lvl w:ilvl="6" w:tplc="080A0001" w:tentative="1">
+      <w:start w:val="1"/>
+      <w:numFmt w:val="bullet"/>
+      <w:lvlText w:val=""/>
+      <w:lvlJc w:val="left"/>
+      <w:pPr>
+        <w:ind w:left="4680" w:hanging="360"/>
+      </w:pPr>
+      <w:rPr>
+        <w:rFonts w:ascii="Symbol" w:hAnsi="Symbol" w:hint="default"/>
+      </w:rPr>
+    </w:lvl>
+    <w:lvl w:ilvl="7" w:tplc="080A0003" w:tentative="1">
+      <w:start w:val="1"/>
+      <w:numFmt w:val="bullet"/>
+      <w:lvlText w:val="o"/>
+      <w:lvlJc w:val="left"/>
+      <w:pPr>
+        <w:ind w:left="5400" w:hanging="360"/>
+      </w:pPr>
+      <w:rPr>
+        <w:rFonts w:ascii="Courier New" w:hAnsi="Courier New" w:cs="Courier New" w:hint="default"/>
+      </w:rPr>
+    </w:lvl>
+    <w:lvl w:ilvl="8" w:tplc="080A0005" w:tentative="1">
+      <w:start w:val="1"/>
+      <w:numFmt w:val="bullet"/>
+      <w:lvlText w:val=""/>
+      <w:lvlJc w:val="left"/>
+      <w:pPr>
+        <w:ind w:left="6120" w:hanging="360"/>
+      </w:pPr>
+      <w:rPr>
+        <w:rFonts w:ascii="Wingdings" w:hAnsi="Wingdings" w:hint="default"/>
+      </w:rPr>
+    </w:lvl>
+  </w:abstractNum>
+  <w:abstractNum w:abstractNumId="18">
+    <w:nsid w:val="727A7AFA"/>
+    <w:multiLevelType w:val="hybridMultilevel"/>
+    <w:tmpl w:val="4588E4F6"/>
+    <w:lvl w:ilvl="0" w:tplc="080A0001">
+      <w:start w:val="1"/>
+      <w:numFmt w:val="bullet"/>
+      <w:lvlText w:val=""/>
+      <w:lvlJc w:val="left"/>
+      <w:pPr>
+        <w:ind w:left="720" w:hanging="360"/>
+      </w:pPr>
+      <w:rPr>
+        <w:rFonts w:ascii="Symbol" w:hAnsi="Symbol" w:hint="default"/>
+      </w:rPr>
+    </w:lvl>
+    <w:lvl w:ilvl="1" w:tplc="080A0003" w:tentative="1">
+      <w:start w:val="1"/>
+      <w:numFmt w:val="bullet"/>
+      <w:lvlText w:val="o"/>
+      <w:lvlJc w:val="left"/>
+      <w:pPr>
+        <w:ind w:left="1440" w:hanging="360"/>
+      </w:pPr>
+      <w:rPr>
+        <w:rFonts w:ascii="Courier New" w:hAnsi="Courier New" w:cs="Courier New" w:hint="default"/>
+      </w:rPr>
+    </w:lvl>
+    <w:lvl w:ilvl="2" w:tplc="080A0005" w:tentative="1">
+      <w:start w:val="1"/>
+      <w:numFmt w:val="bullet"/>
+      <w:lvlText w:val=""/>
+      <w:lvlJc w:val="left"/>
+      <w:pPr>
+        <w:ind w:left="2160" w:hanging="360"/>
+      </w:pPr>
+      <w:rPr>
+        <w:rFonts w:ascii="Wingdings" w:hAnsi="Wingdings" w:hint="default"/>
+      </w:rPr>
+    </w:lvl>
+    <w:lvl w:ilvl="3" w:tplc="080A0001" w:tentative="1">
+      <w:start w:val="1"/>
+      <w:numFmt w:val="bullet"/>
+      <w:lvlText w:val=""/>
+      <w:lvlJc w:val="left"/>
+      <w:pPr>
+        <w:ind w:left="2880" w:hanging="360"/>
+      </w:pPr>
+      <w:rPr>
+        <w:rFonts w:ascii="Symbol" w:hAnsi="Symbol" w:hint="default"/>
+      </w:rPr>
+    </w:lvl>
+    <w:lvl w:ilvl="4" w:tplc="080A0003" w:tentative="1">
+      <w:start w:val="1"/>
+      <w:numFmt w:val="bullet"/>
+      <w:lvlText w:val="o"/>
+      <w:lvlJc w:val="left"/>
+      <w:pPr>
+        <w:ind w:left="3600" w:hanging="360"/>
+      </w:pPr>
+      <w:rPr>
+        <w:rFonts w:ascii="Courier New" w:hAnsi="Courier New" w:cs="Courier New" w:hint="default"/>
+      </w:rPr>
+    </w:lvl>
+    <w:lvl w:ilvl="5" w:tplc="080A0005" w:tentative="1">
+      <w:start w:val="1"/>
+      <w:numFmt w:val="bullet"/>
+      <w:lvlText w:val=""/>
+      <w:lvlJc w:val="left"/>
+      <w:pPr>
+        <w:ind w:left="4320" w:hanging="360"/>
+      </w:pPr>
+      <w:rPr>
+        <w:rFonts w:ascii="Wingdings" w:hAnsi="Wingdings" w:hint="default"/>
+      </w:rPr>
+    </w:lvl>
+    <w:lvl w:ilvl="6" w:tplc="080A0001" w:tentative="1">
+      <w:start w:val="1"/>
+      <w:numFmt w:val="bullet"/>
+      <w:lvlText w:val=""/>
+      <w:lvlJc w:val="left"/>
+      <w:pPr>
+        <w:ind w:left="5040" w:hanging="360"/>
+      </w:pPr>
+      <w:rPr>
+        <w:rFonts w:ascii="Symbol" w:hAnsi="Symbol" w:hint="default"/>
+      </w:rPr>
+    </w:lvl>
+    <w:lvl w:ilvl="7" w:tplc="080A0003" w:tentative="1">
+      <w:start w:val="1"/>
+      <w:numFmt w:val="bullet"/>
+      <w:lvlText w:val="o"/>
+      <w:lvlJc w:val="left"/>
+      <w:pPr>
+        <w:ind w:left="5760" w:hanging="360"/>
+      </w:pPr>
+      <w:rPr>
+        <w:rFonts w:ascii="Courier New" w:hAnsi="Courier New" w:cs="Courier New" w:hint="default"/>
+      </w:rPr>
+    </w:lvl>
+    <w:lvl w:ilvl="8" w:tplc="080A0005" w:tentative="1">
+      <w:start w:val="1"/>
+      <w:numFmt w:val="bullet"/>
+      <w:lvlText w:val=""/>
+      <w:lvlJc w:val="left"/>
+      <w:pPr>
+        <w:ind w:left="6480" w:hanging="360"/>
+      </w:pPr>
+      <w:rPr>
+        <w:rFonts w:ascii="Wingdings" w:hAnsi="Wingdings" w:hint="default"/>
+      </w:rPr>
+    </w:lvl>
+  </w:abstractNum>
+  <w:abstractNum w:abstractNumId="19">
+    <w:nsid w:val="737344C2"/>
+    <w:multiLevelType w:val="hybridMultilevel"/>
+    <w:tmpl w:val="025E4CCA"/>
+    <w:lvl w:ilvl="0" w:tplc="080A0001">
+      <w:start w:val="1"/>
+      <w:numFmt w:val="bullet"/>
+      <w:lvlText w:val=""/>
+      <w:lvlJc w:val="left"/>
+      <w:pPr>
+        <w:ind w:left="360" w:hanging="360"/>
+      </w:pPr>
+      <w:rPr>
+        <w:rFonts w:ascii="Symbol" w:hAnsi="Symbol" w:hint="default"/>
+      </w:rPr>
+    </w:lvl>
+    <w:lvl w:ilvl="1" w:tplc="080A0003" w:tentative="1">
+      <w:start w:val="1"/>
+      <w:numFmt w:val="bullet"/>
+      <w:lvlText w:val="o"/>
+      <w:lvlJc w:val="left"/>
+      <w:pPr>
+        <w:ind w:left="1080" w:hanging="360"/>
+      </w:pPr>
+      <w:rPr>
+        <w:rFonts w:ascii="Courier New" w:hAnsi="Courier New" w:cs="Courier New" w:hint="default"/>
+      </w:rPr>
+    </w:lvl>
+    <w:lvl w:ilvl="2" w:tplc="080A0005" w:tentative="1">
+      <w:start w:val="1"/>
+      <w:numFmt w:val="bullet"/>
+      <w:lvlText w:val=""/>
+      <w:lvlJc w:val="left"/>
+      <w:pPr>
+        <w:ind w:left="1800" w:hanging="360"/>
+      </w:pPr>
+      <w:rPr>
+        <w:rFonts w:ascii="Wingdings" w:hAnsi="Wingdings" w:hint="default"/>
+      </w:rPr>
+    </w:lvl>
+    <w:lvl w:ilvl="3" w:tplc="080A0001" w:tentative="1">
+      <w:start w:val="1"/>
+      <w:numFmt w:val="bullet"/>
+      <w:lvlText w:val=""/>
+      <w:lvlJc w:val="left"/>
+      <w:pPr>
+        <w:ind w:left="2520" w:hanging="360"/>
+      </w:pPr>
+      <w:rPr>
+        <w:rFonts w:ascii="Symbol" w:hAnsi="Symbol" w:hint="default"/>
+      </w:rPr>
+    </w:lvl>
+    <w:lvl w:ilvl="4" w:tplc="080A0003" w:tentative="1">
+      <w:start w:val="1"/>
+      <w:numFmt w:val="bullet"/>
+      <w:lvlText w:val="o"/>
+      <w:lvlJc w:val="left"/>
+      <w:pPr>
+        <w:ind w:left="3240" w:hanging="360"/>
+      </w:pPr>
+      <w:rPr>
+        <w:rFonts w:ascii="Courier New" w:hAnsi="Courier New" w:cs="Courier New" w:hint="default"/>
+      </w:rPr>
+    </w:lvl>
+    <w:lvl w:ilvl="5" w:tplc="080A0005" w:tentative="1">
+      <w:start w:val="1"/>
+      <w:numFmt w:val="bullet"/>
+      <w:lvlText w:val=""/>
+      <w:lvlJc w:val="left"/>
+      <w:pPr>
+        <w:ind w:left="3960" w:hanging="360"/>
+      </w:pPr>
+      <w:rPr>
+        <w:rFonts w:ascii="Wingdings" w:hAnsi="Wingdings" w:hint="default"/>
+      </w:rPr>
+    </w:lvl>
+    <w:lvl w:ilvl="6" w:tplc="080A0001" w:tentative="1">
+      <w:start w:val="1"/>
+      <w:numFmt w:val="bullet"/>
+      <w:lvlText w:val=""/>
+      <w:lvlJc w:val="left"/>
+      <w:pPr>
+        <w:ind w:left="4680" w:hanging="360"/>
+      </w:pPr>
+      <w:rPr>
+        <w:rFonts w:ascii="Symbol" w:hAnsi="Symbol" w:hint="default"/>
+      </w:rPr>
+    </w:lvl>
+    <w:lvl w:ilvl="7" w:tplc="080A0003" w:tentative="1">
+      <w:start w:val="1"/>
+      <w:numFmt w:val="bullet"/>
+      <w:lvlText w:val="o"/>
+      <w:lvlJc w:val="left"/>
+      <w:pPr>
+        <w:ind w:left="5400" w:hanging="360"/>
+      </w:pPr>
+      <w:rPr>
+        <w:rFonts w:ascii="Courier New" w:hAnsi="Courier New" w:cs="Courier New" w:hint="default"/>
+      </w:rPr>
+    </w:lvl>
+    <w:lvl w:ilvl="8" w:tplc="080A0005" w:tentative="1">
+      <w:start w:val="1"/>
+      <w:numFmt w:val="bullet"/>
+      <w:lvlText w:val=""/>
+      <w:lvlJc w:val="left"/>
+      <w:pPr>
+        <w:ind w:left="6120" w:hanging="360"/>
+      </w:pPr>
+      <w:rPr>
+        <w:rFonts w:ascii="Wingdings" w:hAnsi="Wingdings" w:hint="default"/>
+      </w:rPr>
+    </w:lvl>
+  </w:abstractNum>
+  <w:abstractNum w:abstractNumId="20">
+    <w:nsid w:val="748324C7"/>
+    <w:multiLevelType w:val="hybridMultilevel"/>
+    <w:tmpl w:val="37AE5836"/>
+    <w:lvl w:ilvl="0" w:tplc="080A0001">
+      <w:start w:val="1"/>
+      <w:numFmt w:val="bullet"/>
+      <w:lvlText w:val=""/>
+      <w:lvlJc w:val="left"/>
+      <w:pPr>
+        <w:ind w:left="360" w:hanging="360"/>
+      </w:pPr>
+      <w:rPr>
+        <w:rFonts w:ascii="Symbol" w:hAnsi="Symbol" w:hint="default"/>
+      </w:rPr>
+    </w:lvl>
+    <w:lvl w:ilvl="1" w:tplc="080A0003" w:tentative="1">
+      <w:start w:val="1"/>
+      <w:numFmt w:val="bullet"/>
+      <w:lvlText w:val="o"/>
+      <w:lvlJc w:val="left"/>
+      <w:pPr>
+        <w:ind w:left="1080" w:hanging="360"/>
+      </w:pPr>
+      <w:rPr>
+        <w:rFonts w:ascii="Courier New" w:hAnsi="Courier New" w:cs="Courier New" w:hint="default"/>
+      </w:rPr>
+    </w:lvl>
+    <w:lvl w:ilvl="2" w:tplc="080A0005" w:tentative="1">
+      <w:start w:val="1"/>
+      <w:numFmt w:val="bullet"/>
+      <w:lvlText w:val=""/>
+      <w:lvlJc w:val="left"/>
+      <w:pPr>
+        <w:ind w:left="1800" w:hanging="360"/>
+      </w:pPr>
+      <w:rPr>
+        <w:rFonts w:ascii="Wingdings" w:hAnsi="Wingdings" w:hint="default"/>
+      </w:rPr>
+    </w:lvl>
+    <w:lvl w:ilvl="3" w:tplc="080A0001" w:tentative="1">
+      <w:start w:val="1"/>
+      <w:numFmt w:val="bullet"/>
+      <w:lvlText w:val=""/>
+      <w:lvlJc w:val="left"/>
+      <w:pPr>
+        <w:ind w:left="2520" w:hanging="360"/>
+      </w:pPr>
+      <w:rPr>
+        <w:rFonts w:ascii="Symbol" w:hAnsi="Symbol" w:hint="default"/>
+      </w:rPr>
+    </w:lvl>
+    <w:lvl w:ilvl="4" w:tplc="080A0003" w:tentative="1">
+      <w:start w:val="1"/>
+      <w:numFmt w:val="bullet"/>
+      <w:lvlText w:val="o"/>
+      <w:lvlJc w:val="left"/>
+      <w:pPr>
+        <w:ind w:left="3240" w:hanging="360"/>
+      </w:pPr>
+      <w:rPr>
+        <w:rFonts w:ascii="Courier New" w:hAnsi="Courier New" w:cs="Courier New" w:hint="default"/>
+      </w:rPr>
+    </w:lvl>
+    <w:lvl w:ilvl="5" w:tplc="080A0005" w:tentative="1">
+      <w:start w:val="1"/>
+      <w:numFmt w:val="bullet"/>
+      <w:lvlText w:val=""/>
+      <w:lvlJc w:val="left"/>
+      <w:pPr>
+        <w:ind w:left="3960" w:hanging="360"/>
+      </w:pPr>
+      <w:rPr>
+        <w:rFonts w:ascii="Wingdings" w:hAnsi="Wingdings" w:hint="default"/>
+      </w:rPr>
+    </w:lvl>
+    <w:lvl w:ilvl="6" w:tplc="080A0001" w:tentative="1">
+      <w:start w:val="1"/>
+      <w:numFmt w:val="bullet"/>
+      <w:lvlText w:val=""/>
+      <w:lvlJc w:val="left"/>
+      <w:pPr>
+        <w:ind w:left="4680" w:hanging="360"/>
+      </w:pPr>
+      <w:rPr>
+        <w:rFonts w:ascii="Symbol" w:hAnsi="Symbol" w:hint="default"/>
+      </w:rPr>
+    </w:lvl>
+    <w:lvl w:ilvl="7" w:tplc="080A0003" w:tentative="1">
+      <w:start w:val="1"/>
+      <w:numFmt w:val="bullet"/>
+      <w:lvlText w:val="o"/>
+      <w:lvlJc w:val="left"/>
+      <w:pPr>
+        <w:ind w:left="5400" w:hanging="360"/>
+      </w:pPr>
+      <w:rPr>
+        <w:rFonts w:ascii="Courier New" w:hAnsi="Courier New" w:cs="Courier New" w:hint="default"/>
+      </w:rPr>
+    </w:lvl>
+    <w:lvl w:ilvl="8" w:tplc="080A0005" w:tentative="1">
+      <w:start w:val="1"/>
+      <w:numFmt w:val="bullet"/>
+      <w:lvlText w:val=""/>
+      <w:lvlJc w:val="left"/>
+      <w:pPr>
+        <w:ind w:left="6120" w:hanging="360"/>
+      </w:pPr>
+      <w:rPr>
+        <w:rFonts w:ascii="Wingdings" w:hAnsi="Wingdings" w:hint="default"/>
+      </w:rPr>
+    </w:lvl>
+  </w:abstractNum>
+  <w:abstractNum w:abstractNumId="21">
+    <w:nsid w:val="769A4990"/>
+    <w:multiLevelType w:val="hybridMultilevel"/>
+    <w:tmpl w:val="A38493A8"/>
+    <w:lvl w:ilvl="0" w:tplc="080A0001">
+      <w:start w:val="1"/>
+      <w:numFmt w:val="bullet"/>
+      <w:lvlText w:val=""/>
+      <w:lvlJc w:val="left"/>
+      <w:pPr>
+        <w:ind w:left="360" w:hanging="360"/>
+      </w:pPr>
+      <w:rPr>
+        <w:rFonts w:ascii="Symbol" w:hAnsi="Symbol" w:hint="default"/>
+      </w:rPr>
+    </w:lvl>
+    <w:lvl w:ilvl="1" w:tplc="080A0003" w:tentative="1">
+      <w:start w:val="1"/>
+      <w:numFmt w:val="bullet"/>
+      <w:lvlText w:val="o"/>
+      <w:lvlJc w:val="left"/>
+      <w:pPr>
+        <w:ind w:left="1080" w:hanging="360"/>
+      </w:pPr>
+      <w:rPr>
+        <w:rFonts w:ascii="Courier New" w:hAnsi="Courier New" w:cs="Courier New" w:hint="default"/>
+      </w:rPr>
+    </w:lvl>
+    <w:lvl w:ilvl="2" w:tplc="080A0005" w:tentative="1">
+      <w:start w:val="1"/>
+      <w:numFmt w:val="bullet"/>
+      <w:lvlText w:val=""/>
+      <w:lvlJc w:val="left"/>
+      <w:pPr>
+        <w:ind w:left="1800" w:hanging="360"/>
+      </w:pPr>
+      <w:rPr>
+        <w:rFonts w:ascii="Wingdings" w:hAnsi="Wingdings" w:hint="default"/>
+      </w:rPr>
+    </w:lvl>
+    <w:lvl w:ilvl="3" w:tplc="080A0001" w:tentative="1">
+      <w:start w:val="1"/>
+      <w:numFmt w:val="bullet"/>
+      <w:lvlText w:val=""/>
+      <w:lvlJc w:val="left"/>
+      <w:pPr>
+        <w:ind w:left="2520" w:hanging="360"/>
+      </w:pPr>
+      <w:rPr>
+        <w:rFonts w:ascii="Symbol" w:hAnsi="Symbol" w:hint="default"/>
+      </w:rPr>
+    </w:lvl>
+    <w:lvl w:ilvl="4" w:tplc="080A0003" w:tentative="1">
+      <w:start w:val="1"/>
+      <w:numFmt w:val="bullet"/>
+      <w:lvlText w:val="o"/>
+      <w:lvlJc w:val="left"/>
+      <w:pPr>
+        <w:ind w:left="3240" w:hanging="360"/>
+      </w:pPr>
+      <w:rPr>
+        <w:rFonts w:ascii="Courier New" w:hAnsi="Courier New" w:cs="Courier New" w:hint="default"/>
+      </w:rPr>
+    </w:lvl>
+    <w:lvl w:ilvl="5" w:tplc="080A0005" w:tentative="1">
+      <w:start w:val="1"/>
+      <w:numFmt w:val="bullet"/>
+      <w:lvlText w:val=""/>
+      <w:lvlJc w:val="left"/>
+      <w:pPr>
+        <w:ind w:left="3960" w:hanging="360"/>
+      </w:pPr>
+      <w:rPr>
+        <w:rFonts w:ascii="Wingdings" w:hAnsi="Wingdings" w:hint="default"/>
+      </w:rPr>
+    </w:lvl>
+    <w:lvl w:ilvl="6" w:tplc="080A0001" w:tentative="1">
+      <w:start w:val="1"/>
+      <w:numFmt w:val="bullet"/>
+      <w:lvlText w:val=""/>
+      <w:lvlJc w:val="left"/>
+      <w:pPr>
+        <w:ind w:left="4680" w:hanging="360"/>
+      </w:pPr>
+      <w:rPr>
+        <w:rFonts w:ascii="Symbol" w:hAnsi="Symbol" w:hint="default"/>
+      </w:rPr>
+    </w:lvl>
+    <w:lvl w:ilvl="7" w:tplc="080A0003" w:tentative="1">
+      <w:start w:val="1"/>
+      <w:numFmt w:val="bullet"/>
+      <w:lvlText w:val="o"/>
+      <w:lvlJc w:val="left"/>
+      <w:pPr>
+        <w:ind w:left="5400" w:hanging="360"/>
+      </w:pPr>
+      <w:rPr>
+        <w:rFonts w:ascii="Courier New" w:hAnsi="Courier New" w:cs="Courier New" w:hint="default"/>
+      </w:rPr>
+    </w:lvl>
+    <w:lvl w:ilvl="8" w:tplc="080A0005" w:tentative="1">
+      <w:start w:val="1"/>
+      <w:numFmt w:val="bullet"/>
+      <w:lvlText w:val=""/>
+      <w:lvlJc w:val="left"/>
+      <w:pPr>
+        <w:ind w:left="6120" w:hanging="360"/>
+      </w:pPr>
+      <w:rPr>
+        <w:rFonts w:ascii="Wingdings" w:hAnsi="Wingdings" w:hint="default"/>
+      </w:rPr>
+    </w:lvl>
+  </w:abstractNum>
+  <w:abstractNum w:abstractNumId="22">
+    <w:nsid w:val="7BDA2D0F"/>
+    <w:multiLevelType w:val="multilevel"/>
+    <w:tmpl w:val="8F6A499C"/>
+    <w:lvl w:ilvl="0">
+      <w:start w:val="1"/>
+      <w:numFmt w:val="bullet"/>
+      <w:lvlText w:val=""/>
+      <w:lvlJc w:val="left"/>
+      <w:pPr>
+        <w:tabs>
+          <w:tab w:val="num" w:pos="720"/>
+        </w:tabs>
+        <w:ind w:left="720" w:hanging="360"/>
+      </w:pPr>
+      <w:rPr>
+        <w:rFonts w:ascii="Symbol" w:hAnsi="Symbol" w:hint="default"/>
+        <w:sz w:val="20"/>
+      </w:rPr>
+    </w:lvl>
+    <w:lvl w:ilvl="1" w:tentative="1">
+      <w:start w:val="1"/>
+      <w:numFmt w:val="bullet"/>
+      <w:lvlText w:val="o"/>
+      <w:lvlJc w:val="left"/>
+      <w:pPr>
+        <w:tabs>
+          <w:tab w:val="num" w:pos="1440"/>
+        </w:tabs>
+        <w:ind w:left="1440" w:hanging="360"/>
+      </w:pPr>
+      <w:rPr>
+        <w:rFonts w:ascii="Courier New" w:hAnsi="Courier New" w:hint="default"/>
+        <w:sz w:val="20"/>
+      </w:rPr>
+    </w:lvl>
+    <w:lvl w:ilvl="2" w:tentative="1">
+      <w:start w:val="1"/>
+      <w:numFmt w:val="bullet"/>
+      <w:lvlText w:val=""/>
+      <w:lvlJc w:val="left"/>
+      <w:pPr>
+        <w:tabs>
+          <w:tab w:val="num" w:pos="2160"/>
+        </w:tabs>
+        <w:ind w:left="2160" w:hanging="360"/>
+      </w:pPr>
+      <w:rPr>
+        <w:rFonts w:ascii="Wingdings" w:hAnsi="Wingdings" w:hint="default"/>
+        <w:sz w:val="20"/>
+      </w:rPr>
+    </w:lvl>
+    <w:lvl w:ilvl="3" w:tentative="1">
+      <w:start w:val="1"/>
+      <w:numFmt w:val="bullet"/>
+      <w:lvlText w:val=""/>
+      <w:lvlJc w:val="left"/>
+      <w:pPr>
+        <w:tabs>
+          <w:tab w:val="num" w:pos="2880"/>
+        </w:tabs>
+        <w:ind w:left="2880" w:hanging="360"/>
+      </w:pPr>
+      <w:rPr>
+        <w:rFonts w:ascii="Wingdings" w:hAnsi="Wingdings" w:hint="default"/>
+        <w:sz w:val="20"/>
+      </w:rPr>
+    </w:lvl>
+    <w:lvl w:ilvl="4" w:tentative="1">
+      <w:start w:val="1"/>
+      <w:numFmt w:val="bullet"/>
+      <w:lvlText w:val=""/>
+      <w:lvlJc w:val="left"/>
+      <w:pPr>
+        <w:tabs>
+          <w:tab w:val="num" w:pos="3600"/>
+        </w:tabs>
+        <w:ind w:left="3600" w:hanging="360"/>
+      </w:pPr>
+      <w:rPr>
+        <w:rFonts w:ascii="Wingdings" w:hAnsi="Wingdings" w:hint="default"/>
+        <w:sz w:val="20"/>
+      </w:rPr>
+    </w:lvl>
+    <w:lvl w:ilvl="5" w:tentative="1">
+      <w:start w:val="1"/>
+      <w:numFmt w:val="bullet"/>
+      <w:lvlText w:val=""/>
+      <w:lvlJc w:val="left"/>
+      <w:pPr>
+        <w:tabs>
+          <w:tab w:val="num" w:pos="4320"/>
+        </w:tabs>
+        <w:ind w:left="4320" w:hanging="360"/>
+      </w:pPr>
+      <w:rPr>
+        <w:rFonts w:ascii="Wingdings" w:hAnsi="Wingdings" w:hint="default"/>
+        <w:sz w:val="20"/>
+      </w:rPr>
+    </w:lvl>
+    <w:lvl w:ilvl="6" w:tentative="1">
+      <w:start w:val="1"/>
+      <w:numFmt w:val="bullet"/>
+      <w:lvlText w:val=""/>
+      <w:lvlJc w:val="left"/>
+      <w:pPr>
+        <w:tabs>
+          <w:tab w:val="num" w:pos="5040"/>
+        </w:tabs>
+        <w:ind w:left="5040" w:hanging="360"/>
+      </w:pPr>
+      <w:rPr>
+        <w:rFonts w:ascii="Wingdings" w:hAnsi="Wingdings" w:hint="default"/>
+        <w:sz w:val="20"/>
+      </w:rPr>
+    </w:lvl>
+    <w:lvl w:ilvl="7" w:tentative="1">
+      <w:start w:val="1"/>
+      <w:numFmt w:val="bullet"/>
+      <w:lvlText w:val=""/>
+      <w:lvlJc w:val="left"/>
+      <w:pPr>
+        <w:tabs>
+          <w:tab w:val="num" w:pos="5760"/>
+        </w:tabs>
+        <w:ind w:left="5760" w:hanging="360"/>
+      </w:pPr>
+      <w:rPr>
+        <w:rFonts w:ascii="Wingdings" w:hAnsi="Wingdings" w:hint="default"/>
+        <w:sz w:val="20"/>
+      </w:rPr>
+    </w:lvl>
+    <w:lvl w:ilvl="8" w:tentative="1">
+      <w:start w:val="1"/>
+      <w:numFmt w:val="bullet"/>
+      <w:lvlText w:val=""/>
+      <w:lvlJc w:val="left"/>
+      <w:pPr>
+        <w:tabs>
+          <w:tab w:val="num" w:pos="6480"/>
+        </w:tabs>
+        <w:ind w:left="6480" w:hanging="360"/>
+      </w:pPr>
+      <w:rPr>
+        <w:rFonts w:ascii="Wingdings" w:hAnsi="Wingdings" w:hint="default"/>
+        <w:sz w:val="20"/>
+      </w:rPr>
+    </w:lvl>
+  </w:abstractNum>
+  <w:num w:numId="1">
+    <w:abstractNumId w:val="14"/>
+  </w:num>
+  <w:num w:numId="2">
+    <w:abstractNumId w:val="22"/>
+  </w:num>
+  <w:num w:numId="3">
+    <w:abstractNumId w:val="4"/>
+  </w:num>
+  <w:num w:numId="4">
+    <w:abstractNumId w:val="3"/>
+  </w:num>
+  <w:num w:numId="5">
+    <w:abstractNumId w:val="0"/>
+  </w:num>
+  <w:num w:numId="6">
+    <w:abstractNumId w:val="5"/>
+  </w:num>
+  <w:num w:numId="7">
+    <w:abstractNumId w:val="10"/>
+  </w:num>
+  <w:num w:numId="8">
+    <w:abstractNumId w:val="12"/>
+  </w:num>
+  <w:num w:numId="9">
+    <w:abstractNumId w:val="6"/>
+  </w:num>
+  <w:num w:numId="10">
+    <w:abstractNumId w:val="2"/>
+  </w:num>
+  <w:num w:numId="11">
+    <w:abstractNumId w:val="7"/>
+  </w:num>
+  <w:num w:numId="12">
+    <w:abstractNumId w:val="8"/>
+  </w:num>
+  <w:num w:numId="13">
+    <w:abstractNumId w:val="19"/>
+  </w:num>
+  <w:num w:numId="14">
+    <w:abstractNumId w:val="18"/>
+  </w:num>
+  <w:num w:numId="15">
+    <w:abstractNumId w:val="21"/>
+  </w:num>
+  <w:num w:numId="16">
+    <w:abstractNumId w:val="20"/>
+  </w:num>
+  <w:num w:numId="17">
+    <w:abstractNumId w:val="11"/>
+  </w:num>
+  <w:num w:numId="18">
+    <w:abstractNumId w:val="16"/>
+  </w:num>
+  <w:num w:numId="19">
+    <w:abstractNumId w:val="15"/>
+  </w:num>
+  <w:num w:numId="20">
+    <w:abstractNumId w:val="9"/>
+  </w:num>
+  <w:num w:numId="21">
+    <w:abstractNumId w:val="17"/>
+  </w:num>
+  <w:num w:numId="22">
+    <w:abstractNumId w:val="13"/>
+  </w:num>
+  <w:num w:numId="23">
+    <w:abstractNumId w:val="1"/>
+  </w:num>
+</w:numbering>
+</file>
+
 <file path=word/styles.xml><?xml version="1.0" encoding="utf-8"?>
-<w:styles xmlns:mc="http://schemas.openxmlformats.org/markup-compatibility/2006" xmlns:r="http://schemas.openxmlformats.org/officeDocument/2006/relationships" xmlns:w="http://schemas.openxmlformats.org/wordprocessingml/2006/main" xmlns:w14="http://schemas.microsoft.com/office/word/2010/wordml" xmlns:w15="http://schemas.microsoft.com/office/word/2012/wordml" xmlns:w16cex="http://schemas.microsoft.com/office/word/2018/wordml/cex" xmlns:w16cid="http://schemas.microsoft.com/office/word/2016/wordml/cid" xmlns:w16="http://schemas.microsoft.com/office/word/2018/wordml" xmlns:w16du="http://schemas.microsoft.com/office/word/2023/wordml/word16du" xmlns:w16sdtdh="http://schemas.microsoft.com/office/word/2020/wordml/sdtdatahash" xmlns:w16sdtfl="http://schemas.microsoft.com/office/word/2024/wordml/sdtformatlock" xmlns:w16se="http://schemas.microsoft.com/office/word/2015/wordml/symex" mc:Ignorable="w14 w15 w16se w16cid w16 w16cex w16sdtdh w16sdtfl w16du">
+<w:styles xmlns:mc="http://schemas.openxmlformats.org/markup-compatibility/2006" xmlns:r="http://schemas.openxmlformats.org/officeDocument/2006/relationships" xmlns:w="http://schemas.openxmlformats.org/wordprocessingml/2006/main" xmlns:w14="http://schemas.microsoft.com/office/word/2010/wordml" xmlns:w15="http://schemas.microsoft.com/office/word/2012/wordml" mc:Ignorable="w14 w15">
   <w:docDefaults>
     <w:rPrDefault>
       <w:rPr>
@@ -32,7 +8532,7 @@
       </w:pPr>
     </w:pPrDefault>
   </w:docDefaults>
-  <w:latentStyles w:defLockedState="0" w:defUIPriority="99" w:defSemiHidden="0" w:defUnhideWhenUsed="0" w:defQFormat="0" w:count="376">
+  <w:latentStyles w:defLockedState="0" w:defUIPriority="99" w:defSemiHidden="0" w:defUnhideWhenUsed="0" w:defQFormat="0" w:count="371">
     <w:lsdException w:name="Normal" w:uiPriority="0" w:qFormat="1"/>
     <w:lsdException w:name="heading 1" w:uiPriority="9" w:qFormat="1"/>
     <w:lsdException w:name="heading 2" w:semiHidden="1" w:uiPriority="9" w:unhideWhenUsed="1" w:qFormat="1"/>
@@ -404,11 +8904,6 @@
     <w:lsdException w:name="List Table 5 Dark Accent 6" w:uiPriority="50"/>
     <w:lsdException w:name="List Table 6 Colorful Accent 6" w:uiPriority="51"/>
     <w:lsdException w:name="List Table 7 Colorful Accent 6" w:uiPriority="52"/>
-    <w:lsdException w:name="Mention" w:semiHidden="1" w:unhideWhenUsed="1"/>
-    <w:lsdException w:name="Smart Hyperlink" w:semiHidden="1" w:unhideWhenUsed="1"/>
-    <w:lsdException w:name="Hashtag" w:semiHidden="1" w:unhideWhenUsed="1"/>
-    <w:lsdException w:name="Unresolved Mention" w:semiHidden="1" w:unhideWhenUsed="1"/>
-    <w:lsdException w:name="Smart Link" w:semiHidden="1" w:unhideWhenUsed="1"/>
   </w:latentStyles>
   <w:style w:type="paragraph" w:default="1" w:styleId="Normal">
     <w:name w:val="Normal"/>
@@ -441,7 +8936,6 @@
     <w:next w:val="Normal"/>
     <w:link w:val="Ttulo2Car"/>
     <w:uiPriority w:val="9"/>
-    <w:semiHidden/>
     <w:unhideWhenUsed/>
     <w:qFormat/>
     <w:rsid w:val="004378F6"/>
@@ -616,7 +9110,6 @@
   <w:style w:type="character" w:default="1" w:styleId="Fuentedeprrafopredeter">
     <w:name w:val="Default Paragraph Font"/>
     <w:uiPriority w:val="1"/>
-    <w:semiHidden/>
     <w:unhideWhenUsed/>
   </w:style>
   <w:style w:type="table" w:default="1" w:styleId="Tablanormal">
@@ -658,7 +9151,6 @@
     <w:basedOn w:val="Fuentedeprrafopredeter"/>
     <w:link w:val="Ttulo2"/>
     <w:uiPriority w:val="9"/>
-    <w:semiHidden/>
     <w:rsid w:val="004378F6"/>
     <w:rPr>
       <w:rFonts w:asciiTheme="majorHAnsi" w:eastAsiaTheme="majorEastAsia" w:hAnsiTheme="majorHAnsi" w:cstheme="majorBidi"/>
@@ -759,11 +9251,11 @@
       <w:color w:val="272727" w:themeColor="text1" w:themeTint="D8"/>
     </w:rPr>
   </w:style>
-  <w:style w:type="paragraph" w:styleId="Ttulo">
+  <w:style w:type="paragraph" w:styleId="Puesto">
     <w:name w:val="Title"/>
     <w:basedOn w:val="Normal"/>
     <w:next w:val="Normal"/>
-    <w:link w:val="TtuloCar"/>
+    <w:link w:val="PuestoCar"/>
     <w:uiPriority w:val="10"/>
     <w:qFormat/>
     <w:rsid w:val="004378F6"/>
@@ -779,10 +9271,10 @@
       <w:szCs w:val="56"/>
     </w:rPr>
   </w:style>
-  <w:style w:type="character" w:customStyle="1" w:styleId="TtuloCar">
-    <w:name w:val="Título Car"/>
+  <w:style w:type="character" w:customStyle="1" w:styleId="PuestoCar">
+    <w:name w:val="Puesto Car"/>
     <w:basedOn w:val="Fuentedeprrafopredeter"/>
-    <w:link w:val="Ttulo"/>
+    <w:link w:val="Puesto"/>
     <w:uiPriority w:val="10"/>
     <w:rsid w:val="004378F6"/>
     <w:rPr>
@@ -928,6 +9420,86 @@
       <w:smallCaps/>
       <w:color w:val="2F5496" w:themeColor="accent1" w:themeShade="BF"/>
       <w:spacing w:val="5"/>
+    </w:rPr>
+  </w:style>
+  <w:style w:type="character" w:styleId="Hipervnculo">
+    <w:name w:val="Hyperlink"/>
+    <w:basedOn w:val="Fuentedeprrafopredeter"/>
+    <w:uiPriority w:val="99"/>
+    <w:unhideWhenUsed/>
+    <w:rsid w:val="003F6077"/>
+    <w:rPr>
+      <w:color w:val="0563C1" w:themeColor="hyperlink"/>
+      <w:u w:val="single"/>
+    </w:rPr>
+  </w:style>
+  <w:style w:type="character" w:styleId="nfasis">
+    <w:name w:val="Emphasis"/>
+    <w:basedOn w:val="Fuentedeprrafopredeter"/>
+    <w:uiPriority w:val="20"/>
+    <w:qFormat/>
+    <w:rsid w:val="00FD6274"/>
+    <w:rPr>
+      <w:i/>
+      <w:iCs/>
+    </w:rPr>
+  </w:style>
+  <w:style w:type="paragraph" w:styleId="TtulodeTDC">
+    <w:name w:val="TOC Heading"/>
+    <w:basedOn w:val="Ttulo1"/>
+    <w:next w:val="Normal"/>
+    <w:uiPriority w:val="39"/>
+    <w:unhideWhenUsed/>
+    <w:qFormat/>
+    <w:rsid w:val="00CA0502"/>
+    <w:pPr>
+      <w:spacing w:before="240" w:after="0"/>
+      <w:outlineLvl w:val="9"/>
+    </w:pPr>
+    <w:rPr>
+      <w:kern w:val="0"/>
+      <w:sz w:val="32"/>
+      <w:szCs w:val="32"/>
+      <w:lang w:eastAsia="es-MX"/>
+      <w14:ligatures w14:val="none"/>
+    </w:rPr>
+  </w:style>
+  <w:style w:type="paragraph" w:styleId="TDC1">
+    <w:name w:val="toc 1"/>
+    <w:basedOn w:val="Normal"/>
+    <w:next w:val="Normal"/>
+    <w:autoRedefine/>
+    <w:uiPriority w:val="39"/>
+    <w:unhideWhenUsed/>
+    <w:rsid w:val="00CA0502"/>
+    <w:pPr>
+      <w:spacing w:after="100"/>
+    </w:pPr>
+  </w:style>
+  <w:style w:type="paragraph" w:styleId="TDC2">
+    <w:name w:val="toc 2"/>
+    <w:basedOn w:val="Normal"/>
+    <w:next w:val="Normal"/>
+    <w:autoRedefine/>
+    <w:uiPriority w:val="39"/>
+    <w:unhideWhenUsed/>
+    <w:rsid w:val="00CA0502"/>
+    <w:pPr>
+      <w:spacing w:after="100"/>
+      <w:ind w:left="220"/>
+    </w:pPr>
+  </w:style>
+  <w:style w:type="character" w:styleId="CdigoHTML">
+    <w:name w:val="HTML Code"/>
+    <w:basedOn w:val="Fuentedeprrafopredeter"/>
+    <w:uiPriority w:val="99"/>
+    <w:semiHidden/>
+    <w:unhideWhenUsed/>
+    <w:rsid w:val="00F23742"/>
+    <w:rPr>
+      <w:rFonts w:ascii="Courier New" w:eastAsia="Times New Roman" w:hAnsi="Courier New" w:cs="Courier New"/>
+      <w:sz w:val="20"/>
+      <w:szCs w:val="20"/>
     </w:rPr>
   </w:style>
 </w:styles>
@@ -1226,4 +9798,16 @@
     </a:ext>
   </a:extLst>
 </a:theme>
+</file>
+
+<file path=customXml/item1.xml><?xml version="1.0" encoding="utf-8"?>
+<b:Sources xmlns:b="http://schemas.openxmlformats.org/officeDocument/2006/bibliography" xmlns="http://schemas.openxmlformats.org/officeDocument/2006/bibliography" SelectedStyle="\APASixthEditionOfficeOnline.xsl" StyleName="APA" Version="6"/>
+</file>
+
+<file path=customXml/itemProps1.xml><?xml version="1.0" encoding="utf-8"?>
+<ds:datastoreItem xmlns:ds="http://schemas.openxmlformats.org/officeDocument/2006/customXml" ds:itemID="{636F0EB6-B49A-402D-A8C5-CD5E6BAD8949}">
+  <ds:schemaRefs>
+    <ds:schemaRef ds:uri="http://schemas.openxmlformats.org/officeDocument/2006/bibliography"/>
+  </ds:schemaRefs>
+</ds:datastoreItem>
 </file>
--- a/Minería de datos/Practica 4/Práctica 4.docx
+++ b/Minería de datos/Practica 4/Práctica 4.docx
@@ -331,16 +331,7 @@
                                 <w:sz w:val="36"/>
                                 <w:szCs w:val="32"/>
                               </w:rPr>
-                              <w:t>Árboles binarios</w:t>
-                            </w:r>
-                            <w:r>
-                              <w:rPr>
-                                <w:rFonts w:ascii="Arial" w:hAnsi="Arial" w:cs="Arial"/>
-                                <w:color w:val="FF0000"/>
-                                <w:sz w:val="36"/>
-                                <w:szCs w:val="32"/>
-                              </w:rPr>
-                              <w:t xml:space="preserve"> y Árboles de decisión</w:t>
+                              <w:t>Árboles de decisión</w:t>
                             </w:r>
                           </w:p>
                         </w:txbxContent>
@@ -362,7 +353,11 @@
           </mc:Choice>
           <mc:Fallback>
             <w:pict>
-              <v:shape w14:anchorId="2EFDE035" id="_x0000_s1028" type="#_x0000_t202" style="position:absolute;margin-left:67.55pt;margin-top:206.65pt;width:345.3pt;height:45.3pt;z-index:251669504;visibility:visible;mso-wrap-style:square;mso-width-percent:0;mso-height-percent:0;mso-wrap-distance-left:9pt;mso-wrap-distance-top:3.6pt;mso-wrap-distance-right:9pt;mso-wrap-distance-bottom:3.6pt;mso-position-horizontal:absolute;mso-position-horizontal-relative:margin;mso-position-vertical:absolute;mso-position-vertical-relative:text;mso-width-percent:0;mso-height-percent:0;mso-width-relative:margin;mso-height-relative:margin;v-text-anchor:top" o:gfxdata="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" filled="f" stroked="f">
+              <v:shapetype w14:anchorId="2EFDE035" id="_x0000_t202" coordsize="21600,21600" o:spt="202" path="m,l,21600r21600,l21600,xe">
+                <v:stroke joinstyle="miter"/>
+                <v:path gradientshapeok="t" o:connecttype="rect"/>
+              </v:shapetype>
+              <v:shape id="_x0000_s1028" type="#_x0000_t202" style="position:absolute;margin-left:67.55pt;margin-top:206.65pt;width:345.3pt;height:45.3pt;z-index:251669504;visibility:visible;mso-wrap-style:square;mso-width-percent:0;mso-height-percent:0;mso-wrap-distance-left:9pt;mso-wrap-distance-top:3.6pt;mso-wrap-distance-right:9pt;mso-wrap-distance-bottom:3.6pt;mso-position-horizontal:absolute;mso-position-horizontal-relative:margin;mso-position-vertical:absolute;mso-position-vertical-relative:text;mso-width-percent:0;mso-height-percent:0;mso-width-relative:margin;mso-height-relative:margin;v-text-anchor:top" o:gfxdata="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" filled="f" stroked="f">
                 <v:textbox>
                   <w:txbxContent>
                     <w:p>
@@ -382,16 +377,7 @@
                           <w:sz w:val="36"/>
                           <w:szCs w:val="32"/>
                         </w:rPr>
-                        <w:t>Árboles binarios</w:t>
-                      </w:r>
-                      <w:r>
-                        <w:rPr>
-                          <w:rFonts w:ascii="Arial" w:hAnsi="Arial" w:cs="Arial"/>
-                          <w:color w:val="FF0000"/>
-                          <w:sz w:val="36"/>
-                          <w:szCs w:val="32"/>
-                        </w:rPr>
-                        <w:t xml:space="preserve"> y Árboles de decisión</w:t>
+                        <w:t>Árboles de decisión</w:t>
                       </w:r>
                     </w:p>
                   </w:txbxContent>
@@ -887,7 +873,7 @@
                     <pic:cNvPicPr/>
                   </pic:nvPicPr>
                   <pic:blipFill>
-                    <a:blip r:embed="rId6">
+                    <a:blip r:embed="rId8">
                       <a:extLst>
                         <a:ext uri="{28A0092B-C50C-407E-A947-70E740481C1C}">
                           <a14:useLocalDpi xmlns:a14="http://schemas.microsoft.com/office/drawing/2010/main" val="0"/>
@@ -2008,7 +1994,7 @@
                                 <w:sz w:val="40"/>
                                 <w:szCs w:val="36"/>
                               </w:rPr>
-                              <w:t>000</w:t>
+                              <w:t>507</w:t>
                             </w:r>
                           </w:p>
                         </w:txbxContent>
@@ -2047,7 +2033,7 @@
                           <w:sz w:val="40"/>
                           <w:szCs w:val="36"/>
                         </w:rPr>
-                        <w:t>000</w:t>
+                        <w:t>507</w:t>
                       </w:r>
                     </w:p>
                   </w:txbxContent>
@@ -2120,7 +2106,7 @@
           <w:r>
             <w:fldChar w:fldCharType="separate"/>
           </w:r>
-          <w:hyperlink w:anchor="_Toc225045557" w:history="1">
+          <w:hyperlink w:anchor="_Toc225079306" w:history="1">
             <w:r>
               <w:rPr>
                 <w:rStyle w:val="Hipervnculo"/>
@@ -2147,7 +2133,7 @@
                 <w:noProof/>
                 <w:webHidden/>
               </w:rPr>
-              <w:instrText xml:space="preserve"> PAGEREF _Toc225045557 \h </w:instrText>
+              <w:instrText xml:space="preserve"> PAGEREF _Toc225079306 \h </w:instrText>
             </w:r>
             <w:r>
               <w:rPr>
@@ -2192,7 +2178,7 @@
               <w:lang w:eastAsia="es-MX"/>
             </w:rPr>
           </w:pPr>
-          <w:hyperlink w:anchor="_Toc225045558" w:history="1">
+          <w:hyperlink w:anchor="_Toc225079307" w:history="1">
             <w:r>
               <w:rPr>
                 <w:rStyle w:val="Hipervnculo"/>
@@ -2219,7 +2205,7 @@
                 <w:noProof/>
                 <w:webHidden/>
               </w:rPr>
-              <w:instrText xml:space="preserve"> PAGEREF _Toc225045558 \h </w:instrText>
+              <w:instrText xml:space="preserve"> PAGEREF _Toc225079307 \h </w:instrText>
             </w:r>
             <w:r>
               <w:rPr>
@@ -2264,7 +2250,7 @@
               <w:lang w:eastAsia="es-MX"/>
             </w:rPr>
           </w:pPr>
-          <w:hyperlink w:anchor="_Toc225045559" w:history="1">
+          <w:hyperlink w:anchor="_Toc225079308" w:history="1">
             <w:r>
               <w:rPr>
                 <w:rStyle w:val="Hipervnculo"/>
@@ -2291,7 +2277,7 @@
                 <w:noProof/>
                 <w:webHidden/>
               </w:rPr>
-              <w:instrText xml:space="preserve"> PAGEREF _Toc225045559 \h </w:instrText>
+              <w:instrText xml:space="preserve"> PAGEREF _Toc225079308 \h </w:instrText>
             </w:r>
             <w:r>
               <w:rPr>
@@ -2336,7 +2322,7 @@
               <w:lang w:eastAsia="es-MX"/>
             </w:rPr>
           </w:pPr>
-          <w:hyperlink w:anchor="_Toc225045560" w:history="1">
+          <w:hyperlink w:anchor="_Toc225079309" w:history="1">
             <w:r>
               <w:rPr>
                 <w:rStyle w:val="Hipervnculo"/>
@@ -2363,7 +2349,7 @@
                 <w:noProof/>
                 <w:webHidden/>
               </w:rPr>
-              <w:instrText xml:space="preserve"> PAGEREF _Toc225045560 \h </w:instrText>
+              <w:instrText xml:space="preserve"> PAGEREF _Toc225079309 \h </w:instrText>
             </w:r>
             <w:r>
               <w:rPr>
@@ -2408,7 +2394,7 @@
               <w:lang w:eastAsia="es-MX"/>
             </w:rPr>
           </w:pPr>
-          <w:hyperlink w:anchor="_Toc225045561" w:history="1">
+          <w:hyperlink w:anchor="_Toc225079310" w:history="1">
             <w:r>
               <w:rPr>
                 <w:rStyle w:val="Hipervnculo"/>
@@ -2435,7 +2421,7 @@
                 <w:noProof/>
                 <w:webHidden/>
               </w:rPr>
-              <w:instrText xml:space="preserve"> PAGEREF _Toc225045561 \h </w:instrText>
+              <w:instrText xml:space="preserve"> PAGEREF _Toc225079310 \h </w:instrText>
             </w:r>
             <w:r>
               <w:rPr>
@@ -2480,7 +2466,7 @@
               <w:lang w:eastAsia="es-MX"/>
             </w:rPr>
           </w:pPr>
-          <w:hyperlink w:anchor="_Toc225045562" w:history="1">
+          <w:hyperlink w:anchor="_Toc225079311" w:history="1">
             <w:r>
               <w:rPr>
                 <w:rStyle w:val="Hipervnculo"/>
@@ -2507,7 +2493,7 @@
                 <w:noProof/>
                 <w:webHidden/>
               </w:rPr>
-              <w:instrText xml:space="preserve"> PAGEREF _Toc225045562 \h </w:instrText>
+              <w:instrText xml:space="preserve"> PAGEREF _Toc225079311 \h </w:instrText>
             </w:r>
             <w:r>
               <w:rPr>
@@ -2552,7 +2538,7 @@
               <w:lang w:eastAsia="es-MX"/>
             </w:rPr>
           </w:pPr>
-          <w:hyperlink w:anchor="_Toc225045563" w:history="1">
+          <w:hyperlink w:anchor="_Toc225079312" w:history="1">
             <w:r>
               <w:rPr>
                 <w:rStyle w:val="Hipervnculo"/>
@@ -2579,7 +2565,7 @@
                 <w:noProof/>
                 <w:webHidden/>
               </w:rPr>
-              <w:instrText xml:space="preserve"> PAGEREF _Toc225045563 \h </w:instrText>
+              <w:instrText xml:space="preserve"> PAGEREF _Toc225079312 \h </w:instrText>
             </w:r>
             <w:r>
               <w:rPr>
@@ -2624,7 +2610,7 @@
               <w:lang w:eastAsia="es-MX"/>
             </w:rPr>
           </w:pPr>
-          <w:hyperlink w:anchor="_Toc225045564" w:history="1">
+          <w:hyperlink w:anchor="_Toc225079313" w:history="1">
             <w:r>
               <w:rPr>
                 <w:rStyle w:val="Hipervnculo"/>
@@ -2651,7 +2637,7 @@
                 <w:noProof/>
                 <w:webHidden/>
               </w:rPr>
-              <w:instrText xml:space="preserve"> PAGEREF _Toc225045564 \h </w:instrText>
+              <w:instrText xml:space="preserve"> PAGEREF _Toc225079313 \h </w:instrText>
             </w:r>
             <w:r>
               <w:rPr>
@@ -2696,7 +2682,7 @@
               <w:lang w:eastAsia="es-MX"/>
             </w:rPr>
           </w:pPr>
-          <w:hyperlink w:anchor="_Toc225045565" w:history="1">
+          <w:hyperlink w:anchor="_Toc225079314" w:history="1">
             <w:r>
               <w:rPr>
                 <w:rStyle w:val="Hipervnculo"/>
@@ -2723,7 +2709,7 @@
                 <w:noProof/>
                 <w:webHidden/>
               </w:rPr>
-              <w:instrText xml:space="preserve"> PAGEREF _Toc225045565 \h </w:instrText>
+              <w:instrText xml:space="preserve"> PAGEREF _Toc225079314 \h </w:instrText>
             </w:r>
             <w:r>
               <w:rPr>
@@ -2768,7 +2754,7 @@
               <w:lang w:eastAsia="es-MX"/>
             </w:rPr>
           </w:pPr>
-          <w:hyperlink w:anchor="_Toc225045566" w:history="1">
+          <w:hyperlink w:anchor="_Toc225079315" w:history="1">
             <w:r>
               <w:rPr>
                 <w:rStyle w:val="Hipervnculo"/>
@@ -2795,7 +2781,7 @@
                 <w:noProof/>
                 <w:webHidden/>
               </w:rPr>
-              <w:instrText xml:space="preserve"> PAGEREF _Toc225045566 \h </w:instrText>
+              <w:instrText xml:space="preserve"> PAGEREF _Toc225079315 \h </w:instrText>
             </w:r>
             <w:r>
               <w:rPr>
@@ -2840,7 +2826,7 @@
               <w:lang w:eastAsia="es-MX"/>
             </w:rPr>
           </w:pPr>
-          <w:hyperlink w:anchor="_Toc225045567" w:history="1">
+          <w:hyperlink w:anchor="_Toc225079316" w:history="1">
             <w:r>
               <w:rPr>
                 <w:rStyle w:val="Hipervnculo"/>
@@ -2867,7 +2853,7 @@
                 <w:noProof/>
                 <w:webHidden/>
               </w:rPr>
-              <w:instrText xml:space="preserve"> PAGEREF _Toc225045567 \h </w:instrText>
+              <w:instrText xml:space="preserve"> PAGEREF _Toc225079316 \h </w:instrText>
             </w:r>
             <w:r>
               <w:rPr>
@@ -2912,27 +2898,13 @@
               <w:lang w:eastAsia="es-MX"/>
             </w:rPr>
           </w:pPr>
-          <w:hyperlink w:anchor="_Toc225045568" w:history="1">
+          <w:hyperlink w:anchor="_Toc225079317" w:history="1">
             <w:r>
               <w:rPr>
                 <w:rStyle w:val="Hipervnculo"/>
                 <w:noProof/>
               </w:rPr>
-              <w:t>Parte 1: Árboles d</w:t>
-            </w:r>
-            <w:r>
-              <w:rPr>
-                <w:rStyle w:val="Hipervnculo"/>
-                <w:noProof/>
-              </w:rPr>
-              <w:t>e</w:t>
-            </w:r>
-            <w:r>
-              <w:rPr>
-                <w:rStyle w:val="Hipervnculo"/>
-                <w:noProof/>
-              </w:rPr>
-              <w:t xml:space="preserve"> decisión en Excel</w:t>
+              <w:t>Parte 1: Árboles de decisión en Excel</w:t>
             </w:r>
             <w:r>
               <w:rPr>
@@ -2953,7 +2925,7 @@
                 <w:noProof/>
                 <w:webHidden/>
               </w:rPr>
-              <w:instrText xml:space="preserve"> PAGEREF _Toc225045568 \h </w:instrText>
+              <w:instrText xml:space="preserve"> PAGEREF _Toc225079317 \h </w:instrText>
             </w:r>
             <w:r>
               <w:rPr>
@@ -2998,7 +2970,7 @@
               <w:lang w:eastAsia="es-MX"/>
             </w:rPr>
           </w:pPr>
-          <w:hyperlink w:anchor="_Toc225045569" w:history="1">
+          <w:hyperlink w:anchor="_Toc225079318" w:history="1">
             <w:r>
               <w:rPr>
                 <w:rStyle w:val="Hipervnculo"/>
@@ -3025,7 +2997,7 @@
                 <w:noProof/>
                 <w:webHidden/>
               </w:rPr>
-              <w:instrText xml:space="preserve"> PAGEREF _Toc225045569 \h </w:instrText>
+              <w:instrText xml:space="preserve"> PAGEREF _Toc225079318 \h </w:instrText>
             </w:r>
             <w:r>
               <w:rPr>
@@ -3070,7 +3042,7 @@
               <w:lang w:eastAsia="es-MX"/>
             </w:rPr>
           </w:pPr>
-          <w:hyperlink w:anchor="_Toc225045570" w:history="1">
+          <w:hyperlink w:anchor="_Toc225079319" w:history="1">
             <w:r>
               <w:rPr>
                 <w:rStyle w:val="Hipervnculo"/>
@@ -3106,7 +3078,7 @@
                 <w:noProof/>
                 <w:webHidden/>
               </w:rPr>
-              <w:instrText xml:space="preserve"> PAGEREF _Toc225045570 \h </w:instrText>
+              <w:instrText xml:space="preserve"> PAGEREF _Toc225079319 \h </w:instrText>
             </w:r>
             <w:r>
               <w:rPr>
@@ -3151,7 +3123,7 @@
               <w:lang w:eastAsia="es-MX"/>
             </w:rPr>
           </w:pPr>
-          <w:hyperlink w:anchor="_Toc225045571" w:history="1">
+          <w:hyperlink w:anchor="_Toc225079320" w:history="1">
             <w:r>
               <w:rPr>
                 <w:rStyle w:val="Hipervnculo"/>
@@ -3187,7 +3159,7 @@
                 <w:noProof/>
                 <w:webHidden/>
               </w:rPr>
-              <w:instrText xml:space="preserve"> PAGEREF _Toc225045571 \h </w:instrText>
+              <w:instrText xml:space="preserve"> PAGEREF _Toc225079320 \h </w:instrText>
             </w:r>
             <w:r>
               <w:rPr>
@@ -3232,7 +3204,7 @@
               <w:lang w:eastAsia="es-MX"/>
             </w:rPr>
           </w:pPr>
-          <w:hyperlink w:anchor="_Toc225045572" w:history="1">
+          <w:hyperlink w:anchor="_Toc225079321" w:history="1">
             <w:r>
               <w:rPr>
                 <w:rStyle w:val="Hipervnculo"/>
@@ -3259,7 +3231,7 @@
                 <w:noProof/>
                 <w:webHidden/>
               </w:rPr>
-              <w:instrText xml:space="preserve"> PAGEREF _Toc225045572 \h </w:instrText>
+              <w:instrText xml:space="preserve"> PAGEREF _Toc225079321 \h </w:instrText>
             </w:r>
             <w:r>
               <w:rPr>
@@ -3304,7 +3276,7 @@
               <w:lang w:eastAsia="es-MX"/>
             </w:rPr>
           </w:pPr>
-          <w:hyperlink w:anchor="_Toc225045573" w:history="1">
+          <w:hyperlink w:anchor="_Toc225079322" w:history="1">
             <w:r>
               <w:rPr>
                 <w:rStyle w:val="Hipervnculo"/>
@@ -3340,7 +3312,7 @@
                 <w:noProof/>
                 <w:webHidden/>
               </w:rPr>
-              <w:instrText xml:space="preserve"> PAGEREF _Toc225045573 \h </w:instrText>
+              <w:instrText xml:space="preserve"> PAGEREF _Toc225079322 \h </w:instrText>
             </w:r>
             <w:r>
               <w:rPr>
@@ -3385,13 +3357,13 @@
               <w:lang w:eastAsia="es-MX"/>
             </w:rPr>
           </w:pPr>
-          <w:hyperlink w:anchor="_Toc225045574" w:history="1">
+          <w:hyperlink w:anchor="_Toc225079323" w:history="1">
             <w:r>
               <w:rPr>
                 <w:rStyle w:val="Hipervnculo"/>
                 <w:noProof/>
               </w:rPr>
-              <w:t>Conclusión del análisis del ejercicio de Árboles de decisión</w:t>
+              <w:t>Síntesis del análisis del ejercicio de Árboles de decisión</w:t>
             </w:r>
             <w:r>
               <w:rPr>
@@ -3412,7 +3384,7 @@
                 <w:noProof/>
                 <w:webHidden/>
               </w:rPr>
-              <w:instrText xml:space="preserve"> PAGEREF _Toc225045574 \h </w:instrText>
+              <w:instrText xml:space="preserve"> PAGEREF _Toc225079323 \h </w:instrText>
             </w:r>
             <w:r>
               <w:rPr>
@@ -3457,7 +3429,7 @@
               <w:lang w:eastAsia="es-MX"/>
             </w:rPr>
           </w:pPr>
-          <w:hyperlink w:anchor="_Toc225045575" w:history="1">
+          <w:hyperlink w:anchor="_Toc225079324" w:history="1">
             <w:r>
               <w:rPr>
                 <w:rStyle w:val="Hipervnculo"/>
@@ -3493,7 +3465,7 @@
                 <w:noProof/>
                 <w:webHidden/>
               </w:rPr>
-              <w:instrText xml:space="preserve"> PAGEREF _Toc225045575 \h </w:instrText>
+              <w:instrText xml:space="preserve"> PAGEREF _Toc225079324 \h </w:instrText>
             </w:r>
             <w:r>
               <w:rPr>
@@ -3538,7 +3510,7 @@
               <w:lang w:eastAsia="es-MX"/>
             </w:rPr>
           </w:pPr>
-          <w:hyperlink w:anchor="_Toc225045576" w:history="1">
+          <w:hyperlink w:anchor="_Toc225079325" w:history="1">
             <w:r>
               <w:rPr>
                 <w:rStyle w:val="Hipervnculo"/>
@@ -3565,7 +3537,7 @@
                 <w:noProof/>
                 <w:webHidden/>
               </w:rPr>
-              <w:instrText xml:space="preserve"> PAGEREF _Toc225045576 \h </w:instrText>
+              <w:instrText xml:space="preserve"> PAGEREF _Toc225079325 \h </w:instrText>
             </w:r>
             <w:r>
               <w:rPr>
@@ -3610,13 +3582,13 @@
               <w:lang w:eastAsia="es-MX"/>
             </w:rPr>
           </w:pPr>
-          <w:hyperlink w:anchor="_Toc225045577" w:history="1">
+          <w:hyperlink w:anchor="_Toc225079326" w:history="1">
             <w:r>
               <w:rPr>
                 <w:rStyle w:val="Hipervnculo"/>
                 <w:noProof/>
               </w:rPr>
-              <w:t>Conclusión del análisis del ejercicio de CTree</w:t>
+              <w:t>Síntesis del análisis del ejercicio de CTree</w:t>
             </w:r>
             <w:r>
               <w:rPr>
@@ -3637,7 +3609,7 @@
                 <w:noProof/>
                 <w:webHidden/>
               </w:rPr>
-              <w:instrText xml:space="preserve"> PAGEREF _Toc225045577 \h </w:instrText>
+              <w:instrText xml:space="preserve"> PAGEREF _Toc225079326 \h </w:instrText>
             </w:r>
             <w:r>
               <w:rPr>
@@ -3682,7 +3654,7 @@
               <w:lang w:eastAsia="es-MX"/>
             </w:rPr>
           </w:pPr>
-          <w:hyperlink w:anchor="_Toc225045578" w:history="1">
+          <w:hyperlink w:anchor="_Toc225079327" w:history="1">
             <w:r>
               <w:rPr>
                 <w:rStyle w:val="Hipervnculo"/>
@@ -3709,7 +3681,7 @@
                 <w:noProof/>
                 <w:webHidden/>
               </w:rPr>
-              <w:instrText xml:space="preserve"> PAGEREF _Toc225045578 \h </w:instrText>
+              <w:instrText xml:space="preserve"> PAGEREF _Toc225079327 \h </w:instrText>
             </w:r>
             <w:r>
               <w:rPr>
@@ -3754,13 +3726,13 @@
               <w:lang w:eastAsia="es-MX"/>
             </w:rPr>
           </w:pPr>
-          <w:hyperlink w:anchor="_Toc225045579" w:history="1">
+          <w:hyperlink w:anchor="_Toc225079328" w:history="1">
             <w:r>
               <w:rPr>
                 <w:rStyle w:val="Hipervnculo"/>
                 <w:noProof/>
               </w:rPr>
-              <w:t>Conclusión del análisis del ejercicio de Rpart</w:t>
+              <w:t>Síntesis del análisis del ejercicio de Rpart</w:t>
             </w:r>
             <w:r>
               <w:rPr>
@@ -3781,7 +3753,7 @@
                 <w:noProof/>
                 <w:webHidden/>
               </w:rPr>
-              <w:instrText xml:space="preserve"> PAGEREF _Toc225045579 \h </w:instrText>
+              <w:instrText xml:space="preserve"> PAGEREF _Toc225079328 \h </w:instrText>
             </w:r>
             <w:r>
               <w:rPr>
@@ -3826,7 +3798,7 @@
               <w:lang w:eastAsia="es-MX"/>
             </w:rPr>
           </w:pPr>
-          <w:hyperlink w:anchor="_Toc225045580" w:history="1">
+          <w:hyperlink w:anchor="_Toc225079329" w:history="1">
             <w:r>
               <w:rPr>
                 <w:rStyle w:val="Hipervnculo"/>
@@ -3853,7 +3825,7 @@
                 <w:noProof/>
                 <w:webHidden/>
               </w:rPr>
-              <w:instrText xml:space="preserve"> PAGEREF _Toc225045580 \h </w:instrText>
+              <w:instrText xml:space="preserve"> PAGEREF _Toc225079329 \h </w:instrText>
             </w:r>
             <w:r>
               <w:rPr>
@@ -3898,7 +3870,7 @@
               <w:lang w:eastAsia="es-MX"/>
             </w:rPr>
           </w:pPr>
-          <w:hyperlink w:anchor="_Toc225045581" w:history="1">
+          <w:hyperlink w:anchor="_Toc225079330" w:history="1">
             <w:r>
               <w:rPr>
                 <w:rStyle w:val="Hipervnculo"/>
@@ -3925,7 +3897,7 @@
                 <w:noProof/>
                 <w:webHidden/>
               </w:rPr>
-              <w:instrText xml:space="preserve"> PAGEREF _Toc225045581 \h </w:instrText>
+              <w:instrText xml:space="preserve"> PAGEREF _Toc225079330 \h </w:instrText>
             </w:r>
             <w:r>
               <w:rPr>
@@ -3985,7 +3957,7 @@
       <w:pPr>
         <w:pStyle w:val="Ttulo1"/>
       </w:pPr>
-      <w:bookmarkStart w:id="0" w:name="_Toc225045557"/>
+      <w:bookmarkStart w:id="0" w:name="_Toc225079306"/>
       <w:r>
         <w:lastRenderedPageBreak/>
         <w:t>Objetivo</w:t>
@@ -4001,7 +3973,7 @@
       <w:pPr>
         <w:pStyle w:val="Ttulo1"/>
       </w:pPr>
-      <w:bookmarkStart w:id="1" w:name="_Toc225045558"/>
+      <w:bookmarkStart w:id="1" w:name="_Toc225079307"/>
       <w:r>
         <w:t>Marco teórico</w:t>
       </w:r>
@@ -4011,7 +3983,7 @@
       <w:pPr>
         <w:pStyle w:val="Ttulo2"/>
       </w:pPr>
-      <w:bookmarkStart w:id="2" w:name="_Toc225045559"/>
+      <w:bookmarkStart w:id="2" w:name="_Toc225079308"/>
       <w:r>
         <w:t>Minería de datos</w:t>
       </w:r>
@@ -4166,7 +4138,7 @@
       <w:pPr>
         <w:pStyle w:val="Ttulo2"/>
       </w:pPr>
-      <w:bookmarkStart w:id="3" w:name="_Toc225045560"/>
+      <w:bookmarkStart w:id="3" w:name="_Toc225079309"/>
       <w:r>
         <w:t>Clasificación supervisada</w:t>
       </w:r>
@@ -4191,7 +4163,7 @@
       <w:pPr>
         <w:pStyle w:val="Ttulo2"/>
       </w:pPr>
-      <w:bookmarkStart w:id="4" w:name="_Toc225045561"/>
+      <w:bookmarkStart w:id="4" w:name="_Toc225079310"/>
       <w:r>
         <w:t>Árboles de decisión</w:t>
       </w:r>
@@ -4397,7 +4369,7 @@
       <w:pPr>
         <w:pStyle w:val="Ttulo2"/>
       </w:pPr>
-      <w:bookmarkStart w:id="5" w:name="_Toc225045562"/>
+      <w:bookmarkStart w:id="5" w:name="_Toc225079311"/>
       <w:r>
         <w:t>Entropía en teoría de la información</w:t>
       </w:r>
@@ -4754,7 +4726,7 @@
       <w:pPr>
         <w:pStyle w:val="Ttulo2"/>
       </w:pPr>
-      <w:bookmarkStart w:id="6" w:name="_Toc225045563"/>
+      <w:bookmarkStart w:id="6" w:name="_Toc225079312"/>
       <w:r>
         <w:t>Ganancia de información</w:t>
       </w:r>
@@ -5052,7 +5024,7 @@
       <w:pPr>
         <w:pStyle w:val="Ttulo2"/>
       </w:pPr>
-      <w:bookmarkStart w:id="7" w:name="_Toc225045564"/>
+      <w:bookmarkStart w:id="7" w:name="_Toc225079313"/>
       <w:r>
         <w:t>Algoritmos ID3 y C4.5</w:t>
       </w:r>
@@ -5224,7 +5196,7 @@
       <w:pPr>
         <w:pStyle w:val="Ttulo2"/>
       </w:pPr>
-      <w:bookmarkStart w:id="8" w:name="_Toc225045565"/>
+      <w:bookmarkStart w:id="8" w:name="_Toc225079314"/>
       <w:r>
         <w:t>Aplicación de los árboles de decisión en minería de datos</w:t>
       </w:r>
@@ -5304,7 +5276,7 @@
       <w:pPr>
         <w:pStyle w:val="Ttulo2"/>
       </w:pPr>
-      <w:bookmarkStart w:id="9" w:name="_Toc225045566"/>
+      <w:bookmarkStart w:id="9" w:name="_Toc225079315"/>
       <w:r>
         <w:t>Justificación del uso de logaritmos en la entropía</w:t>
       </w:r>
@@ -5344,7 +5316,7 @@
       <w:pPr>
         <w:pStyle w:val="Ttulo1"/>
       </w:pPr>
-      <w:bookmarkStart w:id="10" w:name="_Toc225045567"/>
+      <w:bookmarkStart w:id="10" w:name="_Toc225079316"/>
       <w:r>
         <w:lastRenderedPageBreak/>
         <w:t>Desarrollo</w:t>
@@ -5355,7 +5327,7 @@
       <w:pPr>
         <w:pStyle w:val="Ttulo2"/>
       </w:pPr>
-      <w:bookmarkStart w:id="11" w:name="_Toc225045568"/>
+      <w:bookmarkStart w:id="11" w:name="_Toc225079317"/>
       <w:r>
         <w:t>Parte 1: Árboles de decisión en Excel</w:t>
       </w:r>
@@ -5575,7 +5547,7 @@
       <w:pPr>
         <w:pStyle w:val="Ttulo2"/>
       </w:pPr>
-      <w:bookmarkStart w:id="12" w:name="_Toc225045569"/>
+      <w:bookmarkStart w:id="12" w:name="_Toc225079318"/>
       <w:r>
         <w:t>Parte 2: Árboles binarios en R</w:t>
       </w:r>
@@ -5657,7 +5629,7 @@
           <w:iCs/>
         </w:rPr>
       </w:pPr>
-      <w:bookmarkStart w:id="13" w:name="_Toc225045570"/>
+      <w:bookmarkStart w:id="13" w:name="_Toc225079319"/>
       <w:r>
         <w:t xml:space="preserve">Experimentación con el script de </w:t>
       </w:r>
@@ -5703,7 +5675,7 @@
                     </pic:cNvPicPr>
                   </pic:nvPicPr>
                   <pic:blipFill>
-                    <a:blip r:embed="rId7" cstate="print">
+                    <a:blip r:embed="rId9" cstate="print">
                       <a:extLst>
                         <a:ext uri="{28A0092B-C50C-407E-A947-70E740481C1C}">
                           <a14:useLocalDpi xmlns:a14="http://schemas.microsoft.com/office/drawing/2010/main" val="0"/>
@@ -5750,7 +5722,7 @@
           <w:noProof/>
         </w:rPr>
         <w:drawing>
-          <wp:anchor distT="0" distB="0" distL="114300" distR="114300" simplePos="0" relativeHeight="251678720" behindDoc="0" locked="0" layoutInCell="1" allowOverlap="1" wp14:anchorId="66320BEE" wp14:editId="5599462F">
+          <wp:anchor distT="0" distB="0" distL="114300" distR="114300" simplePos="0" relativeHeight="251678720" behindDoc="0" locked="0" layoutInCell="1" allowOverlap="1" wp14:anchorId="66320BEE" wp14:editId="317DF5C9">
             <wp:simplePos x="0" y="0"/>
             <wp:positionH relativeFrom="column">
               <wp:posOffset>0</wp:posOffset>
@@ -5773,7 +5745,7 @@
                     <pic:cNvPicPr/>
                   </pic:nvPicPr>
                   <pic:blipFill>
-                    <a:blip r:embed="rId8" cstate="print">
+                    <a:blip r:embed="rId10" cstate="print">
                       <a:extLst>
                         <a:ext uri="{28A0092B-C50C-407E-A947-70E740481C1C}">
                           <a14:useLocalDpi xmlns:a14="http://schemas.microsoft.com/office/drawing/2010/main" val="0"/>
@@ -5824,7 +5796,7 @@
           <w:noProof/>
         </w:rPr>
         <w:drawing>
-          <wp:anchor distT="0" distB="0" distL="114300" distR="114300" simplePos="0" relativeHeight="251679744" behindDoc="0" locked="0" layoutInCell="1" allowOverlap="1" wp14:anchorId="7C934040" wp14:editId="6F316915">
+          <wp:anchor distT="0" distB="0" distL="114300" distR="114300" simplePos="0" relativeHeight="251679744" behindDoc="0" locked="0" layoutInCell="1" allowOverlap="1" wp14:anchorId="7C934040" wp14:editId="1458E60B">
             <wp:simplePos x="0" y="0"/>
             <wp:positionH relativeFrom="margin">
               <wp:align>left</wp:align>
@@ -5847,7 +5819,7 @@
                     <pic:cNvPicPr/>
                   </pic:nvPicPr>
                   <pic:blipFill>
-                    <a:blip r:embed="rId9" cstate="print">
+                    <a:blip r:embed="rId11" cstate="print">
                       <a:extLst>
                         <a:ext uri="{28A0092B-C50C-407E-A947-70E740481C1C}">
                           <a14:useLocalDpi xmlns:a14="http://schemas.microsoft.com/office/drawing/2010/main" val="0"/>
@@ -6104,7 +6076,7 @@
           <w:iCs/>
         </w:rPr>
       </w:pPr>
-      <w:bookmarkStart w:id="14" w:name="_Toc225045571"/>
+      <w:bookmarkStart w:id="14" w:name="_Toc225079320"/>
       <w:r>
         <w:lastRenderedPageBreak/>
         <w:t xml:space="preserve">Experimentación con el script de </w:t>
@@ -6141,7 +6113,7 @@
           <w:noProof/>
         </w:rPr>
         <w:drawing>
-          <wp:anchor distT="0" distB="0" distL="114300" distR="114300" simplePos="0" relativeHeight="251683840" behindDoc="0" locked="0" layoutInCell="1" allowOverlap="1" wp14:anchorId="24D0270E" wp14:editId="5EB8B62B">
+          <wp:anchor distT="0" distB="0" distL="114300" distR="114300" simplePos="0" relativeHeight="251683840" behindDoc="0" locked="0" layoutInCell="1" allowOverlap="1" wp14:anchorId="24D0270E" wp14:editId="33490BDD">
             <wp:simplePos x="0" y="0"/>
             <wp:positionH relativeFrom="column">
               <wp:posOffset>2721610</wp:posOffset>
@@ -6166,7 +6138,7 @@
                     </pic:cNvPicPr>
                   </pic:nvPicPr>
                   <pic:blipFill>
-                    <a:blip r:embed="rId10" cstate="print">
+                    <a:blip r:embed="rId12" cstate="print">
                       <a:extLst>
                         <a:ext uri="{28A0092B-C50C-407E-A947-70E740481C1C}">
                           <a14:useLocalDpi xmlns:a14="http://schemas.microsoft.com/office/drawing/2010/main" val="0"/>
@@ -6236,7 +6208,7 @@
                     <pic:cNvPicPr/>
                   </pic:nvPicPr>
                   <pic:blipFill>
-                    <a:blip r:embed="rId11">
+                    <a:blip r:embed="rId13">
                       <a:extLst>
                         <a:ext uri="{28A0092B-C50C-407E-A947-70E740481C1C}">
                           <a14:useLocalDpi xmlns:a14="http://schemas.microsoft.com/office/drawing/2010/main" val="0"/>
@@ -6301,7 +6273,7 @@
                     <pic:cNvPicPr/>
                   </pic:nvPicPr>
                   <pic:blipFill>
-                    <a:blip r:embed="rId12">
+                    <a:blip r:embed="rId14">
                       <a:extLst>
                         <a:ext uri="{28A0092B-C50C-407E-A947-70E740481C1C}">
                           <a14:useLocalDpi xmlns:a14="http://schemas.microsoft.com/office/drawing/2010/main" val="0"/>
@@ -6525,7 +6497,7 @@
       <w:pPr>
         <w:pStyle w:val="Ttulo1"/>
       </w:pPr>
-      <w:bookmarkStart w:id="15" w:name="_Toc225045572"/>
+      <w:bookmarkStart w:id="15" w:name="_Toc225079321"/>
       <w:r>
         <w:t>Cálculos y resultados</w:t>
       </w:r>
@@ -6535,7 +6507,7 @@
       <w:pPr>
         <w:pStyle w:val="Ttulo2"/>
       </w:pPr>
-      <w:bookmarkStart w:id="16" w:name="_Toc225045573"/>
+      <w:bookmarkStart w:id="16" w:name="_Toc225079322"/>
       <w:r>
         <w:t xml:space="preserve">Resultados de </w:t>
       </w:r>
@@ -7500,7 +7472,7 @@
                     </pic:cNvPicPr>
                   </pic:nvPicPr>
                   <pic:blipFill>
-                    <a:blip r:embed="rId13">
+                    <a:blip r:embed="rId15">
                       <a:extLst>
                         <a:ext uri="{28A0092B-C50C-407E-A947-70E740481C1C}">
                           <a14:useLocalDpi xmlns:a14="http://schemas.microsoft.com/office/drawing/2010/main" val="0"/>
@@ -7555,7 +7527,7 @@
                     </pic:cNvPicPr>
                   </pic:nvPicPr>
                   <pic:blipFill>
-                    <a:blip r:embed="rId14">
+                    <a:blip r:embed="rId16">
                       <a:extLst>
                         <a:ext uri="{28A0092B-C50C-407E-A947-70E740481C1C}">
                           <a14:useLocalDpi xmlns:a14="http://schemas.microsoft.com/office/drawing/2010/main" val="0"/>
@@ -7610,7 +7582,7 @@
                     </pic:cNvPicPr>
                   </pic:nvPicPr>
                   <pic:blipFill>
-                    <a:blip r:embed="rId15">
+                    <a:blip r:embed="rId17">
                       <a:extLst>
                         <a:ext uri="{28A0092B-C50C-407E-A947-70E740481C1C}">
                           <a14:useLocalDpi xmlns:a14="http://schemas.microsoft.com/office/drawing/2010/main" val="0"/>
@@ -7666,7 +7638,7 @@
                     </pic:cNvPicPr>
                   </pic:nvPicPr>
                   <pic:blipFill>
-                    <a:blip r:embed="rId16">
+                    <a:blip r:embed="rId18">
                       <a:extLst>
                         <a:ext uri="{28A0092B-C50C-407E-A947-70E740481C1C}">
                           <a14:useLocalDpi xmlns:a14="http://schemas.microsoft.com/office/drawing/2010/main" val="0"/>
@@ -7721,7 +7693,7 @@
                     </pic:cNvPicPr>
                   </pic:nvPicPr>
                   <pic:blipFill>
-                    <a:blip r:embed="rId17">
+                    <a:blip r:embed="rId19">
                       <a:extLst>
                         <a:ext uri="{28A0092B-C50C-407E-A947-70E740481C1C}">
                           <a14:useLocalDpi xmlns:a14="http://schemas.microsoft.com/office/drawing/2010/main" val="0"/>
@@ -7776,7 +7748,7 @@
                     </pic:cNvPicPr>
                   </pic:nvPicPr>
                   <pic:blipFill>
-                    <a:blip r:embed="rId18">
+                    <a:blip r:embed="rId20">
                       <a:extLst>
                         <a:ext uri="{28A0092B-C50C-407E-A947-70E740481C1C}">
                           <a14:useLocalDpi xmlns:a14="http://schemas.microsoft.com/office/drawing/2010/main" val="0"/>
@@ -8436,10 +8408,13 @@
       <w:pPr>
         <w:pStyle w:val="Ttulo3"/>
       </w:pPr>
-      <w:bookmarkStart w:id="17" w:name="_Toc225045574"/>
+      <w:bookmarkStart w:id="17" w:name="_Toc225079323"/>
       <w:r>
         <w:lastRenderedPageBreak/>
-        <w:t>Conclusión del análisis del ejercicio de Árboles de decisión</w:t>
+        <w:t>Síntesis</w:t>
+      </w:r>
+      <w:r>
+        <w:t xml:space="preserve"> del análisis del ejercicio de Árboles de decisión</w:t>
       </w:r>
       <w:bookmarkEnd w:id="17"/>
     </w:p>
@@ -8493,7 +8468,7 @@
           <w:bCs/>
         </w:rPr>
       </w:pPr>
-      <w:bookmarkStart w:id="18" w:name="_Toc225045575"/>
+      <w:bookmarkStart w:id="18" w:name="_Toc225079324"/>
       <w:r>
         <w:lastRenderedPageBreak/>
         <w:t xml:space="preserve">Resultados de </w:t>
@@ -8511,7 +8486,7 @@
       <w:pPr>
         <w:pStyle w:val="Ttulo3"/>
       </w:pPr>
-      <w:bookmarkStart w:id="19" w:name="_Toc225045576"/>
+      <w:bookmarkStart w:id="19" w:name="_Toc225079325"/>
       <w:proofErr w:type="spellStart"/>
       <w:r>
         <w:t>CTree</w:t>
@@ -8773,7 +8748,7 @@
                     <pic:cNvPicPr/>
                   </pic:nvPicPr>
                   <pic:blipFill>
-                    <a:blip r:embed="rId19"/>
+                    <a:blip r:embed="rId21"/>
                     <a:stretch>
                       <a:fillRect/>
                     </a:stretch>
@@ -8856,7 +8831,7 @@
                     <pic:cNvPicPr/>
                   </pic:nvPicPr>
                   <pic:blipFill rotWithShape="1">
-                    <a:blip r:embed="rId20"/>
+                    <a:blip r:embed="rId22"/>
                     <a:srcRect b="4498"/>
                     <a:stretch>
                       <a:fillRect/>
@@ -8953,7 +8928,7 @@
                     <pic:cNvPicPr/>
                   </pic:nvPicPr>
                   <pic:blipFill>
-                    <a:blip r:embed="rId21"/>
+                    <a:blip r:embed="rId23"/>
                     <a:stretch>
                       <a:fillRect/>
                     </a:stretch>
@@ -9004,7 +8979,7 @@
                     </pic:cNvPicPr>
                   </pic:nvPicPr>
                   <pic:blipFill>
-                    <a:blip r:embed="rId22" cstate="print">
+                    <a:blip r:embed="rId24" cstate="print">
                       <a:extLst>
                         <a:ext uri="{28A0092B-C50C-407E-A947-70E740481C1C}">
                           <a14:useLocalDpi xmlns:a14="http://schemas.microsoft.com/office/drawing/2010/main" val="0"/>
@@ -9073,7 +9048,7 @@
                     <pic:cNvPicPr/>
                   </pic:nvPicPr>
                   <pic:blipFill rotWithShape="1">
-                    <a:blip r:embed="rId23"/>
+                    <a:blip r:embed="rId25"/>
                     <a:srcRect l="1086"/>
                     <a:stretch>
                       <a:fillRect/>
@@ -9151,7 +9126,7 @@
                     <pic:cNvPicPr/>
                   </pic:nvPicPr>
                   <pic:blipFill>
-                    <a:blip r:embed="rId24"/>
+                    <a:blip r:embed="rId26"/>
                     <a:stretch>
                       <a:fillRect/>
                     </a:stretch>
@@ -9212,7 +9187,7 @@
                     <pic:cNvPicPr/>
                   </pic:nvPicPr>
                   <pic:blipFill>
-                    <a:blip r:embed="rId25"/>
+                    <a:blip r:embed="rId27"/>
                     <a:stretch>
                       <a:fillRect/>
                     </a:stretch>
@@ -9269,7 +9244,7 @@
                     <pic:cNvPicPr/>
                   </pic:nvPicPr>
                   <pic:blipFill>
-                    <a:blip r:embed="rId26"/>
+                    <a:blip r:embed="rId28"/>
                     <a:stretch>
                       <a:fillRect/>
                     </a:stretch>
@@ -9316,7 +9291,7 @@
                     <pic:cNvPicPr/>
                   </pic:nvPicPr>
                   <pic:blipFill>
-                    <a:blip r:embed="rId27"/>
+                    <a:blip r:embed="rId29"/>
                     <a:stretch>
                       <a:fillRect/>
                     </a:stretch>
@@ -9403,7 +9378,7 @@
                     </pic:cNvPicPr>
                   </pic:nvPicPr>
                   <pic:blipFill>
-                    <a:blip r:embed="rId28" cstate="print">
+                    <a:blip r:embed="rId30" cstate="print">
                       <a:extLst>
                         <a:ext uri="{28A0092B-C50C-407E-A947-70E740481C1C}">
                           <a14:useLocalDpi xmlns:a14="http://schemas.microsoft.com/office/drawing/2010/main" val="0"/>
@@ -9465,7 +9440,7 @@
                     <pic:cNvPicPr/>
                   </pic:nvPicPr>
                   <pic:blipFill>
-                    <a:blip r:embed="rId29"/>
+                    <a:blip r:embed="rId31"/>
                     <a:stretch>
                       <a:fillRect/>
                     </a:stretch>
@@ -9563,7 +9538,7 @@
                     <pic:cNvPicPr/>
                   </pic:nvPicPr>
                   <pic:blipFill rotWithShape="1">
-                    <a:blip r:embed="rId30"/>
+                    <a:blip r:embed="rId32"/>
                     <a:srcRect l="776"/>
                     <a:stretch>
                       <a:fillRect/>
@@ -9654,7 +9629,7 @@
                     <pic:cNvPicPr/>
                   </pic:nvPicPr>
                   <pic:blipFill>
-                    <a:blip r:embed="rId31"/>
+                    <a:blip r:embed="rId33"/>
                     <a:stretch>
                       <a:fillRect/>
                     </a:stretch>
@@ -9760,7 +9735,7 @@
                     </pic:cNvPicPr>
                   </pic:nvPicPr>
                   <pic:blipFill>
-                    <a:blip r:embed="rId32" cstate="print">
+                    <a:blip r:embed="rId34" cstate="print">
                       <a:extLst>
                         <a:ext uri="{28A0092B-C50C-407E-A947-70E740481C1C}">
                           <a14:useLocalDpi xmlns:a14="http://schemas.microsoft.com/office/drawing/2010/main" val="0"/>
@@ -9818,7 +9793,7 @@
                     <pic:cNvPicPr/>
                   </pic:nvPicPr>
                   <pic:blipFill rotWithShape="1">
-                    <a:blip r:embed="rId33"/>
+                    <a:blip r:embed="rId35"/>
                     <a:srcRect t="10916" b="-1"/>
                     <a:stretch>
                       <a:fillRect/>
@@ -9862,10 +9837,13 @@
       <w:pPr>
         <w:pStyle w:val="Ttulo3"/>
       </w:pPr>
-      <w:bookmarkStart w:id="20" w:name="_Toc225045577"/>
+      <w:bookmarkStart w:id="20" w:name="_Toc225079326"/>
       <w:r>
         <w:lastRenderedPageBreak/>
-        <w:t>Conclusión de</w:t>
+        <w:t>Síntesis</w:t>
+      </w:r>
+      <w:r>
+        <w:t xml:space="preserve"> de</w:t>
       </w:r>
       <w:r>
         <w:t xml:space="preserve">l análisis del ejercicio de </w:t>
@@ -9912,7 +9890,7 @@
       <w:pPr>
         <w:pStyle w:val="Ttulo3"/>
       </w:pPr>
-      <w:bookmarkStart w:id="21" w:name="_Toc225045578"/>
+      <w:bookmarkStart w:id="21" w:name="_Toc225079327"/>
       <w:r>
         <w:t>Rpart</w:t>
       </w:r>
@@ -10014,7 +9992,7 @@
                     <pic:cNvPicPr/>
                   </pic:nvPicPr>
                   <pic:blipFill>
-                    <a:blip r:embed="rId34"/>
+                    <a:blip r:embed="rId36"/>
                     <a:stretch>
                       <a:fillRect/>
                     </a:stretch>
@@ -10099,7 +10077,7 @@
                     <pic:cNvPicPr/>
                   </pic:nvPicPr>
                   <pic:blipFill>
-                    <a:blip r:embed="rId35"/>
+                    <a:blip r:embed="rId37"/>
                     <a:stretch>
                       <a:fillRect/>
                     </a:stretch>
@@ -10154,7 +10132,7 @@
                     <pic:cNvPicPr/>
                   </pic:nvPicPr>
                   <pic:blipFill>
-                    <a:blip r:embed="rId36"/>
+                    <a:blip r:embed="rId38"/>
                     <a:stretch>
                       <a:fillRect/>
                     </a:stretch>
@@ -10198,7 +10176,7 @@
                     </pic:cNvPicPr>
                   </pic:nvPicPr>
                   <pic:blipFill>
-                    <a:blip r:embed="rId37">
+                    <a:blip r:embed="rId39">
                       <a:extLst>
                         <a:ext uri="{28A0092B-C50C-407E-A947-70E740481C1C}">
                           <a14:useLocalDpi xmlns:a14="http://schemas.microsoft.com/office/drawing/2010/main" val="0"/>
@@ -10541,7 +10519,7 @@
                     <pic:cNvPicPr/>
                   </pic:nvPicPr>
                   <pic:blipFill>
-                    <a:blip r:embed="rId38"/>
+                    <a:blip r:embed="rId40"/>
                     <a:stretch>
                       <a:fillRect/>
                     </a:stretch>
@@ -10601,7 +10579,7 @@
                     <pic:cNvPicPr/>
                   </pic:nvPicPr>
                   <pic:blipFill>
-                    <a:blip r:embed="rId39"/>
+                    <a:blip r:embed="rId41"/>
                     <a:stretch>
                       <a:fillRect/>
                     </a:stretch>
@@ -10738,7 +10716,7 @@
                     <pic:cNvPicPr/>
                   </pic:nvPicPr>
                   <pic:blipFill>
-                    <a:blip r:embed="rId40"/>
+                    <a:blip r:embed="rId42"/>
                     <a:stretch>
                       <a:fillRect/>
                     </a:stretch>
@@ -10794,7 +10772,7 @@
                     <pic:cNvPicPr/>
                   </pic:nvPicPr>
                   <pic:blipFill>
-                    <a:blip r:embed="rId41"/>
+                    <a:blip r:embed="rId43"/>
                     <a:stretch>
                       <a:fillRect/>
                     </a:stretch>
@@ -10842,7 +10820,7 @@
                     <pic:cNvPicPr/>
                   </pic:nvPicPr>
                   <pic:blipFill>
-                    <a:blip r:embed="rId42"/>
+                    <a:blip r:embed="rId44"/>
                     <a:stretch>
                       <a:fillRect/>
                     </a:stretch>
@@ -10917,7 +10895,7 @@
                     <pic:cNvPicPr/>
                   </pic:nvPicPr>
                   <pic:blipFill>
-                    <a:blip r:embed="rId43"/>
+                    <a:blip r:embed="rId45"/>
                     <a:stretch>
                       <a:fillRect/>
                     </a:stretch>
@@ -10963,7 +10941,7 @@
                     </pic:cNvPicPr>
                   </pic:nvPicPr>
                   <pic:blipFill>
-                    <a:blip r:embed="rId44">
+                    <a:blip r:embed="rId46">
                       <a:extLst>
                         <a:ext uri="{28A0092B-C50C-407E-A947-70E740481C1C}">
                           <a14:useLocalDpi xmlns:a14="http://schemas.microsoft.com/office/drawing/2010/main" val="0"/>
@@ -11017,7 +10995,7 @@
                     <pic:cNvPicPr/>
                   </pic:nvPicPr>
                   <pic:blipFill>
-                    <a:blip r:embed="rId45"/>
+                    <a:blip r:embed="rId47"/>
                     <a:stretch>
                       <a:fillRect/>
                     </a:stretch>
@@ -11119,7 +11097,7 @@
                     <pic:cNvPicPr/>
                   </pic:nvPicPr>
                   <pic:blipFill>
-                    <a:blip r:embed="rId46"/>
+                    <a:blip r:embed="rId48"/>
                     <a:stretch>
                       <a:fillRect/>
                     </a:stretch>
@@ -11214,7 +11192,7 @@
                     <pic:cNvPicPr/>
                   </pic:nvPicPr>
                   <pic:blipFill>
-                    <a:blip r:embed="rId47"/>
+                    <a:blip r:embed="rId49"/>
                     <a:stretch>
                       <a:fillRect/>
                     </a:stretch>
@@ -11282,7 +11260,7 @@
                     <pic:cNvPicPr/>
                   </pic:nvPicPr>
                   <pic:blipFill>
-                    <a:blip r:embed="rId48"/>
+                    <a:blip r:embed="rId50"/>
                     <a:stretch>
                       <a:fillRect/>
                     </a:stretch>
@@ -11326,7 +11304,7 @@
                     </pic:cNvPicPr>
                   </pic:nvPicPr>
                   <pic:blipFill>
-                    <a:blip r:embed="rId49">
+                    <a:blip r:embed="rId51">
                       <a:extLst>
                         <a:ext uri="{28A0092B-C50C-407E-A947-70E740481C1C}">
                           <a14:useLocalDpi xmlns:a14="http://schemas.microsoft.com/office/drawing/2010/main" val="0"/>
@@ -11386,10 +11364,13 @@
       <w:pPr>
         <w:pStyle w:val="Ttulo3"/>
       </w:pPr>
-      <w:bookmarkStart w:id="22" w:name="_Toc225045579"/>
+      <w:bookmarkStart w:id="22" w:name="_Toc225079328"/>
       <w:r>
         <w:lastRenderedPageBreak/>
-        <w:t>Conclusión del análisis del ejercicio de Rpart</w:t>
+        <w:t>Síntesis</w:t>
+      </w:r>
+      <w:r>
+        <w:t xml:space="preserve"> del análisis del ejercicio de Rpart</w:t>
       </w:r>
       <w:bookmarkEnd w:id="22"/>
     </w:p>
@@ -11949,7 +11930,7 @@
       <w:pPr>
         <w:pStyle w:val="Ttulo1"/>
       </w:pPr>
-      <w:bookmarkStart w:id="23" w:name="_Toc225045580"/>
+      <w:bookmarkStart w:id="23" w:name="_Toc225079329"/>
       <w:r>
         <w:t>Conclusiones generales</w:t>
       </w:r>
@@ -12080,7 +12061,7 @@
       <w:pPr>
         <w:pStyle w:val="Ttulo1"/>
       </w:pPr>
-      <w:bookmarkStart w:id="24" w:name="_Toc225045581"/>
+      <w:bookmarkStart w:id="24" w:name="_Toc225079330"/>
       <w:r>
         <w:t>Referencias</w:t>
       </w:r>
@@ -12542,6 +12523,56 @@
     </w:sectPr>
   </w:body>
 </w:document>
+</file>
+
+<file path=word/endnotes.xml><?xml version="1.0" encoding="utf-8"?>
+<w:endnotes xmlns:wpc="http://schemas.microsoft.com/office/word/2010/wordprocessingCanvas" xmlns:cx="http://schemas.microsoft.com/office/drawing/2014/chartex" xmlns:cx1="http://schemas.microsoft.com/office/drawing/2015/9/8/chartex" xmlns:cx2="http://schemas.microsoft.com/office/drawing/2015/10/21/chartex" xmlns:cx3="http://schemas.microsoft.com/office/drawing/2016/5/9/chartex" xmlns:cx4="http://schemas.microsoft.com/office/drawing/2016/5/10/chartex" xmlns:cx5="http://schemas.microsoft.com/office/drawing/2016/5/11/chartex" xmlns:cx6="http://schemas.microsoft.com/office/drawing/2016/5/12/chartex" xmlns:cx7="http://schemas.microsoft.com/office/drawing/2016/5/13/chartex" xmlns:cx8="http://schemas.microsoft.com/office/drawing/2016/5/14/chartex" xmlns:mc="http://schemas.openxmlformats.org/markup-compatibility/2006" xmlns:aink="http://schemas.microsoft.com/office/drawing/2016/ink" xmlns:am3d="http://schemas.microsoft.com/office/drawing/2017/model3d" xmlns:o="urn:schemas-microsoft-com:office:office" xmlns:oel="http://schemas.microsoft.com/office/2019/extlst" xmlns:r="http://schemas.openxmlformats.org/officeDocument/2006/relationships" xmlns:m="http://schemas.openxmlformats.org/officeDocument/2006/math" xmlns:v="urn:schemas-microsoft-com:vml" xmlns:wp14="http://schemas.microsoft.com/office/word/2010/wordprocessingDrawing" xmlns:wp="http://schemas.openxmlformats.org/drawingml/2006/wordprocessingDrawing" xmlns:w10="urn:schemas-microsoft-com:office:word" xmlns:w="http://schemas.openxmlformats.org/wordprocessingml/2006/main" xmlns:w14="http://schemas.microsoft.com/office/word/2010/wordml" xmlns:w15="http://schemas.microsoft.com/office/word/2012/wordml" xmlns:w16cex="http://schemas.microsoft.com/office/word/2018/wordml/cex" xmlns:w16cid="http://schemas.microsoft.com/office/word/2016/wordml/cid" xmlns:w16="http://schemas.microsoft.com/office/word/2018/wordml" xmlns:w16du="http://schemas.microsoft.com/office/word/2023/wordml/word16du" xmlns:w16sdtdh="http://schemas.microsoft.com/office/word/2020/wordml/sdtdatahash" xmlns:w16sdtfl="http://schemas.microsoft.com/office/word/2024/wordml/sdtformatlock" xmlns:w16se="http://schemas.microsoft.com/office/word/2015/wordml/symex" xmlns:wpg="http://schemas.microsoft.com/office/word/2010/wordprocessingGroup" xmlns:wpi="http://schemas.microsoft.com/office/word/2010/wordprocessingInk" xmlns:wne="http://schemas.microsoft.com/office/word/2006/wordml" xmlns:wps="http://schemas.microsoft.com/office/word/2010/wordprocessingShape" mc:Ignorable="w14 w15 w16se w16cid w16 w16cex w16sdtdh w16sdtfl w16du wp14">
+  <w:endnote w:type="separator" w:id="-1">
+    <w:p>
+      <w:pPr>
+        <w:spacing w:after="0" w:line="240" w:lineRule="auto"/>
+      </w:pPr>
+      <w:r>
+        <w:separator/>
+      </w:r>
+    </w:p>
+  </w:endnote>
+  <w:endnote w:type="continuationSeparator" w:id="0">
+    <w:p>
+      <w:pPr>
+        <w:spacing w:after="0" w:line="240" w:lineRule="auto"/>
+      </w:pPr>
+      <w:r>
+        <w:continuationSeparator/>
+      </w:r>
+    </w:p>
+  </w:endnote>
+</w:endnotes>
+</file>
+
+<file path=word/footnotes.xml><?xml version="1.0" encoding="utf-8"?>
+<w:footnotes xmlns:wpc="http://schemas.microsoft.com/office/word/2010/wordprocessingCanvas" xmlns:cx="http://schemas.microsoft.com/office/drawing/2014/chartex" xmlns:cx1="http://schemas.microsoft.com/office/drawing/2015/9/8/chartex" xmlns:cx2="http://schemas.microsoft.com/office/drawing/2015/10/21/chartex" xmlns:cx3="http://schemas.microsoft.com/office/drawing/2016/5/9/chartex" xmlns:cx4="http://schemas.microsoft.com/office/drawing/2016/5/10/chartex" xmlns:cx5="http://schemas.microsoft.com/office/drawing/2016/5/11/chartex" xmlns:cx6="http://schemas.microsoft.com/office/drawing/2016/5/12/chartex" xmlns:cx7="http://schemas.microsoft.com/office/drawing/2016/5/13/chartex" xmlns:cx8="http://schemas.microsoft.com/office/drawing/2016/5/14/chartex" xmlns:mc="http://schemas.openxmlformats.org/markup-compatibility/2006" xmlns:aink="http://schemas.microsoft.com/office/drawing/2016/ink" xmlns:am3d="http://schemas.microsoft.com/office/drawing/2017/model3d" xmlns:o="urn:schemas-microsoft-com:office:office" xmlns:oel="http://schemas.microsoft.com/office/2019/extlst" xmlns:r="http://schemas.openxmlformats.org/officeDocument/2006/relationships" xmlns:m="http://schemas.openxmlformats.org/officeDocument/2006/math" xmlns:v="urn:schemas-microsoft-com:vml" xmlns:wp14="http://schemas.microsoft.com/office/word/2010/wordprocessingDrawing" xmlns:wp="http://schemas.openxmlformats.org/drawingml/2006/wordprocessingDrawing" xmlns:w10="urn:schemas-microsoft-com:office:word" xmlns:w="http://schemas.openxmlformats.org/wordprocessingml/2006/main" xmlns:w14="http://schemas.microsoft.com/office/word/2010/wordml" xmlns:w15="http://schemas.microsoft.com/office/word/2012/wordml" xmlns:w16cex="http://schemas.microsoft.com/office/word/2018/wordml/cex" xmlns:w16cid="http://schemas.microsoft.com/office/word/2016/wordml/cid" xmlns:w16="http://schemas.microsoft.com/office/word/2018/wordml" xmlns:w16du="http://schemas.microsoft.com/office/word/2023/wordml/word16du" xmlns:w16sdtdh="http://schemas.microsoft.com/office/word/2020/wordml/sdtdatahash" xmlns:w16sdtfl="http://schemas.microsoft.com/office/word/2024/wordml/sdtformatlock" xmlns:w16se="http://schemas.microsoft.com/office/word/2015/wordml/symex" xmlns:wpg="http://schemas.microsoft.com/office/word/2010/wordprocessingGroup" xmlns:wpi="http://schemas.microsoft.com/office/word/2010/wordprocessingInk" xmlns:wne="http://schemas.microsoft.com/office/word/2006/wordml" xmlns:wps="http://schemas.microsoft.com/office/word/2010/wordprocessingShape" mc:Ignorable="w14 w15 w16se w16cid w16 w16cex w16sdtdh w16sdtfl w16du wp14">
+  <w:footnote w:type="separator" w:id="-1">
+    <w:p>
+      <w:pPr>
+        <w:spacing w:after="0" w:line="240" w:lineRule="auto"/>
+      </w:pPr>
+      <w:r>
+        <w:separator/>
+      </w:r>
+    </w:p>
+  </w:footnote>
+  <w:footnote w:type="continuationSeparator" w:id="0">
+    <w:p>
+      <w:pPr>
+        <w:spacing w:after="0" w:line="240" w:lineRule="auto"/>
+      </w:pPr>
+      <w:r>
+        <w:continuationSeparator/>
+      </w:r>
+    </w:p>
+  </w:footnote>
+</w:footnotes>
 </file>
 
 <file path=word/numbering.xml><?xml version="1.0" encoding="utf-8"?>
@@ -15498,6 +15529,50 @@
       <w:color w:val="5A5A5A" w:themeColor="text1" w:themeTint="A5"/>
     </w:rPr>
   </w:style>
+  <w:style w:type="paragraph" w:styleId="Encabezado">
+    <w:name w:val="header"/>
+    <w:basedOn w:val="Normal"/>
+    <w:link w:val="EncabezadoCar"/>
+    <w:uiPriority w:val="99"/>
+    <w:unhideWhenUsed/>
+    <w:rsid w:val="00D77100"/>
+    <w:pPr>
+      <w:tabs>
+        <w:tab w:val="center" w:pos="4419"/>
+        <w:tab w:val="right" w:pos="8838"/>
+      </w:tabs>
+      <w:spacing w:after="0" w:line="240" w:lineRule="auto"/>
+    </w:pPr>
+  </w:style>
+  <w:style w:type="character" w:customStyle="1" w:styleId="EncabezadoCar">
+    <w:name w:val="Encabezado Car"/>
+    <w:basedOn w:val="Fuentedeprrafopredeter"/>
+    <w:link w:val="Encabezado"/>
+    <w:uiPriority w:val="99"/>
+    <w:rsid w:val="00D77100"/>
+  </w:style>
+  <w:style w:type="paragraph" w:styleId="Piedepgina">
+    <w:name w:val="footer"/>
+    <w:basedOn w:val="Normal"/>
+    <w:link w:val="PiedepginaCar"/>
+    <w:uiPriority w:val="99"/>
+    <w:unhideWhenUsed/>
+    <w:rsid w:val="00D77100"/>
+    <w:pPr>
+      <w:tabs>
+        <w:tab w:val="center" w:pos="4419"/>
+        <w:tab w:val="right" w:pos="8838"/>
+      </w:tabs>
+      <w:spacing w:after="0" w:line="240" w:lineRule="auto"/>
+    </w:pPr>
+  </w:style>
+  <w:style w:type="character" w:customStyle="1" w:styleId="PiedepginaCar">
+    <w:name w:val="Pie de página Car"/>
+    <w:basedOn w:val="Fuentedeprrafopredeter"/>
+    <w:link w:val="Piedepgina"/>
+    <w:uiPriority w:val="99"/>
+    <w:rsid w:val="00D77100"/>
+  </w:style>
 </w:styles>
 </file>
 
